--- a/ReportsAndDocuments/ManeeshaE_ProgressReport5.docx
+++ b/ReportsAndDocuments/ManeeshaE_ProgressReport5.docx
@@ -79,7 +79,10 @@
         <w:t xml:space="preserve"> </w:t>
       </w:r>
       <w:r>
-        <w:t>10</w:t>
+        <w:t>1</w:t>
+      </w:r>
+      <w:r>
+        <w:t>7</w:t>
       </w:r>
       <w:r>
         <w:t>-</w:t>
@@ -97,7 +100,7 @@
         <w:t xml:space="preserve"> to </w:t>
       </w:r>
       <w:r>
-        <w:t>16</w:t>
+        <w:t>23</w:t>
       </w:r>
       <w:r>
         <w:t>-Mar-202</w:t>
@@ -111,7 +114,7 @@
         <w:t>Progress Report #</w:t>
       </w:r>
       <w:r>
-        <w:t>4</w:t>
+        <w:t>5</w:t>
       </w:r>
     </w:p>
     <w:p>
@@ -131,13 +134,13 @@
     </w:p>
     <w:tbl>
       <w:tblPr>
-        <w:tblW w:w="9940" w:type="dxa"/>
+        <w:tblW w:w="9660" w:type="dxa"/>
         <w:tblLook w:val="04A0" w:firstRow="1" w:lastRow="0" w:firstColumn="1" w:lastColumn="0" w:noHBand="0" w:noVBand="1"/>
       </w:tblPr>
       <w:tblGrid>
-        <w:gridCol w:w="1240"/>
+        <w:gridCol w:w="1740"/>
         <w:gridCol w:w="1220"/>
-        <w:gridCol w:w="7480"/>
+        <w:gridCol w:w="6700"/>
       </w:tblGrid>
       <w:tr>
         <w:trPr>
@@ -145,7 +148,7 @@
         </w:trPr>
         <w:tc>
           <w:tcPr>
-            <w:tcW w:w="1240" w:type="dxa"/>
+            <w:tcW w:w="1740" w:type="dxa"/>
             <w:tcBorders>
               <w:top w:val="single" w:sz="4" w:space="0" w:color="auto"/>
               <w:left w:val="single" w:sz="4" w:space="0" w:color="auto"/>
@@ -161,22 +164,26 @@
               <w:spacing w:after="0" w:line="240" w:lineRule="auto"/>
               <w:jc w:val="center"/>
               <w:rPr>
-                <w:rFonts w:eastAsia="Times New Roman" w:cs="Calibri"/>
+                <w:rFonts w:ascii="Calibri" w:eastAsia="Times New Roman" w:hAnsi="Calibri" w:cs="Calibri"/>
                 <w:b/>
                 <w:bCs/>
                 <w:color w:val="000000"/>
                 <w:kern w:val="0"/>
+                <w:sz w:val="22"/>
+                <w:szCs w:val="22"/>
                 <w:lang w:eastAsia="en-CA"/>
                 <w14:ligatures w14:val="none"/>
               </w:rPr>
             </w:pPr>
             <w:r>
               <w:rPr>
-                <w:rFonts w:eastAsia="Times New Roman" w:cs="Calibri"/>
+                <w:rFonts w:ascii="Calibri" w:eastAsia="Times New Roman" w:hAnsi="Calibri" w:cs="Calibri"/>
                 <w:b/>
                 <w:bCs/>
                 <w:color w:val="000000"/>
                 <w:kern w:val="0"/>
+                <w:sz w:val="22"/>
+                <w:szCs w:val="22"/>
                 <w:lang w:eastAsia="en-CA"/>
                 <w14:ligatures w14:val="none"/>
               </w:rPr>
@@ -202,22 +209,26 @@
               <w:spacing w:after="0" w:line="240" w:lineRule="auto"/>
               <w:jc w:val="right"/>
               <w:rPr>
-                <w:rFonts w:eastAsia="Times New Roman" w:cs="Calibri"/>
+                <w:rFonts w:ascii="Calibri" w:eastAsia="Times New Roman" w:hAnsi="Calibri" w:cs="Calibri"/>
                 <w:b/>
                 <w:bCs/>
                 <w:color w:val="000000"/>
                 <w:kern w:val="0"/>
+                <w:sz w:val="22"/>
+                <w:szCs w:val="22"/>
                 <w:lang w:eastAsia="en-CA"/>
                 <w14:ligatures w14:val="none"/>
               </w:rPr>
             </w:pPr>
             <w:r>
               <w:rPr>
-                <w:rFonts w:eastAsia="Times New Roman" w:cs="Calibri"/>
+                <w:rFonts w:ascii="Calibri" w:eastAsia="Times New Roman" w:hAnsi="Calibri" w:cs="Calibri"/>
                 <w:b/>
                 <w:bCs/>
                 <w:color w:val="000000"/>
                 <w:kern w:val="0"/>
+                <w:sz w:val="22"/>
+                <w:szCs w:val="22"/>
                 <w:lang w:eastAsia="en-CA"/>
                 <w14:ligatures w14:val="none"/>
               </w:rPr>
@@ -227,7 +238,7 @@
         </w:tc>
         <w:tc>
           <w:tcPr>
-            <w:tcW w:w="7480" w:type="dxa"/>
+            <w:tcW w:w="6700" w:type="dxa"/>
             <w:tcBorders>
               <w:top w:val="single" w:sz="4" w:space="0" w:color="auto"/>
               <w:left w:val="nil"/>
@@ -243,22 +254,26 @@
               <w:spacing w:after="0" w:line="240" w:lineRule="auto"/>
               <w:jc w:val="center"/>
               <w:rPr>
-                <w:rFonts w:eastAsia="Times New Roman" w:cs="Calibri"/>
+                <w:rFonts w:ascii="Calibri" w:eastAsia="Times New Roman" w:hAnsi="Calibri" w:cs="Calibri"/>
                 <w:b/>
                 <w:bCs/>
                 <w:color w:val="000000"/>
                 <w:kern w:val="0"/>
+                <w:sz w:val="22"/>
+                <w:szCs w:val="22"/>
                 <w:lang w:eastAsia="en-CA"/>
                 <w14:ligatures w14:val="none"/>
               </w:rPr>
             </w:pPr>
             <w:r>
               <w:rPr>
-                <w:rFonts w:eastAsia="Times New Roman" w:cs="Calibri"/>
+                <w:rFonts w:ascii="Calibri" w:eastAsia="Times New Roman" w:hAnsi="Calibri" w:cs="Calibri"/>
                 <w:b/>
                 <w:bCs/>
                 <w:color w:val="000000"/>
                 <w:kern w:val="0"/>
+                <w:sz w:val="22"/>
+                <w:szCs w:val="22"/>
                 <w:lang w:eastAsia="en-CA"/>
                 <w14:ligatures w14:val="none"/>
               </w:rPr>
@@ -269,11 +284,929 @@
       </w:tr>
       <w:tr>
         <w:trPr>
-          <w:trHeight w:val="300"/>
+          <w:trHeight w:val="900"/>
         </w:trPr>
         <w:tc>
           <w:tcPr>
-            <w:tcW w:w="1240" w:type="dxa"/>
+            <w:tcW w:w="1740" w:type="dxa"/>
+            <w:vMerge w:val="restart"/>
+            <w:tcBorders>
+              <w:top w:val="nil"/>
+              <w:left w:val="single" w:sz="4" w:space="0" w:color="auto"/>
+              <w:bottom w:val="single" w:sz="4" w:space="0" w:color="auto"/>
+              <w:right w:val="single" w:sz="4" w:space="0" w:color="auto"/>
+            </w:tcBorders>
+            <w:shd w:val="clear" w:color="auto" w:fill="auto"/>
+            <w:vAlign w:val="center"/>
+            <w:hideMark/>
+          </w:tcPr>
+          <w:p>
+            <w:pPr>
+              <w:spacing w:after="0" w:line="240" w:lineRule="auto"/>
+              <w:jc w:val="center"/>
+              <w:rPr>
+                <w:rFonts w:ascii="Calibri" w:eastAsia="Times New Roman" w:hAnsi="Calibri" w:cs="Calibri"/>
+                <w:color w:val="000000"/>
+                <w:kern w:val="0"/>
+                <w:sz w:val="22"/>
+                <w:szCs w:val="22"/>
+                <w:lang w:eastAsia="en-CA"/>
+                <w14:ligatures w14:val="none"/>
+              </w:rPr>
+            </w:pPr>
+            <w:r>
+              <w:rPr>
+                <w:rFonts w:ascii="Calibri" w:eastAsia="Times New Roman" w:hAnsi="Calibri" w:cs="Calibri"/>
+                <w:color w:val="000000"/>
+                <w:kern w:val="0"/>
+                <w:sz w:val="22"/>
+                <w:szCs w:val="22"/>
+                <w:lang w:eastAsia="en-CA"/>
+                <w14:ligatures w14:val="none"/>
+              </w:rPr>
+              <w:t>18-Mar</w:t>
+            </w:r>
+          </w:p>
+        </w:tc>
+        <w:tc>
+          <w:tcPr>
+            <w:tcW w:w="1220" w:type="dxa"/>
+            <w:vMerge w:val="restart"/>
+            <w:tcBorders>
+              <w:top w:val="nil"/>
+              <w:left w:val="single" w:sz="4" w:space="0" w:color="auto"/>
+              <w:bottom w:val="single" w:sz="4" w:space="0" w:color="auto"/>
+              <w:right w:val="single" w:sz="4" w:space="0" w:color="auto"/>
+            </w:tcBorders>
+            <w:shd w:val="clear" w:color="auto" w:fill="auto"/>
+            <w:vAlign w:val="center"/>
+            <w:hideMark/>
+          </w:tcPr>
+          <w:p>
+            <w:pPr>
+              <w:spacing w:after="0" w:line="240" w:lineRule="auto"/>
+              <w:jc w:val="center"/>
+              <w:rPr>
+                <w:rFonts w:ascii="Calibri" w:eastAsia="Times New Roman" w:hAnsi="Calibri" w:cs="Calibri"/>
+                <w:color w:val="000000"/>
+                <w:kern w:val="0"/>
+                <w:sz w:val="22"/>
+                <w:szCs w:val="22"/>
+                <w:lang w:eastAsia="en-CA"/>
+                <w14:ligatures w14:val="none"/>
+              </w:rPr>
+            </w:pPr>
+            <w:r>
+              <w:rPr>
+                <w:rFonts w:ascii="Calibri" w:eastAsia="Times New Roman" w:hAnsi="Calibri" w:cs="Calibri"/>
+                <w:color w:val="000000"/>
+                <w:kern w:val="0"/>
+                <w:sz w:val="22"/>
+                <w:szCs w:val="22"/>
+                <w:lang w:eastAsia="en-CA"/>
+                <w14:ligatures w14:val="none"/>
+              </w:rPr>
+              <w:t>4</w:t>
+            </w:r>
+          </w:p>
+        </w:tc>
+        <w:tc>
+          <w:tcPr>
+            <w:tcW w:w="6700" w:type="dxa"/>
+            <w:tcBorders>
+              <w:top w:val="nil"/>
+              <w:left w:val="nil"/>
+              <w:bottom w:val="single" w:sz="4" w:space="0" w:color="auto"/>
+              <w:right w:val="single" w:sz="4" w:space="0" w:color="auto"/>
+            </w:tcBorders>
+            <w:shd w:val="clear" w:color="auto" w:fill="auto"/>
+            <w:vAlign w:val="center"/>
+            <w:hideMark/>
+          </w:tcPr>
+          <w:p>
+            <w:pPr>
+              <w:spacing w:after="0" w:line="240" w:lineRule="auto"/>
+              <w:rPr>
+                <w:rFonts w:ascii="Calibri" w:eastAsia="Times New Roman" w:hAnsi="Calibri" w:cs="Calibri"/>
+                <w:color w:val="000000"/>
+                <w:kern w:val="0"/>
+                <w:sz w:val="22"/>
+                <w:szCs w:val="22"/>
+                <w:lang w:eastAsia="en-CA"/>
+                <w14:ligatures w14:val="none"/>
+              </w:rPr>
+            </w:pPr>
+            <w:r>
+              <w:rPr>
+                <w:rFonts w:ascii="Calibri" w:eastAsia="Times New Roman" w:hAnsi="Calibri" w:cs="Calibri"/>
+                <w:color w:val="000000"/>
+                <w:kern w:val="0"/>
+                <w:sz w:val="22"/>
+                <w:szCs w:val="22"/>
+                <w:lang w:eastAsia="en-CA"/>
+                <w14:ligatures w14:val="none"/>
+              </w:rPr>
+              <w:t xml:space="preserve">Implemented and tested the farmer–vendor chat module in the </w:t>
+            </w:r>
+            <w:proofErr w:type="spellStart"/>
+            <w:r>
+              <w:rPr>
+                <w:rFonts w:ascii="Calibri" w:eastAsia="Times New Roman" w:hAnsi="Calibri" w:cs="Calibri"/>
+                <w:color w:val="000000"/>
+                <w:kern w:val="0"/>
+                <w:sz w:val="22"/>
+                <w:szCs w:val="22"/>
+                <w:lang w:eastAsia="en-CA"/>
+                <w14:ligatures w14:val="none"/>
+              </w:rPr>
+              <w:t>FarmVendor</w:t>
+            </w:r>
+            <w:proofErr w:type="spellEnd"/>
+            <w:r>
+              <w:rPr>
+                <w:rFonts w:ascii="Calibri" w:eastAsia="Times New Roman" w:hAnsi="Calibri" w:cs="Calibri"/>
+                <w:color w:val="000000"/>
+                <w:kern w:val="0"/>
+                <w:sz w:val="22"/>
+                <w:szCs w:val="22"/>
+                <w:lang w:eastAsia="en-CA"/>
+                <w14:ligatures w14:val="none"/>
+              </w:rPr>
+              <w:t xml:space="preserve"> system. Added chat conversation creation and message flow between farmer and vendor users.</w:t>
+            </w:r>
+          </w:p>
+        </w:tc>
+      </w:tr>
+      <w:tr>
+        <w:trPr>
+          <w:trHeight w:val="600"/>
+        </w:trPr>
+        <w:tc>
+          <w:tcPr>
+            <w:tcW w:w="1740" w:type="dxa"/>
+            <w:vMerge/>
+            <w:tcBorders>
+              <w:top w:val="nil"/>
+              <w:left w:val="single" w:sz="4" w:space="0" w:color="auto"/>
+              <w:bottom w:val="single" w:sz="4" w:space="0" w:color="auto"/>
+              <w:right w:val="single" w:sz="4" w:space="0" w:color="auto"/>
+            </w:tcBorders>
+            <w:vAlign w:val="center"/>
+            <w:hideMark/>
+          </w:tcPr>
+          <w:p>
+            <w:pPr>
+              <w:spacing w:after="0" w:line="240" w:lineRule="auto"/>
+              <w:rPr>
+                <w:rFonts w:ascii="Calibri" w:eastAsia="Times New Roman" w:hAnsi="Calibri" w:cs="Calibri"/>
+                <w:color w:val="000000"/>
+                <w:kern w:val="0"/>
+                <w:sz w:val="22"/>
+                <w:szCs w:val="22"/>
+                <w:lang w:eastAsia="en-CA"/>
+                <w14:ligatures w14:val="none"/>
+              </w:rPr>
+            </w:pPr>
+          </w:p>
+        </w:tc>
+        <w:tc>
+          <w:tcPr>
+            <w:tcW w:w="1220" w:type="dxa"/>
+            <w:vMerge/>
+            <w:tcBorders>
+              <w:top w:val="nil"/>
+              <w:left w:val="single" w:sz="4" w:space="0" w:color="auto"/>
+              <w:bottom w:val="single" w:sz="4" w:space="0" w:color="auto"/>
+              <w:right w:val="single" w:sz="4" w:space="0" w:color="auto"/>
+            </w:tcBorders>
+            <w:vAlign w:val="center"/>
+            <w:hideMark/>
+          </w:tcPr>
+          <w:p>
+            <w:pPr>
+              <w:spacing w:after="0" w:line="240" w:lineRule="auto"/>
+              <w:rPr>
+                <w:rFonts w:ascii="Calibri" w:eastAsia="Times New Roman" w:hAnsi="Calibri" w:cs="Calibri"/>
+                <w:color w:val="000000"/>
+                <w:kern w:val="0"/>
+                <w:sz w:val="22"/>
+                <w:szCs w:val="22"/>
+                <w:lang w:eastAsia="en-CA"/>
+                <w14:ligatures w14:val="none"/>
+              </w:rPr>
+            </w:pPr>
+          </w:p>
+        </w:tc>
+        <w:tc>
+          <w:tcPr>
+            <w:tcW w:w="6700" w:type="dxa"/>
+            <w:tcBorders>
+              <w:top w:val="nil"/>
+              <w:left w:val="nil"/>
+              <w:bottom w:val="single" w:sz="4" w:space="0" w:color="auto"/>
+              <w:right w:val="single" w:sz="4" w:space="0" w:color="auto"/>
+            </w:tcBorders>
+            <w:shd w:val="clear" w:color="auto" w:fill="auto"/>
+            <w:vAlign w:val="center"/>
+            <w:hideMark/>
+          </w:tcPr>
+          <w:p>
+            <w:pPr>
+              <w:spacing w:after="0" w:line="240" w:lineRule="auto"/>
+              <w:rPr>
+                <w:rFonts w:ascii="Calibri" w:eastAsia="Times New Roman" w:hAnsi="Calibri" w:cs="Calibri"/>
+                <w:color w:val="000000"/>
+                <w:kern w:val="0"/>
+                <w:sz w:val="22"/>
+                <w:szCs w:val="22"/>
+                <w:lang w:eastAsia="en-CA"/>
+                <w14:ligatures w14:val="none"/>
+              </w:rPr>
+            </w:pPr>
+            <w:r>
+              <w:rPr>
+                <w:rFonts w:ascii="Calibri" w:eastAsia="Times New Roman" w:hAnsi="Calibri" w:cs="Calibri"/>
+                <w:color w:val="000000"/>
+                <w:kern w:val="0"/>
+                <w:sz w:val="22"/>
+                <w:szCs w:val="22"/>
+                <w:lang w:eastAsia="en-CA"/>
+                <w14:ligatures w14:val="none"/>
+              </w:rPr>
+              <w:t xml:space="preserve">Fixed login-related user identification issues by updating </w:t>
+            </w:r>
+            <w:proofErr w:type="spellStart"/>
+            <w:r>
+              <w:rPr>
+                <w:rFonts w:ascii="Arial Unicode MS" w:eastAsia="Times New Roman" w:hAnsi="Arial Unicode MS" w:cs="Calibri"/>
+                <w:color w:val="000000"/>
+                <w:kern w:val="0"/>
+                <w:sz w:val="20"/>
+                <w:szCs w:val="20"/>
+                <w:lang w:eastAsia="en-CA"/>
+                <w14:ligatures w14:val="none"/>
+              </w:rPr>
+              <w:t>Login.jsx</w:t>
+            </w:r>
+            <w:proofErr w:type="spellEnd"/>
+            <w:r>
+              <w:rPr>
+                <w:rFonts w:ascii="Calibri" w:eastAsia="Times New Roman" w:hAnsi="Calibri" w:cs="Calibri"/>
+                <w:color w:val="000000"/>
+                <w:kern w:val="0"/>
+                <w:sz w:val="22"/>
+                <w:szCs w:val="22"/>
+                <w:lang w:eastAsia="en-CA"/>
+                <w14:ligatures w14:val="none"/>
+              </w:rPr>
+              <w:t xml:space="preserve"> to store </w:t>
+            </w:r>
+            <w:proofErr w:type="spellStart"/>
+            <w:r>
+              <w:rPr>
+                <w:rFonts w:ascii="Arial Unicode MS" w:eastAsia="Times New Roman" w:hAnsi="Arial Unicode MS" w:cs="Calibri"/>
+                <w:color w:val="000000"/>
+                <w:kern w:val="0"/>
+                <w:sz w:val="20"/>
+                <w:szCs w:val="20"/>
+                <w:lang w:eastAsia="en-CA"/>
+                <w14:ligatures w14:val="none"/>
+              </w:rPr>
+              <w:t>userId</w:t>
+            </w:r>
+            <w:proofErr w:type="spellEnd"/>
+            <w:r>
+              <w:rPr>
+                <w:rFonts w:ascii="Calibri" w:eastAsia="Times New Roman" w:hAnsi="Calibri" w:cs="Calibri"/>
+                <w:color w:val="000000"/>
+                <w:kern w:val="0"/>
+                <w:sz w:val="22"/>
+                <w:szCs w:val="22"/>
+                <w:lang w:eastAsia="en-CA"/>
+                <w14:ligatures w14:val="none"/>
+              </w:rPr>
+              <w:t xml:space="preserve"> in </w:t>
+            </w:r>
+            <w:proofErr w:type="spellStart"/>
+            <w:r>
+              <w:rPr>
+                <w:rFonts w:ascii="Calibri" w:eastAsia="Times New Roman" w:hAnsi="Calibri" w:cs="Calibri"/>
+                <w:color w:val="000000"/>
+                <w:kern w:val="0"/>
+                <w:sz w:val="22"/>
+                <w:szCs w:val="22"/>
+                <w:lang w:eastAsia="en-CA"/>
+                <w14:ligatures w14:val="none"/>
+              </w:rPr>
+              <w:t>localStorage</w:t>
+            </w:r>
+            <w:proofErr w:type="spellEnd"/>
+            <w:r>
+              <w:rPr>
+                <w:rFonts w:ascii="Calibri" w:eastAsia="Times New Roman" w:hAnsi="Calibri" w:cs="Calibri"/>
+                <w:color w:val="000000"/>
+                <w:kern w:val="0"/>
+                <w:sz w:val="22"/>
+                <w:szCs w:val="22"/>
+                <w:lang w:eastAsia="en-CA"/>
+                <w14:ligatures w14:val="none"/>
+              </w:rPr>
+              <w:t xml:space="preserve"> correctly.</w:t>
+            </w:r>
+          </w:p>
+        </w:tc>
+      </w:tr>
+      <w:tr>
+        <w:trPr>
+          <w:trHeight w:val="900"/>
+        </w:trPr>
+        <w:tc>
+          <w:tcPr>
+            <w:tcW w:w="1740" w:type="dxa"/>
+            <w:vMerge/>
+            <w:tcBorders>
+              <w:top w:val="nil"/>
+              <w:left w:val="single" w:sz="4" w:space="0" w:color="auto"/>
+              <w:bottom w:val="single" w:sz="4" w:space="0" w:color="auto"/>
+              <w:right w:val="single" w:sz="4" w:space="0" w:color="auto"/>
+            </w:tcBorders>
+            <w:vAlign w:val="center"/>
+            <w:hideMark/>
+          </w:tcPr>
+          <w:p>
+            <w:pPr>
+              <w:spacing w:after="0" w:line="240" w:lineRule="auto"/>
+              <w:rPr>
+                <w:rFonts w:ascii="Calibri" w:eastAsia="Times New Roman" w:hAnsi="Calibri" w:cs="Calibri"/>
+                <w:color w:val="000000"/>
+                <w:kern w:val="0"/>
+                <w:sz w:val="22"/>
+                <w:szCs w:val="22"/>
+                <w:lang w:eastAsia="en-CA"/>
+                <w14:ligatures w14:val="none"/>
+              </w:rPr>
+            </w:pPr>
+          </w:p>
+        </w:tc>
+        <w:tc>
+          <w:tcPr>
+            <w:tcW w:w="1220" w:type="dxa"/>
+            <w:vMerge/>
+            <w:tcBorders>
+              <w:top w:val="nil"/>
+              <w:left w:val="single" w:sz="4" w:space="0" w:color="auto"/>
+              <w:bottom w:val="single" w:sz="4" w:space="0" w:color="auto"/>
+              <w:right w:val="single" w:sz="4" w:space="0" w:color="auto"/>
+            </w:tcBorders>
+            <w:vAlign w:val="center"/>
+            <w:hideMark/>
+          </w:tcPr>
+          <w:p>
+            <w:pPr>
+              <w:spacing w:after="0" w:line="240" w:lineRule="auto"/>
+              <w:rPr>
+                <w:rFonts w:ascii="Calibri" w:eastAsia="Times New Roman" w:hAnsi="Calibri" w:cs="Calibri"/>
+                <w:color w:val="000000"/>
+                <w:kern w:val="0"/>
+                <w:sz w:val="22"/>
+                <w:szCs w:val="22"/>
+                <w:lang w:eastAsia="en-CA"/>
+                <w14:ligatures w14:val="none"/>
+              </w:rPr>
+            </w:pPr>
+          </w:p>
+        </w:tc>
+        <w:tc>
+          <w:tcPr>
+            <w:tcW w:w="6700" w:type="dxa"/>
+            <w:tcBorders>
+              <w:top w:val="nil"/>
+              <w:left w:val="nil"/>
+              <w:bottom w:val="single" w:sz="4" w:space="0" w:color="auto"/>
+              <w:right w:val="single" w:sz="4" w:space="0" w:color="auto"/>
+            </w:tcBorders>
+            <w:shd w:val="clear" w:color="auto" w:fill="auto"/>
+            <w:vAlign w:val="center"/>
+            <w:hideMark/>
+          </w:tcPr>
+          <w:p>
+            <w:pPr>
+              <w:spacing w:after="0" w:line="240" w:lineRule="auto"/>
+              <w:rPr>
+                <w:rFonts w:ascii="Calibri" w:eastAsia="Times New Roman" w:hAnsi="Calibri" w:cs="Calibri"/>
+                <w:color w:val="000000"/>
+                <w:kern w:val="0"/>
+                <w:sz w:val="22"/>
+                <w:szCs w:val="22"/>
+                <w:lang w:eastAsia="en-CA"/>
+                <w14:ligatures w14:val="none"/>
+              </w:rPr>
+            </w:pPr>
+            <w:r>
+              <w:rPr>
+                <w:rFonts w:ascii="Calibri" w:eastAsia="Times New Roman" w:hAnsi="Calibri" w:cs="Calibri"/>
+                <w:color w:val="000000"/>
+                <w:kern w:val="0"/>
+                <w:sz w:val="22"/>
+                <w:szCs w:val="22"/>
+                <w:lang w:eastAsia="en-CA"/>
+                <w14:ligatures w14:val="none"/>
+              </w:rPr>
+              <w:t xml:space="preserve">Resolved chat database and foreign key issues by verifying valid farmer and vendor IDs from the </w:t>
+            </w:r>
+            <w:proofErr w:type="spellStart"/>
+            <w:r>
+              <w:rPr>
+                <w:rFonts w:ascii="Arial Unicode MS" w:eastAsia="Times New Roman" w:hAnsi="Arial Unicode MS" w:cs="Calibri"/>
+                <w:color w:val="000000"/>
+                <w:kern w:val="0"/>
+                <w:sz w:val="20"/>
+                <w:szCs w:val="20"/>
+                <w:lang w:eastAsia="en-CA"/>
+                <w14:ligatures w14:val="none"/>
+              </w:rPr>
+              <w:t>AspNetUsers</w:t>
+            </w:r>
+            <w:proofErr w:type="spellEnd"/>
+            <w:r>
+              <w:rPr>
+                <w:rFonts w:ascii="Calibri" w:eastAsia="Times New Roman" w:hAnsi="Calibri" w:cs="Calibri"/>
+                <w:color w:val="000000"/>
+                <w:kern w:val="0"/>
+                <w:sz w:val="22"/>
+                <w:szCs w:val="22"/>
+                <w:lang w:eastAsia="en-CA"/>
+                <w14:ligatures w14:val="none"/>
+              </w:rPr>
+              <w:t xml:space="preserve"> table and testing conversation creation successfully.</w:t>
+            </w:r>
+          </w:p>
+        </w:tc>
+      </w:tr>
+      <w:tr>
+        <w:trPr>
+          <w:trHeight w:val="600"/>
+        </w:trPr>
+        <w:tc>
+          <w:tcPr>
+            <w:tcW w:w="1740" w:type="dxa"/>
+            <w:vMerge/>
+            <w:tcBorders>
+              <w:top w:val="nil"/>
+              <w:left w:val="single" w:sz="4" w:space="0" w:color="auto"/>
+              <w:bottom w:val="single" w:sz="4" w:space="0" w:color="auto"/>
+              <w:right w:val="single" w:sz="4" w:space="0" w:color="auto"/>
+            </w:tcBorders>
+            <w:vAlign w:val="center"/>
+            <w:hideMark/>
+          </w:tcPr>
+          <w:p>
+            <w:pPr>
+              <w:spacing w:after="0" w:line="240" w:lineRule="auto"/>
+              <w:rPr>
+                <w:rFonts w:ascii="Calibri" w:eastAsia="Times New Roman" w:hAnsi="Calibri" w:cs="Calibri"/>
+                <w:color w:val="000000"/>
+                <w:kern w:val="0"/>
+                <w:sz w:val="22"/>
+                <w:szCs w:val="22"/>
+                <w:lang w:eastAsia="en-CA"/>
+                <w14:ligatures w14:val="none"/>
+              </w:rPr>
+            </w:pPr>
+          </w:p>
+        </w:tc>
+        <w:tc>
+          <w:tcPr>
+            <w:tcW w:w="1220" w:type="dxa"/>
+            <w:vMerge/>
+            <w:tcBorders>
+              <w:top w:val="nil"/>
+              <w:left w:val="single" w:sz="4" w:space="0" w:color="auto"/>
+              <w:bottom w:val="single" w:sz="4" w:space="0" w:color="auto"/>
+              <w:right w:val="single" w:sz="4" w:space="0" w:color="auto"/>
+            </w:tcBorders>
+            <w:vAlign w:val="center"/>
+            <w:hideMark/>
+          </w:tcPr>
+          <w:p>
+            <w:pPr>
+              <w:spacing w:after="0" w:line="240" w:lineRule="auto"/>
+              <w:rPr>
+                <w:rFonts w:ascii="Calibri" w:eastAsia="Times New Roman" w:hAnsi="Calibri" w:cs="Calibri"/>
+                <w:color w:val="000000"/>
+                <w:kern w:val="0"/>
+                <w:sz w:val="22"/>
+                <w:szCs w:val="22"/>
+                <w:lang w:eastAsia="en-CA"/>
+                <w14:ligatures w14:val="none"/>
+              </w:rPr>
+            </w:pPr>
+          </w:p>
+        </w:tc>
+        <w:tc>
+          <w:tcPr>
+            <w:tcW w:w="6700" w:type="dxa"/>
+            <w:tcBorders>
+              <w:top w:val="nil"/>
+              <w:left w:val="nil"/>
+              <w:bottom w:val="single" w:sz="4" w:space="0" w:color="auto"/>
+              <w:right w:val="single" w:sz="4" w:space="0" w:color="auto"/>
+            </w:tcBorders>
+            <w:shd w:val="clear" w:color="auto" w:fill="auto"/>
+            <w:vAlign w:val="center"/>
+            <w:hideMark/>
+          </w:tcPr>
+          <w:p>
+            <w:pPr>
+              <w:spacing w:after="0" w:line="240" w:lineRule="auto"/>
+              <w:rPr>
+                <w:rFonts w:ascii="Calibri" w:eastAsia="Times New Roman" w:hAnsi="Calibri" w:cs="Calibri"/>
+                <w:color w:val="000000"/>
+                <w:kern w:val="0"/>
+                <w:sz w:val="22"/>
+                <w:szCs w:val="22"/>
+                <w:lang w:eastAsia="en-CA"/>
+                <w14:ligatures w14:val="none"/>
+              </w:rPr>
+            </w:pPr>
+            <w:r>
+              <w:rPr>
+                <w:rFonts w:ascii="Calibri" w:eastAsia="Times New Roman" w:hAnsi="Calibri" w:cs="Calibri"/>
+                <w:color w:val="000000"/>
+                <w:kern w:val="0"/>
+                <w:sz w:val="22"/>
+                <w:szCs w:val="22"/>
+                <w:lang w:eastAsia="en-CA"/>
+                <w14:ligatures w14:val="none"/>
+              </w:rPr>
+              <w:t xml:space="preserve">Fixed </w:t>
+            </w:r>
+            <w:proofErr w:type="spellStart"/>
+            <w:r>
+              <w:rPr>
+                <w:rFonts w:ascii="Calibri" w:eastAsia="Times New Roman" w:hAnsi="Calibri" w:cs="Calibri"/>
+                <w:color w:val="000000"/>
+                <w:kern w:val="0"/>
+                <w:sz w:val="22"/>
+                <w:szCs w:val="22"/>
+                <w:lang w:eastAsia="en-CA"/>
+                <w14:ligatures w14:val="none"/>
+              </w:rPr>
+              <w:t>SignalR</w:t>
+            </w:r>
+            <w:proofErr w:type="spellEnd"/>
+            <w:r>
+              <w:rPr>
+                <w:rFonts w:ascii="Calibri" w:eastAsia="Times New Roman" w:hAnsi="Calibri" w:cs="Calibri"/>
+                <w:color w:val="000000"/>
+                <w:kern w:val="0"/>
+                <w:sz w:val="22"/>
+                <w:szCs w:val="22"/>
+                <w:lang w:eastAsia="en-CA"/>
+                <w14:ligatures w14:val="none"/>
+              </w:rPr>
+              <w:t xml:space="preserve">/CORS connection issues by updating backend configuration in </w:t>
+            </w:r>
+            <w:proofErr w:type="spellStart"/>
+            <w:r>
+              <w:rPr>
+                <w:rFonts w:ascii="Arial Unicode MS" w:eastAsia="Times New Roman" w:hAnsi="Arial Unicode MS" w:cs="Calibri"/>
+                <w:color w:val="000000"/>
+                <w:kern w:val="0"/>
+                <w:sz w:val="20"/>
+                <w:szCs w:val="20"/>
+                <w:lang w:eastAsia="en-CA"/>
+                <w14:ligatures w14:val="none"/>
+              </w:rPr>
+              <w:t>Program.cs</w:t>
+            </w:r>
+            <w:proofErr w:type="spellEnd"/>
+            <w:r>
+              <w:rPr>
+                <w:rFonts w:ascii="Calibri" w:eastAsia="Times New Roman" w:hAnsi="Calibri" w:cs="Calibri"/>
+                <w:color w:val="000000"/>
+                <w:kern w:val="0"/>
+                <w:sz w:val="22"/>
+                <w:szCs w:val="22"/>
+                <w:lang w:eastAsia="en-CA"/>
+                <w14:ligatures w14:val="none"/>
+              </w:rPr>
+              <w:t xml:space="preserve"> and retesting real-time chat connection.</w:t>
+            </w:r>
+          </w:p>
+        </w:tc>
+      </w:tr>
+      <w:tr>
+        <w:trPr>
+          <w:trHeight w:val="1200"/>
+        </w:trPr>
+        <w:tc>
+          <w:tcPr>
+            <w:tcW w:w="1740" w:type="dxa"/>
+            <w:vMerge/>
+            <w:tcBorders>
+              <w:top w:val="nil"/>
+              <w:left w:val="single" w:sz="4" w:space="0" w:color="auto"/>
+              <w:bottom w:val="single" w:sz="4" w:space="0" w:color="auto"/>
+              <w:right w:val="single" w:sz="4" w:space="0" w:color="auto"/>
+            </w:tcBorders>
+            <w:vAlign w:val="center"/>
+            <w:hideMark/>
+          </w:tcPr>
+          <w:p>
+            <w:pPr>
+              <w:spacing w:after="0" w:line="240" w:lineRule="auto"/>
+              <w:rPr>
+                <w:rFonts w:ascii="Calibri" w:eastAsia="Times New Roman" w:hAnsi="Calibri" w:cs="Calibri"/>
+                <w:color w:val="000000"/>
+                <w:kern w:val="0"/>
+                <w:sz w:val="22"/>
+                <w:szCs w:val="22"/>
+                <w:lang w:eastAsia="en-CA"/>
+                <w14:ligatures w14:val="none"/>
+              </w:rPr>
+            </w:pPr>
+          </w:p>
+        </w:tc>
+        <w:tc>
+          <w:tcPr>
+            <w:tcW w:w="1220" w:type="dxa"/>
+            <w:vMerge/>
+            <w:tcBorders>
+              <w:top w:val="nil"/>
+              <w:left w:val="single" w:sz="4" w:space="0" w:color="auto"/>
+              <w:bottom w:val="single" w:sz="4" w:space="0" w:color="auto"/>
+              <w:right w:val="single" w:sz="4" w:space="0" w:color="auto"/>
+            </w:tcBorders>
+            <w:vAlign w:val="center"/>
+            <w:hideMark/>
+          </w:tcPr>
+          <w:p>
+            <w:pPr>
+              <w:spacing w:after="0" w:line="240" w:lineRule="auto"/>
+              <w:rPr>
+                <w:rFonts w:ascii="Calibri" w:eastAsia="Times New Roman" w:hAnsi="Calibri" w:cs="Calibri"/>
+                <w:color w:val="000000"/>
+                <w:kern w:val="0"/>
+                <w:sz w:val="22"/>
+                <w:szCs w:val="22"/>
+                <w:lang w:eastAsia="en-CA"/>
+                <w14:ligatures w14:val="none"/>
+              </w:rPr>
+            </w:pPr>
+          </w:p>
+        </w:tc>
+        <w:tc>
+          <w:tcPr>
+            <w:tcW w:w="6700" w:type="dxa"/>
+            <w:tcBorders>
+              <w:top w:val="nil"/>
+              <w:left w:val="nil"/>
+              <w:bottom w:val="single" w:sz="4" w:space="0" w:color="auto"/>
+              <w:right w:val="single" w:sz="4" w:space="0" w:color="auto"/>
+            </w:tcBorders>
+            <w:shd w:val="clear" w:color="auto" w:fill="auto"/>
+            <w:vAlign w:val="center"/>
+            <w:hideMark/>
+          </w:tcPr>
+          <w:p>
+            <w:pPr>
+              <w:spacing w:after="0" w:line="240" w:lineRule="auto"/>
+              <w:rPr>
+                <w:rFonts w:ascii="Calibri" w:eastAsia="Times New Roman" w:hAnsi="Calibri" w:cs="Calibri"/>
+                <w:color w:val="000000"/>
+                <w:kern w:val="0"/>
+                <w:sz w:val="22"/>
+                <w:szCs w:val="22"/>
+                <w:lang w:eastAsia="en-CA"/>
+                <w14:ligatures w14:val="none"/>
+              </w:rPr>
+            </w:pPr>
+            <w:r>
+              <w:rPr>
+                <w:rFonts w:ascii="Calibri" w:eastAsia="Times New Roman" w:hAnsi="Calibri" w:cs="Calibri"/>
+                <w:color w:val="000000"/>
+                <w:kern w:val="0"/>
+                <w:sz w:val="22"/>
+                <w:szCs w:val="22"/>
+                <w:lang w:eastAsia="en-CA"/>
+                <w14:ligatures w14:val="none"/>
+              </w:rPr>
+              <w:t xml:space="preserve">Improved chat usability by replacing manual user ID entry with searchable selection of existing farmers and vendors using name/email search. Updated </w:t>
+            </w:r>
+            <w:proofErr w:type="spellStart"/>
+            <w:r>
+              <w:rPr>
+                <w:rFonts w:ascii="Arial Unicode MS" w:eastAsia="Times New Roman" w:hAnsi="Arial Unicode MS" w:cs="Calibri"/>
+                <w:color w:val="000000"/>
+                <w:kern w:val="0"/>
+                <w:sz w:val="20"/>
+                <w:szCs w:val="20"/>
+                <w:lang w:eastAsia="en-CA"/>
+                <w14:ligatures w14:val="none"/>
+              </w:rPr>
+              <w:t>ChatController.cs</w:t>
+            </w:r>
+            <w:proofErr w:type="spellEnd"/>
+            <w:r>
+              <w:rPr>
+                <w:rFonts w:ascii="Calibri" w:eastAsia="Times New Roman" w:hAnsi="Calibri" w:cs="Calibri"/>
+                <w:color w:val="000000"/>
+                <w:kern w:val="0"/>
+                <w:sz w:val="22"/>
+                <w:szCs w:val="22"/>
+                <w:lang w:eastAsia="en-CA"/>
+                <w14:ligatures w14:val="none"/>
+              </w:rPr>
+              <w:t xml:space="preserve">, </w:t>
+            </w:r>
+            <w:r>
+              <w:rPr>
+                <w:rFonts w:ascii="Arial Unicode MS" w:eastAsia="Times New Roman" w:hAnsi="Arial Unicode MS" w:cs="Calibri"/>
+                <w:color w:val="000000"/>
+                <w:kern w:val="0"/>
+                <w:sz w:val="20"/>
+                <w:szCs w:val="20"/>
+                <w:lang w:eastAsia="en-CA"/>
+                <w14:ligatures w14:val="none"/>
+              </w:rPr>
+              <w:t>chatApi.js</w:t>
+            </w:r>
+            <w:r>
+              <w:rPr>
+                <w:rFonts w:ascii="Calibri" w:eastAsia="Times New Roman" w:hAnsi="Calibri" w:cs="Calibri"/>
+                <w:color w:val="000000"/>
+                <w:kern w:val="0"/>
+                <w:sz w:val="22"/>
+                <w:szCs w:val="22"/>
+                <w:lang w:eastAsia="en-CA"/>
+                <w14:ligatures w14:val="none"/>
+              </w:rPr>
+              <w:t xml:space="preserve">, </w:t>
+            </w:r>
+            <w:proofErr w:type="spellStart"/>
+            <w:r>
+              <w:rPr>
+                <w:rFonts w:ascii="Arial Unicode MS" w:eastAsia="Times New Roman" w:hAnsi="Arial Unicode MS" w:cs="Calibri"/>
+                <w:color w:val="000000"/>
+                <w:kern w:val="0"/>
+                <w:sz w:val="20"/>
+                <w:szCs w:val="20"/>
+                <w:lang w:eastAsia="en-CA"/>
+                <w14:ligatures w14:val="none"/>
+              </w:rPr>
+              <w:t>FarmerChat.jsx</w:t>
+            </w:r>
+            <w:proofErr w:type="spellEnd"/>
+            <w:r>
+              <w:rPr>
+                <w:rFonts w:ascii="Calibri" w:eastAsia="Times New Roman" w:hAnsi="Calibri" w:cs="Calibri"/>
+                <w:color w:val="000000"/>
+                <w:kern w:val="0"/>
+                <w:sz w:val="22"/>
+                <w:szCs w:val="22"/>
+                <w:lang w:eastAsia="en-CA"/>
+                <w14:ligatures w14:val="none"/>
+              </w:rPr>
+              <w:t xml:space="preserve">, and </w:t>
+            </w:r>
+            <w:proofErr w:type="spellStart"/>
+            <w:r>
+              <w:rPr>
+                <w:rFonts w:ascii="Arial Unicode MS" w:eastAsia="Times New Roman" w:hAnsi="Arial Unicode MS" w:cs="Calibri"/>
+                <w:color w:val="000000"/>
+                <w:kern w:val="0"/>
+                <w:sz w:val="20"/>
+                <w:szCs w:val="20"/>
+                <w:lang w:eastAsia="en-CA"/>
+                <w14:ligatures w14:val="none"/>
+              </w:rPr>
+              <w:t>VendorChat.jsx</w:t>
+            </w:r>
+            <w:proofErr w:type="spellEnd"/>
+            <w:r>
+              <w:rPr>
+                <w:rFonts w:ascii="Calibri" w:eastAsia="Times New Roman" w:hAnsi="Calibri" w:cs="Calibri"/>
+                <w:color w:val="000000"/>
+                <w:kern w:val="0"/>
+                <w:sz w:val="22"/>
+                <w:szCs w:val="22"/>
+                <w:lang w:eastAsia="en-CA"/>
+                <w14:ligatures w14:val="none"/>
+              </w:rPr>
+              <w:t>.</w:t>
+            </w:r>
+          </w:p>
+        </w:tc>
+      </w:tr>
+      <w:tr>
+        <w:trPr>
+          <w:trHeight w:val="900"/>
+        </w:trPr>
+        <w:tc>
+          <w:tcPr>
+            <w:tcW w:w="1740" w:type="dxa"/>
+            <w:vMerge/>
+            <w:tcBorders>
+              <w:top w:val="nil"/>
+              <w:left w:val="single" w:sz="4" w:space="0" w:color="auto"/>
+              <w:bottom w:val="single" w:sz="4" w:space="0" w:color="auto"/>
+              <w:right w:val="single" w:sz="4" w:space="0" w:color="auto"/>
+            </w:tcBorders>
+            <w:vAlign w:val="center"/>
+            <w:hideMark/>
+          </w:tcPr>
+          <w:p>
+            <w:pPr>
+              <w:spacing w:after="0" w:line="240" w:lineRule="auto"/>
+              <w:rPr>
+                <w:rFonts w:ascii="Calibri" w:eastAsia="Times New Roman" w:hAnsi="Calibri" w:cs="Calibri"/>
+                <w:color w:val="000000"/>
+                <w:kern w:val="0"/>
+                <w:sz w:val="22"/>
+                <w:szCs w:val="22"/>
+                <w:lang w:eastAsia="en-CA"/>
+                <w14:ligatures w14:val="none"/>
+              </w:rPr>
+            </w:pPr>
+          </w:p>
+        </w:tc>
+        <w:tc>
+          <w:tcPr>
+            <w:tcW w:w="1220" w:type="dxa"/>
+            <w:vMerge/>
+            <w:tcBorders>
+              <w:top w:val="nil"/>
+              <w:left w:val="single" w:sz="4" w:space="0" w:color="auto"/>
+              <w:bottom w:val="single" w:sz="4" w:space="0" w:color="auto"/>
+              <w:right w:val="single" w:sz="4" w:space="0" w:color="auto"/>
+            </w:tcBorders>
+            <w:vAlign w:val="center"/>
+            <w:hideMark/>
+          </w:tcPr>
+          <w:p>
+            <w:pPr>
+              <w:spacing w:after="0" w:line="240" w:lineRule="auto"/>
+              <w:rPr>
+                <w:rFonts w:ascii="Calibri" w:eastAsia="Times New Roman" w:hAnsi="Calibri" w:cs="Calibri"/>
+                <w:color w:val="000000"/>
+                <w:kern w:val="0"/>
+                <w:sz w:val="22"/>
+                <w:szCs w:val="22"/>
+                <w:lang w:eastAsia="en-CA"/>
+                <w14:ligatures w14:val="none"/>
+              </w:rPr>
+            </w:pPr>
+          </w:p>
+        </w:tc>
+        <w:tc>
+          <w:tcPr>
+            <w:tcW w:w="6700" w:type="dxa"/>
+            <w:tcBorders>
+              <w:top w:val="nil"/>
+              <w:left w:val="nil"/>
+              <w:bottom w:val="single" w:sz="4" w:space="0" w:color="auto"/>
+              <w:right w:val="single" w:sz="4" w:space="0" w:color="auto"/>
+            </w:tcBorders>
+            <w:shd w:val="clear" w:color="auto" w:fill="auto"/>
+            <w:vAlign w:val="center"/>
+            <w:hideMark/>
+          </w:tcPr>
+          <w:p>
+            <w:pPr>
+              <w:spacing w:after="0" w:line="240" w:lineRule="auto"/>
+              <w:rPr>
+                <w:rFonts w:ascii="Calibri" w:eastAsia="Times New Roman" w:hAnsi="Calibri" w:cs="Calibri"/>
+                <w:color w:val="000000"/>
+                <w:kern w:val="0"/>
+                <w:sz w:val="22"/>
+                <w:szCs w:val="22"/>
+                <w:lang w:eastAsia="en-CA"/>
+                <w14:ligatures w14:val="none"/>
+              </w:rPr>
+            </w:pPr>
+            <w:r>
+              <w:rPr>
+                <w:rFonts w:ascii="Calibri" w:eastAsia="Times New Roman" w:hAnsi="Calibri" w:cs="Calibri"/>
+                <w:color w:val="000000"/>
+                <w:kern w:val="0"/>
+                <w:sz w:val="22"/>
+                <w:szCs w:val="22"/>
+                <w:lang w:eastAsia="en-CA"/>
+                <w14:ligatures w14:val="none"/>
+              </w:rPr>
+              <w:t>Tested the full chat workflow from both farmer and vendor sides, including conversation opening, message display, and sending messages in a more user-friendly interface.</w:t>
+            </w:r>
+          </w:p>
+        </w:tc>
+      </w:tr>
+      <w:tr>
+        <w:trPr>
+          <w:trHeight w:val="2700"/>
+        </w:trPr>
+        <w:tc>
+          <w:tcPr>
+            <w:tcW w:w="1740" w:type="dxa"/>
             <w:vMerge w:val="restart"/>
             <w:tcBorders>
               <w:top w:val="nil"/>
@@ -289,24 +1222,28 @@
           <w:p>
             <w:pPr>
               <w:spacing w:after="0" w:line="240" w:lineRule="auto"/>
-              <w:jc w:val="right"/>
-              <w:rPr>
-                <w:rFonts w:eastAsia="Times New Roman" w:cs="Calibri"/>
-                <w:color w:val="000000"/>
-                <w:kern w:val="0"/>
+              <w:jc w:val="center"/>
+              <w:rPr>
+                <w:rFonts w:ascii="Calibri" w:eastAsia="Times New Roman" w:hAnsi="Calibri" w:cs="Calibri"/>
+                <w:color w:val="000000"/>
+                <w:kern w:val="0"/>
+                <w:sz w:val="22"/>
+                <w:szCs w:val="22"/>
                 <w:lang w:eastAsia="en-CA"/>
                 <w14:ligatures w14:val="none"/>
               </w:rPr>
             </w:pPr>
             <w:r>
               <w:rPr>
-                <w:rFonts w:eastAsia="Times New Roman" w:cs="Calibri"/>
-                <w:color w:val="000000"/>
-                <w:kern w:val="0"/>
-                <w:lang w:eastAsia="en-CA"/>
-                <w14:ligatures w14:val="none"/>
-              </w:rPr>
-              <w:t>10-Mar</w:t>
+                <w:rFonts w:ascii="Calibri" w:eastAsia="Times New Roman" w:hAnsi="Calibri" w:cs="Calibri"/>
+                <w:color w:val="000000"/>
+                <w:kern w:val="0"/>
+                <w:sz w:val="22"/>
+                <w:szCs w:val="22"/>
+                <w:lang w:eastAsia="en-CA"/>
+                <w14:ligatures w14:val="none"/>
+              </w:rPr>
+              <w:t>19-Mar</w:t>
             </w:r>
           </w:p>
         </w:tc>
@@ -330,28 +1267,32 @@
               <w:spacing w:after="0" w:line="240" w:lineRule="auto"/>
               <w:jc w:val="center"/>
               <w:rPr>
-                <w:rFonts w:eastAsia="Times New Roman" w:cs="Calibri"/>
-                <w:color w:val="000000"/>
-                <w:kern w:val="0"/>
+                <w:rFonts w:ascii="Calibri" w:eastAsia="Times New Roman" w:hAnsi="Calibri" w:cs="Calibri"/>
+                <w:color w:val="000000"/>
+                <w:kern w:val="0"/>
+                <w:sz w:val="22"/>
+                <w:szCs w:val="22"/>
                 <w:lang w:eastAsia="en-CA"/>
                 <w14:ligatures w14:val="none"/>
               </w:rPr>
             </w:pPr>
             <w:r>
               <w:rPr>
-                <w:rFonts w:eastAsia="Times New Roman" w:cs="Calibri"/>
-                <w:color w:val="000000"/>
-                <w:kern w:val="0"/>
-                <w:lang w:eastAsia="en-CA"/>
-                <w14:ligatures w14:val="none"/>
-              </w:rPr>
-              <w:t>6</w:t>
+                <w:rFonts w:ascii="Calibri" w:eastAsia="Times New Roman" w:hAnsi="Calibri" w:cs="Calibri"/>
+                <w:color w:val="000000"/>
+                <w:kern w:val="0"/>
+                <w:sz w:val="22"/>
+                <w:szCs w:val="22"/>
+                <w:lang w:eastAsia="en-CA"/>
+                <w14:ligatures w14:val="none"/>
+              </w:rPr>
+              <w:t>3</w:t>
             </w:r>
           </w:p>
         </w:tc>
         <w:tc>
           <w:tcPr>
-            <w:tcW w:w="7480" w:type="dxa"/>
+            <w:tcW w:w="6700" w:type="dxa"/>
             <w:tcBorders>
               <w:top w:val="nil"/>
               <w:left w:val="nil"/>
@@ -366,43 +1307,189 @@
             <w:pPr>
               <w:spacing w:after="0" w:line="240" w:lineRule="auto"/>
               <w:rPr>
-                <w:rFonts w:eastAsia="Times New Roman" w:cs="Calibri"/>
-                <w:color w:val="000000"/>
-                <w:kern w:val="0"/>
+                <w:rFonts w:ascii="Calibri" w:eastAsia="Times New Roman" w:hAnsi="Calibri" w:cs="Calibri"/>
+                <w:color w:val="000000"/>
+                <w:kern w:val="0"/>
+                <w:sz w:val="22"/>
+                <w:szCs w:val="22"/>
                 <w:lang w:eastAsia="en-CA"/>
                 <w14:ligatures w14:val="none"/>
               </w:rPr>
             </w:pPr>
             <w:r>
               <w:rPr>
-                <w:rFonts w:eastAsia="Times New Roman" w:cs="Calibri"/>
-                <w:color w:val="000000"/>
-                <w:kern w:val="0"/>
-                <w:lang w:eastAsia="en-CA"/>
-                <w14:ligatures w14:val="none"/>
-              </w:rPr>
-              <w:t>I</w:t>
+                <w:rFonts w:ascii="Calibri" w:eastAsia="Times New Roman" w:hAnsi="Calibri" w:cs="Calibri"/>
+                <w:color w:val="000000"/>
+                <w:kern w:val="0"/>
+                <w:sz w:val="22"/>
+                <w:szCs w:val="22"/>
+                <w:lang w:eastAsia="en-CA"/>
+                <w14:ligatures w14:val="none"/>
+              </w:rPr>
+              <w:t xml:space="preserve">Enhanced user experience of forecasting interface by replacing manual </w:t>
+            </w:r>
+            <w:proofErr w:type="spellStart"/>
+            <w:r>
+              <w:rPr>
+                <w:rFonts w:ascii="Calibri" w:eastAsia="Times New Roman" w:hAnsi="Calibri" w:cs="Calibri"/>
+                <w:color w:val="000000"/>
+                <w:kern w:val="0"/>
+                <w:sz w:val="22"/>
+                <w:szCs w:val="22"/>
+                <w:lang w:eastAsia="en-CA"/>
+                <w14:ligatures w14:val="none"/>
+              </w:rPr>
+              <w:t>userId</w:t>
+            </w:r>
+            <w:proofErr w:type="spellEnd"/>
+            <w:r>
+              <w:rPr>
+                <w:rFonts w:ascii="Calibri" w:eastAsia="Times New Roman" w:hAnsi="Calibri" w:cs="Calibri"/>
+                <w:color w:val="000000"/>
+                <w:kern w:val="0"/>
+                <w:sz w:val="22"/>
+                <w:szCs w:val="22"/>
+                <w:lang w:eastAsia="en-CA"/>
+                <w14:ligatures w14:val="none"/>
+              </w:rPr>
+              <w:t xml:space="preserve"> inputs with searchable dropdowns for vendor and product selection in </w:t>
+            </w:r>
+            <w:proofErr w:type="spellStart"/>
+            <w:r>
+              <w:rPr>
+                <w:rFonts w:ascii="Calibri" w:eastAsia="Times New Roman" w:hAnsi="Calibri" w:cs="Calibri"/>
+                <w:color w:val="000000"/>
+                <w:kern w:val="0"/>
+                <w:sz w:val="22"/>
+                <w:szCs w:val="22"/>
+                <w:lang w:eastAsia="en-CA"/>
+                <w14:ligatures w14:val="none"/>
+              </w:rPr>
+              <w:t>FarmerForecast.jsx</w:t>
+            </w:r>
+            <w:proofErr w:type="spellEnd"/>
+            <w:r>
+              <w:rPr>
+                <w:rFonts w:ascii="Calibri" w:eastAsia="Times New Roman" w:hAnsi="Calibri" w:cs="Calibri"/>
+                <w:color w:val="000000"/>
+                <w:kern w:val="0"/>
+                <w:sz w:val="22"/>
+                <w:szCs w:val="22"/>
+                <w:lang w:eastAsia="en-CA"/>
+                <w14:ligatures w14:val="none"/>
+              </w:rPr>
+              <w:t xml:space="preserve">. Developed backend APIs for vendor and product lookup with search functionality in </w:t>
+            </w:r>
+            <w:proofErr w:type="spellStart"/>
+            <w:r>
+              <w:rPr>
+                <w:rFonts w:ascii="Calibri" w:eastAsia="Times New Roman" w:hAnsi="Calibri" w:cs="Calibri"/>
+                <w:color w:val="000000"/>
+                <w:kern w:val="0"/>
+                <w:sz w:val="22"/>
+                <w:szCs w:val="22"/>
+                <w:lang w:eastAsia="en-CA"/>
+                <w14:ligatures w14:val="none"/>
+              </w:rPr>
+              <w:t>DemandForecastController.cs</w:t>
+            </w:r>
+            <w:proofErr w:type="spellEnd"/>
+            <w:r>
+              <w:rPr>
+                <w:rFonts w:ascii="Calibri" w:eastAsia="Times New Roman" w:hAnsi="Calibri" w:cs="Calibri"/>
+                <w:color w:val="000000"/>
+                <w:kern w:val="0"/>
+                <w:sz w:val="22"/>
+                <w:szCs w:val="22"/>
+                <w:lang w:eastAsia="en-CA"/>
+                <w14:ligatures w14:val="none"/>
+              </w:rPr>
+              <w:t xml:space="preserve"> (endpoints: </w:t>
             </w:r>
             <w:r>
               <w:rPr>
-                <w:rFonts w:eastAsia="Times New Roman" w:cs="Calibri"/>
-                <w:color w:val="000000"/>
-                <w:kern w:val="0"/>
-                <w:lang w:eastAsia="en-CA"/>
-                <w14:ligatures w14:val="none"/>
-              </w:rPr>
-              <w:t>ndividual checking</w:t>
+                <w:rFonts w:ascii="Arial Unicode MS" w:eastAsia="Times New Roman" w:hAnsi="Arial Unicode MS" w:cs="Calibri"/>
+                <w:color w:val="000000"/>
+                <w:kern w:val="0"/>
+                <w:sz w:val="20"/>
+                <w:szCs w:val="20"/>
+                <w:lang w:eastAsia="en-CA"/>
+                <w14:ligatures w14:val="none"/>
+              </w:rPr>
+              <w:t>/vendors</w:t>
+            </w:r>
+            <w:r>
+              <w:rPr>
+                <w:rFonts w:ascii="Calibri" w:eastAsia="Times New Roman" w:hAnsi="Calibri" w:cs="Calibri"/>
+                <w:color w:val="000000"/>
+                <w:kern w:val="0"/>
+                <w:sz w:val="22"/>
+                <w:szCs w:val="22"/>
+                <w:lang w:eastAsia="en-CA"/>
+                <w14:ligatures w14:val="none"/>
+              </w:rPr>
+              <w:t xml:space="preserve">, </w:t>
+            </w:r>
+            <w:r>
+              <w:rPr>
+                <w:rFonts w:ascii="Arial Unicode MS" w:eastAsia="Times New Roman" w:hAnsi="Arial Unicode MS" w:cs="Calibri"/>
+                <w:color w:val="000000"/>
+                <w:kern w:val="0"/>
+                <w:sz w:val="20"/>
+                <w:szCs w:val="20"/>
+                <w:lang w:eastAsia="en-CA"/>
+                <w14:ligatures w14:val="none"/>
+              </w:rPr>
+              <w:t>/products</w:t>
+            </w:r>
+            <w:r>
+              <w:rPr>
+                <w:rFonts w:ascii="Calibri" w:eastAsia="Times New Roman" w:hAnsi="Calibri" w:cs="Calibri"/>
+                <w:color w:val="000000"/>
+                <w:kern w:val="0"/>
+                <w:sz w:val="22"/>
+                <w:szCs w:val="22"/>
+                <w:lang w:eastAsia="en-CA"/>
+                <w14:ligatures w14:val="none"/>
+              </w:rPr>
+              <w:t xml:space="preserve">). Updated API integration in forecastApi.js to support dynamic search queries and data fetching. Improved validation handling and request payload structure in forecasting workflow to correctly include </w:t>
+            </w:r>
+            <w:proofErr w:type="spellStart"/>
+            <w:r>
+              <w:rPr>
+                <w:rFonts w:ascii="Calibri" w:eastAsia="Times New Roman" w:hAnsi="Calibri" w:cs="Calibri"/>
+                <w:color w:val="000000"/>
+                <w:kern w:val="0"/>
+                <w:sz w:val="22"/>
+                <w:szCs w:val="22"/>
+                <w:lang w:eastAsia="en-CA"/>
+                <w14:ligatures w14:val="none"/>
+              </w:rPr>
+              <w:t>vendorId</w:t>
+            </w:r>
+            <w:proofErr w:type="spellEnd"/>
+            <w:r>
+              <w:rPr>
+                <w:rFonts w:ascii="Calibri" w:eastAsia="Times New Roman" w:hAnsi="Calibri" w:cs="Calibri"/>
+                <w:color w:val="000000"/>
+                <w:kern w:val="0"/>
+                <w:sz w:val="22"/>
+                <w:szCs w:val="22"/>
+                <w:lang w:eastAsia="en-CA"/>
+                <w14:ligatures w14:val="none"/>
+              </w:rPr>
+              <w:t xml:space="preserve"> and prevent API errors.</w:t>
             </w:r>
           </w:p>
         </w:tc>
       </w:tr>
       <w:tr>
         <w:trPr>
-          <w:trHeight w:val="600"/>
+          <w:trHeight w:val="1500"/>
         </w:trPr>
         <w:tc>
           <w:tcPr>
-            <w:tcW w:w="1240" w:type="dxa"/>
+            <w:tcW w:w="1740" w:type="dxa"/>
             <w:vMerge/>
             <w:tcBorders>
               <w:top w:val="nil"/>
@@ -417,9 +1504,11 @@
             <w:pPr>
               <w:spacing w:after="0" w:line="240" w:lineRule="auto"/>
               <w:rPr>
-                <w:rFonts w:eastAsia="Times New Roman" w:cs="Calibri"/>
-                <w:color w:val="000000"/>
-                <w:kern w:val="0"/>
+                <w:rFonts w:ascii="Calibri" w:eastAsia="Times New Roman" w:hAnsi="Calibri" w:cs="Calibri"/>
+                <w:color w:val="000000"/>
+                <w:kern w:val="0"/>
+                <w:sz w:val="22"/>
+                <w:szCs w:val="22"/>
                 <w:lang w:eastAsia="en-CA"/>
                 <w14:ligatures w14:val="none"/>
               </w:rPr>
@@ -443,9 +1532,11 @@
             <w:pPr>
               <w:spacing w:after="0" w:line="240" w:lineRule="auto"/>
               <w:rPr>
-                <w:rFonts w:eastAsia="Times New Roman" w:cs="Calibri"/>
-                <w:color w:val="000000"/>
-                <w:kern w:val="0"/>
+                <w:rFonts w:ascii="Calibri" w:eastAsia="Times New Roman" w:hAnsi="Calibri" w:cs="Calibri"/>
+                <w:color w:val="000000"/>
+                <w:kern w:val="0"/>
+                <w:sz w:val="22"/>
+                <w:szCs w:val="22"/>
                 <w:lang w:eastAsia="en-CA"/>
                 <w14:ligatures w14:val="none"/>
               </w:rPr>
@@ -454,7 +1545,209 @@
         </w:tc>
         <w:tc>
           <w:tcPr>
-            <w:tcW w:w="7480" w:type="dxa"/>
+            <w:tcW w:w="6700" w:type="dxa"/>
+            <w:tcBorders>
+              <w:top w:val="nil"/>
+              <w:left w:val="nil"/>
+              <w:bottom w:val="single" w:sz="4" w:space="0" w:color="auto"/>
+              <w:right w:val="single" w:sz="4" w:space="0" w:color="auto"/>
+            </w:tcBorders>
+            <w:shd w:val="clear" w:color="auto" w:fill="auto"/>
+            <w:hideMark/>
+          </w:tcPr>
+          <w:p>
+            <w:pPr>
+              <w:spacing w:after="0" w:line="240" w:lineRule="auto"/>
+              <w:rPr>
+                <w:rFonts w:ascii="Calibri" w:eastAsia="Times New Roman" w:hAnsi="Calibri" w:cs="Calibri"/>
+                <w:color w:val="000000"/>
+                <w:kern w:val="0"/>
+                <w:sz w:val="22"/>
+                <w:szCs w:val="22"/>
+                <w:lang w:eastAsia="en-CA"/>
+                <w14:ligatures w14:val="none"/>
+              </w:rPr>
+            </w:pPr>
+            <w:r>
+              <w:rPr>
+                <w:rFonts w:ascii="Calibri" w:eastAsia="Times New Roman" w:hAnsi="Calibri" w:cs="Calibri"/>
+                <w:color w:val="000000"/>
+                <w:kern w:val="0"/>
+                <w:sz w:val="22"/>
+                <w:szCs w:val="22"/>
+                <w:lang w:eastAsia="en-CA"/>
+                <w14:ligatures w14:val="none"/>
+              </w:rPr>
+              <w:t xml:space="preserve">Updated the navigation bar by creating a separate common component file. Refactored </w:t>
+            </w:r>
+            <w:proofErr w:type="spellStart"/>
+            <w:r>
+              <w:rPr>
+                <w:rFonts w:ascii="Calibri" w:eastAsia="Times New Roman" w:hAnsi="Calibri" w:cs="Calibri"/>
+                <w:color w:val="000000"/>
+                <w:kern w:val="0"/>
+                <w:sz w:val="22"/>
+                <w:szCs w:val="22"/>
+                <w:lang w:eastAsia="en-CA"/>
+                <w14:ligatures w14:val="none"/>
+              </w:rPr>
+              <w:t>FarmerSidebar.jsx</w:t>
+            </w:r>
+            <w:proofErr w:type="spellEnd"/>
+            <w:r>
+              <w:rPr>
+                <w:rFonts w:ascii="Calibri" w:eastAsia="Times New Roman" w:hAnsi="Calibri" w:cs="Calibri"/>
+                <w:color w:val="000000"/>
+                <w:kern w:val="0"/>
+                <w:sz w:val="22"/>
+                <w:szCs w:val="22"/>
+                <w:lang w:eastAsia="en-CA"/>
+                <w14:ligatures w14:val="none"/>
+              </w:rPr>
+              <w:t xml:space="preserve">, </w:t>
+            </w:r>
+            <w:proofErr w:type="spellStart"/>
+            <w:r>
+              <w:rPr>
+                <w:rFonts w:ascii="Calibri" w:eastAsia="Times New Roman" w:hAnsi="Calibri" w:cs="Calibri"/>
+                <w:color w:val="000000"/>
+                <w:kern w:val="0"/>
+                <w:sz w:val="22"/>
+                <w:szCs w:val="22"/>
+                <w:lang w:eastAsia="en-CA"/>
+                <w14:ligatures w14:val="none"/>
+              </w:rPr>
+              <w:t>VendorSidebar.jsx</w:t>
+            </w:r>
+            <w:proofErr w:type="spellEnd"/>
+            <w:r>
+              <w:rPr>
+                <w:rFonts w:ascii="Calibri" w:eastAsia="Times New Roman" w:hAnsi="Calibri" w:cs="Calibri"/>
+                <w:color w:val="000000"/>
+                <w:kern w:val="0"/>
+                <w:sz w:val="22"/>
+                <w:szCs w:val="22"/>
+                <w:lang w:eastAsia="en-CA"/>
+                <w14:ligatures w14:val="none"/>
+              </w:rPr>
+              <w:t xml:space="preserve">, and </w:t>
+            </w:r>
+            <w:proofErr w:type="spellStart"/>
+            <w:r>
+              <w:rPr>
+                <w:rFonts w:ascii="Calibri" w:eastAsia="Times New Roman" w:hAnsi="Calibri" w:cs="Calibri"/>
+                <w:color w:val="000000"/>
+                <w:kern w:val="0"/>
+                <w:sz w:val="22"/>
+                <w:szCs w:val="22"/>
+                <w:lang w:eastAsia="en-CA"/>
+                <w14:ligatures w14:val="none"/>
+              </w:rPr>
+              <w:t>App.jsx</w:t>
+            </w:r>
+            <w:proofErr w:type="spellEnd"/>
+            <w:r>
+              <w:rPr>
+                <w:rFonts w:ascii="Calibri" w:eastAsia="Times New Roman" w:hAnsi="Calibri" w:cs="Calibri"/>
+                <w:color w:val="000000"/>
+                <w:kern w:val="0"/>
+                <w:sz w:val="22"/>
+                <w:szCs w:val="22"/>
+                <w:lang w:eastAsia="en-CA"/>
+                <w14:ligatures w14:val="none"/>
+              </w:rPr>
+              <w:t xml:space="preserve"> to import the shared component. All related </w:t>
+            </w:r>
+            <w:r>
+              <w:rPr>
+                <w:rFonts w:ascii="Arial Unicode MS" w:eastAsia="Times New Roman" w:hAnsi="Arial Unicode MS" w:cs="Calibri"/>
+                <w:color w:val="000000"/>
+                <w:kern w:val="0"/>
+                <w:sz w:val="20"/>
+                <w:szCs w:val="20"/>
+                <w:lang w:eastAsia="en-CA"/>
+                <w14:ligatures w14:val="none"/>
+              </w:rPr>
+              <w:t>.</w:t>
+            </w:r>
+            <w:proofErr w:type="spellStart"/>
+            <w:r>
+              <w:rPr>
+                <w:rFonts w:ascii="Arial Unicode MS" w:eastAsia="Times New Roman" w:hAnsi="Arial Unicode MS" w:cs="Calibri"/>
+                <w:color w:val="000000"/>
+                <w:kern w:val="0"/>
+                <w:sz w:val="20"/>
+                <w:szCs w:val="20"/>
+                <w:lang w:eastAsia="en-CA"/>
+                <w14:ligatures w14:val="none"/>
+              </w:rPr>
+              <w:t>jsx</w:t>
+            </w:r>
+            <w:proofErr w:type="spellEnd"/>
+            <w:r>
+              <w:rPr>
+                <w:rFonts w:ascii="Calibri" w:eastAsia="Times New Roman" w:hAnsi="Calibri" w:cs="Calibri"/>
+                <w:color w:val="000000"/>
+                <w:kern w:val="0"/>
+                <w:sz w:val="22"/>
+                <w:szCs w:val="22"/>
+                <w:lang w:eastAsia="en-CA"/>
+                <w14:ligatures w14:val="none"/>
+              </w:rPr>
+              <w:t xml:space="preserve"> files were updated to include the new import structure and integrate the sidebar elements.</w:t>
+            </w:r>
+          </w:p>
+        </w:tc>
+      </w:tr>
+      <w:tr>
+        <w:trPr>
+          <w:trHeight w:val="2100"/>
+        </w:trPr>
+        <w:tc>
+          <w:tcPr>
+            <w:tcW w:w="1740" w:type="dxa"/>
+            <w:tcBorders>
+              <w:top w:val="nil"/>
+              <w:left w:val="single" w:sz="4" w:space="0" w:color="auto"/>
+              <w:bottom w:val="single" w:sz="4" w:space="0" w:color="auto"/>
+              <w:right w:val="single" w:sz="4" w:space="0" w:color="auto"/>
+            </w:tcBorders>
+            <w:shd w:val="clear" w:color="auto" w:fill="auto"/>
+            <w:vAlign w:val="center"/>
+            <w:hideMark/>
+          </w:tcPr>
+          <w:p>
+            <w:pPr>
+              <w:spacing w:after="0" w:line="240" w:lineRule="auto"/>
+              <w:jc w:val="center"/>
+              <w:rPr>
+                <w:rFonts w:ascii="Calibri" w:eastAsia="Times New Roman" w:hAnsi="Calibri" w:cs="Calibri"/>
+                <w:color w:val="000000"/>
+                <w:kern w:val="0"/>
+                <w:sz w:val="22"/>
+                <w:szCs w:val="22"/>
+                <w:lang w:eastAsia="en-CA"/>
+                <w14:ligatures w14:val="none"/>
+              </w:rPr>
+            </w:pPr>
+            <w:r>
+              <w:rPr>
+                <w:rFonts w:ascii="Calibri" w:eastAsia="Times New Roman" w:hAnsi="Calibri" w:cs="Calibri"/>
+                <w:color w:val="000000"/>
+                <w:kern w:val="0"/>
+                <w:sz w:val="22"/>
+                <w:szCs w:val="22"/>
+                <w:lang w:eastAsia="en-CA"/>
+                <w14:ligatures w14:val="none"/>
+              </w:rPr>
+              <w:lastRenderedPageBreak/>
+              <w:t>20-Mar</w:t>
+            </w:r>
+          </w:p>
+        </w:tc>
+        <w:tc>
+          <w:tcPr>
+            <w:tcW w:w="1220" w:type="dxa"/>
             <w:tcBorders>
               <w:top w:val="nil"/>
               <w:left w:val="nil"/>
@@ -468,33 +1761,1215 @@
           <w:p>
             <w:pPr>
               <w:spacing w:after="0" w:line="240" w:lineRule="auto"/>
-              <w:rPr>
-                <w:rFonts w:eastAsia="Times New Roman" w:cs="Calibri"/>
-                <w:color w:val="000000"/>
-                <w:kern w:val="0"/>
+              <w:jc w:val="center"/>
+              <w:rPr>
+                <w:rFonts w:ascii="Calibri" w:eastAsia="Times New Roman" w:hAnsi="Calibri" w:cs="Calibri"/>
+                <w:color w:val="000000"/>
+                <w:kern w:val="0"/>
+                <w:sz w:val="22"/>
+                <w:szCs w:val="22"/>
                 <w:lang w:eastAsia="en-CA"/>
                 <w14:ligatures w14:val="none"/>
               </w:rPr>
             </w:pPr>
             <w:r>
               <w:rPr>
-                <w:rFonts w:eastAsia="Times New Roman" w:cs="Calibri"/>
-                <w:color w:val="000000"/>
-                <w:kern w:val="0"/>
-                <w:lang w:eastAsia="en-CA"/>
-                <w14:ligatures w14:val="none"/>
-              </w:rPr>
-              <w:t>changing research baseline model to ML related model which focus on ML.NET’s forecasting tas</w:t>
+                <w:rFonts w:ascii="Calibri" w:eastAsia="Times New Roman" w:hAnsi="Calibri" w:cs="Calibri"/>
+                <w:color w:val="000000"/>
+                <w:kern w:val="0"/>
+                <w:sz w:val="22"/>
+                <w:szCs w:val="22"/>
+                <w:lang w:eastAsia="en-CA"/>
+                <w14:ligatures w14:val="none"/>
+              </w:rPr>
+              <w:t>3</w:t>
             </w:r>
+          </w:p>
+        </w:tc>
+        <w:tc>
+          <w:tcPr>
+            <w:tcW w:w="6700" w:type="dxa"/>
+            <w:tcBorders>
+              <w:top w:val="nil"/>
+              <w:left w:val="nil"/>
+              <w:bottom w:val="single" w:sz="4" w:space="0" w:color="auto"/>
+              <w:right w:val="single" w:sz="4" w:space="0" w:color="auto"/>
+            </w:tcBorders>
+            <w:shd w:val="clear" w:color="auto" w:fill="auto"/>
+            <w:vAlign w:val="bottom"/>
+            <w:hideMark/>
+          </w:tcPr>
+          <w:p>
+            <w:pPr>
+              <w:spacing w:after="0" w:line="240" w:lineRule="auto"/>
+              <w:rPr>
+                <w:rFonts w:ascii="Calibri" w:eastAsia="Times New Roman" w:hAnsi="Calibri" w:cs="Calibri"/>
+                <w:color w:val="000000"/>
+                <w:kern w:val="0"/>
+                <w:sz w:val="22"/>
+                <w:szCs w:val="22"/>
+                <w:lang w:eastAsia="en-CA"/>
+                <w14:ligatures w14:val="none"/>
+              </w:rPr>
+            </w:pPr>
             <w:r>
               <w:rPr>
-                <w:rFonts w:eastAsia="Times New Roman" w:cs="Calibri"/>
-                <w:color w:val="000000"/>
-                <w:kern w:val="0"/>
-                <w:lang w:eastAsia="en-CA"/>
-                <w14:ligatures w14:val="none"/>
-              </w:rPr>
-              <w:t>k</w:t>
+                <w:rFonts w:ascii="Calibri" w:eastAsia="Times New Roman" w:hAnsi="Calibri" w:cs="Calibri"/>
+                <w:color w:val="000000"/>
+                <w:kern w:val="0"/>
+                <w:sz w:val="22"/>
+                <w:szCs w:val="22"/>
+                <w:lang w:eastAsia="en-CA"/>
+                <w14:ligatures w14:val="none"/>
+              </w:rPr>
+              <w:t xml:space="preserve">Implemented ML-based vendor recommendation feature to identify top vendors for dispatching based on forecast demand, inventory availability, and historical request data. Developed backend logic in </w:t>
+            </w:r>
+            <w:proofErr w:type="spellStart"/>
+            <w:r>
+              <w:rPr>
+                <w:rFonts w:ascii="Calibri" w:eastAsia="Times New Roman" w:hAnsi="Calibri" w:cs="Calibri"/>
+                <w:color w:val="000000"/>
+                <w:kern w:val="0"/>
+                <w:sz w:val="22"/>
+                <w:szCs w:val="22"/>
+                <w:lang w:eastAsia="en-CA"/>
+                <w14:ligatures w14:val="none"/>
+              </w:rPr>
+              <w:t>FarmerRecommendationService.cs</w:t>
+            </w:r>
+            <w:proofErr w:type="spellEnd"/>
+            <w:r>
+              <w:rPr>
+                <w:rFonts w:ascii="Calibri" w:eastAsia="Times New Roman" w:hAnsi="Calibri" w:cs="Calibri"/>
+                <w:color w:val="000000"/>
+                <w:kern w:val="0"/>
+                <w:sz w:val="22"/>
+                <w:szCs w:val="22"/>
+                <w:lang w:eastAsia="en-CA"/>
+                <w14:ligatures w14:val="none"/>
+              </w:rPr>
+              <w:t xml:space="preserve"> and exposed API via </w:t>
+            </w:r>
+            <w:proofErr w:type="spellStart"/>
+            <w:r>
+              <w:rPr>
+                <w:rFonts w:ascii="Calibri" w:eastAsia="Times New Roman" w:hAnsi="Calibri" w:cs="Calibri"/>
+                <w:color w:val="000000"/>
+                <w:kern w:val="0"/>
+                <w:sz w:val="22"/>
+                <w:szCs w:val="22"/>
+                <w:lang w:eastAsia="en-CA"/>
+                <w14:ligatures w14:val="none"/>
+              </w:rPr>
+              <w:t>FarmerController.cs</w:t>
+            </w:r>
+            <w:proofErr w:type="spellEnd"/>
+            <w:r>
+              <w:rPr>
+                <w:rFonts w:ascii="Calibri" w:eastAsia="Times New Roman" w:hAnsi="Calibri" w:cs="Calibri"/>
+                <w:color w:val="000000"/>
+                <w:kern w:val="0"/>
+                <w:sz w:val="22"/>
+                <w:szCs w:val="22"/>
+                <w:lang w:eastAsia="en-CA"/>
+                <w14:ligatures w14:val="none"/>
+              </w:rPr>
+              <w:t xml:space="preserve"> (/recommended-vendors). Integrated frontend in </w:t>
+            </w:r>
+            <w:proofErr w:type="spellStart"/>
+            <w:r>
+              <w:rPr>
+                <w:rFonts w:ascii="Calibri" w:eastAsia="Times New Roman" w:hAnsi="Calibri" w:cs="Calibri"/>
+                <w:color w:val="000000"/>
+                <w:kern w:val="0"/>
+                <w:sz w:val="22"/>
+                <w:szCs w:val="22"/>
+                <w:lang w:eastAsia="en-CA"/>
+                <w14:ligatures w14:val="none"/>
+              </w:rPr>
+              <w:t>FarmerDashboard.jsx</w:t>
+            </w:r>
+            <w:proofErr w:type="spellEnd"/>
+            <w:r>
+              <w:rPr>
+                <w:rFonts w:ascii="Calibri" w:eastAsia="Times New Roman" w:hAnsi="Calibri" w:cs="Calibri"/>
+                <w:color w:val="000000"/>
+                <w:kern w:val="0"/>
+                <w:sz w:val="22"/>
+                <w:szCs w:val="22"/>
+                <w:lang w:eastAsia="en-CA"/>
+                <w14:ligatures w14:val="none"/>
+              </w:rPr>
+              <w:t xml:space="preserve"> to display top recommended vendors dynamically.</w:t>
+            </w:r>
+          </w:p>
+        </w:tc>
+      </w:tr>
+    </w:tbl>
+    <w:p/>
+    <w:p>
+      <w:pPr>
+        <w:tabs>
+          <w:tab w:val="left" w:pos="1110"/>
+        </w:tabs>
+      </w:pPr>
+      <w:r>
+        <w:tab/>
+      </w:r>
+    </w:p>
+    <w:p>
+      <w:pPr>
+        <w:tabs>
+          <w:tab w:val="left" w:pos="1110"/>
+        </w:tabs>
+      </w:pPr>
+    </w:p>
+    <w:p>
+      <w:pPr>
+        <w:tabs>
+          <w:tab w:val="left" w:pos="1110"/>
+        </w:tabs>
+        <w:rPr>
+          <w:b/>
+          <w:bCs/>
+        </w:rPr>
+      </w:pPr>
+      <w:r>
+        <w:rPr>
+          <w:b/>
+          <w:bCs/>
+        </w:rPr>
+        <w:t>Summary Description of Work Done During This Reporting Period</w:t>
+      </w:r>
+    </w:p>
+    <w:p>
+      <w:pPr>
+        <w:tabs>
+          <w:tab w:val="left" w:pos="1110"/>
+        </w:tabs>
+      </w:pPr>
+      <w:r>
+        <w:t xml:space="preserve">During this </w:t>
+      </w:r>
+      <w:r>
+        <w:t>week</w:t>
+      </w:r>
+      <w:r>
+        <w:t xml:space="preserve">, the </w:t>
+      </w:r>
+      <w:proofErr w:type="spellStart"/>
+      <w:r>
+        <w:t>FarmVendor</w:t>
+      </w:r>
+      <w:proofErr w:type="spellEnd"/>
+      <w:r>
+        <w:t xml:space="preserve"> system progressed from a simple baseline forecasting implementation toward a more advanced machine learning–based forecasting architecture.</w:t>
+      </w:r>
+    </w:p>
+    <w:p>
+      <w:pPr>
+        <w:tabs>
+          <w:tab w:val="left" w:pos="1110"/>
+        </w:tabs>
+      </w:pPr>
+      <w:r>
+        <w:t>Initially, I reviewed the previously implemented baseline forecasting model based on the moving average approach and evaluated its limitations for research-oriented demand prediction. Based on this evaluation, the research direction was updated to focus on machine learning–based forecasting methods. I researched several forecasting approaches and identified ML.NET SSA (Singular Spectrum Analysis) as a suitable time-series forecasting technique for predicting vendor demand.</w:t>
+      </w:r>
+    </w:p>
+    <w:p>
+      <w:pPr>
+        <w:tabs>
+          <w:tab w:val="left" w:pos="1110"/>
+        </w:tabs>
+      </w:pPr>
+      <w:r>
+        <w:t xml:space="preserve">To support this approach, I implemented a machine learning forecasting engine using the ML.NET </w:t>
+      </w:r>
+      <w:proofErr w:type="spellStart"/>
+      <w:r>
+        <w:t>TimeSeries</w:t>
+      </w:r>
+      <w:proofErr w:type="spellEnd"/>
+      <w:r>
+        <w:t xml:space="preserve"> library. The new forecasting pipeline trains a model using historical demand request data and generates future demand predictions. The forecasting workflow was refactored so that the system can support multiple models, including both Moving Average and ML.NET SSA, allowing comparison between baseline and machine learning approaches for experimental evaluation.</w:t>
+      </w:r>
+    </w:p>
+    <w:p>
+      <w:pPr>
+        <w:tabs>
+          <w:tab w:val="left" w:pos="1110"/>
+        </w:tabs>
+      </w:pPr>
+      <w:r>
+        <w:t>Backend services were updated to support forecast generation and storage. A new forecasting engine was implemented, and the existing forecasting service layer was extended so that prediction results can be stored in the database. API endpoints were implemented to allow forecast generation and retrieval through the system’s analytics module.</w:t>
+      </w:r>
+    </w:p>
+    <w:p>
+      <w:pPr>
+        <w:tabs>
+          <w:tab w:val="left" w:pos="1110"/>
+        </w:tabs>
+      </w:pPr>
+      <w:r>
+        <w:t xml:space="preserve">On the frontend, I developed analytics pages that allow users to generate forecasts and compare different forecasting models. Visualization components were also added to display forecast results graphically. The </w:t>
+      </w:r>
+      <w:proofErr w:type="spellStart"/>
+      <w:r>
+        <w:t>ForecastLineChart.jsx</w:t>
+      </w:r>
+      <w:proofErr w:type="spellEnd"/>
+      <w:r>
+        <w:t xml:space="preserve"> component was </w:t>
+      </w:r>
+      <w:r>
+        <w:lastRenderedPageBreak/>
+        <w:t>implemented to display historical demand data alongside forecast predictions, improving the interpretability of forecasting results for users.</w:t>
+      </w:r>
+    </w:p>
+    <w:p>
+      <w:pPr>
+        <w:tabs>
+          <w:tab w:val="left" w:pos="1110"/>
+        </w:tabs>
+      </w:pPr>
+      <w:r>
+        <w:t>Additionally, I began implementing a communication feature between farmers and vendors within the system. Frontend chat interfaces were developed to allow messaging between users, and authentication logic was updated to include user identifiers required for messaging functionality.</w:t>
+      </w:r>
+    </w:p>
+    <w:p>
+      <w:pPr>
+        <w:tabs>
+          <w:tab w:val="left" w:pos="1110"/>
+        </w:tabs>
+      </w:pPr>
+      <w:r>
+        <w:t>Overall, the system now supports machine learning–based forecasting, visual analytics dashboards, and the initial structure for a farmer–vendor communication module, which will be extended in the next phase of development.</w:t>
+      </w:r>
+    </w:p>
+    <w:p>
+      <w:pPr>
+        <w:tabs>
+          <w:tab w:val="left" w:pos="1110"/>
+        </w:tabs>
+      </w:pPr>
+      <w:r>
+        <w:t xml:space="preserve">Next </w:t>
+      </w:r>
+      <w:proofErr w:type="gramStart"/>
+      <w:r>
+        <w:t>Step :</w:t>
+      </w:r>
+      <w:proofErr w:type="gramEnd"/>
+      <w:r>
+        <w:t xml:space="preserve"> </w:t>
+      </w:r>
+    </w:p>
+    <w:p>
+      <w:pPr>
+        <w:pStyle w:val="ListParagraph"/>
+        <w:numPr>
+          <w:ilvl w:val="0"/>
+          <w:numId w:val="21"/>
+        </w:numPr>
+      </w:pPr>
+      <w:r>
+        <w:t>Finish chat backend and message persistence</w:t>
+      </w:r>
+    </w:p>
+    <w:p>
+      <w:pPr>
+        <w:pStyle w:val="ListParagraph"/>
+        <w:numPr>
+          <w:ilvl w:val="0"/>
+          <w:numId w:val="21"/>
+        </w:numPr>
+      </w:pPr>
+      <w:r>
+        <w:t>Create enough historical data for forecasting experiments</w:t>
+      </w:r>
+    </w:p>
+    <w:p>
+      <w:pPr>
+        <w:pStyle w:val="ListParagraph"/>
+        <w:numPr>
+          <w:ilvl w:val="0"/>
+          <w:numId w:val="21"/>
+        </w:numPr>
+      </w:pPr>
+      <w:r>
+        <w:t>Compare Moving Average vs ML.NET SSA</w:t>
+      </w:r>
+    </w:p>
+    <w:p>
+      <w:pPr>
+        <w:pStyle w:val="ListParagraph"/>
+        <w:numPr>
+          <w:ilvl w:val="0"/>
+          <w:numId w:val="21"/>
+        </w:numPr>
+      </w:pPr>
+      <w:r>
+        <w:t>Evaluate optimization using distance, quantity, inventory, and relationship score</w:t>
+      </w:r>
+    </w:p>
+    <w:p>
+      <w:pPr>
+        <w:pStyle w:val="ListParagraph"/>
+        <w:numPr>
+          <w:ilvl w:val="0"/>
+          <w:numId w:val="21"/>
+        </w:numPr>
+      </w:pPr>
+      <w:r>
+        <w:t>Prepare graphs, screenshots, and results for report</w:t>
+      </w:r>
+    </w:p>
+    <w:p>
+      <w:pPr>
+        <w:pStyle w:val="ListParagraph"/>
+        <w:numPr>
+          <w:ilvl w:val="0"/>
+          <w:numId w:val="21"/>
+        </w:numPr>
+      </w:pPr>
+      <w:r>
+        <w:t>Perform forecasting evaluation</w:t>
+      </w:r>
+    </w:p>
+    <w:p>
+      <w:pPr>
+        <w:pStyle w:val="ListParagraph"/>
+        <w:numPr>
+          <w:ilvl w:val="0"/>
+          <w:numId w:val="21"/>
+        </w:numPr>
+      </w:pPr>
+      <w:r>
+        <w:t>Evaluate optimization results using metrics like demand fulfillment rate, inventory utilization, and delivery efficiency</w:t>
+      </w:r>
+    </w:p>
+    <w:p>
+      <w:pPr>
+        <w:pStyle w:val="ListParagraph"/>
+        <w:numPr>
+          <w:ilvl w:val="0"/>
+          <w:numId w:val="21"/>
+        </w:numPr>
+      </w:pPr>
+      <w:r>
+        <w:t>Analyze relationship score trends between farmers and vendors based on delivery outcomes.</w:t>
+      </w:r>
+    </w:p>
+    <w:p>
+      <w:pPr>
+        <w:pStyle w:val="ListParagraph"/>
+        <w:numPr>
+          <w:ilvl w:val="0"/>
+          <w:numId w:val="21"/>
+        </w:numPr>
+      </w:pPr>
+      <w:r>
+        <w:t>Prepare graphs and tables for experimental results.</w:t>
+      </w:r>
+    </w:p>
+    <w:p>
+      <w:pPr>
+        <w:pStyle w:val="ListParagraph"/>
+        <w:numPr>
+          <w:ilvl w:val="0"/>
+          <w:numId w:val="21"/>
+        </w:numPr>
+      </w:pPr>
+      <w:r>
+        <w:t>Document findings and integrate them into the final project report and presentation</w:t>
+      </w:r>
+    </w:p>
+    <w:p/>
+    <w:p>
+      <w:r>
+        <w:t>Repo Check in of Implementation completed</w:t>
+      </w:r>
+    </w:p>
+    <w:p>
+      <w:r>
+        <w:t>The implementation work completed during this reporting period has been periodically checked into the GitHub repository under the Implementation folder. The files and folders I have checked into the repository are as follows:</w:t>
+      </w:r>
+    </w:p>
+    <w:p>
+      <w:pPr>
+        <w:pStyle w:val="ListParagraph"/>
+        <w:numPr>
+          <w:ilvl w:val="0"/>
+          <w:numId w:val="40"/>
+        </w:numPr>
+      </w:pPr>
+      <w:r>
+        <w:rPr>
+          <w:b/>
+          <w:bCs/>
+        </w:rPr>
+        <w:t>Backend Implementation (files added/updated):</w:t>
+      </w:r>
+      <w:r>
+        <w:br/>
+        <w:t xml:space="preserve">• </w:t>
+      </w:r>
+      <w:proofErr w:type="spellStart"/>
+      <w:r>
+        <w:t>DemandForecastController.cs</w:t>
+      </w:r>
+      <w:proofErr w:type="spellEnd"/>
+      <w:r>
+        <w:br/>
+        <w:t xml:space="preserve">• </w:t>
+      </w:r>
+      <w:proofErr w:type="spellStart"/>
+      <w:r>
+        <w:t>ChatController.cs</w:t>
+      </w:r>
+      <w:proofErr w:type="spellEnd"/>
+      <w:r>
+        <w:br/>
+        <w:t xml:space="preserve">• </w:t>
+      </w:r>
+      <w:proofErr w:type="spellStart"/>
+      <w:r>
+        <w:t>AppDbContext.cs</w:t>
+      </w:r>
+      <w:proofErr w:type="spellEnd"/>
+      <w:r>
+        <w:br/>
+        <w:t xml:space="preserve">• </w:t>
+      </w:r>
+      <w:proofErr w:type="spellStart"/>
+      <w:r>
+        <w:t>ChatHub.cs</w:t>
+      </w:r>
+      <w:proofErr w:type="spellEnd"/>
+      <w:r>
+        <w:br/>
+        <w:t xml:space="preserve">• </w:t>
+      </w:r>
+      <w:proofErr w:type="spellStart"/>
+      <w:r>
+        <w:t>Program.cs</w:t>
+      </w:r>
+      <w:proofErr w:type="spellEnd"/>
+      <w:r>
+        <w:br/>
+        <w:t xml:space="preserve">• </w:t>
+      </w:r>
+      <w:proofErr w:type="spellStart"/>
+      <w:r>
+        <w:t>DemandForecastService.cs</w:t>
+      </w:r>
+      <w:proofErr w:type="spellEnd"/>
+      <w:r>
+        <w:br/>
+      </w:r>
+      <w:r>
+        <w:lastRenderedPageBreak/>
+        <w:t xml:space="preserve">• </w:t>
+      </w:r>
+      <w:proofErr w:type="spellStart"/>
+      <w:r>
+        <w:t>ChatService.cs</w:t>
+      </w:r>
+      <w:proofErr w:type="spellEnd"/>
+      <w:r>
+        <w:br/>
+        <w:t xml:space="preserve">• </w:t>
+      </w:r>
+      <w:proofErr w:type="spellStart"/>
+      <w:r>
+        <w:t>MLDemandForecastingEngine.cs</w:t>
+      </w:r>
+      <w:proofErr w:type="spellEnd"/>
+      <w:r>
+        <w:br/>
+        <w:t xml:space="preserve">• </w:t>
+      </w:r>
+      <w:proofErr w:type="spellStart"/>
+      <w:r>
+        <w:t>ChatMessage.cs</w:t>
+      </w:r>
+      <w:proofErr w:type="spellEnd"/>
+      <w:r>
+        <w:br/>
+        <w:t xml:space="preserve">• </w:t>
+      </w:r>
+      <w:proofErr w:type="spellStart"/>
+      <w:r>
+        <w:t>Conversation.cs</w:t>
+      </w:r>
+      <w:proofErr w:type="spellEnd"/>
+      <w:r>
+        <w:br/>
+        <w:t xml:space="preserve">• </w:t>
+      </w:r>
+      <w:proofErr w:type="spellStart"/>
+      <w:r>
+        <w:t>DemandForecastRowDto.cs</w:t>
+      </w:r>
+      <w:proofErr w:type="spellEnd"/>
+      <w:r>
+        <w:br/>
+        <w:t xml:space="preserve">• </w:t>
+      </w:r>
+      <w:proofErr w:type="spellStart"/>
+      <w:r>
+        <w:t>ForecastChartPointDto.cs</w:t>
+      </w:r>
+      <w:proofErr w:type="spellEnd"/>
+      <w:r>
+        <w:br/>
+        <w:t xml:space="preserve">• </w:t>
+      </w:r>
+      <w:proofErr w:type="spellStart"/>
+      <w:r>
+        <w:t>ChatMessageRowDto.cs</w:t>
+      </w:r>
+      <w:proofErr w:type="spellEnd"/>
+      <w:r>
+        <w:br/>
+        <w:t xml:space="preserve">• </w:t>
+      </w:r>
+      <w:proofErr w:type="spellStart"/>
+      <w:r>
+        <w:t>CreateConversationDto.cs</w:t>
+      </w:r>
+      <w:proofErr w:type="spellEnd"/>
+      <w:r>
+        <w:br/>
+        <w:t xml:space="preserve">• </w:t>
+      </w:r>
+      <w:proofErr w:type="spellStart"/>
+      <w:r>
+        <w:t>SendMessageDto.cs</w:t>
+      </w:r>
+      <w:proofErr w:type="spellEnd"/>
+      <w:r>
+        <w:br/>
+        <w:t xml:space="preserve">• </w:t>
+      </w:r>
+      <w:proofErr w:type="spellStart"/>
+      <w:r>
+        <w:t>AddChatModule</w:t>
+      </w:r>
+      <w:proofErr w:type="spellEnd"/>
+      <w:r>
+        <w:t xml:space="preserve"> migration files</w:t>
+      </w:r>
+      <w:r>
+        <w:br/>
+        <w:t xml:space="preserve">• </w:t>
+      </w:r>
+      <w:proofErr w:type="spellStart"/>
+      <w:r>
+        <w:t>AppDbContextModelSnapshot.cs</w:t>
+      </w:r>
+      <w:proofErr w:type="spellEnd"/>
+      <w:r>
+        <w:br/>
+        <w:t xml:space="preserve">• </w:t>
+      </w:r>
+      <w:proofErr w:type="spellStart"/>
+      <w:r>
+        <w:t>FarmVendor.Api.csproj</w:t>
+      </w:r>
+      <w:proofErr w:type="spellEnd"/>
+    </w:p>
+    <w:p>
+      <w:pPr>
+        <w:pStyle w:val="ListParagraph"/>
+        <w:numPr>
+          <w:ilvl w:val="0"/>
+          <w:numId w:val="40"/>
+        </w:numPr>
+        <w:rPr>
+          <w:b/>
+          <w:bCs/>
+        </w:rPr>
+      </w:pPr>
+      <w:r>
+        <w:rPr>
+          <w:b/>
+          <w:bCs/>
+        </w:rPr>
+        <w:t>Database tables</w:t>
+      </w:r>
+      <w:r>
+        <w:rPr>
+          <w:b/>
+          <w:bCs/>
+        </w:rPr>
+        <w:t>(created)</w:t>
+      </w:r>
+    </w:p>
+    <w:p>
+      <w:pPr>
+        <w:ind w:left="720"/>
+      </w:pPr>
+      <w:r>
+        <w:t xml:space="preserve">• </w:t>
+      </w:r>
+      <w:proofErr w:type="spellStart"/>
+      <w:r>
+        <w:t>DemandForecast</w:t>
+      </w:r>
+      <w:proofErr w:type="spellEnd"/>
+      <w:r>
+        <w:br/>
+        <w:t xml:space="preserve">• </w:t>
+      </w:r>
+      <w:proofErr w:type="spellStart"/>
+      <w:r>
+        <w:t>ChatMessage</w:t>
+      </w:r>
+      <w:proofErr w:type="spellEnd"/>
+    </w:p>
+    <w:p>
+      <w:pPr>
+        <w:pStyle w:val="ListParagraph"/>
+        <w:numPr>
+          <w:ilvl w:val="0"/>
+          <w:numId w:val="40"/>
+        </w:numPr>
+      </w:pPr>
+      <w:r>
+        <w:rPr>
+          <w:b/>
+          <w:bCs/>
+        </w:rPr>
+        <w:t>Frontend Implementation (files added/updated):</w:t>
+      </w:r>
+      <w:r>
+        <w:br/>
+        <w:t xml:space="preserve">• </w:t>
+      </w:r>
+      <w:proofErr w:type="spellStart"/>
+      <w:r>
+        <w:t>App.jsx</w:t>
+      </w:r>
+      <w:proofErr w:type="spellEnd"/>
+      <w:r>
+        <w:br/>
+        <w:t>• forecastApi.js</w:t>
+      </w:r>
+      <w:r>
+        <w:br/>
+        <w:t>• chatApi.js</w:t>
+      </w:r>
+      <w:r>
+        <w:br/>
+        <w:t xml:space="preserve">• </w:t>
+      </w:r>
+      <w:proofErr w:type="spellStart"/>
+      <w:r>
+        <w:t>ForecastLineChart.jsx</w:t>
+      </w:r>
+      <w:proofErr w:type="spellEnd"/>
+      <w:r>
+        <w:br/>
+        <w:t xml:space="preserve">• </w:t>
+      </w:r>
+      <w:proofErr w:type="spellStart"/>
+      <w:r>
+        <w:t>ChatBox.jsx</w:t>
+      </w:r>
+      <w:proofErr w:type="spellEnd"/>
+      <w:r>
+        <w:br/>
+        <w:t xml:space="preserve">• </w:t>
+      </w:r>
+      <w:proofErr w:type="spellStart"/>
+      <w:r>
+        <w:t>FarmerForecast.jsx</w:t>
+      </w:r>
+      <w:proofErr w:type="spellEnd"/>
+      <w:r>
+        <w:br/>
+        <w:t xml:space="preserve">• </w:t>
+      </w:r>
+      <w:proofErr w:type="spellStart"/>
+      <w:r>
+        <w:t>VendorForecast.jsx</w:t>
+      </w:r>
+      <w:proofErr w:type="spellEnd"/>
+      <w:r>
+        <w:br/>
+        <w:t xml:space="preserve">• </w:t>
+      </w:r>
+      <w:proofErr w:type="spellStart"/>
+      <w:r>
+        <w:t>FarmerChat.jsx</w:t>
+      </w:r>
+      <w:proofErr w:type="spellEnd"/>
+      <w:r>
+        <w:br/>
+        <w:t xml:space="preserve">• </w:t>
+      </w:r>
+      <w:proofErr w:type="spellStart"/>
+      <w:r>
+        <w:t>VendorChat.jsx</w:t>
+      </w:r>
+      <w:proofErr w:type="spellEnd"/>
+      <w:r>
+        <w:br/>
+        <w:t xml:space="preserve">• </w:t>
+      </w:r>
+      <w:proofErr w:type="spellStart"/>
+      <w:r>
+        <w:t>FarmerDashboard.jsx</w:t>
+      </w:r>
+      <w:proofErr w:type="spellEnd"/>
+      <w:r>
+        <w:br/>
+        <w:t xml:space="preserve">• </w:t>
+      </w:r>
+      <w:proofErr w:type="spellStart"/>
+      <w:r>
+        <w:t>VendorDashboard.jsx</w:t>
+      </w:r>
+      <w:proofErr w:type="spellEnd"/>
+      <w:r>
+        <w:br/>
+        <w:t xml:space="preserve">• </w:t>
+      </w:r>
+      <w:proofErr w:type="spellStart"/>
+      <w:r>
+        <w:t>Login.jsx</w:t>
+      </w:r>
+      <w:proofErr w:type="spellEnd"/>
+      <w:r>
+        <w:br/>
+        <w:t xml:space="preserve">• </w:t>
+      </w:r>
+      <w:proofErr w:type="spellStart"/>
+      <w:proofErr w:type="gramStart"/>
+      <w:r>
+        <w:t>package.json</w:t>
+      </w:r>
+      <w:proofErr w:type="spellEnd"/>
+      <w:proofErr w:type="gramEnd"/>
+      <w:r>
+        <w:br/>
+        <w:t>• package-</w:t>
+      </w:r>
+      <w:proofErr w:type="spellStart"/>
+      <w:r>
+        <w:t>lock.json</w:t>
+      </w:r>
+      <w:proofErr w:type="spellEnd"/>
+    </w:p>
+    <w:p>
+      <w:r>
+        <w:t xml:space="preserve">All changes have been committed to the repository under the appropriate Implementation directory. The progress report document will be checked into the </w:t>
+      </w:r>
+      <w:proofErr w:type="spellStart"/>
+      <w:r>
+        <w:t>DocumentsAndReports</w:t>
+      </w:r>
+      <w:proofErr w:type="spellEnd"/>
+      <w:r>
+        <w:t xml:space="preserve"> folder as required, and submitted on Blackboard.</w:t>
+      </w:r>
+    </w:p>
+    <w:p/>
+    <w:p>
+      <w:proofErr w:type="spellStart"/>
+      <w:r>
+        <w:t>DocumentsAndReports</w:t>
+      </w:r>
+      <w:proofErr w:type="spellEnd"/>
+      <w:r>
+        <w:t xml:space="preserve"> </w:t>
+      </w:r>
+    </w:p>
+    <w:p>
+      <w:pPr>
+        <w:pStyle w:val="ListParagraph"/>
+        <w:numPr>
+          <w:ilvl w:val="0"/>
+          <w:numId w:val="19"/>
+        </w:numPr>
+      </w:pPr>
+      <w:r>
+        <w:lastRenderedPageBreak/>
+        <w:t>Progress reports</w:t>
+      </w:r>
+      <w:r>
+        <w:t>4</w:t>
+      </w:r>
+      <w:r>
+        <w:t xml:space="preserve"> document</w:t>
+      </w:r>
+    </w:p>
+    <w:p>
+      <w:pPr>
+        <w:pStyle w:val="ListParagraph"/>
+        <w:numPr>
+          <w:ilvl w:val="0"/>
+          <w:numId w:val="19"/>
+        </w:numPr>
+      </w:pPr>
+      <w:r>
+        <w:t>Worklog excel sheet</w:t>
+      </w:r>
+    </w:p>
+    <w:p>
+      <w:pPr>
+        <w:pStyle w:val="ListParagraph"/>
+        <w:numPr>
+          <w:ilvl w:val="0"/>
+          <w:numId w:val="19"/>
+        </w:numPr>
+      </w:pPr>
+      <w:r>
+        <w:t>Installation steps document</w:t>
+      </w:r>
+    </w:p>
+    <w:p>
+      <w:pPr>
+        <w:pStyle w:val="ListParagraph"/>
+        <w:numPr>
+          <w:ilvl w:val="0"/>
+          <w:numId w:val="19"/>
+        </w:numPr>
+      </w:pPr>
+      <w:r>
+        <w:t>Issues identified document</w:t>
+      </w:r>
+    </w:p>
+    <w:p>
+      <w:pPr>
+        <w:pStyle w:val="ListParagraph"/>
+        <w:numPr>
+          <w:ilvl w:val="0"/>
+          <w:numId w:val="19"/>
+        </w:numPr>
+      </w:pPr>
+      <w:r>
+        <w:t>Appendix</w:t>
+      </w:r>
+    </w:p>
+    <w:p/>
+    <w:p/>
+    <w:p/>
+    <w:p>
+      <w:pPr>
+        <w:rPr>
+          <w:b/>
+          <w:bCs/>
+        </w:rPr>
+      </w:pPr>
+      <w:r>
+        <w:rPr>
+          <w:b/>
+          <w:bCs/>
+        </w:rPr>
+        <w:t>AI Use Section</w:t>
+      </w:r>
+    </w:p>
+    <w:tbl>
+      <w:tblPr>
+        <w:tblW w:w="9980" w:type="dxa"/>
+        <w:tblLook w:val="04A0" w:firstRow="1" w:lastRow="0" w:firstColumn="1" w:lastColumn="0" w:noHBand="0" w:noVBand="1"/>
+      </w:tblPr>
+      <w:tblGrid>
+        <w:gridCol w:w="1320"/>
+        <w:gridCol w:w="2980"/>
+        <w:gridCol w:w="5680"/>
+      </w:tblGrid>
+      <w:tr>
+        <w:trPr>
+          <w:trHeight w:val="300"/>
+        </w:trPr>
+        <w:tc>
+          <w:tcPr>
+            <w:tcW w:w="1320" w:type="dxa"/>
+            <w:tcBorders>
+              <w:top w:val="single" w:sz="4" w:space="0" w:color="auto"/>
+              <w:left w:val="single" w:sz="4" w:space="0" w:color="auto"/>
+              <w:bottom w:val="single" w:sz="4" w:space="0" w:color="auto"/>
+              <w:right w:val="single" w:sz="4" w:space="0" w:color="auto"/>
+            </w:tcBorders>
+            <w:shd w:val="clear" w:color="000000" w:fill="D9D9D9"/>
+            <w:vAlign w:val="center"/>
+            <w:hideMark/>
+          </w:tcPr>
+          <w:p>
+            <w:pPr>
+              <w:spacing w:after="0" w:line="240" w:lineRule="auto"/>
+              <w:jc w:val="center"/>
+              <w:rPr>
+                <w:rFonts w:ascii="Calibri" w:eastAsia="Times New Roman" w:hAnsi="Calibri" w:cs="Calibri"/>
+                <w:b/>
+                <w:bCs/>
+                <w:color w:val="000000"/>
+                <w:kern w:val="0"/>
+                <w:sz w:val="22"/>
+                <w:szCs w:val="22"/>
+                <w:lang w:eastAsia="en-CA"/>
+                <w14:ligatures w14:val="none"/>
+              </w:rPr>
+            </w:pPr>
+            <w:r>
+              <w:rPr>
+                <w:rFonts w:ascii="Calibri" w:eastAsia="Times New Roman" w:hAnsi="Calibri" w:cs="Calibri"/>
+                <w:b/>
+                <w:bCs/>
+                <w:color w:val="000000"/>
+                <w:kern w:val="0"/>
+                <w:sz w:val="22"/>
+                <w:szCs w:val="22"/>
+                <w:lang w:eastAsia="en-CA"/>
+                <w14:ligatures w14:val="none"/>
+              </w:rPr>
+              <w:t>Date</w:t>
+            </w:r>
+          </w:p>
+        </w:tc>
+        <w:tc>
+          <w:tcPr>
+            <w:tcW w:w="2980" w:type="dxa"/>
+            <w:tcBorders>
+              <w:top w:val="single" w:sz="4" w:space="0" w:color="auto"/>
+              <w:left w:val="nil"/>
+              <w:bottom w:val="single" w:sz="4" w:space="0" w:color="auto"/>
+              <w:right w:val="single" w:sz="4" w:space="0" w:color="auto"/>
+            </w:tcBorders>
+            <w:shd w:val="clear" w:color="000000" w:fill="D9D9D9"/>
+            <w:vAlign w:val="center"/>
+            <w:hideMark/>
+          </w:tcPr>
+          <w:p>
+            <w:pPr>
+              <w:spacing w:after="0" w:line="240" w:lineRule="auto"/>
+              <w:jc w:val="right"/>
+              <w:rPr>
+                <w:rFonts w:ascii="Calibri" w:eastAsia="Times New Roman" w:hAnsi="Calibri" w:cs="Calibri"/>
+                <w:b/>
+                <w:bCs/>
+                <w:color w:val="000000"/>
+                <w:kern w:val="0"/>
+                <w:sz w:val="22"/>
+                <w:szCs w:val="22"/>
+                <w:lang w:eastAsia="en-CA"/>
+                <w14:ligatures w14:val="none"/>
+              </w:rPr>
+            </w:pPr>
+            <w:r>
+              <w:rPr>
+                <w:rFonts w:ascii="Calibri" w:eastAsia="Times New Roman" w:hAnsi="Calibri" w:cs="Calibri"/>
+                <w:b/>
+                <w:bCs/>
+                <w:color w:val="000000"/>
+                <w:kern w:val="0"/>
+                <w:sz w:val="22"/>
+                <w:szCs w:val="22"/>
+                <w:lang w:eastAsia="en-CA"/>
+                <w14:ligatures w14:val="none"/>
+              </w:rPr>
+              <w:t>Work Completed</w:t>
+            </w:r>
+          </w:p>
+        </w:tc>
+        <w:tc>
+          <w:tcPr>
+            <w:tcW w:w="5680" w:type="dxa"/>
+            <w:tcBorders>
+              <w:top w:val="single" w:sz="4" w:space="0" w:color="auto"/>
+              <w:left w:val="nil"/>
+              <w:bottom w:val="single" w:sz="4" w:space="0" w:color="auto"/>
+              <w:right w:val="single" w:sz="4" w:space="0" w:color="auto"/>
+            </w:tcBorders>
+            <w:shd w:val="clear" w:color="000000" w:fill="D9D9D9"/>
+            <w:vAlign w:val="center"/>
+            <w:hideMark/>
+          </w:tcPr>
+          <w:p>
+            <w:pPr>
+              <w:spacing w:after="0" w:line="240" w:lineRule="auto"/>
+              <w:jc w:val="center"/>
+              <w:rPr>
+                <w:rFonts w:ascii="Calibri" w:eastAsia="Times New Roman" w:hAnsi="Calibri" w:cs="Calibri"/>
+                <w:b/>
+                <w:bCs/>
+                <w:color w:val="000000"/>
+                <w:kern w:val="0"/>
+                <w:sz w:val="22"/>
+                <w:szCs w:val="22"/>
+                <w:lang w:eastAsia="en-CA"/>
+                <w14:ligatures w14:val="none"/>
+              </w:rPr>
+            </w:pPr>
+            <w:r>
+              <w:rPr>
+                <w:rFonts w:ascii="Calibri" w:eastAsia="Times New Roman" w:hAnsi="Calibri" w:cs="Calibri"/>
+                <w:b/>
+                <w:bCs/>
+                <w:color w:val="000000"/>
+                <w:kern w:val="0"/>
+                <w:sz w:val="22"/>
+                <w:szCs w:val="22"/>
+                <w:lang w:eastAsia="en-CA"/>
+                <w14:ligatures w14:val="none"/>
+              </w:rPr>
+              <w:t>Details / Description</w:t>
+            </w:r>
+          </w:p>
+        </w:tc>
+      </w:tr>
+      <w:tr>
+        <w:trPr>
+          <w:trHeight w:val="1200"/>
+        </w:trPr>
+        <w:tc>
+          <w:tcPr>
+            <w:tcW w:w="1320" w:type="dxa"/>
+            <w:vMerge w:val="restart"/>
+            <w:tcBorders>
+              <w:top w:val="nil"/>
+              <w:left w:val="single" w:sz="4" w:space="0" w:color="auto"/>
+              <w:bottom w:val="single" w:sz="4" w:space="0" w:color="auto"/>
+              <w:right w:val="single" w:sz="4" w:space="0" w:color="auto"/>
+            </w:tcBorders>
+            <w:shd w:val="clear" w:color="auto" w:fill="auto"/>
+            <w:vAlign w:val="center"/>
+            <w:hideMark/>
+          </w:tcPr>
+          <w:p>
+            <w:pPr>
+              <w:spacing w:after="0" w:line="240" w:lineRule="auto"/>
+              <w:jc w:val="center"/>
+              <w:rPr>
+                <w:rFonts w:ascii="Calibri" w:eastAsia="Times New Roman" w:hAnsi="Calibri" w:cs="Calibri"/>
+                <w:color w:val="000000"/>
+                <w:kern w:val="0"/>
+                <w:sz w:val="22"/>
+                <w:szCs w:val="22"/>
+                <w:lang w:eastAsia="en-CA"/>
+                <w14:ligatures w14:val="none"/>
+              </w:rPr>
+            </w:pPr>
+            <w:r>
+              <w:rPr>
+                <w:rFonts w:ascii="Calibri" w:eastAsia="Times New Roman" w:hAnsi="Calibri" w:cs="Calibri"/>
+                <w:color w:val="000000"/>
+                <w:kern w:val="0"/>
+                <w:sz w:val="22"/>
+                <w:szCs w:val="22"/>
+                <w:lang w:eastAsia="en-CA"/>
+                <w14:ligatures w14:val="none"/>
+              </w:rPr>
+              <w:t>18-Mar</w:t>
+            </w:r>
+          </w:p>
+        </w:tc>
+        <w:tc>
+          <w:tcPr>
+            <w:tcW w:w="2980" w:type="dxa"/>
+            <w:tcBorders>
+              <w:top w:val="nil"/>
+              <w:left w:val="nil"/>
+              <w:bottom w:val="single" w:sz="4" w:space="0" w:color="auto"/>
+              <w:right w:val="single" w:sz="4" w:space="0" w:color="auto"/>
+            </w:tcBorders>
+            <w:shd w:val="clear" w:color="auto" w:fill="auto"/>
+            <w:vAlign w:val="center"/>
+            <w:hideMark/>
+          </w:tcPr>
+          <w:p>
+            <w:pPr>
+              <w:spacing w:after="0" w:line="240" w:lineRule="auto"/>
+              <w:rPr>
+                <w:rFonts w:ascii="Calibri" w:eastAsia="Times New Roman" w:hAnsi="Calibri" w:cs="Calibri"/>
+                <w:color w:val="000000"/>
+                <w:kern w:val="0"/>
+                <w:sz w:val="22"/>
+                <w:szCs w:val="22"/>
+                <w:lang w:eastAsia="en-CA"/>
+                <w14:ligatures w14:val="none"/>
+              </w:rPr>
+            </w:pPr>
+            <w:r>
+              <w:rPr>
+                <w:rFonts w:ascii="Calibri" w:eastAsia="Times New Roman" w:hAnsi="Calibri" w:cs="Calibri"/>
+                <w:color w:val="000000"/>
+                <w:kern w:val="0"/>
+                <w:sz w:val="22"/>
+                <w:szCs w:val="22"/>
+                <w:lang w:eastAsia="en-CA"/>
+                <w14:ligatures w14:val="none"/>
+              </w:rPr>
+              <w:t>Chat module integration and enhancement</w:t>
+            </w:r>
+          </w:p>
+        </w:tc>
+        <w:tc>
+          <w:tcPr>
+            <w:tcW w:w="5680" w:type="dxa"/>
+            <w:tcBorders>
+              <w:top w:val="nil"/>
+              <w:left w:val="nil"/>
+              <w:bottom w:val="single" w:sz="4" w:space="0" w:color="auto"/>
+              <w:right w:val="single" w:sz="4" w:space="0" w:color="auto"/>
+            </w:tcBorders>
+            <w:shd w:val="clear" w:color="auto" w:fill="auto"/>
+            <w:vAlign w:val="center"/>
+            <w:hideMark/>
+          </w:tcPr>
+          <w:p>
+            <w:pPr>
+              <w:spacing w:after="0" w:line="240" w:lineRule="auto"/>
+              <w:rPr>
+                <w:rFonts w:ascii="Calibri" w:eastAsia="Times New Roman" w:hAnsi="Calibri" w:cs="Calibri"/>
+                <w:color w:val="000000"/>
+                <w:kern w:val="0"/>
+                <w:sz w:val="22"/>
+                <w:szCs w:val="22"/>
+                <w:lang w:eastAsia="en-CA"/>
+                <w14:ligatures w14:val="none"/>
+              </w:rPr>
+            </w:pPr>
+            <w:r>
+              <w:rPr>
+                <w:rFonts w:ascii="Calibri" w:eastAsia="Times New Roman" w:hAnsi="Calibri" w:cs="Calibri"/>
+                <w:color w:val="000000"/>
+                <w:kern w:val="0"/>
+                <w:sz w:val="22"/>
+                <w:szCs w:val="22"/>
+                <w:lang w:eastAsia="en-CA"/>
+                <w14:ligatures w14:val="none"/>
+              </w:rPr>
+              <w:t xml:space="preserve">Independently designed and integrated a real-time farmer–vendor chat system using </w:t>
+            </w:r>
+            <w:proofErr w:type="spellStart"/>
+            <w:r>
+              <w:rPr>
+                <w:rFonts w:ascii="Calibri" w:eastAsia="Times New Roman" w:hAnsi="Calibri" w:cs="Calibri"/>
+                <w:color w:val="000000"/>
+                <w:kern w:val="0"/>
+                <w:sz w:val="22"/>
+                <w:szCs w:val="22"/>
+                <w:lang w:eastAsia="en-CA"/>
+                <w14:ligatures w14:val="none"/>
+              </w:rPr>
+              <w:t>SignalR</w:t>
+            </w:r>
+            <w:proofErr w:type="spellEnd"/>
+            <w:r>
+              <w:rPr>
+                <w:rFonts w:ascii="Calibri" w:eastAsia="Times New Roman" w:hAnsi="Calibri" w:cs="Calibri"/>
+                <w:color w:val="000000"/>
+                <w:kern w:val="0"/>
+                <w:sz w:val="22"/>
+                <w:szCs w:val="22"/>
+                <w:lang w:eastAsia="en-CA"/>
+                <w14:ligatures w14:val="none"/>
+              </w:rPr>
+              <w:t xml:space="preserve"> within the existing ASP.NET Core + React architecture. Ensured secure communication using JWT-based authentication and proper user identification.</w:t>
             </w:r>
           </w:p>
         </w:tc>
@@ -505,7 +2980,7 @@
         </w:trPr>
         <w:tc>
           <w:tcPr>
-            <w:tcW w:w="1240" w:type="dxa"/>
+            <w:tcW w:w="1320" w:type="dxa"/>
             <w:vMerge/>
             <w:tcBorders>
               <w:top w:val="nil"/>
@@ -520,9 +2995,11 @@
             <w:pPr>
               <w:spacing w:after="0" w:line="240" w:lineRule="auto"/>
               <w:rPr>
-                <w:rFonts w:eastAsia="Times New Roman" w:cs="Calibri"/>
-                <w:color w:val="000000"/>
-                <w:kern w:val="0"/>
+                <w:rFonts w:ascii="Calibri" w:eastAsia="Times New Roman" w:hAnsi="Calibri" w:cs="Calibri"/>
+                <w:color w:val="000000"/>
+                <w:kern w:val="0"/>
+                <w:sz w:val="22"/>
+                <w:szCs w:val="22"/>
                 <w:lang w:eastAsia="en-CA"/>
                 <w14:ligatures w14:val="none"/>
               </w:rPr>
@@ -531,7 +3008,144 @@
         </w:tc>
         <w:tc>
           <w:tcPr>
-            <w:tcW w:w="1220" w:type="dxa"/>
+            <w:tcW w:w="2980" w:type="dxa"/>
+            <w:tcBorders>
+              <w:top w:val="nil"/>
+              <w:left w:val="nil"/>
+              <w:bottom w:val="single" w:sz="4" w:space="0" w:color="auto"/>
+              <w:right w:val="single" w:sz="4" w:space="0" w:color="auto"/>
+            </w:tcBorders>
+            <w:shd w:val="clear" w:color="auto" w:fill="auto"/>
+            <w:vAlign w:val="center"/>
+            <w:hideMark/>
+          </w:tcPr>
+          <w:p>
+            <w:pPr>
+              <w:spacing w:after="0" w:line="240" w:lineRule="auto"/>
+              <w:rPr>
+                <w:rFonts w:ascii="Calibri" w:eastAsia="Times New Roman" w:hAnsi="Calibri" w:cs="Calibri"/>
+                <w:color w:val="000000"/>
+                <w:kern w:val="0"/>
+                <w:sz w:val="22"/>
+                <w:szCs w:val="22"/>
+                <w:lang w:eastAsia="en-CA"/>
+                <w14:ligatures w14:val="none"/>
+              </w:rPr>
+            </w:pPr>
+            <w:r>
+              <w:rPr>
+                <w:rFonts w:ascii="Calibri" w:eastAsia="Times New Roman" w:hAnsi="Calibri" w:cs="Calibri"/>
+                <w:color w:val="000000"/>
+                <w:kern w:val="0"/>
+                <w:sz w:val="22"/>
+                <w:szCs w:val="22"/>
+                <w:lang w:eastAsia="en-CA"/>
+                <w14:ligatures w14:val="none"/>
+              </w:rPr>
+              <w:t>Debugging and system stabilization</w:t>
+            </w:r>
+          </w:p>
+        </w:tc>
+        <w:tc>
+          <w:tcPr>
+            <w:tcW w:w="5680" w:type="dxa"/>
+            <w:tcBorders>
+              <w:top w:val="nil"/>
+              <w:left w:val="nil"/>
+              <w:bottom w:val="single" w:sz="4" w:space="0" w:color="auto"/>
+              <w:right w:val="single" w:sz="4" w:space="0" w:color="auto"/>
+            </w:tcBorders>
+            <w:shd w:val="clear" w:color="auto" w:fill="auto"/>
+            <w:vAlign w:val="center"/>
+            <w:hideMark/>
+          </w:tcPr>
+          <w:p>
+            <w:pPr>
+              <w:spacing w:after="0" w:line="240" w:lineRule="auto"/>
+              <w:rPr>
+                <w:rFonts w:ascii="Calibri" w:eastAsia="Times New Roman" w:hAnsi="Calibri" w:cs="Calibri"/>
+                <w:color w:val="000000"/>
+                <w:kern w:val="0"/>
+                <w:sz w:val="22"/>
+                <w:szCs w:val="22"/>
+                <w:lang w:eastAsia="en-CA"/>
+                <w14:ligatures w14:val="none"/>
+              </w:rPr>
+            </w:pPr>
+            <w:r>
+              <w:rPr>
+                <w:rFonts w:ascii="Calibri" w:eastAsia="Times New Roman" w:hAnsi="Calibri" w:cs="Calibri"/>
+                <w:color w:val="000000"/>
+                <w:kern w:val="0"/>
+                <w:sz w:val="22"/>
+                <w:szCs w:val="22"/>
+                <w:lang w:eastAsia="en-CA"/>
+                <w14:ligatures w14:val="none"/>
+              </w:rPr>
+              <w:t xml:space="preserve">Identified and resolved complex issues related to foreign key constraints, incorrect </w:t>
+            </w:r>
+            <w:proofErr w:type="spellStart"/>
+            <w:r>
+              <w:rPr>
+                <w:rFonts w:ascii="Calibri" w:eastAsia="Times New Roman" w:hAnsi="Calibri" w:cs="Calibri"/>
+                <w:color w:val="000000"/>
+                <w:kern w:val="0"/>
+                <w:sz w:val="22"/>
+                <w:szCs w:val="22"/>
+                <w:lang w:eastAsia="en-CA"/>
+                <w14:ligatures w14:val="none"/>
+              </w:rPr>
+              <w:t>userId</w:t>
+            </w:r>
+            <w:proofErr w:type="spellEnd"/>
+            <w:r>
+              <w:rPr>
+                <w:rFonts w:ascii="Calibri" w:eastAsia="Times New Roman" w:hAnsi="Calibri" w:cs="Calibri"/>
+                <w:color w:val="000000"/>
+                <w:kern w:val="0"/>
+                <w:sz w:val="22"/>
+                <w:szCs w:val="22"/>
+                <w:lang w:eastAsia="en-CA"/>
+                <w14:ligatures w14:val="none"/>
+              </w:rPr>
+              <w:t xml:space="preserve"> handling, and </w:t>
+            </w:r>
+            <w:proofErr w:type="spellStart"/>
+            <w:r>
+              <w:rPr>
+                <w:rFonts w:ascii="Calibri" w:eastAsia="Times New Roman" w:hAnsi="Calibri" w:cs="Calibri"/>
+                <w:color w:val="000000"/>
+                <w:kern w:val="0"/>
+                <w:sz w:val="22"/>
+                <w:szCs w:val="22"/>
+                <w:lang w:eastAsia="en-CA"/>
+                <w14:ligatures w14:val="none"/>
+              </w:rPr>
+              <w:t>SignalR</w:t>
+            </w:r>
+            <w:proofErr w:type="spellEnd"/>
+            <w:r>
+              <w:rPr>
+                <w:rFonts w:ascii="Calibri" w:eastAsia="Times New Roman" w:hAnsi="Calibri" w:cs="Calibri"/>
+                <w:color w:val="000000"/>
+                <w:kern w:val="0"/>
+                <w:sz w:val="22"/>
+                <w:szCs w:val="22"/>
+                <w:lang w:eastAsia="en-CA"/>
+                <w14:ligatures w14:val="none"/>
+              </w:rPr>
+              <w:t xml:space="preserve"> CORS/connection errors through debugging and configuration fixes.</w:t>
+            </w:r>
+          </w:p>
+        </w:tc>
+      </w:tr>
+      <w:tr>
+        <w:trPr>
+          <w:trHeight w:val="900"/>
+        </w:trPr>
+        <w:tc>
+          <w:tcPr>
+            <w:tcW w:w="1320" w:type="dxa"/>
             <w:vMerge/>
             <w:tcBorders>
               <w:top w:val="nil"/>
@@ -546,9 +3160,11 @@
             <w:pPr>
               <w:spacing w:after="0" w:line="240" w:lineRule="auto"/>
               <w:rPr>
-                <w:rFonts w:eastAsia="Times New Roman" w:cs="Calibri"/>
-                <w:color w:val="000000"/>
-                <w:kern w:val="0"/>
+                <w:rFonts w:ascii="Calibri" w:eastAsia="Times New Roman" w:hAnsi="Calibri" w:cs="Calibri"/>
+                <w:color w:val="000000"/>
+                <w:kern w:val="0"/>
+                <w:sz w:val="22"/>
+                <w:szCs w:val="22"/>
                 <w:lang w:eastAsia="en-CA"/>
                 <w14:ligatures w14:val="none"/>
               </w:rPr>
@@ -557,7 +3173,7 @@
         </w:tc>
         <w:tc>
           <w:tcPr>
-            <w:tcW w:w="7480" w:type="dxa"/>
+            <w:tcW w:w="2980" w:type="dxa"/>
             <w:tcBorders>
               <w:top w:val="nil"/>
               <w:left w:val="nil"/>
@@ -565,29 +3181,73 @@
               <w:right w:val="single" w:sz="4" w:space="0" w:color="auto"/>
             </w:tcBorders>
             <w:shd w:val="clear" w:color="auto" w:fill="auto"/>
-            <w:vAlign w:val="bottom"/>
+            <w:vAlign w:val="center"/>
             <w:hideMark/>
           </w:tcPr>
           <w:p>
             <w:pPr>
               <w:spacing w:after="0" w:line="240" w:lineRule="auto"/>
               <w:rPr>
-                <w:rFonts w:eastAsia="Times New Roman" w:cs="Calibri"/>
-                <w:color w:val="000000"/>
-                <w:kern w:val="0"/>
+                <w:rFonts w:ascii="Calibri" w:eastAsia="Times New Roman" w:hAnsi="Calibri" w:cs="Calibri"/>
+                <w:color w:val="000000"/>
+                <w:kern w:val="0"/>
+                <w:sz w:val="22"/>
+                <w:szCs w:val="22"/>
                 <w:lang w:eastAsia="en-CA"/>
                 <w14:ligatures w14:val="none"/>
               </w:rPr>
             </w:pPr>
             <w:r>
               <w:rPr>
-                <w:rFonts w:eastAsia="Times New Roman" w:cs="Calibri"/>
-                <w:color w:val="000000"/>
-                <w:kern w:val="0"/>
-                <w:lang w:eastAsia="en-CA"/>
-                <w14:ligatures w14:val="none"/>
-              </w:rPr>
-              <w:t>Researched machine learning–based forecasting approaches and identified ML.NET SSA (Singular Spectrum Analysis) time series forecasting as a more suitable ML-driven model for demand prediction.</w:t>
+                <w:rFonts w:ascii="Calibri" w:eastAsia="Times New Roman" w:hAnsi="Calibri" w:cs="Calibri"/>
+                <w:color w:val="000000"/>
+                <w:kern w:val="0"/>
+                <w:sz w:val="22"/>
+                <w:szCs w:val="22"/>
+                <w:lang w:eastAsia="en-CA"/>
+                <w14:ligatures w14:val="none"/>
+              </w:rPr>
+              <w:t>User experience improvement</w:t>
+            </w:r>
+          </w:p>
+        </w:tc>
+        <w:tc>
+          <w:tcPr>
+            <w:tcW w:w="5680" w:type="dxa"/>
+            <w:tcBorders>
+              <w:top w:val="nil"/>
+              <w:left w:val="nil"/>
+              <w:bottom w:val="single" w:sz="4" w:space="0" w:color="auto"/>
+              <w:right w:val="single" w:sz="4" w:space="0" w:color="auto"/>
+            </w:tcBorders>
+            <w:shd w:val="clear" w:color="auto" w:fill="auto"/>
+            <w:vAlign w:val="center"/>
+            <w:hideMark/>
+          </w:tcPr>
+          <w:p>
+            <w:pPr>
+              <w:spacing w:after="0" w:line="240" w:lineRule="auto"/>
+              <w:rPr>
+                <w:rFonts w:ascii="Calibri" w:eastAsia="Times New Roman" w:hAnsi="Calibri" w:cs="Calibri"/>
+                <w:color w:val="000000"/>
+                <w:kern w:val="0"/>
+                <w:sz w:val="22"/>
+                <w:szCs w:val="22"/>
+                <w:lang w:eastAsia="en-CA"/>
+                <w14:ligatures w14:val="none"/>
+              </w:rPr>
+            </w:pPr>
+            <w:r>
+              <w:rPr>
+                <w:rFonts w:ascii="Calibri" w:eastAsia="Times New Roman" w:hAnsi="Calibri" w:cs="Calibri"/>
+                <w:color w:val="000000"/>
+                <w:kern w:val="0"/>
+                <w:sz w:val="22"/>
+                <w:szCs w:val="22"/>
+                <w:lang w:eastAsia="en-CA"/>
+                <w14:ligatures w14:val="none"/>
+              </w:rPr>
+              <w:t>Enhanced usability by replacing manual ID-based chat initiation with a searchable dropdown using display name and email, making the system more practical and user-friendly.</w:t>
             </w:r>
           </w:p>
         </w:tc>
@@ -598,7 +3258,7 @@
         </w:trPr>
         <w:tc>
           <w:tcPr>
-            <w:tcW w:w="1240" w:type="dxa"/>
+            <w:tcW w:w="1320" w:type="dxa"/>
             <w:vMerge/>
             <w:tcBorders>
               <w:top w:val="nil"/>
@@ -613,9 +3273,11 @@
             <w:pPr>
               <w:spacing w:after="0" w:line="240" w:lineRule="auto"/>
               <w:rPr>
-                <w:rFonts w:eastAsia="Times New Roman" w:cs="Calibri"/>
-                <w:color w:val="000000"/>
-                <w:kern w:val="0"/>
+                <w:rFonts w:ascii="Calibri" w:eastAsia="Times New Roman" w:hAnsi="Calibri" w:cs="Calibri"/>
+                <w:color w:val="000000"/>
+                <w:kern w:val="0"/>
+                <w:sz w:val="22"/>
+                <w:szCs w:val="22"/>
                 <w:lang w:eastAsia="en-CA"/>
                 <w14:ligatures w14:val="none"/>
               </w:rPr>
@@ -624,7 +3286,92 @@
         </w:tc>
         <w:tc>
           <w:tcPr>
-            <w:tcW w:w="1220" w:type="dxa"/>
+            <w:tcW w:w="2980" w:type="dxa"/>
+            <w:tcBorders>
+              <w:top w:val="nil"/>
+              <w:left w:val="nil"/>
+              <w:bottom w:val="single" w:sz="4" w:space="0" w:color="auto"/>
+              <w:right w:val="single" w:sz="4" w:space="0" w:color="auto"/>
+            </w:tcBorders>
+            <w:shd w:val="clear" w:color="auto" w:fill="auto"/>
+            <w:vAlign w:val="center"/>
+            <w:hideMark/>
+          </w:tcPr>
+          <w:p>
+            <w:pPr>
+              <w:spacing w:after="0" w:line="240" w:lineRule="auto"/>
+              <w:rPr>
+                <w:rFonts w:ascii="Calibri" w:eastAsia="Times New Roman" w:hAnsi="Calibri" w:cs="Calibri"/>
+                <w:color w:val="000000"/>
+                <w:kern w:val="0"/>
+                <w:sz w:val="22"/>
+                <w:szCs w:val="22"/>
+                <w:lang w:eastAsia="en-CA"/>
+                <w14:ligatures w14:val="none"/>
+              </w:rPr>
+            </w:pPr>
+            <w:r>
+              <w:rPr>
+                <w:rFonts w:ascii="Calibri" w:eastAsia="Times New Roman" w:hAnsi="Calibri" w:cs="Calibri"/>
+                <w:color w:val="000000"/>
+                <w:kern w:val="0"/>
+                <w:sz w:val="22"/>
+                <w:szCs w:val="22"/>
+                <w:lang w:eastAsia="en-CA"/>
+                <w14:ligatures w14:val="none"/>
+              </w:rPr>
+              <w:t>Full-stack integration</w:t>
+            </w:r>
+          </w:p>
+        </w:tc>
+        <w:tc>
+          <w:tcPr>
+            <w:tcW w:w="5680" w:type="dxa"/>
+            <w:tcBorders>
+              <w:top w:val="nil"/>
+              <w:left w:val="nil"/>
+              <w:bottom w:val="single" w:sz="4" w:space="0" w:color="auto"/>
+              <w:right w:val="single" w:sz="4" w:space="0" w:color="auto"/>
+            </w:tcBorders>
+            <w:shd w:val="clear" w:color="auto" w:fill="auto"/>
+            <w:vAlign w:val="center"/>
+            <w:hideMark/>
+          </w:tcPr>
+          <w:p>
+            <w:pPr>
+              <w:spacing w:after="0" w:line="240" w:lineRule="auto"/>
+              <w:rPr>
+                <w:rFonts w:ascii="Calibri" w:eastAsia="Times New Roman" w:hAnsi="Calibri" w:cs="Calibri"/>
+                <w:color w:val="000000"/>
+                <w:kern w:val="0"/>
+                <w:sz w:val="22"/>
+                <w:szCs w:val="22"/>
+                <w:lang w:eastAsia="en-CA"/>
+                <w14:ligatures w14:val="none"/>
+              </w:rPr>
+            </w:pPr>
+            <w:r>
+              <w:rPr>
+                <w:rFonts w:ascii="Calibri" w:eastAsia="Times New Roman" w:hAnsi="Calibri" w:cs="Calibri"/>
+                <w:color w:val="000000"/>
+                <w:kern w:val="0"/>
+                <w:sz w:val="22"/>
+                <w:szCs w:val="22"/>
+                <w:lang w:eastAsia="en-CA"/>
+                <w14:ligatures w14:val="none"/>
+              </w:rPr>
+              <w:t>Successfully connected backend chat APIs, database persistence, and frontend UI components, ensuring end-to-end functionality including conversation creation, message flow, and real-time updates.</w:t>
+            </w:r>
+          </w:p>
+        </w:tc>
+      </w:tr>
+      <w:tr>
+        <w:trPr>
+          <w:trHeight w:val="1200"/>
+        </w:trPr>
+        <w:tc>
+          <w:tcPr>
+            <w:tcW w:w="1320" w:type="dxa"/>
             <w:vMerge/>
             <w:tcBorders>
               <w:top w:val="nil"/>
@@ -639,9 +3386,11 @@
             <w:pPr>
               <w:spacing w:after="0" w:line="240" w:lineRule="auto"/>
               <w:rPr>
-                <w:rFonts w:eastAsia="Times New Roman" w:cs="Calibri"/>
-                <w:color w:val="000000"/>
-                <w:kern w:val="0"/>
+                <w:rFonts w:ascii="Calibri" w:eastAsia="Times New Roman" w:hAnsi="Calibri" w:cs="Calibri"/>
+                <w:color w:val="000000"/>
+                <w:kern w:val="0"/>
+                <w:sz w:val="22"/>
+                <w:szCs w:val="22"/>
                 <w:lang w:eastAsia="en-CA"/>
                 <w14:ligatures w14:val="none"/>
               </w:rPr>
@@ -650,7 +3399,7 @@
         </w:tc>
         <w:tc>
           <w:tcPr>
-            <w:tcW w:w="7480" w:type="dxa"/>
+            <w:tcW w:w="2980" w:type="dxa"/>
             <w:tcBorders>
               <w:top w:val="nil"/>
               <w:left w:val="nil"/>
@@ -658,81 +3407,6 @@
               <w:right w:val="single" w:sz="4" w:space="0" w:color="auto"/>
             </w:tcBorders>
             <w:shd w:val="clear" w:color="auto" w:fill="auto"/>
-            <w:vAlign w:val="bottom"/>
-            <w:hideMark/>
-          </w:tcPr>
-          <w:p>
-            <w:pPr>
-              <w:spacing w:after="0" w:line="240" w:lineRule="auto"/>
-              <w:rPr>
-                <w:rFonts w:eastAsia="Times New Roman" w:cs="Calibri"/>
-                <w:color w:val="000000"/>
-                <w:kern w:val="0"/>
-                <w:lang w:eastAsia="en-CA"/>
-                <w14:ligatures w14:val="none"/>
-              </w:rPr>
-            </w:pPr>
-            <w:r>
-              <w:rPr>
-                <w:rFonts w:eastAsia="Times New Roman" w:cs="Calibri"/>
-                <w:color w:val="000000"/>
-                <w:kern w:val="0"/>
-                <w:lang w:eastAsia="en-CA"/>
-                <w14:ligatures w14:val="none"/>
-              </w:rPr>
-              <w:t xml:space="preserve">Updated research direction by replacing the baseline-only approach with an ML-focused forecasting implementation using ML.NET </w:t>
-            </w:r>
-            <w:proofErr w:type="spellStart"/>
-            <w:r>
-              <w:rPr>
-                <w:rFonts w:eastAsia="Times New Roman" w:cs="Calibri"/>
-                <w:color w:val="000000"/>
-                <w:kern w:val="0"/>
-                <w:lang w:eastAsia="en-CA"/>
-                <w14:ligatures w14:val="none"/>
-              </w:rPr>
-              <w:t>TimeSeries</w:t>
-            </w:r>
-            <w:proofErr w:type="spellEnd"/>
-            <w:r>
-              <w:rPr>
-                <w:rFonts w:eastAsia="Times New Roman" w:cs="Calibri"/>
-                <w:color w:val="000000"/>
-                <w:kern w:val="0"/>
-                <w:lang w:eastAsia="en-CA"/>
-                <w14:ligatures w14:val="none"/>
-              </w:rPr>
-              <w:t xml:space="preserve"> API and refactored the forecasting workflow in </w:t>
-            </w:r>
-            <w:proofErr w:type="spellStart"/>
-            <w:r>
-              <w:rPr>
-                <w:rFonts w:eastAsia="Times New Roman" w:cs="Calibri"/>
-                <w:color w:val="000000"/>
-                <w:kern w:val="0"/>
-                <w:lang w:eastAsia="en-CA"/>
-                <w14:ligatures w14:val="none"/>
-              </w:rPr>
-              <w:t>DemandForecastService.cs</w:t>
-            </w:r>
-            <w:proofErr w:type="spellEnd"/>
-          </w:p>
-        </w:tc>
-      </w:tr>
-      <w:tr>
-        <w:trPr>
-          <w:trHeight w:val="1200"/>
-        </w:trPr>
-        <w:tc>
-          <w:tcPr>
-            <w:tcW w:w="1240" w:type="dxa"/>
-            <w:vMerge/>
-            <w:tcBorders>
-              <w:top w:val="nil"/>
-              <w:left w:val="single" w:sz="4" w:space="0" w:color="auto"/>
-              <w:bottom w:val="single" w:sz="4" w:space="0" w:color="auto"/>
-              <w:right w:val="single" w:sz="4" w:space="0" w:color="auto"/>
-            </w:tcBorders>
             <w:vAlign w:val="center"/>
             <w:hideMark/>
           </w:tcPr>
@@ -740,44 +3414,32 @@
             <w:pPr>
               <w:spacing w:after="0" w:line="240" w:lineRule="auto"/>
               <w:rPr>
-                <w:rFonts w:eastAsia="Times New Roman" w:cs="Calibri"/>
-                <w:color w:val="000000"/>
-                <w:kern w:val="0"/>
+                <w:rFonts w:ascii="Calibri" w:eastAsia="Times New Roman" w:hAnsi="Calibri" w:cs="Calibri"/>
+                <w:color w:val="000000"/>
+                <w:kern w:val="0"/>
+                <w:sz w:val="22"/>
+                <w:szCs w:val="22"/>
                 <w:lang w:eastAsia="en-CA"/>
                 <w14:ligatures w14:val="none"/>
               </w:rPr>
             </w:pPr>
+            <w:r>
+              <w:rPr>
+                <w:rFonts w:ascii="Calibri" w:eastAsia="Times New Roman" w:hAnsi="Calibri" w:cs="Calibri"/>
+                <w:color w:val="000000"/>
+                <w:kern w:val="0"/>
+                <w:sz w:val="22"/>
+                <w:szCs w:val="22"/>
+                <w:lang w:eastAsia="en-CA"/>
+                <w14:ligatures w14:val="none"/>
+              </w:rPr>
+              <w:t>System design improvement</w:t>
+            </w:r>
           </w:p>
         </w:tc>
         <w:tc>
           <w:tcPr>
-            <w:tcW w:w="1220" w:type="dxa"/>
-            <w:vMerge/>
-            <w:tcBorders>
-              <w:top w:val="nil"/>
-              <w:left w:val="single" w:sz="4" w:space="0" w:color="auto"/>
-              <w:bottom w:val="single" w:sz="4" w:space="0" w:color="auto"/>
-              <w:right w:val="single" w:sz="4" w:space="0" w:color="auto"/>
-            </w:tcBorders>
-            <w:vAlign w:val="center"/>
-            <w:hideMark/>
-          </w:tcPr>
-          <w:p>
-            <w:pPr>
-              <w:spacing w:after="0" w:line="240" w:lineRule="auto"/>
-              <w:rPr>
-                <w:rFonts w:eastAsia="Times New Roman" w:cs="Calibri"/>
-                <w:color w:val="000000"/>
-                <w:kern w:val="0"/>
-                <w:lang w:eastAsia="en-CA"/>
-                <w14:ligatures w14:val="none"/>
-              </w:rPr>
-            </w:pPr>
-          </w:p>
-        </w:tc>
-        <w:tc>
-          <w:tcPr>
-            <w:tcW w:w="7480" w:type="dxa"/>
+            <w:tcW w:w="5680" w:type="dxa"/>
             <w:tcBorders>
               <w:top w:val="nil"/>
               <w:left w:val="nil"/>
@@ -785,59 +3447,6 @@
               <w:right w:val="single" w:sz="4" w:space="0" w:color="auto"/>
             </w:tcBorders>
             <w:shd w:val="clear" w:color="auto" w:fill="auto"/>
-            <w:vAlign w:val="bottom"/>
-            <w:hideMark/>
-          </w:tcPr>
-          <w:p>
-            <w:pPr>
-              <w:spacing w:after="0" w:line="240" w:lineRule="auto"/>
-              <w:rPr>
-                <w:rFonts w:eastAsia="Times New Roman" w:cs="Calibri"/>
-                <w:color w:val="000000"/>
-                <w:kern w:val="0"/>
-                <w:lang w:eastAsia="en-CA"/>
-                <w14:ligatures w14:val="none"/>
-              </w:rPr>
-            </w:pPr>
-            <w:r>
-              <w:rPr>
-                <w:rFonts w:eastAsia="Times New Roman" w:cs="Calibri"/>
-                <w:color w:val="000000"/>
-                <w:kern w:val="0"/>
-                <w:lang w:eastAsia="en-CA"/>
-                <w14:ligatures w14:val="none"/>
-              </w:rPr>
-              <w:t xml:space="preserve">Studied ML.NET forecasting pipeline structure including SSA training window, horizon prediction, model retraining, and demand sequence preparation from historical demand request data, preparing the implementation structure for </w:t>
-            </w:r>
-            <w:proofErr w:type="spellStart"/>
-            <w:r>
-              <w:rPr>
-                <w:rFonts w:eastAsia="Times New Roman" w:cs="Calibri"/>
-                <w:color w:val="000000"/>
-                <w:kern w:val="0"/>
-                <w:lang w:eastAsia="en-CA"/>
-                <w14:ligatures w14:val="none"/>
-              </w:rPr>
-              <w:t>MLDemandForecastEngine.cs</w:t>
-            </w:r>
-            <w:proofErr w:type="spellEnd"/>
-          </w:p>
-        </w:tc>
-      </w:tr>
-      <w:tr>
-        <w:trPr>
-          <w:trHeight w:val="900"/>
-        </w:trPr>
-        <w:tc>
-          <w:tcPr>
-            <w:tcW w:w="1240" w:type="dxa"/>
-            <w:vMerge/>
-            <w:tcBorders>
-              <w:top w:val="nil"/>
-              <w:left w:val="single" w:sz="4" w:space="0" w:color="auto"/>
-              <w:bottom w:val="single" w:sz="4" w:space="0" w:color="auto"/>
-              <w:right w:val="single" w:sz="4" w:space="0" w:color="auto"/>
-            </w:tcBorders>
             <w:vAlign w:val="center"/>
             <w:hideMark/>
           </w:tcPr>
@@ -845,234 +3454,37 @@
             <w:pPr>
               <w:spacing w:after="0" w:line="240" w:lineRule="auto"/>
               <w:rPr>
-                <w:rFonts w:eastAsia="Times New Roman" w:cs="Calibri"/>
-                <w:color w:val="000000"/>
-                <w:kern w:val="0"/>
-                <w:lang w:eastAsia="en-CA"/>
-                <w14:ligatures w14:val="none"/>
-              </w:rPr>
-            </w:pPr>
-          </w:p>
-        </w:tc>
-        <w:tc>
-          <w:tcPr>
-            <w:tcW w:w="1220" w:type="dxa"/>
-            <w:vMerge/>
-            <w:tcBorders>
-              <w:top w:val="nil"/>
-              <w:left w:val="single" w:sz="4" w:space="0" w:color="auto"/>
-              <w:bottom w:val="single" w:sz="4" w:space="0" w:color="auto"/>
-              <w:right w:val="single" w:sz="4" w:space="0" w:color="auto"/>
-            </w:tcBorders>
-            <w:vAlign w:val="center"/>
-            <w:hideMark/>
-          </w:tcPr>
-          <w:p>
-            <w:pPr>
-              <w:spacing w:after="0" w:line="240" w:lineRule="auto"/>
-              <w:rPr>
-                <w:rFonts w:eastAsia="Times New Roman" w:cs="Calibri"/>
-                <w:color w:val="000000"/>
-                <w:kern w:val="0"/>
-                <w:lang w:eastAsia="en-CA"/>
-                <w14:ligatures w14:val="none"/>
-              </w:rPr>
-            </w:pPr>
-          </w:p>
-        </w:tc>
-        <w:tc>
-          <w:tcPr>
-            <w:tcW w:w="7480" w:type="dxa"/>
-            <w:tcBorders>
-              <w:top w:val="nil"/>
-              <w:left w:val="nil"/>
-              <w:bottom w:val="single" w:sz="4" w:space="0" w:color="auto"/>
-              <w:right w:val="single" w:sz="4" w:space="0" w:color="auto"/>
-            </w:tcBorders>
-            <w:shd w:val="clear" w:color="auto" w:fill="auto"/>
-            <w:vAlign w:val="bottom"/>
-            <w:hideMark/>
-          </w:tcPr>
-          <w:p>
-            <w:pPr>
-              <w:spacing w:after="0" w:line="240" w:lineRule="auto"/>
-              <w:rPr>
-                <w:rFonts w:eastAsia="Times New Roman" w:cs="Calibri"/>
-                <w:color w:val="000000"/>
-                <w:kern w:val="0"/>
+                <w:rFonts w:ascii="Calibri" w:eastAsia="Times New Roman" w:hAnsi="Calibri" w:cs="Calibri"/>
+                <w:color w:val="000000"/>
+                <w:kern w:val="0"/>
+                <w:sz w:val="22"/>
+                <w:szCs w:val="22"/>
                 <w:lang w:eastAsia="en-CA"/>
                 <w14:ligatures w14:val="none"/>
               </w:rPr>
             </w:pPr>
             <w:r>
               <w:rPr>
-                <w:rFonts w:eastAsia="Times New Roman" w:cs="Calibri"/>
-                <w:color w:val="000000"/>
-                <w:kern w:val="0"/>
-                <w:lang w:eastAsia="en-CA"/>
-                <w14:ligatures w14:val="none"/>
-              </w:rPr>
-              <w:t>Studied ML.NET forecasting pipeline structure including SSA training window, horizon prediction, model retraining, and demand sequence preparation from historical demand request data.</w:t>
+                <w:rFonts w:ascii="Calibri" w:eastAsia="Times New Roman" w:hAnsi="Calibri" w:cs="Calibri"/>
+                <w:color w:val="000000"/>
+                <w:kern w:val="0"/>
+                <w:sz w:val="22"/>
+                <w:szCs w:val="22"/>
+                <w:lang w:eastAsia="en-CA"/>
+                <w14:ligatures w14:val="none"/>
+              </w:rPr>
+              <w:t>Extended the system architecture to support scalable communication between farmers and vendors, aligning with the project goal of improving coordination and interaction within the supply chain platform.</w:t>
             </w:r>
           </w:p>
         </w:tc>
       </w:tr>
       <w:tr>
         <w:trPr>
-          <w:trHeight w:val="900"/>
+          <w:trHeight w:val="2400"/>
         </w:trPr>
         <w:tc>
           <w:tcPr>
-            <w:tcW w:w="1240" w:type="dxa"/>
-            <w:vMerge/>
-            <w:tcBorders>
-              <w:top w:val="nil"/>
-              <w:left w:val="single" w:sz="4" w:space="0" w:color="auto"/>
-              <w:bottom w:val="single" w:sz="4" w:space="0" w:color="auto"/>
-              <w:right w:val="single" w:sz="4" w:space="0" w:color="auto"/>
-            </w:tcBorders>
-            <w:vAlign w:val="center"/>
-            <w:hideMark/>
-          </w:tcPr>
-          <w:p>
-            <w:pPr>
-              <w:spacing w:after="0" w:line="240" w:lineRule="auto"/>
-              <w:rPr>
-                <w:rFonts w:eastAsia="Times New Roman" w:cs="Calibri"/>
-                <w:color w:val="000000"/>
-                <w:kern w:val="0"/>
-                <w:lang w:eastAsia="en-CA"/>
-                <w14:ligatures w14:val="none"/>
-              </w:rPr>
-            </w:pPr>
-          </w:p>
-        </w:tc>
-        <w:tc>
-          <w:tcPr>
-            <w:tcW w:w="1220" w:type="dxa"/>
-            <w:vMerge/>
-            <w:tcBorders>
-              <w:top w:val="nil"/>
-              <w:left w:val="single" w:sz="4" w:space="0" w:color="auto"/>
-              <w:bottom w:val="single" w:sz="4" w:space="0" w:color="auto"/>
-              <w:right w:val="single" w:sz="4" w:space="0" w:color="auto"/>
-            </w:tcBorders>
-            <w:vAlign w:val="center"/>
-            <w:hideMark/>
-          </w:tcPr>
-          <w:p>
-            <w:pPr>
-              <w:spacing w:after="0" w:line="240" w:lineRule="auto"/>
-              <w:rPr>
-                <w:rFonts w:eastAsia="Times New Roman" w:cs="Calibri"/>
-                <w:color w:val="000000"/>
-                <w:kern w:val="0"/>
-                <w:lang w:eastAsia="en-CA"/>
-                <w14:ligatures w14:val="none"/>
-              </w:rPr>
-            </w:pPr>
-          </w:p>
-        </w:tc>
-        <w:tc>
-          <w:tcPr>
-            <w:tcW w:w="7480" w:type="dxa"/>
-            <w:tcBorders>
-              <w:top w:val="nil"/>
-              <w:left w:val="nil"/>
-              <w:bottom w:val="single" w:sz="4" w:space="0" w:color="auto"/>
-              <w:right w:val="single" w:sz="4" w:space="0" w:color="auto"/>
-            </w:tcBorders>
-            <w:shd w:val="clear" w:color="auto" w:fill="auto"/>
-            <w:vAlign w:val="bottom"/>
-            <w:hideMark/>
-          </w:tcPr>
-          <w:p>
-            <w:pPr>
-              <w:spacing w:after="0" w:line="240" w:lineRule="auto"/>
-              <w:rPr>
-                <w:rFonts w:eastAsia="Times New Roman" w:cs="Calibri"/>
-                <w:color w:val="000000"/>
-                <w:kern w:val="0"/>
-                <w:lang w:eastAsia="en-CA"/>
-                <w14:ligatures w14:val="none"/>
-              </w:rPr>
-            </w:pPr>
-            <w:r>
-              <w:rPr>
-                <w:rFonts w:eastAsia="Times New Roman" w:cs="Calibri"/>
-                <w:color w:val="000000"/>
-                <w:kern w:val="0"/>
-                <w:lang w:eastAsia="en-CA"/>
-                <w14:ligatures w14:val="none"/>
-              </w:rPr>
-              <w:t xml:space="preserve">Refactored forecasting architecture to support multiple forecasting models (Moving Average + ML.NET SSA) and updated related models including </w:t>
-            </w:r>
-            <w:proofErr w:type="spellStart"/>
-            <w:r>
-              <w:rPr>
-                <w:rFonts w:eastAsia="Times New Roman" w:cs="Calibri"/>
-                <w:color w:val="000000"/>
-                <w:kern w:val="0"/>
-                <w:lang w:eastAsia="en-CA"/>
-                <w14:ligatures w14:val="none"/>
-              </w:rPr>
-              <w:t>DemandForecast.cs</w:t>
-            </w:r>
-            <w:proofErr w:type="spellEnd"/>
-            <w:r>
-              <w:rPr>
-                <w:rFonts w:eastAsia="Times New Roman" w:cs="Calibri"/>
-                <w:color w:val="000000"/>
-                <w:kern w:val="0"/>
-                <w:lang w:eastAsia="en-CA"/>
-                <w14:ligatures w14:val="none"/>
-              </w:rPr>
-              <w:t xml:space="preserve">, </w:t>
-            </w:r>
-            <w:proofErr w:type="spellStart"/>
-            <w:r>
-              <w:rPr>
-                <w:rFonts w:eastAsia="Times New Roman" w:cs="Calibri"/>
-                <w:color w:val="000000"/>
-                <w:kern w:val="0"/>
-                <w:lang w:eastAsia="en-CA"/>
-                <w14:ligatures w14:val="none"/>
-              </w:rPr>
-              <w:t>GenerateForecastDto.cs</w:t>
-            </w:r>
-            <w:proofErr w:type="spellEnd"/>
-            <w:r>
-              <w:rPr>
-                <w:rFonts w:eastAsia="Times New Roman" w:cs="Calibri"/>
-                <w:color w:val="000000"/>
-                <w:kern w:val="0"/>
-                <w:lang w:eastAsia="en-CA"/>
-                <w14:ligatures w14:val="none"/>
-              </w:rPr>
-              <w:t xml:space="preserve">, and </w:t>
-            </w:r>
-            <w:proofErr w:type="spellStart"/>
-            <w:r>
-              <w:rPr>
-                <w:rFonts w:eastAsia="Times New Roman" w:cs="Calibri"/>
-                <w:color w:val="000000"/>
-                <w:kern w:val="0"/>
-                <w:lang w:eastAsia="en-CA"/>
-                <w14:ligatures w14:val="none"/>
-              </w:rPr>
-              <w:t>DemandForecastRowDto.cs</w:t>
-            </w:r>
-            <w:proofErr w:type="spellEnd"/>
-          </w:p>
-        </w:tc>
-      </w:tr>
-      <w:tr>
-        <w:trPr>
-          <w:trHeight w:val="600"/>
-        </w:trPr>
-        <w:tc>
-          <w:tcPr>
-            <w:tcW w:w="1240" w:type="dxa"/>
+            <w:tcW w:w="1320" w:type="dxa"/>
             <w:vMerge w:val="restart"/>
             <w:tcBorders>
               <w:top w:val="nil"/>
@@ -1090,28 +3502,270 @@
               <w:spacing w:after="0" w:line="240" w:lineRule="auto"/>
               <w:jc w:val="center"/>
               <w:rPr>
-                <w:rFonts w:eastAsia="Times New Roman" w:cs="Calibri"/>
-                <w:color w:val="000000"/>
-                <w:kern w:val="0"/>
+                <w:rFonts w:ascii="Calibri" w:eastAsia="Times New Roman" w:hAnsi="Calibri" w:cs="Calibri"/>
+                <w:color w:val="000000"/>
+                <w:kern w:val="0"/>
+                <w:sz w:val="22"/>
+                <w:szCs w:val="22"/>
                 <w:lang w:eastAsia="en-CA"/>
                 <w14:ligatures w14:val="none"/>
               </w:rPr>
             </w:pPr>
             <w:r>
               <w:rPr>
-                <w:rFonts w:eastAsia="Times New Roman" w:cs="Calibri"/>
-                <w:color w:val="000000"/>
-                <w:kern w:val="0"/>
-                <w:lang w:eastAsia="en-CA"/>
-                <w14:ligatures w14:val="none"/>
-              </w:rPr>
-              <w:t>11-Mar</w:t>
+                <w:rFonts w:ascii="Calibri" w:eastAsia="Times New Roman" w:hAnsi="Calibri" w:cs="Calibri"/>
+                <w:color w:val="000000"/>
+                <w:kern w:val="0"/>
+                <w:sz w:val="22"/>
+                <w:szCs w:val="22"/>
+                <w:lang w:eastAsia="en-CA"/>
+                <w14:ligatures w14:val="none"/>
+              </w:rPr>
+              <w:t>19-Mar</w:t>
             </w:r>
           </w:p>
         </w:tc>
         <w:tc>
           <w:tcPr>
-            <w:tcW w:w="1220" w:type="dxa"/>
+            <w:tcW w:w="2980" w:type="dxa"/>
+            <w:tcBorders>
+              <w:top w:val="nil"/>
+              <w:left w:val="nil"/>
+              <w:bottom w:val="single" w:sz="4" w:space="0" w:color="auto"/>
+              <w:right w:val="single" w:sz="4" w:space="0" w:color="auto"/>
+            </w:tcBorders>
+            <w:shd w:val="clear" w:color="auto" w:fill="auto"/>
+            <w:vAlign w:val="center"/>
+            <w:hideMark/>
+          </w:tcPr>
+          <w:p>
+            <w:pPr>
+              <w:spacing w:after="0" w:line="240" w:lineRule="auto"/>
+              <w:rPr>
+                <w:rFonts w:ascii="Calibri" w:eastAsia="Times New Roman" w:hAnsi="Calibri" w:cs="Calibri"/>
+                <w:color w:val="000000"/>
+                <w:kern w:val="0"/>
+                <w:sz w:val="22"/>
+                <w:szCs w:val="22"/>
+                <w:lang w:eastAsia="en-CA"/>
+                <w14:ligatures w14:val="none"/>
+              </w:rPr>
+            </w:pPr>
+            <w:r>
+              <w:rPr>
+                <w:rFonts w:ascii="Calibri" w:eastAsia="Times New Roman" w:hAnsi="Calibri" w:cs="Calibri"/>
+                <w:color w:val="000000"/>
+                <w:kern w:val="0"/>
+                <w:sz w:val="22"/>
+                <w:szCs w:val="22"/>
+                <w:lang w:eastAsia="en-CA"/>
+                <w14:ligatures w14:val="none"/>
+              </w:rPr>
+              <w:t>Value added through UI/UX and system integration improvements</w:t>
+            </w:r>
+          </w:p>
+        </w:tc>
+        <w:tc>
+          <w:tcPr>
+            <w:tcW w:w="5680" w:type="dxa"/>
+            <w:tcBorders>
+              <w:top w:val="nil"/>
+              <w:left w:val="nil"/>
+              <w:bottom w:val="single" w:sz="4" w:space="0" w:color="auto"/>
+              <w:right w:val="single" w:sz="4" w:space="0" w:color="auto"/>
+            </w:tcBorders>
+            <w:shd w:val="clear" w:color="auto" w:fill="auto"/>
+            <w:vAlign w:val="center"/>
+            <w:hideMark/>
+          </w:tcPr>
+          <w:p>
+            <w:pPr>
+              <w:spacing w:after="0" w:line="240" w:lineRule="auto"/>
+              <w:rPr>
+                <w:rFonts w:ascii="Calibri" w:eastAsia="Times New Roman" w:hAnsi="Calibri" w:cs="Calibri"/>
+                <w:color w:val="000000"/>
+                <w:kern w:val="0"/>
+                <w:sz w:val="22"/>
+                <w:szCs w:val="22"/>
+                <w:lang w:eastAsia="en-CA"/>
+                <w14:ligatures w14:val="none"/>
+              </w:rPr>
+            </w:pPr>
+            <w:r>
+              <w:rPr>
+                <w:rFonts w:ascii="Calibri" w:eastAsia="Times New Roman" w:hAnsi="Calibri" w:cs="Calibri"/>
+                <w:color w:val="000000"/>
+                <w:kern w:val="0"/>
+                <w:sz w:val="22"/>
+                <w:szCs w:val="22"/>
+                <w:lang w:eastAsia="en-CA"/>
+                <w14:ligatures w14:val="none"/>
+              </w:rPr>
+              <w:t>Improved overall system usability by eliminating manual ID entry and introducing intuitive search-based selection for vendors and products. Enabled scalable and user-friendly data selection using dynamic backend filtering, enhancing real-world applicability. Strengthened frontend–backend integration by aligning API contracts and validation logic, reducing runtime errors. Contributed to better data accuracy and user adoption by ensuring correct entity selection before forecasting operations.</w:t>
+            </w:r>
+          </w:p>
+        </w:tc>
+      </w:tr>
+      <w:tr>
+        <w:trPr>
+          <w:trHeight w:val="600"/>
+        </w:trPr>
+        <w:tc>
+          <w:tcPr>
+            <w:tcW w:w="1320" w:type="dxa"/>
+            <w:vMerge/>
+            <w:tcBorders>
+              <w:top w:val="nil"/>
+              <w:left w:val="single" w:sz="4" w:space="0" w:color="auto"/>
+              <w:bottom w:val="single" w:sz="4" w:space="0" w:color="auto"/>
+              <w:right w:val="single" w:sz="4" w:space="0" w:color="auto"/>
+            </w:tcBorders>
+            <w:vAlign w:val="center"/>
+            <w:hideMark/>
+          </w:tcPr>
+          <w:p>
+            <w:pPr>
+              <w:spacing w:after="0" w:line="240" w:lineRule="auto"/>
+              <w:rPr>
+                <w:rFonts w:ascii="Calibri" w:eastAsia="Times New Roman" w:hAnsi="Calibri" w:cs="Calibri"/>
+                <w:color w:val="000000"/>
+                <w:kern w:val="0"/>
+                <w:sz w:val="22"/>
+                <w:szCs w:val="22"/>
+                <w:lang w:eastAsia="en-CA"/>
+                <w14:ligatures w14:val="none"/>
+              </w:rPr>
+            </w:pPr>
+          </w:p>
+        </w:tc>
+        <w:tc>
+          <w:tcPr>
+            <w:tcW w:w="2980" w:type="dxa"/>
+            <w:tcBorders>
+              <w:top w:val="nil"/>
+              <w:left w:val="nil"/>
+              <w:bottom w:val="single" w:sz="4" w:space="0" w:color="auto"/>
+              <w:right w:val="single" w:sz="4" w:space="0" w:color="auto"/>
+            </w:tcBorders>
+            <w:shd w:val="clear" w:color="auto" w:fill="auto"/>
+            <w:vAlign w:val="center"/>
+            <w:hideMark/>
+          </w:tcPr>
+          <w:p>
+            <w:pPr>
+              <w:spacing w:after="0" w:line="240" w:lineRule="auto"/>
+              <w:rPr>
+                <w:rFonts w:ascii="Calibri" w:eastAsia="Times New Roman" w:hAnsi="Calibri" w:cs="Calibri"/>
+                <w:color w:val="000000"/>
+                <w:kern w:val="0"/>
+                <w:sz w:val="22"/>
+                <w:szCs w:val="22"/>
+                <w:lang w:eastAsia="en-CA"/>
+                <w14:ligatures w14:val="none"/>
+              </w:rPr>
+            </w:pPr>
+            <w:r>
+              <w:rPr>
+                <w:rFonts w:ascii="Calibri" w:eastAsia="Times New Roman" w:hAnsi="Calibri" w:cs="Calibri"/>
+                <w:color w:val="000000"/>
+                <w:kern w:val="0"/>
+                <w:sz w:val="22"/>
+                <w:szCs w:val="22"/>
+                <w:lang w:eastAsia="en-CA"/>
+                <w14:ligatures w14:val="none"/>
+              </w:rPr>
+              <w:t xml:space="preserve">code complexity </w:t>
+            </w:r>
+            <w:proofErr w:type="spellStart"/>
+            <w:r>
+              <w:rPr>
+                <w:rFonts w:ascii="Calibri" w:eastAsia="Times New Roman" w:hAnsi="Calibri" w:cs="Calibri"/>
+                <w:color w:val="000000"/>
+                <w:kern w:val="0"/>
+                <w:sz w:val="22"/>
+                <w:szCs w:val="22"/>
+                <w:lang w:eastAsia="en-CA"/>
+                <w14:ligatures w14:val="none"/>
+              </w:rPr>
+              <w:t>decresed</w:t>
+            </w:r>
+            <w:proofErr w:type="spellEnd"/>
+            <w:r>
+              <w:rPr>
+                <w:rFonts w:ascii="Calibri" w:eastAsia="Times New Roman" w:hAnsi="Calibri" w:cs="Calibri"/>
+                <w:color w:val="000000"/>
+                <w:kern w:val="0"/>
+                <w:sz w:val="22"/>
+                <w:szCs w:val="22"/>
+                <w:lang w:eastAsia="en-CA"/>
+                <w14:ligatures w14:val="none"/>
+              </w:rPr>
+              <w:t xml:space="preserve"> by common </w:t>
+            </w:r>
+            <w:proofErr w:type="spellStart"/>
+            <w:r>
+              <w:rPr>
+                <w:rFonts w:ascii="Calibri" w:eastAsia="Times New Roman" w:hAnsi="Calibri" w:cs="Calibri"/>
+                <w:color w:val="000000"/>
+                <w:kern w:val="0"/>
+                <w:sz w:val="22"/>
+                <w:szCs w:val="22"/>
+                <w:lang w:eastAsia="en-CA"/>
+                <w14:ligatures w14:val="none"/>
+              </w:rPr>
+              <w:t>navigationbar</w:t>
+            </w:r>
+            <w:proofErr w:type="spellEnd"/>
+          </w:p>
+        </w:tc>
+        <w:tc>
+          <w:tcPr>
+            <w:tcW w:w="5680" w:type="dxa"/>
+            <w:tcBorders>
+              <w:top w:val="nil"/>
+              <w:left w:val="nil"/>
+              <w:bottom w:val="single" w:sz="4" w:space="0" w:color="auto"/>
+              <w:right w:val="single" w:sz="4" w:space="0" w:color="auto"/>
+            </w:tcBorders>
+            <w:shd w:val="clear" w:color="auto" w:fill="auto"/>
+            <w:vAlign w:val="center"/>
+            <w:hideMark/>
+          </w:tcPr>
+          <w:p>
+            <w:pPr>
+              <w:spacing w:after="0" w:line="300" w:lineRule="atLeast"/>
+              <w:rPr>
+                <w:rFonts w:ascii="Calibri" w:eastAsia="Times New Roman" w:hAnsi="Calibri" w:cs="Calibri"/>
+                <w:color w:val="000000"/>
+                <w:kern w:val="0"/>
+                <w:sz w:val="22"/>
+                <w:szCs w:val="22"/>
+                <w:lang w:eastAsia="en-CA"/>
+                <w14:ligatures w14:val="none"/>
+              </w:rPr>
+            </w:pPr>
+            <w:r>
+              <w:rPr>
+                <w:rFonts w:ascii="Calibri" w:eastAsia="Times New Roman" w:hAnsi="Calibri" w:cs="Calibri"/>
+                <w:color w:val="000000"/>
+                <w:kern w:val="0"/>
+                <w:sz w:val="22"/>
+                <w:szCs w:val="22"/>
+                <w:lang w:eastAsia="en-CA"/>
+                <w14:ligatures w14:val="none"/>
+              </w:rPr>
+              <w:t>Reduced React code complexity by implementing a common navigation bar and eliminated incorrect manual routing paths.</w:t>
+            </w:r>
+          </w:p>
+        </w:tc>
+      </w:tr>
+      <w:tr>
+        <w:trPr>
+          <w:trHeight w:val="600"/>
+        </w:trPr>
+        <w:tc>
+          <w:tcPr>
+            <w:tcW w:w="1320" w:type="dxa"/>
             <w:vMerge w:val="restart"/>
             <w:tcBorders>
               <w:top w:val="nil"/>
@@ -1129,28 +3783,174 @@
               <w:spacing w:after="0" w:line="240" w:lineRule="auto"/>
               <w:jc w:val="center"/>
               <w:rPr>
-                <w:rFonts w:eastAsia="Times New Roman" w:cs="Calibri"/>
-                <w:color w:val="000000"/>
-                <w:kern w:val="0"/>
+                <w:rFonts w:ascii="Calibri" w:eastAsia="Times New Roman" w:hAnsi="Calibri" w:cs="Calibri"/>
+                <w:color w:val="000000"/>
+                <w:kern w:val="0"/>
+                <w:sz w:val="22"/>
+                <w:szCs w:val="22"/>
                 <w:lang w:eastAsia="en-CA"/>
                 <w14:ligatures w14:val="none"/>
               </w:rPr>
             </w:pPr>
             <w:r>
               <w:rPr>
-                <w:rFonts w:eastAsia="Times New Roman" w:cs="Calibri"/>
-                <w:color w:val="000000"/>
-                <w:kern w:val="0"/>
-                <w:lang w:eastAsia="en-CA"/>
-                <w14:ligatures w14:val="none"/>
-              </w:rPr>
-              <w:t>6</w:t>
+                <w:rFonts w:ascii="Calibri" w:eastAsia="Times New Roman" w:hAnsi="Calibri" w:cs="Calibri"/>
+                <w:color w:val="000000"/>
+                <w:kern w:val="0"/>
+                <w:sz w:val="22"/>
+                <w:szCs w:val="22"/>
+                <w:lang w:eastAsia="en-CA"/>
+                <w14:ligatures w14:val="none"/>
+              </w:rPr>
+              <w:t>20-Mar</w:t>
             </w:r>
           </w:p>
         </w:tc>
         <w:tc>
           <w:tcPr>
-            <w:tcW w:w="7480" w:type="dxa"/>
+            <w:tcW w:w="2980" w:type="dxa"/>
+            <w:vMerge w:val="restart"/>
+            <w:tcBorders>
+              <w:top w:val="nil"/>
+              <w:left w:val="single" w:sz="4" w:space="0" w:color="auto"/>
+              <w:bottom w:val="single" w:sz="4" w:space="0" w:color="auto"/>
+              <w:right w:val="single" w:sz="4" w:space="0" w:color="auto"/>
+            </w:tcBorders>
+            <w:shd w:val="clear" w:color="auto" w:fill="auto"/>
+            <w:vAlign w:val="center"/>
+            <w:hideMark/>
+          </w:tcPr>
+          <w:p>
+            <w:pPr>
+              <w:spacing w:after="0" w:line="240" w:lineRule="auto"/>
+              <w:rPr>
+                <w:rFonts w:ascii="Calibri" w:eastAsia="Times New Roman" w:hAnsi="Calibri" w:cs="Calibri"/>
+                <w:color w:val="000000"/>
+                <w:kern w:val="0"/>
+                <w:sz w:val="22"/>
+                <w:szCs w:val="22"/>
+                <w:lang w:eastAsia="en-CA"/>
+                <w14:ligatures w14:val="none"/>
+              </w:rPr>
+            </w:pPr>
+            <w:r>
+              <w:rPr>
+                <w:rFonts w:ascii="Calibri" w:eastAsia="Times New Roman" w:hAnsi="Calibri" w:cs="Calibri"/>
+                <w:color w:val="000000"/>
+                <w:kern w:val="0"/>
+                <w:sz w:val="22"/>
+                <w:szCs w:val="22"/>
+                <w:lang w:eastAsia="en-CA"/>
+                <w14:ligatures w14:val="none"/>
+              </w:rPr>
+              <w:t>Vendor recommendation module implementation</w:t>
+            </w:r>
+          </w:p>
+        </w:tc>
+        <w:tc>
+          <w:tcPr>
+            <w:tcW w:w="5680" w:type="dxa"/>
+            <w:tcBorders>
+              <w:top w:val="nil"/>
+              <w:left w:val="nil"/>
+              <w:bottom w:val="single" w:sz="4" w:space="0" w:color="auto"/>
+              <w:right w:val="single" w:sz="4" w:space="0" w:color="auto"/>
+            </w:tcBorders>
+            <w:shd w:val="clear" w:color="auto" w:fill="auto"/>
+            <w:vAlign w:val="center"/>
+            <w:hideMark/>
+          </w:tcPr>
+          <w:p>
+            <w:pPr>
+              <w:spacing w:after="0" w:line="240" w:lineRule="auto"/>
+              <w:rPr>
+                <w:rFonts w:ascii="Calibri" w:eastAsia="Times New Roman" w:hAnsi="Calibri" w:cs="Calibri"/>
+                <w:color w:val="000000"/>
+                <w:kern w:val="0"/>
+                <w:sz w:val="22"/>
+                <w:szCs w:val="22"/>
+                <w:lang w:eastAsia="en-CA"/>
+                <w14:ligatures w14:val="none"/>
+              </w:rPr>
+            </w:pPr>
+            <w:r>
+              <w:rPr>
+                <w:rFonts w:ascii="Calibri" w:eastAsia="Times New Roman" w:hAnsi="Calibri" w:cs="Calibri"/>
+                <w:color w:val="000000"/>
+                <w:kern w:val="0"/>
+                <w:sz w:val="22"/>
+                <w:szCs w:val="22"/>
+                <w:lang w:eastAsia="en-CA"/>
+                <w14:ligatures w14:val="none"/>
+              </w:rPr>
+              <w:t>Designed and implemented a data-driven vendor recommendation system using forecasting outputs and historical demand patterns.</w:t>
+            </w:r>
+          </w:p>
+        </w:tc>
+      </w:tr>
+      <w:tr>
+        <w:trPr>
+          <w:trHeight w:val="600"/>
+        </w:trPr>
+        <w:tc>
+          <w:tcPr>
+            <w:tcW w:w="1320" w:type="dxa"/>
+            <w:vMerge/>
+            <w:tcBorders>
+              <w:top w:val="nil"/>
+              <w:left w:val="single" w:sz="4" w:space="0" w:color="auto"/>
+              <w:bottom w:val="single" w:sz="4" w:space="0" w:color="auto"/>
+              <w:right w:val="single" w:sz="4" w:space="0" w:color="auto"/>
+            </w:tcBorders>
+            <w:vAlign w:val="center"/>
+            <w:hideMark/>
+          </w:tcPr>
+          <w:p>
+            <w:pPr>
+              <w:spacing w:after="0" w:line="240" w:lineRule="auto"/>
+              <w:rPr>
+                <w:rFonts w:ascii="Calibri" w:eastAsia="Times New Roman" w:hAnsi="Calibri" w:cs="Calibri"/>
+                <w:color w:val="000000"/>
+                <w:kern w:val="0"/>
+                <w:sz w:val="22"/>
+                <w:szCs w:val="22"/>
+                <w:lang w:eastAsia="en-CA"/>
+                <w14:ligatures w14:val="none"/>
+              </w:rPr>
+            </w:pPr>
+          </w:p>
+        </w:tc>
+        <w:tc>
+          <w:tcPr>
+            <w:tcW w:w="2980" w:type="dxa"/>
+            <w:vMerge/>
+            <w:tcBorders>
+              <w:top w:val="nil"/>
+              <w:left w:val="single" w:sz="4" w:space="0" w:color="auto"/>
+              <w:bottom w:val="single" w:sz="4" w:space="0" w:color="auto"/>
+              <w:right w:val="single" w:sz="4" w:space="0" w:color="auto"/>
+            </w:tcBorders>
+            <w:vAlign w:val="center"/>
+            <w:hideMark/>
+          </w:tcPr>
+          <w:p>
+            <w:pPr>
+              <w:spacing w:after="0" w:line="240" w:lineRule="auto"/>
+              <w:rPr>
+                <w:rFonts w:ascii="Calibri" w:eastAsia="Times New Roman" w:hAnsi="Calibri" w:cs="Calibri"/>
+                <w:color w:val="000000"/>
+                <w:kern w:val="0"/>
+                <w:sz w:val="22"/>
+                <w:szCs w:val="22"/>
+                <w:lang w:eastAsia="en-CA"/>
+                <w14:ligatures w14:val="none"/>
+              </w:rPr>
+            </w:pPr>
+          </w:p>
+        </w:tc>
+        <w:tc>
+          <w:tcPr>
+            <w:tcW w:w="5680" w:type="dxa"/>
             <w:tcBorders>
               <w:top w:val="nil"/>
               <w:left w:val="nil"/>
@@ -1165,22 +3965,26 @@
             <w:pPr>
               <w:spacing w:after="0" w:line="240" w:lineRule="auto"/>
               <w:rPr>
-                <w:rFonts w:eastAsia="Times New Roman" w:cs="Calibri"/>
-                <w:color w:val="000000"/>
-                <w:kern w:val="0"/>
+                <w:rFonts w:ascii="Calibri" w:eastAsia="Times New Roman" w:hAnsi="Calibri" w:cs="Calibri"/>
+                <w:color w:val="000000"/>
+                <w:kern w:val="0"/>
+                <w:sz w:val="22"/>
+                <w:szCs w:val="22"/>
                 <w:lang w:eastAsia="en-CA"/>
                 <w14:ligatures w14:val="none"/>
               </w:rPr>
             </w:pPr>
             <w:r>
               <w:rPr>
-                <w:rFonts w:eastAsia="Times New Roman" w:cs="Calibri"/>
-                <w:color w:val="000000"/>
-                <w:kern w:val="0"/>
-                <w:lang w:eastAsia="en-CA"/>
-                <w14:ligatures w14:val="none"/>
-              </w:rPr>
-              <w:t>Implemented the ML.NET forecasting engine inside the backend service layer.</w:t>
+                <w:rFonts w:ascii="Calibri" w:eastAsia="Times New Roman" w:hAnsi="Calibri" w:cs="Calibri"/>
+                <w:color w:val="000000"/>
+                <w:kern w:val="0"/>
+                <w:sz w:val="22"/>
+                <w:szCs w:val="22"/>
+                <w:lang w:eastAsia="en-CA"/>
+                <w14:ligatures w14:val="none"/>
+              </w:rPr>
+              <w:t>Combined ML.NET forecasting results with business logic to rank vendors based on demand, availability, and fulfillment potential.</w:t>
             </w:r>
           </w:p>
         </w:tc>
@@ -1191,7 +3995,7 @@
         </w:trPr>
         <w:tc>
           <w:tcPr>
-            <w:tcW w:w="1240" w:type="dxa"/>
+            <w:tcW w:w="1320" w:type="dxa"/>
             <w:vMerge/>
             <w:tcBorders>
               <w:top w:val="nil"/>
@@ -1206,9 +4010,11 @@
             <w:pPr>
               <w:spacing w:after="0" w:line="240" w:lineRule="auto"/>
               <w:rPr>
-                <w:rFonts w:eastAsia="Times New Roman" w:cs="Calibri"/>
-                <w:color w:val="000000"/>
-                <w:kern w:val="0"/>
+                <w:rFonts w:ascii="Calibri" w:eastAsia="Times New Roman" w:hAnsi="Calibri" w:cs="Calibri"/>
+                <w:color w:val="000000"/>
+                <w:kern w:val="0"/>
+                <w:sz w:val="22"/>
+                <w:szCs w:val="22"/>
                 <w:lang w:eastAsia="en-CA"/>
                 <w14:ligatures w14:val="none"/>
               </w:rPr>
@@ -1217,7 +4023,7 @@
         </w:tc>
         <w:tc>
           <w:tcPr>
-            <w:tcW w:w="1220" w:type="dxa"/>
+            <w:tcW w:w="2980" w:type="dxa"/>
             <w:vMerge/>
             <w:tcBorders>
               <w:top w:val="nil"/>
@@ -1232,9 +4038,11 @@
             <w:pPr>
               <w:spacing w:after="0" w:line="240" w:lineRule="auto"/>
               <w:rPr>
-                <w:rFonts w:eastAsia="Times New Roman" w:cs="Calibri"/>
-                <w:color w:val="000000"/>
-                <w:kern w:val="0"/>
+                <w:rFonts w:ascii="Calibri" w:eastAsia="Times New Roman" w:hAnsi="Calibri" w:cs="Calibri"/>
+                <w:color w:val="000000"/>
+                <w:kern w:val="0"/>
+                <w:sz w:val="22"/>
+                <w:szCs w:val="22"/>
                 <w:lang w:eastAsia="en-CA"/>
                 <w14:ligatures w14:val="none"/>
               </w:rPr>
@@ -1243,7 +4051,7 @@
         </w:tc>
         <w:tc>
           <w:tcPr>
-            <w:tcW w:w="7480" w:type="dxa"/>
+            <w:tcW w:w="5680" w:type="dxa"/>
             <w:tcBorders>
               <w:top w:val="nil"/>
               <w:left w:val="nil"/>
@@ -1258,55 +4066,37 @@
             <w:pPr>
               <w:spacing w:after="0" w:line="240" w:lineRule="auto"/>
               <w:rPr>
-                <w:rFonts w:eastAsia="Times New Roman" w:cs="Calibri"/>
-                <w:color w:val="000000"/>
-                <w:kern w:val="0"/>
+                <w:rFonts w:ascii="Calibri" w:eastAsia="Times New Roman" w:hAnsi="Calibri" w:cs="Calibri"/>
+                <w:color w:val="000000"/>
+                <w:kern w:val="0"/>
+                <w:sz w:val="22"/>
+                <w:szCs w:val="22"/>
                 <w:lang w:eastAsia="en-CA"/>
                 <w14:ligatures w14:val="none"/>
               </w:rPr>
             </w:pPr>
             <w:r>
               <w:rPr>
-                <w:rFonts w:eastAsia="Times New Roman" w:cs="Calibri"/>
-                <w:color w:val="000000"/>
-                <w:kern w:val="0"/>
-                <w:lang w:eastAsia="en-CA"/>
-                <w14:ligatures w14:val="none"/>
-              </w:rPr>
-              <w:t xml:space="preserve">Created </w:t>
-            </w:r>
-            <w:proofErr w:type="spellStart"/>
-            <w:r>
-              <w:rPr>
-                <w:rFonts w:eastAsia="Times New Roman" w:cs="Calibri"/>
-                <w:color w:val="000000"/>
-                <w:kern w:val="0"/>
-                <w:lang w:eastAsia="en-CA"/>
-                <w14:ligatures w14:val="none"/>
-              </w:rPr>
-              <w:t>MLDemandForecastEngine.cs</w:t>
-            </w:r>
-            <w:proofErr w:type="spellEnd"/>
-            <w:r>
-              <w:rPr>
-                <w:rFonts w:eastAsia="Times New Roman" w:cs="Calibri"/>
-                <w:color w:val="000000"/>
-                <w:kern w:val="0"/>
-                <w:lang w:eastAsia="en-CA"/>
-                <w14:ligatures w14:val="none"/>
-              </w:rPr>
-              <w:t xml:space="preserve"> to train ML.NET models using historical demand request quantities stored in the database.</w:t>
+                <w:rFonts w:ascii="Calibri" w:eastAsia="Times New Roman" w:hAnsi="Calibri" w:cs="Calibri"/>
+                <w:color w:val="000000"/>
+                <w:kern w:val="0"/>
+                <w:sz w:val="22"/>
+                <w:szCs w:val="22"/>
+                <w:lang w:eastAsia="en-CA"/>
+                <w14:ligatures w14:val="none"/>
+              </w:rPr>
+              <w:t>Enabled decision support for farmers by suggesting optimal vendors for dispatch planning.</w:t>
             </w:r>
           </w:p>
         </w:tc>
       </w:tr>
       <w:tr>
         <w:trPr>
-          <w:trHeight w:val="870"/>
+          <w:trHeight w:val="600"/>
         </w:trPr>
         <w:tc>
           <w:tcPr>
-            <w:tcW w:w="1240" w:type="dxa"/>
+            <w:tcW w:w="1320" w:type="dxa"/>
             <w:vMerge/>
             <w:tcBorders>
               <w:top w:val="nil"/>
@@ -1321,9 +4111,11 @@
             <w:pPr>
               <w:spacing w:after="0" w:line="240" w:lineRule="auto"/>
               <w:rPr>
-                <w:rFonts w:eastAsia="Times New Roman" w:cs="Calibri"/>
-                <w:color w:val="000000"/>
-                <w:kern w:val="0"/>
+                <w:rFonts w:ascii="Calibri" w:eastAsia="Times New Roman" w:hAnsi="Calibri" w:cs="Calibri"/>
+                <w:color w:val="000000"/>
+                <w:kern w:val="0"/>
+                <w:sz w:val="22"/>
+                <w:szCs w:val="22"/>
                 <w:lang w:eastAsia="en-CA"/>
                 <w14:ligatures w14:val="none"/>
               </w:rPr>
@@ -1332,7 +4124,7 @@
         </w:tc>
         <w:tc>
           <w:tcPr>
-            <w:tcW w:w="1220" w:type="dxa"/>
+            <w:tcW w:w="2980" w:type="dxa"/>
             <w:vMerge/>
             <w:tcBorders>
               <w:top w:val="nil"/>
@@ -1347,9 +4139,11 @@
             <w:pPr>
               <w:spacing w:after="0" w:line="240" w:lineRule="auto"/>
               <w:rPr>
-                <w:rFonts w:eastAsia="Times New Roman" w:cs="Calibri"/>
-                <w:color w:val="000000"/>
-                <w:kern w:val="0"/>
+                <w:rFonts w:ascii="Calibri" w:eastAsia="Times New Roman" w:hAnsi="Calibri" w:cs="Calibri"/>
+                <w:color w:val="000000"/>
+                <w:kern w:val="0"/>
+                <w:sz w:val="22"/>
+                <w:szCs w:val="22"/>
                 <w:lang w:eastAsia="en-CA"/>
                 <w14:ligatures w14:val="none"/>
               </w:rPr>
@@ -1358,7 +4152,7 @@
         </w:tc>
         <w:tc>
           <w:tcPr>
-            <w:tcW w:w="7480" w:type="dxa"/>
+            <w:tcW w:w="5680" w:type="dxa"/>
             <w:tcBorders>
               <w:top w:val="nil"/>
               <w:left w:val="nil"/>
@@ -1373,4616 +4167,26 @@
             <w:pPr>
               <w:spacing w:after="0" w:line="240" w:lineRule="auto"/>
               <w:rPr>
-                <w:rFonts w:eastAsia="Times New Roman" w:cs="Calibri"/>
-                <w:color w:val="000000"/>
-                <w:kern w:val="0"/>
+                <w:rFonts w:ascii="Calibri" w:eastAsia="Times New Roman" w:hAnsi="Calibri" w:cs="Calibri"/>
+                <w:color w:val="000000"/>
+                <w:kern w:val="0"/>
+                <w:sz w:val="22"/>
+                <w:szCs w:val="22"/>
                 <w:lang w:eastAsia="en-CA"/>
                 <w14:ligatures w14:val="none"/>
               </w:rPr>
             </w:pPr>
             <w:r>
               <w:rPr>
-                <w:rFonts w:eastAsia="Times New Roman" w:cs="Calibri"/>
-                <w:color w:val="000000"/>
-                <w:kern w:val="0"/>
-                <w:lang w:eastAsia="en-CA"/>
-                <w14:ligatures w14:val="none"/>
-              </w:rPr>
-              <w:t xml:space="preserve">Implemented time-series training pipeline using </w:t>
-            </w:r>
-            <w:proofErr w:type="spellStart"/>
-            <w:r>
-              <w:rPr>
-                <w:rFonts w:eastAsia="Times New Roman" w:cs="Calibri"/>
-                <w:color w:val="000000"/>
-                <w:kern w:val="0"/>
-                <w:lang w:eastAsia="en-CA"/>
-                <w14:ligatures w14:val="none"/>
-              </w:rPr>
-              <w:t>MLContext</w:t>
-            </w:r>
-            <w:proofErr w:type="spellEnd"/>
-            <w:r>
-              <w:rPr>
-                <w:rFonts w:eastAsia="Times New Roman" w:cs="Calibri"/>
-                <w:color w:val="000000"/>
-                <w:kern w:val="0"/>
-                <w:lang w:eastAsia="en-CA"/>
-                <w14:ligatures w14:val="none"/>
-              </w:rPr>
-              <w:t xml:space="preserve"> and SSA forecasting trainer to predict future vendor demand quantities inside </w:t>
-            </w:r>
-            <w:proofErr w:type="spellStart"/>
-            <w:r>
-              <w:rPr>
-                <w:rFonts w:eastAsia="Times New Roman" w:cs="Calibri"/>
-                <w:color w:val="000000"/>
-                <w:kern w:val="0"/>
-                <w:lang w:eastAsia="en-CA"/>
-                <w14:ligatures w14:val="none"/>
-              </w:rPr>
-              <w:t>MLDemandForecastEngine.cs</w:t>
-            </w:r>
-            <w:proofErr w:type="spellEnd"/>
-          </w:p>
-        </w:tc>
-      </w:tr>
-      <w:tr>
-        <w:trPr>
-          <w:trHeight w:val="900"/>
-        </w:trPr>
-        <w:tc>
-          <w:tcPr>
-            <w:tcW w:w="1240" w:type="dxa"/>
-            <w:vMerge/>
-            <w:tcBorders>
-              <w:top w:val="nil"/>
-              <w:left w:val="single" w:sz="4" w:space="0" w:color="auto"/>
-              <w:bottom w:val="single" w:sz="4" w:space="0" w:color="auto"/>
-              <w:right w:val="single" w:sz="4" w:space="0" w:color="auto"/>
-            </w:tcBorders>
-            <w:vAlign w:val="center"/>
-            <w:hideMark/>
-          </w:tcPr>
-          <w:p>
-            <w:pPr>
-              <w:spacing w:after="0" w:line="240" w:lineRule="auto"/>
-              <w:rPr>
-                <w:rFonts w:eastAsia="Times New Roman" w:cs="Calibri"/>
-                <w:color w:val="000000"/>
-                <w:kern w:val="0"/>
-                <w:lang w:eastAsia="en-CA"/>
-                <w14:ligatures w14:val="none"/>
-              </w:rPr>
-            </w:pPr>
-          </w:p>
-        </w:tc>
-        <w:tc>
-          <w:tcPr>
-            <w:tcW w:w="1220" w:type="dxa"/>
-            <w:vMerge/>
-            <w:tcBorders>
-              <w:top w:val="nil"/>
-              <w:left w:val="single" w:sz="4" w:space="0" w:color="auto"/>
-              <w:bottom w:val="single" w:sz="4" w:space="0" w:color="auto"/>
-              <w:right w:val="single" w:sz="4" w:space="0" w:color="auto"/>
-            </w:tcBorders>
-            <w:vAlign w:val="center"/>
-            <w:hideMark/>
-          </w:tcPr>
-          <w:p>
-            <w:pPr>
-              <w:spacing w:after="0" w:line="240" w:lineRule="auto"/>
-              <w:rPr>
-                <w:rFonts w:eastAsia="Times New Roman" w:cs="Calibri"/>
-                <w:color w:val="000000"/>
-                <w:kern w:val="0"/>
-                <w:lang w:eastAsia="en-CA"/>
-                <w14:ligatures w14:val="none"/>
-              </w:rPr>
-            </w:pPr>
-          </w:p>
-        </w:tc>
-        <w:tc>
-          <w:tcPr>
-            <w:tcW w:w="7480" w:type="dxa"/>
-            <w:tcBorders>
-              <w:top w:val="nil"/>
-              <w:left w:val="nil"/>
-              <w:bottom w:val="single" w:sz="4" w:space="0" w:color="auto"/>
-              <w:right w:val="single" w:sz="4" w:space="0" w:color="auto"/>
-            </w:tcBorders>
-            <w:shd w:val="clear" w:color="auto" w:fill="auto"/>
-            <w:vAlign w:val="bottom"/>
-            <w:hideMark/>
-          </w:tcPr>
-          <w:p>
-            <w:pPr>
-              <w:spacing w:after="0" w:line="240" w:lineRule="auto"/>
-              <w:rPr>
-                <w:rFonts w:eastAsia="Times New Roman" w:cs="Calibri"/>
-                <w:color w:val="000000"/>
-                <w:kern w:val="0"/>
-                <w:lang w:eastAsia="en-CA"/>
-                <w14:ligatures w14:val="none"/>
-              </w:rPr>
-            </w:pPr>
-            <w:r>
-              <w:rPr>
-                <w:rFonts w:eastAsia="Times New Roman" w:cs="Calibri"/>
-                <w:color w:val="000000"/>
-                <w:kern w:val="0"/>
-                <w:lang w:eastAsia="en-CA"/>
-                <w14:ligatures w14:val="none"/>
-              </w:rPr>
-              <w:t xml:space="preserve">Integrated ML forecast generation into the existing forecasting workflow by updating </w:t>
-            </w:r>
-            <w:proofErr w:type="spellStart"/>
-            <w:r>
-              <w:rPr>
-                <w:rFonts w:eastAsia="Times New Roman" w:cs="Calibri"/>
-                <w:color w:val="000000"/>
-                <w:kern w:val="0"/>
-                <w:lang w:eastAsia="en-CA"/>
-                <w14:ligatures w14:val="none"/>
-              </w:rPr>
-              <w:t>DemandForecastService.cs</w:t>
-            </w:r>
-            <w:proofErr w:type="spellEnd"/>
-            <w:r>
-              <w:rPr>
-                <w:rFonts w:eastAsia="Times New Roman" w:cs="Calibri"/>
-                <w:color w:val="000000"/>
-                <w:kern w:val="0"/>
-                <w:lang w:eastAsia="en-CA"/>
-                <w14:ligatures w14:val="none"/>
-              </w:rPr>
-              <w:t xml:space="preserve"> so prediction results can be stored in the </w:t>
-            </w:r>
-            <w:proofErr w:type="spellStart"/>
-            <w:r>
-              <w:rPr>
-                <w:rFonts w:eastAsia="Times New Roman" w:cs="Calibri"/>
-                <w:color w:val="000000"/>
-                <w:kern w:val="0"/>
-                <w:lang w:eastAsia="en-CA"/>
-                <w14:ligatures w14:val="none"/>
-              </w:rPr>
-              <w:t>DemandForecast</w:t>
-            </w:r>
-            <w:proofErr w:type="spellEnd"/>
-            <w:r>
-              <w:rPr>
-                <w:rFonts w:eastAsia="Times New Roman" w:cs="Calibri"/>
-                <w:color w:val="000000"/>
-                <w:kern w:val="0"/>
-                <w:lang w:eastAsia="en-CA"/>
-                <w14:ligatures w14:val="none"/>
-              </w:rPr>
-              <w:t xml:space="preserve"> table</w:t>
-            </w:r>
-          </w:p>
-        </w:tc>
-      </w:tr>
-      <w:tr>
-        <w:trPr>
-          <w:trHeight w:val="600"/>
-        </w:trPr>
-        <w:tc>
-          <w:tcPr>
-            <w:tcW w:w="1240" w:type="dxa"/>
-            <w:vMerge w:val="restart"/>
-            <w:tcBorders>
-              <w:top w:val="nil"/>
-              <w:left w:val="single" w:sz="4" w:space="0" w:color="auto"/>
-              <w:bottom w:val="single" w:sz="4" w:space="0" w:color="auto"/>
-              <w:right w:val="single" w:sz="4" w:space="0" w:color="auto"/>
-            </w:tcBorders>
-            <w:shd w:val="clear" w:color="auto" w:fill="auto"/>
-            <w:noWrap/>
-            <w:vAlign w:val="center"/>
-            <w:hideMark/>
-          </w:tcPr>
-          <w:p>
-            <w:pPr>
-              <w:spacing w:after="0" w:line="240" w:lineRule="auto"/>
-              <w:jc w:val="center"/>
-              <w:rPr>
-                <w:rFonts w:eastAsia="Times New Roman" w:cs="Calibri"/>
-                <w:color w:val="000000"/>
-                <w:kern w:val="0"/>
-                <w:lang w:eastAsia="en-CA"/>
-                <w14:ligatures w14:val="none"/>
-              </w:rPr>
-            </w:pPr>
-            <w:r>
-              <w:rPr>
-                <w:rFonts w:eastAsia="Times New Roman" w:cs="Calibri"/>
-                <w:color w:val="000000"/>
-                <w:kern w:val="0"/>
-                <w:lang w:eastAsia="en-CA"/>
-                <w14:ligatures w14:val="none"/>
-              </w:rPr>
-              <w:t>12-Mar</w:t>
-            </w:r>
-          </w:p>
-        </w:tc>
-        <w:tc>
-          <w:tcPr>
-            <w:tcW w:w="1220" w:type="dxa"/>
-            <w:vMerge w:val="restart"/>
-            <w:tcBorders>
-              <w:top w:val="nil"/>
-              <w:left w:val="single" w:sz="4" w:space="0" w:color="auto"/>
-              <w:bottom w:val="single" w:sz="4" w:space="0" w:color="auto"/>
-              <w:right w:val="single" w:sz="4" w:space="0" w:color="auto"/>
-            </w:tcBorders>
-            <w:shd w:val="clear" w:color="auto" w:fill="auto"/>
-            <w:noWrap/>
-            <w:vAlign w:val="center"/>
-            <w:hideMark/>
-          </w:tcPr>
-          <w:p>
-            <w:pPr>
-              <w:spacing w:after="0" w:line="240" w:lineRule="auto"/>
-              <w:jc w:val="center"/>
-              <w:rPr>
-                <w:rFonts w:eastAsia="Times New Roman" w:cs="Calibri"/>
-                <w:color w:val="000000"/>
-                <w:kern w:val="0"/>
-                <w:lang w:eastAsia="en-CA"/>
-                <w14:ligatures w14:val="none"/>
-              </w:rPr>
-            </w:pPr>
-            <w:r>
-              <w:rPr>
-                <w:rFonts w:eastAsia="Times New Roman" w:cs="Calibri"/>
-                <w:color w:val="000000"/>
-                <w:kern w:val="0"/>
-                <w:lang w:eastAsia="en-CA"/>
-                <w14:ligatures w14:val="none"/>
-              </w:rPr>
-              <w:t>5</w:t>
-            </w:r>
-          </w:p>
-        </w:tc>
-        <w:tc>
-          <w:tcPr>
-            <w:tcW w:w="7480" w:type="dxa"/>
-            <w:tcBorders>
-              <w:top w:val="nil"/>
-              <w:left w:val="nil"/>
-              <w:bottom w:val="single" w:sz="4" w:space="0" w:color="auto"/>
-              <w:right w:val="single" w:sz="4" w:space="0" w:color="auto"/>
-            </w:tcBorders>
-            <w:shd w:val="clear" w:color="auto" w:fill="auto"/>
-            <w:vAlign w:val="bottom"/>
-            <w:hideMark/>
-          </w:tcPr>
-          <w:p>
-            <w:pPr>
-              <w:spacing w:after="0" w:line="240" w:lineRule="auto"/>
-              <w:rPr>
-                <w:rFonts w:eastAsia="Times New Roman" w:cs="Calibri"/>
-                <w:color w:val="000000"/>
-                <w:kern w:val="0"/>
-                <w:lang w:eastAsia="en-CA"/>
-                <w14:ligatures w14:val="none"/>
-              </w:rPr>
-            </w:pPr>
-            <w:r>
-              <w:rPr>
-                <w:rFonts w:eastAsia="Times New Roman" w:cs="Calibri"/>
-                <w:color w:val="000000"/>
-                <w:kern w:val="0"/>
-                <w:lang w:eastAsia="en-CA"/>
-                <w14:ligatures w14:val="none"/>
-              </w:rPr>
-              <w:t>Tested the ML.NET forecasting pipeline using historical demand request data inserted into the database and validated forecasting output.</w:t>
-            </w:r>
-          </w:p>
-        </w:tc>
-      </w:tr>
-      <w:tr>
-        <w:trPr>
-          <w:trHeight w:val="600"/>
-        </w:trPr>
-        <w:tc>
-          <w:tcPr>
-            <w:tcW w:w="1240" w:type="dxa"/>
-            <w:vMerge/>
-            <w:tcBorders>
-              <w:top w:val="nil"/>
-              <w:left w:val="single" w:sz="4" w:space="0" w:color="auto"/>
-              <w:bottom w:val="single" w:sz="4" w:space="0" w:color="auto"/>
-              <w:right w:val="single" w:sz="4" w:space="0" w:color="auto"/>
-            </w:tcBorders>
-            <w:vAlign w:val="center"/>
-            <w:hideMark/>
-          </w:tcPr>
-          <w:p>
-            <w:pPr>
-              <w:spacing w:after="0" w:line="240" w:lineRule="auto"/>
-              <w:rPr>
-                <w:rFonts w:eastAsia="Times New Roman" w:cs="Calibri"/>
-                <w:color w:val="000000"/>
-                <w:kern w:val="0"/>
-                <w:lang w:eastAsia="en-CA"/>
-                <w14:ligatures w14:val="none"/>
-              </w:rPr>
-            </w:pPr>
-          </w:p>
-        </w:tc>
-        <w:tc>
-          <w:tcPr>
-            <w:tcW w:w="1220" w:type="dxa"/>
-            <w:vMerge/>
-            <w:tcBorders>
-              <w:top w:val="nil"/>
-              <w:left w:val="single" w:sz="4" w:space="0" w:color="auto"/>
-              <w:bottom w:val="single" w:sz="4" w:space="0" w:color="auto"/>
-              <w:right w:val="single" w:sz="4" w:space="0" w:color="auto"/>
-            </w:tcBorders>
-            <w:vAlign w:val="center"/>
-            <w:hideMark/>
-          </w:tcPr>
-          <w:p>
-            <w:pPr>
-              <w:spacing w:after="0" w:line="240" w:lineRule="auto"/>
-              <w:rPr>
-                <w:rFonts w:eastAsia="Times New Roman" w:cs="Calibri"/>
-                <w:color w:val="000000"/>
-                <w:kern w:val="0"/>
-                <w:lang w:eastAsia="en-CA"/>
-                <w14:ligatures w14:val="none"/>
-              </w:rPr>
-            </w:pPr>
-          </w:p>
-        </w:tc>
-        <w:tc>
-          <w:tcPr>
-            <w:tcW w:w="7480" w:type="dxa"/>
-            <w:tcBorders>
-              <w:top w:val="nil"/>
-              <w:left w:val="nil"/>
-              <w:bottom w:val="single" w:sz="4" w:space="0" w:color="auto"/>
-              <w:right w:val="single" w:sz="4" w:space="0" w:color="auto"/>
-            </w:tcBorders>
-            <w:shd w:val="clear" w:color="auto" w:fill="auto"/>
-            <w:vAlign w:val="bottom"/>
-            <w:hideMark/>
-          </w:tcPr>
-          <w:p>
-            <w:pPr>
-              <w:spacing w:after="0" w:line="240" w:lineRule="auto"/>
-              <w:rPr>
-                <w:rFonts w:eastAsia="Times New Roman" w:cs="Calibri"/>
-                <w:color w:val="000000"/>
-                <w:kern w:val="0"/>
-                <w:lang w:eastAsia="en-CA"/>
-                <w14:ligatures w14:val="none"/>
-              </w:rPr>
-            </w:pPr>
-            <w:r>
-              <w:rPr>
-                <w:rFonts w:eastAsia="Times New Roman" w:cs="Calibri"/>
-                <w:color w:val="000000"/>
-                <w:kern w:val="0"/>
-                <w:lang w:eastAsia="en-CA"/>
-                <w14:ligatures w14:val="none"/>
-              </w:rPr>
-              <w:t xml:space="preserve">Verified training data extraction, forecast horizon configuration, and prediction output structure in </w:t>
-            </w:r>
-            <w:proofErr w:type="spellStart"/>
-            <w:r>
-              <w:rPr>
-                <w:rFonts w:eastAsia="Times New Roman" w:cs="Calibri"/>
-                <w:color w:val="000000"/>
-                <w:kern w:val="0"/>
-                <w:lang w:eastAsia="en-CA"/>
-                <w14:ligatures w14:val="none"/>
-              </w:rPr>
-              <w:t>MLDemandForecastEngine.cs</w:t>
-            </w:r>
-            <w:proofErr w:type="spellEnd"/>
-          </w:p>
-        </w:tc>
-      </w:tr>
-      <w:tr>
-        <w:trPr>
-          <w:trHeight w:val="900"/>
-        </w:trPr>
-        <w:tc>
-          <w:tcPr>
-            <w:tcW w:w="1240" w:type="dxa"/>
-            <w:vMerge/>
-            <w:tcBorders>
-              <w:top w:val="nil"/>
-              <w:left w:val="single" w:sz="4" w:space="0" w:color="auto"/>
-              <w:bottom w:val="single" w:sz="4" w:space="0" w:color="auto"/>
-              <w:right w:val="single" w:sz="4" w:space="0" w:color="auto"/>
-            </w:tcBorders>
-            <w:vAlign w:val="center"/>
-            <w:hideMark/>
-          </w:tcPr>
-          <w:p>
-            <w:pPr>
-              <w:spacing w:after="0" w:line="240" w:lineRule="auto"/>
-              <w:rPr>
-                <w:rFonts w:eastAsia="Times New Roman" w:cs="Calibri"/>
-                <w:color w:val="000000"/>
-                <w:kern w:val="0"/>
-                <w:lang w:eastAsia="en-CA"/>
-                <w14:ligatures w14:val="none"/>
-              </w:rPr>
-            </w:pPr>
-          </w:p>
-        </w:tc>
-        <w:tc>
-          <w:tcPr>
-            <w:tcW w:w="1220" w:type="dxa"/>
-            <w:vMerge/>
-            <w:tcBorders>
-              <w:top w:val="nil"/>
-              <w:left w:val="single" w:sz="4" w:space="0" w:color="auto"/>
-              <w:bottom w:val="single" w:sz="4" w:space="0" w:color="auto"/>
-              <w:right w:val="single" w:sz="4" w:space="0" w:color="auto"/>
-            </w:tcBorders>
-            <w:vAlign w:val="center"/>
-            <w:hideMark/>
-          </w:tcPr>
-          <w:p>
-            <w:pPr>
-              <w:spacing w:after="0" w:line="240" w:lineRule="auto"/>
-              <w:rPr>
-                <w:rFonts w:eastAsia="Times New Roman" w:cs="Calibri"/>
-                <w:color w:val="000000"/>
-                <w:kern w:val="0"/>
-                <w:lang w:eastAsia="en-CA"/>
-                <w14:ligatures w14:val="none"/>
-              </w:rPr>
-            </w:pPr>
-          </w:p>
-        </w:tc>
-        <w:tc>
-          <w:tcPr>
-            <w:tcW w:w="7480" w:type="dxa"/>
-            <w:tcBorders>
-              <w:top w:val="nil"/>
-              <w:left w:val="nil"/>
-              <w:bottom w:val="single" w:sz="4" w:space="0" w:color="auto"/>
-              <w:right w:val="single" w:sz="4" w:space="0" w:color="auto"/>
-            </w:tcBorders>
-            <w:shd w:val="clear" w:color="auto" w:fill="auto"/>
-            <w:vAlign w:val="bottom"/>
-            <w:hideMark/>
-          </w:tcPr>
-          <w:p>
-            <w:pPr>
-              <w:spacing w:after="0" w:line="240" w:lineRule="auto"/>
-              <w:rPr>
-                <w:rFonts w:eastAsia="Times New Roman" w:cs="Calibri"/>
-                <w:color w:val="000000"/>
-                <w:kern w:val="0"/>
-                <w:lang w:eastAsia="en-CA"/>
-                <w14:ligatures w14:val="none"/>
-              </w:rPr>
-            </w:pPr>
-            <w:r>
-              <w:rPr>
-                <w:rFonts w:eastAsia="Times New Roman" w:cs="Calibri"/>
-                <w:color w:val="000000"/>
-                <w:kern w:val="0"/>
-                <w:lang w:eastAsia="en-CA"/>
-                <w14:ligatures w14:val="none"/>
-              </w:rPr>
-              <w:t>Added model identification field (</w:t>
-            </w:r>
-            <w:proofErr w:type="spellStart"/>
-            <w:r>
-              <w:rPr>
-                <w:rFonts w:eastAsia="Times New Roman" w:cs="Calibri"/>
-                <w:color w:val="000000"/>
-                <w:kern w:val="0"/>
-                <w:lang w:eastAsia="en-CA"/>
-                <w14:ligatures w14:val="none"/>
-              </w:rPr>
-              <w:t>ModelName</w:t>
-            </w:r>
-            <w:proofErr w:type="spellEnd"/>
-            <w:r>
-              <w:rPr>
-                <w:rFonts w:eastAsia="Times New Roman" w:cs="Calibri"/>
-                <w:color w:val="000000"/>
-                <w:kern w:val="0"/>
-                <w:lang w:eastAsia="en-CA"/>
-                <w14:ligatures w14:val="none"/>
-              </w:rPr>
-              <w:t xml:space="preserve">) to distinguish forecast outputs from </w:t>
-            </w:r>
-            <w:proofErr w:type="spellStart"/>
-            <w:r>
-              <w:rPr>
-                <w:rFonts w:eastAsia="Times New Roman" w:cs="Calibri"/>
-                <w:color w:val="000000"/>
-                <w:kern w:val="0"/>
-                <w:lang w:eastAsia="en-CA"/>
-                <w14:ligatures w14:val="none"/>
-              </w:rPr>
-              <w:t>MovingAverage</w:t>
-            </w:r>
-            <w:proofErr w:type="spellEnd"/>
-            <w:r>
-              <w:rPr>
-                <w:rFonts w:eastAsia="Times New Roman" w:cs="Calibri"/>
-                <w:color w:val="000000"/>
-                <w:kern w:val="0"/>
-                <w:lang w:eastAsia="en-CA"/>
-                <w14:ligatures w14:val="none"/>
-              </w:rPr>
-              <w:t xml:space="preserve"> vs MLNET_SSA models and updated related structures in </w:t>
-            </w:r>
-            <w:proofErr w:type="spellStart"/>
-            <w:r>
-              <w:rPr>
-                <w:rFonts w:eastAsia="Times New Roman" w:cs="Calibri"/>
-                <w:color w:val="000000"/>
-                <w:kern w:val="0"/>
-                <w:lang w:eastAsia="en-CA"/>
-                <w14:ligatures w14:val="none"/>
-              </w:rPr>
-              <w:t>DemandForecast.cs</w:t>
-            </w:r>
-            <w:proofErr w:type="spellEnd"/>
-            <w:r>
-              <w:rPr>
-                <w:rFonts w:eastAsia="Times New Roman" w:cs="Calibri"/>
-                <w:color w:val="000000"/>
-                <w:kern w:val="0"/>
-                <w:lang w:eastAsia="en-CA"/>
-                <w14:ligatures w14:val="none"/>
-              </w:rPr>
-              <w:t xml:space="preserve"> and </w:t>
-            </w:r>
-            <w:proofErr w:type="spellStart"/>
-            <w:r>
-              <w:rPr>
-                <w:rFonts w:eastAsia="Times New Roman" w:cs="Calibri"/>
-                <w:color w:val="000000"/>
-                <w:kern w:val="0"/>
-                <w:lang w:eastAsia="en-CA"/>
-                <w14:ligatures w14:val="none"/>
-              </w:rPr>
-              <w:t>DemandForecastRowDto.cs</w:t>
-            </w:r>
-            <w:proofErr w:type="spellEnd"/>
-          </w:p>
-        </w:tc>
-      </w:tr>
-      <w:tr>
-        <w:trPr>
-          <w:trHeight w:val="600"/>
-        </w:trPr>
-        <w:tc>
-          <w:tcPr>
-            <w:tcW w:w="1240" w:type="dxa"/>
-            <w:vMerge w:val="restart"/>
-            <w:tcBorders>
-              <w:top w:val="nil"/>
-              <w:left w:val="single" w:sz="4" w:space="0" w:color="auto"/>
-              <w:bottom w:val="single" w:sz="4" w:space="0" w:color="auto"/>
-              <w:right w:val="single" w:sz="4" w:space="0" w:color="auto"/>
-            </w:tcBorders>
-            <w:shd w:val="clear" w:color="auto" w:fill="auto"/>
-            <w:noWrap/>
-            <w:vAlign w:val="center"/>
-            <w:hideMark/>
-          </w:tcPr>
-          <w:p>
-            <w:pPr>
-              <w:spacing w:after="0" w:line="240" w:lineRule="auto"/>
-              <w:jc w:val="center"/>
-              <w:rPr>
-                <w:rFonts w:eastAsia="Times New Roman" w:cs="Calibri"/>
-                <w:color w:val="000000"/>
-                <w:kern w:val="0"/>
-                <w:lang w:eastAsia="en-CA"/>
-                <w14:ligatures w14:val="none"/>
-              </w:rPr>
-            </w:pPr>
-            <w:r>
-              <w:rPr>
-                <w:rFonts w:eastAsia="Times New Roman" w:cs="Calibri"/>
-                <w:color w:val="000000"/>
-                <w:kern w:val="0"/>
-                <w:lang w:eastAsia="en-CA"/>
-                <w14:ligatures w14:val="none"/>
-              </w:rPr>
-              <w:t>13-Mar</w:t>
-            </w:r>
-          </w:p>
-        </w:tc>
-        <w:tc>
-          <w:tcPr>
-            <w:tcW w:w="1220" w:type="dxa"/>
-            <w:vMerge w:val="restart"/>
-            <w:tcBorders>
-              <w:top w:val="nil"/>
-              <w:left w:val="single" w:sz="4" w:space="0" w:color="auto"/>
-              <w:bottom w:val="single" w:sz="4" w:space="0" w:color="auto"/>
-              <w:right w:val="single" w:sz="4" w:space="0" w:color="auto"/>
-            </w:tcBorders>
-            <w:shd w:val="clear" w:color="auto" w:fill="auto"/>
-            <w:noWrap/>
-            <w:vAlign w:val="center"/>
-            <w:hideMark/>
-          </w:tcPr>
-          <w:p>
-            <w:pPr>
-              <w:spacing w:after="0" w:line="240" w:lineRule="auto"/>
-              <w:jc w:val="center"/>
-              <w:rPr>
-                <w:rFonts w:eastAsia="Times New Roman" w:cs="Calibri"/>
-                <w:color w:val="000000"/>
-                <w:kern w:val="0"/>
-                <w:lang w:eastAsia="en-CA"/>
-                <w14:ligatures w14:val="none"/>
-              </w:rPr>
-            </w:pPr>
-            <w:r>
-              <w:rPr>
-                <w:rFonts w:eastAsia="Times New Roman" w:cs="Calibri"/>
-                <w:color w:val="000000"/>
-                <w:kern w:val="0"/>
-                <w:lang w:eastAsia="en-CA"/>
-                <w14:ligatures w14:val="none"/>
-              </w:rPr>
-              <w:t>4</w:t>
-            </w:r>
-          </w:p>
-        </w:tc>
-        <w:tc>
-          <w:tcPr>
-            <w:tcW w:w="7480" w:type="dxa"/>
-            <w:tcBorders>
-              <w:top w:val="nil"/>
-              <w:left w:val="nil"/>
-              <w:bottom w:val="single" w:sz="4" w:space="0" w:color="auto"/>
-              <w:right w:val="single" w:sz="4" w:space="0" w:color="auto"/>
-            </w:tcBorders>
-            <w:shd w:val="clear" w:color="auto" w:fill="auto"/>
-            <w:vAlign w:val="bottom"/>
-            <w:hideMark/>
-          </w:tcPr>
-          <w:p>
-            <w:pPr>
-              <w:spacing w:after="0" w:line="240" w:lineRule="auto"/>
-              <w:rPr>
-                <w:rFonts w:eastAsia="Times New Roman" w:cs="Calibri"/>
-                <w:color w:val="000000"/>
-                <w:kern w:val="0"/>
-                <w:lang w:eastAsia="en-CA"/>
-                <w14:ligatures w14:val="none"/>
-              </w:rPr>
-            </w:pPr>
-            <w:r>
-              <w:rPr>
-                <w:rFonts w:eastAsia="Times New Roman" w:cs="Calibri"/>
-                <w:color w:val="000000"/>
-                <w:kern w:val="0"/>
-                <w:lang w:eastAsia="en-CA"/>
-                <w14:ligatures w14:val="none"/>
-              </w:rPr>
-              <w:t>Developed backend API endpoints to support ML forecasting execution and retrieval through the forecasting module</w:t>
-            </w:r>
-          </w:p>
-        </w:tc>
-      </w:tr>
-      <w:tr>
-        <w:trPr>
-          <w:trHeight w:val="600"/>
-        </w:trPr>
-        <w:tc>
-          <w:tcPr>
-            <w:tcW w:w="1240" w:type="dxa"/>
-            <w:vMerge/>
-            <w:tcBorders>
-              <w:top w:val="nil"/>
-              <w:left w:val="single" w:sz="4" w:space="0" w:color="auto"/>
-              <w:bottom w:val="single" w:sz="4" w:space="0" w:color="auto"/>
-              <w:right w:val="single" w:sz="4" w:space="0" w:color="auto"/>
-            </w:tcBorders>
-            <w:vAlign w:val="center"/>
-            <w:hideMark/>
-          </w:tcPr>
-          <w:p>
-            <w:pPr>
-              <w:spacing w:after="0" w:line="240" w:lineRule="auto"/>
-              <w:rPr>
-                <w:rFonts w:eastAsia="Times New Roman" w:cs="Calibri"/>
-                <w:color w:val="000000"/>
-                <w:kern w:val="0"/>
-                <w:lang w:eastAsia="en-CA"/>
-                <w14:ligatures w14:val="none"/>
-              </w:rPr>
-            </w:pPr>
-          </w:p>
-        </w:tc>
-        <w:tc>
-          <w:tcPr>
-            <w:tcW w:w="1220" w:type="dxa"/>
-            <w:vMerge/>
-            <w:tcBorders>
-              <w:top w:val="nil"/>
-              <w:left w:val="single" w:sz="4" w:space="0" w:color="auto"/>
-              <w:bottom w:val="single" w:sz="4" w:space="0" w:color="auto"/>
-              <w:right w:val="single" w:sz="4" w:space="0" w:color="auto"/>
-            </w:tcBorders>
-            <w:vAlign w:val="center"/>
-            <w:hideMark/>
-          </w:tcPr>
-          <w:p>
-            <w:pPr>
-              <w:spacing w:after="0" w:line="240" w:lineRule="auto"/>
-              <w:rPr>
-                <w:rFonts w:eastAsia="Times New Roman" w:cs="Calibri"/>
-                <w:color w:val="000000"/>
-                <w:kern w:val="0"/>
-                <w:lang w:eastAsia="en-CA"/>
-                <w14:ligatures w14:val="none"/>
-              </w:rPr>
-            </w:pPr>
-          </w:p>
-        </w:tc>
-        <w:tc>
-          <w:tcPr>
-            <w:tcW w:w="7480" w:type="dxa"/>
-            <w:tcBorders>
-              <w:top w:val="nil"/>
-              <w:left w:val="nil"/>
-              <w:bottom w:val="single" w:sz="4" w:space="0" w:color="auto"/>
-              <w:right w:val="single" w:sz="4" w:space="0" w:color="auto"/>
-            </w:tcBorders>
-            <w:shd w:val="clear" w:color="auto" w:fill="auto"/>
-            <w:vAlign w:val="bottom"/>
-            <w:hideMark/>
-          </w:tcPr>
-          <w:p>
-            <w:pPr>
-              <w:spacing w:after="0" w:line="240" w:lineRule="auto"/>
-              <w:rPr>
-                <w:rFonts w:eastAsia="Times New Roman" w:cs="Calibri"/>
-                <w:color w:val="000000"/>
-                <w:kern w:val="0"/>
-                <w:lang w:eastAsia="en-CA"/>
-                <w14:ligatures w14:val="none"/>
-              </w:rPr>
-            </w:pPr>
-            <w:r>
-              <w:rPr>
-                <w:rFonts w:eastAsia="Times New Roman" w:cs="Calibri"/>
-                <w:color w:val="000000"/>
-                <w:kern w:val="0"/>
-                <w:lang w:eastAsia="en-CA"/>
-                <w14:ligatures w14:val="none"/>
-              </w:rPr>
-              <w:t xml:space="preserve">Implemented API logic in </w:t>
-            </w:r>
-            <w:proofErr w:type="spellStart"/>
-            <w:r>
-              <w:rPr>
-                <w:rFonts w:eastAsia="Times New Roman" w:cs="Calibri"/>
-                <w:color w:val="000000"/>
-                <w:kern w:val="0"/>
-                <w:lang w:eastAsia="en-CA"/>
-                <w14:ligatures w14:val="none"/>
-              </w:rPr>
-              <w:t>ForecastController.cs</w:t>
-            </w:r>
-            <w:proofErr w:type="spellEnd"/>
-            <w:r>
-              <w:rPr>
-                <w:rFonts w:eastAsia="Times New Roman" w:cs="Calibri"/>
-                <w:color w:val="000000"/>
-                <w:kern w:val="0"/>
-                <w:lang w:eastAsia="en-CA"/>
-                <w14:ligatures w14:val="none"/>
-              </w:rPr>
-              <w:t xml:space="preserve"> for generating ML forecasts and storing prediction results in the database.</w:t>
-            </w:r>
-          </w:p>
-        </w:tc>
-      </w:tr>
-      <w:tr>
-        <w:trPr>
-          <w:trHeight w:val="900"/>
-        </w:trPr>
-        <w:tc>
-          <w:tcPr>
-            <w:tcW w:w="1240" w:type="dxa"/>
-            <w:vMerge/>
-            <w:tcBorders>
-              <w:top w:val="nil"/>
-              <w:left w:val="single" w:sz="4" w:space="0" w:color="auto"/>
-              <w:bottom w:val="single" w:sz="4" w:space="0" w:color="auto"/>
-              <w:right w:val="single" w:sz="4" w:space="0" w:color="auto"/>
-            </w:tcBorders>
-            <w:vAlign w:val="center"/>
-            <w:hideMark/>
-          </w:tcPr>
-          <w:p>
-            <w:pPr>
-              <w:spacing w:after="0" w:line="240" w:lineRule="auto"/>
-              <w:rPr>
-                <w:rFonts w:eastAsia="Times New Roman" w:cs="Calibri"/>
-                <w:color w:val="000000"/>
-                <w:kern w:val="0"/>
-                <w:lang w:eastAsia="en-CA"/>
-                <w14:ligatures w14:val="none"/>
-              </w:rPr>
-            </w:pPr>
-          </w:p>
-        </w:tc>
-        <w:tc>
-          <w:tcPr>
-            <w:tcW w:w="1220" w:type="dxa"/>
-            <w:vMerge/>
-            <w:tcBorders>
-              <w:top w:val="nil"/>
-              <w:left w:val="single" w:sz="4" w:space="0" w:color="auto"/>
-              <w:bottom w:val="single" w:sz="4" w:space="0" w:color="auto"/>
-              <w:right w:val="single" w:sz="4" w:space="0" w:color="auto"/>
-            </w:tcBorders>
-            <w:vAlign w:val="center"/>
-            <w:hideMark/>
-          </w:tcPr>
-          <w:p>
-            <w:pPr>
-              <w:spacing w:after="0" w:line="240" w:lineRule="auto"/>
-              <w:rPr>
-                <w:rFonts w:eastAsia="Times New Roman" w:cs="Calibri"/>
-                <w:color w:val="000000"/>
-                <w:kern w:val="0"/>
-                <w:lang w:eastAsia="en-CA"/>
-                <w14:ligatures w14:val="none"/>
-              </w:rPr>
-            </w:pPr>
-          </w:p>
-        </w:tc>
-        <w:tc>
-          <w:tcPr>
-            <w:tcW w:w="7480" w:type="dxa"/>
-            <w:tcBorders>
-              <w:top w:val="nil"/>
-              <w:left w:val="nil"/>
-              <w:bottom w:val="single" w:sz="4" w:space="0" w:color="auto"/>
-              <w:right w:val="single" w:sz="4" w:space="0" w:color="auto"/>
-            </w:tcBorders>
-            <w:shd w:val="clear" w:color="auto" w:fill="auto"/>
-            <w:vAlign w:val="bottom"/>
-            <w:hideMark/>
-          </w:tcPr>
-          <w:p>
-            <w:pPr>
-              <w:spacing w:after="0" w:line="240" w:lineRule="auto"/>
-              <w:rPr>
-                <w:rFonts w:eastAsia="Times New Roman" w:cs="Calibri"/>
-                <w:color w:val="000000"/>
-                <w:kern w:val="0"/>
-                <w:lang w:eastAsia="en-CA"/>
-                <w14:ligatures w14:val="none"/>
-              </w:rPr>
-            </w:pPr>
-            <w:r>
-              <w:rPr>
-                <w:rFonts w:eastAsia="Times New Roman" w:cs="Calibri"/>
-                <w:color w:val="000000"/>
-                <w:kern w:val="0"/>
-                <w:lang w:eastAsia="en-CA"/>
-                <w14:ligatures w14:val="none"/>
-              </w:rPr>
-              <w:t xml:space="preserve">Ensured compatibility between backend forecasting APIs and frontend analytics components by updating request/response DTOs such as </w:t>
-            </w:r>
-            <w:proofErr w:type="spellStart"/>
-            <w:r>
-              <w:rPr>
-                <w:rFonts w:eastAsia="Times New Roman" w:cs="Calibri"/>
-                <w:color w:val="000000"/>
-                <w:kern w:val="0"/>
-                <w:lang w:eastAsia="en-CA"/>
-                <w14:ligatures w14:val="none"/>
-              </w:rPr>
-              <w:t>GenerateForecastDto.cs</w:t>
-            </w:r>
-            <w:proofErr w:type="spellEnd"/>
-            <w:r>
-              <w:rPr>
-                <w:rFonts w:eastAsia="Times New Roman" w:cs="Calibri"/>
-                <w:color w:val="000000"/>
-                <w:kern w:val="0"/>
-                <w:lang w:eastAsia="en-CA"/>
-                <w14:ligatures w14:val="none"/>
-              </w:rPr>
-              <w:t xml:space="preserve"> and </w:t>
-            </w:r>
-            <w:proofErr w:type="spellStart"/>
-            <w:r>
-              <w:rPr>
-                <w:rFonts w:eastAsia="Times New Roman" w:cs="Calibri"/>
-                <w:color w:val="000000"/>
-                <w:kern w:val="0"/>
-                <w:lang w:eastAsia="en-CA"/>
-                <w14:ligatures w14:val="none"/>
-              </w:rPr>
-              <w:t>DemandForecastRowDto.cs</w:t>
-            </w:r>
-            <w:proofErr w:type="spellEnd"/>
-          </w:p>
-        </w:tc>
-      </w:tr>
-      <w:tr>
-        <w:trPr>
-          <w:trHeight w:val="600"/>
-        </w:trPr>
-        <w:tc>
-          <w:tcPr>
-            <w:tcW w:w="1240" w:type="dxa"/>
-            <w:vMerge/>
-            <w:tcBorders>
-              <w:top w:val="nil"/>
-              <w:left w:val="single" w:sz="4" w:space="0" w:color="auto"/>
-              <w:bottom w:val="single" w:sz="4" w:space="0" w:color="auto"/>
-              <w:right w:val="single" w:sz="4" w:space="0" w:color="auto"/>
-            </w:tcBorders>
-            <w:vAlign w:val="center"/>
-            <w:hideMark/>
-          </w:tcPr>
-          <w:p>
-            <w:pPr>
-              <w:spacing w:after="0" w:line="240" w:lineRule="auto"/>
-              <w:rPr>
-                <w:rFonts w:eastAsia="Times New Roman" w:cs="Calibri"/>
-                <w:color w:val="000000"/>
-                <w:kern w:val="0"/>
-                <w:lang w:eastAsia="en-CA"/>
-                <w14:ligatures w14:val="none"/>
-              </w:rPr>
-            </w:pPr>
-          </w:p>
-        </w:tc>
-        <w:tc>
-          <w:tcPr>
-            <w:tcW w:w="1220" w:type="dxa"/>
-            <w:vMerge/>
-            <w:tcBorders>
-              <w:top w:val="nil"/>
-              <w:left w:val="single" w:sz="4" w:space="0" w:color="auto"/>
-              <w:bottom w:val="single" w:sz="4" w:space="0" w:color="auto"/>
-              <w:right w:val="single" w:sz="4" w:space="0" w:color="auto"/>
-            </w:tcBorders>
-            <w:vAlign w:val="center"/>
-            <w:hideMark/>
-          </w:tcPr>
-          <w:p>
-            <w:pPr>
-              <w:spacing w:after="0" w:line="240" w:lineRule="auto"/>
-              <w:rPr>
-                <w:rFonts w:eastAsia="Times New Roman" w:cs="Calibri"/>
-                <w:color w:val="000000"/>
-                <w:kern w:val="0"/>
-                <w:lang w:eastAsia="en-CA"/>
-                <w14:ligatures w14:val="none"/>
-              </w:rPr>
-            </w:pPr>
-          </w:p>
-        </w:tc>
-        <w:tc>
-          <w:tcPr>
-            <w:tcW w:w="7480" w:type="dxa"/>
-            <w:tcBorders>
-              <w:top w:val="nil"/>
-              <w:left w:val="nil"/>
-              <w:bottom w:val="single" w:sz="4" w:space="0" w:color="auto"/>
-              <w:right w:val="single" w:sz="4" w:space="0" w:color="auto"/>
-            </w:tcBorders>
-            <w:shd w:val="clear" w:color="auto" w:fill="auto"/>
-            <w:vAlign w:val="bottom"/>
-            <w:hideMark/>
-          </w:tcPr>
-          <w:p>
-            <w:pPr>
-              <w:spacing w:after="0" w:line="240" w:lineRule="auto"/>
-              <w:rPr>
-                <w:rFonts w:eastAsia="Times New Roman" w:cs="Calibri"/>
-                <w:color w:val="000000"/>
-                <w:kern w:val="0"/>
-                <w:lang w:eastAsia="en-CA"/>
-                <w14:ligatures w14:val="none"/>
-              </w:rPr>
-            </w:pPr>
-            <w:r>
-              <w:rPr>
-                <w:rFonts w:eastAsia="Times New Roman" w:cs="Calibri"/>
-                <w:color w:val="000000"/>
-                <w:kern w:val="0"/>
-                <w:lang w:eastAsia="en-CA"/>
-                <w14:ligatures w14:val="none"/>
-              </w:rPr>
-              <w:t>Developed frontend analytics dashboard for displaying forecasting results and model comparison functionality.</w:t>
-            </w:r>
-          </w:p>
-        </w:tc>
-      </w:tr>
-      <w:tr>
-        <w:trPr>
-          <w:trHeight w:val="900"/>
-        </w:trPr>
-        <w:tc>
-          <w:tcPr>
-            <w:tcW w:w="1240" w:type="dxa"/>
-            <w:vMerge w:val="restart"/>
-            <w:tcBorders>
-              <w:top w:val="nil"/>
-              <w:left w:val="single" w:sz="4" w:space="0" w:color="auto"/>
-              <w:bottom w:val="single" w:sz="4" w:space="0" w:color="auto"/>
-              <w:right w:val="single" w:sz="4" w:space="0" w:color="auto"/>
-            </w:tcBorders>
-            <w:shd w:val="clear" w:color="auto" w:fill="auto"/>
-            <w:noWrap/>
-            <w:vAlign w:val="center"/>
-            <w:hideMark/>
-          </w:tcPr>
-          <w:p>
-            <w:pPr>
-              <w:spacing w:after="0" w:line="240" w:lineRule="auto"/>
-              <w:jc w:val="center"/>
-              <w:rPr>
-                <w:rFonts w:eastAsia="Times New Roman" w:cs="Calibri"/>
-                <w:color w:val="000000"/>
-                <w:kern w:val="0"/>
-                <w:lang w:eastAsia="en-CA"/>
-                <w14:ligatures w14:val="none"/>
-              </w:rPr>
-            </w:pPr>
-            <w:r>
-              <w:rPr>
-                <w:rFonts w:eastAsia="Times New Roman" w:cs="Calibri"/>
-                <w:color w:val="000000"/>
-                <w:kern w:val="0"/>
-                <w:lang w:eastAsia="en-CA"/>
-                <w14:ligatures w14:val="none"/>
-              </w:rPr>
-              <w:t>16-Mar</w:t>
-            </w:r>
-          </w:p>
-        </w:tc>
-        <w:tc>
-          <w:tcPr>
-            <w:tcW w:w="1220" w:type="dxa"/>
-            <w:vMerge w:val="restart"/>
-            <w:tcBorders>
-              <w:top w:val="nil"/>
-              <w:left w:val="single" w:sz="4" w:space="0" w:color="auto"/>
-              <w:bottom w:val="single" w:sz="4" w:space="0" w:color="auto"/>
-              <w:right w:val="single" w:sz="4" w:space="0" w:color="auto"/>
-            </w:tcBorders>
-            <w:shd w:val="clear" w:color="auto" w:fill="auto"/>
-            <w:noWrap/>
-            <w:vAlign w:val="center"/>
-            <w:hideMark/>
-          </w:tcPr>
-          <w:p>
-            <w:pPr>
-              <w:spacing w:after="0" w:line="240" w:lineRule="auto"/>
-              <w:jc w:val="center"/>
-              <w:rPr>
-                <w:rFonts w:eastAsia="Times New Roman" w:cs="Calibri"/>
-                <w:color w:val="000000"/>
-                <w:kern w:val="0"/>
-                <w:lang w:eastAsia="en-CA"/>
-                <w14:ligatures w14:val="none"/>
-              </w:rPr>
-            </w:pPr>
-            <w:r>
-              <w:rPr>
-                <w:rFonts w:eastAsia="Times New Roman" w:cs="Calibri"/>
-                <w:color w:val="000000"/>
-                <w:kern w:val="0"/>
-                <w:lang w:eastAsia="en-CA"/>
-                <w14:ligatures w14:val="none"/>
-              </w:rPr>
-              <w:t>6</w:t>
-            </w:r>
-          </w:p>
-        </w:tc>
-        <w:tc>
-          <w:tcPr>
-            <w:tcW w:w="7480" w:type="dxa"/>
-            <w:tcBorders>
-              <w:top w:val="nil"/>
-              <w:left w:val="nil"/>
-              <w:bottom w:val="single" w:sz="4" w:space="0" w:color="auto"/>
-              <w:right w:val="single" w:sz="4" w:space="0" w:color="auto"/>
-            </w:tcBorders>
-            <w:shd w:val="clear" w:color="auto" w:fill="auto"/>
-            <w:vAlign w:val="bottom"/>
-            <w:hideMark/>
-          </w:tcPr>
-          <w:p>
-            <w:pPr>
-              <w:spacing w:after="0" w:line="240" w:lineRule="auto"/>
-              <w:rPr>
-                <w:rFonts w:eastAsia="Times New Roman" w:cs="Calibri"/>
-                <w:color w:val="000000"/>
-                <w:kern w:val="0"/>
-                <w:lang w:eastAsia="en-CA"/>
-                <w14:ligatures w14:val="none"/>
-              </w:rPr>
-            </w:pPr>
-            <w:r>
-              <w:rPr>
-                <w:rFonts w:eastAsia="Times New Roman" w:cs="Calibri"/>
-                <w:color w:val="000000"/>
-                <w:kern w:val="0"/>
-                <w:lang w:eastAsia="en-CA"/>
-                <w14:ligatures w14:val="none"/>
-              </w:rPr>
-              <w:t xml:space="preserve">Implemented Vendor Forecast Analytics page in </w:t>
-            </w:r>
-            <w:proofErr w:type="spellStart"/>
-            <w:r>
-              <w:rPr>
-                <w:rFonts w:eastAsia="Times New Roman" w:cs="Calibri"/>
-                <w:color w:val="000000"/>
-                <w:kern w:val="0"/>
-                <w:lang w:eastAsia="en-CA"/>
-                <w14:ligatures w14:val="none"/>
-              </w:rPr>
-              <w:t>VendorForecast.jsx</w:t>
-            </w:r>
-            <w:proofErr w:type="spellEnd"/>
-            <w:r>
-              <w:rPr>
-                <w:rFonts w:eastAsia="Times New Roman" w:cs="Calibri"/>
-                <w:color w:val="000000"/>
-                <w:kern w:val="0"/>
-                <w:lang w:eastAsia="en-CA"/>
-                <w14:ligatures w14:val="none"/>
-              </w:rPr>
-              <w:t xml:space="preserve"> including forecast generation form and model comparison module between Moving Average and ML.NET models.</w:t>
-            </w:r>
-          </w:p>
-        </w:tc>
-      </w:tr>
-      <w:tr>
-        <w:trPr>
-          <w:trHeight w:val="900"/>
-        </w:trPr>
-        <w:tc>
-          <w:tcPr>
-            <w:tcW w:w="1240" w:type="dxa"/>
-            <w:vMerge/>
-            <w:tcBorders>
-              <w:top w:val="nil"/>
-              <w:left w:val="single" w:sz="4" w:space="0" w:color="auto"/>
-              <w:bottom w:val="single" w:sz="4" w:space="0" w:color="auto"/>
-              <w:right w:val="single" w:sz="4" w:space="0" w:color="auto"/>
-            </w:tcBorders>
-            <w:vAlign w:val="center"/>
-            <w:hideMark/>
-          </w:tcPr>
-          <w:p>
-            <w:pPr>
-              <w:spacing w:after="0" w:line="240" w:lineRule="auto"/>
-              <w:rPr>
-                <w:rFonts w:eastAsia="Times New Roman" w:cs="Calibri"/>
-                <w:color w:val="000000"/>
-                <w:kern w:val="0"/>
-                <w:lang w:eastAsia="en-CA"/>
-                <w14:ligatures w14:val="none"/>
-              </w:rPr>
-            </w:pPr>
-          </w:p>
-        </w:tc>
-        <w:tc>
-          <w:tcPr>
-            <w:tcW w:w="1220" w:type="dxa"/>
-            <w:vMerge/>
-            <w:tcBorders>
-              <w:top w:val="nil"/>
-              <w:left w:val="single" w:sz="4" w:space="0" w:color="auto"/>
-              <w:bottom w:val="single" w:sz="4" w:space="0" w:color="auto"/>
-              <w:right w:val="single" w:sz="4" w:space="0" w:color="auto"/>
-            </w:tcBorders>
-            <w:vAlign w:val="center"/>
-            <w:hideMark/>
-          </w:tcPr>
-          <w:p>
-            <w:pPr>
-              <w:spacing w:after="0" w:line="240" w:lineRule="auto"/>
-              <w:rPr>
-                <w:rFonts w:eastAsia="Times New Roman" w:cs="Calibri"/>
-                <w:color w:val="000000"/>
-                <w:kern w:val="0"/>
-                <w:lang w:eastAsia="en-CA"/>
-                <w14:ligatures w14:val="none"/>
-              </w:rPr>
-            </w:pPr>
-          </w:p>
-        </w:tc>
-        <w:tc>
-          <w:tcPr>
-            <w:tcW w:w="7480" w:type="dxa"/>
-            <w:tcBorders>
-              <w:top w:val="nil"/>
-              <w:left w:val="nil"/>
-              <w:bottom w:val="single" w:sz="4" w:space="0" w:color="auto"/>
-              <w:right w:val="single" w:sz="4" w:space="0" w:color="auto"/>
-            </w:tcBorders>
-            <w:shd w:val="clear" w:color="auto" w:fill="auto"/>
-            <w:vAlign w:val="bottom"/>
-            <w:hideMark/>
-          </w:tcPr>
-          <w:p>
-            <w:pPr>
-              <w:spacing w:after="0" w:line="240" w:lineRule="auto"/>
-              <w:rPr>
-                <w:rFonts w:eastAsia="Times New Roman" w:cs="Calibri"/>
-                <w:color w:val="000000"/>
-                <w:kern w:val="0"/>
-                <w:lang w:eastAsia="en-CA"/>
-                <w14:ligatures w14:val="none"/>
-              </w:rPr>
-            </w:pPr>
-            <w:r>
-              <w:rPr>
-                <w:rFonts w:eastAsia="Times New Roman" w:cs="Calibri"/>
-                <w:color w:val="000000"/>
-                <w:kern w:val="0"/>
-                <w:lang w:eastAsia="en-CA"/>
-                <w14:ligatures w14:val="none"/>
-              </w:rPr>
-              <w:t>Integrated forecasting APIs with React frontend components using secure token-based authentication through forecastApi.js and existing route protection logic</w:t>
-            </w:r>
-          </w:p>
-        </w:tc>
-      </w:tr>
-      <w:tr>
-        <w:trPr>
-          <w:trHeight w:val="600"/>
-        </w:trPr>
-        <w:tc>
-          <w:tcPr>
-            <w:tcW w:w="1240" w:type="dxa"/>
-            <w:vMerge/>
-            <w:tcBorders>
-              <w:top w:val="nil"/>
-              <w:left w:val="single" w:sz="4" w:space="0" w:color="auto"/>
-              <w:bottom w:val="single" w:sz="4" w:space="0" w:color="auto"/>
-              <w:right w:val="single" w:sz="4" w:space="0" w:color="auto"/>
-            </w:tcBorders>
-            <w:vAlign w:val="center"/>
-            <w:hideMark/>
-          </w:tcPr>
-          <w:p>
-            <w:pPr>
-              <w:spacing w:after="0" w:line="240" w:lineRule="auto"/>
-              <w:rPr>
-                <w:rFonts w:eastAsia="Times New Roman" w:cs="Calibri"/>
-                <w:color w:val="000000"/>
-                <w:kern w:val="0"/>
-                <w:lang w:eastAsia="en-CA"/>
-                <w14:ligatures w14:val="none"/>
-              </w:rPr>
-            </w:pPr>
-          </w:p>
-        </w:tc>
-        <w:tc>
-          <w:tcPr>
-            <w:tcW w:w="1220" w:type="dxa"/>
-            <w:vMerge/>
-            <w:tcBorders>
-              <w:top w:val="nil"/>
-              <w:left w:val="single" w:sz="4" w:space="0" w:color="auto"/>
-              <w:bottom w:val="single" w:sz="4" w:space="0" w:color="auto"/>
-              <w:right w:val="single" w:sz="4" w:space="0" w:color="auto"/>
-            </w:tcBorders>
-            <w:vAlign w:val="center"/>
-            <w:hideMark/>
-          </w:tcPr>
-          <w:p>
-            <w:pPr>
-              <w:spacing w:after="0" w:line="240" w:lineRule="auto"/>
-              <w:rPr>
-                <w:rFonts w:eastAsia="Times New Roman" w:cs="Calibri"/>
-                <w:color w:val="000000"/>
-                <w:kern w:val="0"/>
-                <w:lang w:eastAsia="en-CA"/>
-                <w14:ligatures w14:val="none"/>
-              </w:rPr>
-            </w:pPr>
-          </w:p>
-        </w:tc>
-        <w:tc>
-          <w:tcPr>
-            <w:tcW w:w="7480" w:type="dxa"/>
-            <w:tcBorders>
-              <w:top w:val="nil"/>
-              <w:left w:val="nil"/>
-              <w:bottom w:val="single" w:sz="4" w:space="0" w:color="auto"/>
-              <w:right w:val="single" w:sz="4" w:space="0" w:color="auto"/>
-            </w:tcBorders>
-            <w:shd w:val="clear" w:color="auto" w:fill="auto"/>
-            <w:vAlign w:val="bottom"/>
-            <w:hideMark/>
-          </w:tcPr>
-          <w:p>
-            <w:pPr>
-              <w:spacing w:after="0" w:line="240" w:lineRule="auto"/>
-              <w:rPr>
-                <w:rFonts w:eastAsia="Times New Roman" w:cs="Calibri"/>
-                <w:color w:val="000000"/>
-                <w:kern w:val="0"/>
-                <w:lang w:eastAsia="en-CA"/>
-                <w14:ligatures w14:val="none"/>
-              </w:rPr>
-            </w:pPr>
-            <w:r>
-              <w:rPr>
-                <w:rFonts w:eastAsia="Times New Roman" w:cs="Calibri"/>
-                <w:color w:val="000000"/>
-                <w:kern w:val="0"/>
-                <w:lang w:eastAsia="en-CA"/>
-                <w14:ligatures w14:val="none"/>
-              </w:rPr>
-              <w:t>Added forecast visualization charts to the analytics dashboard to represent demand history and forecast trends visually.</w:t>
-            </w:r>
-          </w:p>
-        </w:tc>
-      </w:tr>
-      <w:tr>
-        <w:trPr>
-          <w:trHeight w:val="600"/>
-        </w:trPr>
-        <w:tc>
-          <w:tcPr>
-            <w:tcW w:w="1240" w:type="dxa"/>
-            <w:vMerge/>
-            <w:tcBorders>
-              <w:top w:val="nil"/>
-              <w:left w:val="single" w:sz="4" w:space="0" w:color="auto"/>
-              <w:bottom w:val="single" w:sz="4" w:space="0" w:color="auto"/>
-              <w:right w:val="single" w:sz="4" w:space="0" w:color="auto"/>
-            </w:tcBorders>
-            <w:vAlign w:val="center"/>
-            <w:hideMark/>
-          </w:tcPr>
-          <w:p>
-            <w:pPr>
-              <w:spacing w:after="0" w:line="240" w:lineRule="auto"/>
-              <w:rPr>
-                <w:rFonts w:eastAsia="Times New Roman" w:cs="Calibri"/>
-                <w:color w:val="000000"/>
-                <w:kern w:val="0"/>
-                <w:lang w:eastAsia="en-CA"/>
-                <w14:ligatures w14:val="none"/>
-              </w:rPr>
-            </w:pPr>
-          </w:p>
-        </w:tc>
-        <w:tc>
-          <w:tcPr>
-            <w:tcW w:w="1220" w:type="dxa"/>
-            <w:vMerge/>
-            <w:tcBorders>
-              <w:top w:val="nil"/>
-              <w:left w:val="single" w:sz="4" w:space="0" w:color="auto"/>
-              <w:bottom w:val="single" w:sz="4" w:space="0" w:color="auto"/>
-              <w:right w:val="single" w:sz="4" w:space="0" w:color="auto"/>
-            </w:tcBorders>
-            <w:vAlign w:val="center"/>
-            <w:hideMark/>
-          </w:tcPr>
-          <w:p>
-            <w:pPr>
-              <w:spacing w:after="0" w:line="240" w:lineRule="auto"/>
-              <w:rPr>
-                <w:rFonts w:eastAsia="Times New Roman" w:cs="Calibri"/>
-                <w:color w:val="000000"/>
-                <w:kern w:val="0"/>
-                <w:lang w:eastAsia="en-CA"/>
-                <w14:ligatures w14:val="none"/>
-              </w:rPr>
-            </w:pPr>
-          </w:p>
-        </w:tc>
-        <w:tc>
-          <w:tcPr>
-            <w:tcW w:w="7480" w:type="dxa"/>
-            <w:tcBorders>
-              <w:top w:val="nil"/>
-              <w:left w:val="nil"/>
-              <w:bottom w:val="single" w:sz="4" w:space="0" w:color="auto"/>
-              <w:right w:val="single" w:sz="4" w:space="0" w:color="auto"/>
-            </w:tcBorders>
-            <w:shd w:val="clear" w:color="auto" w:fill="auto"/>
-            <w:vAlign w:val="bottom"/>
-            <w:hideMark/>
-          </w:tcPr>
-          <w:p>
-            <w:pPr>
-              <w:spacing w:after="0" w:line="240" w:lineRule="auto"/>
-              <w:rPr>
-                <w:rFonts w:eastAsia="Times New Roman" w:cs="Calibri"/>
-                <w:color w:val="000000"/>
-                <w:kern w:val="0"/>
-                <w:lang w:eastAsia="en-CA"/>
-                <w14:ligatures w14:val="none"/>
-              </w:rPr>
-            </w:pPr>
-            <w:r>
-              <w:rPr>
-                <w:rFonts w:eastAsia="Times New Roman" w:cs="Calibri"/>
-                <w:color w:val="000000"/>
-                <w:kern w:val="0"/>
-                <w:lang w:eastAsia="en-CA"/>
-                <w14:ligatures w14:val="none"/>
-              </w:rPr>
-              <w:t xml:space="preserve">Implemented chart component </w:t>
-            </w:r>
-            <w:proofErr w:type="spellStart"/>
-            <w:r>
-              <w:rPr>
-                <w:rFonts w:eastAsia="Times New Roman" w:cs="Calibri"/>
-                <w:color w:val="000000"/>
-                <w:kern w:val="0"/>
-                <w:lang w:eastAsia="en-CA"/>
-                <w14:ligatures w14:val="none"/>
-              </w:rPr>
-              <w:t>ForecastLineChart.jsx</w:t>
-            </w:r>
-            <w:proofErr w:type="spellEnd"/>
-            <w:r>
-              <w:rPr>
-                <w:rFonts w:eastAsia="Times New Roman" w:cs="Calibri"/>
-                <w:color w:val="000000"/>
-                <w:kern w:val="0"/>
-                <w:lang w:eastAsia="en-CA"/>
-                <w14:ligatures w14:val="none"/>
-              </w:rPr>
-              <w:t xml:space="preserve"> to display historical demand data alongside forecast predictions.</w:t>
-            </w:r>
-          </w:p>
-        </w:tc>
-      </w:tr>
-      <w:tr>
-        <w:trPr>
-          <w:trHeight w:val="600"/>
-        </w:trPr>
-        <w:tc>
-          <w:tcPr>
-            <w:tcW w:w="1240" w:type="dxa"/>
-            <w:vMerge/>
-            <w:tcBorders>
-              <w:top w:val="nil"/>
-              <w:left w:val="single" w:sz="4" w:space="0" w:color="auto"/>
-              <w:bottom w:val="single" w:sz="4" w:space="0" w:color="auto"/>
-              <w:right w:val="single" w:sz="4" w:space="0" w:color="auto"/>
-            </w:tcBorders>
-            <w:vAlign w:val="center"/>
-            <w:hideMark/>
-          </w:tcPr>
-          <w:p>
-            <w:pPr>
-              <w:spacing w:after="0" w:line="240" w:lineRule="auto"/>
-              <w:rPr>
-                <w:rFonts w:eastAsia="Times New Roman" w:cs="Calibri"/>
-                <w:color w:val="000000"/>
-                <w:kern w:val="0"/>
-                <w:lang w:eastAsia="en-CA"/>
-                <w14:ligatures w14:val="none"/>
-              </w:rPr>
-            </w:pPr>
-          </w:p>
-        </w:tc>
-        <w:tc>
-          <w:tcPr>
-            <w:tcW w:w="1220" w:type="dxa"/>
-            <w:vMerge/>
-            <w:tcBorders>
-              <w:top w:val="nil"/>
-              <w:left w:val="single" w:sz="4" w:space="0" w:color="auto"/>
-              <w:bottom w:val="single" w:sz="4" w:space="0" w:color="auto"/>
-              <w:right w:val="single" w:sz="4" w:space="0" w:color="auto"/>
-            </w:tcBorders>
-            <w:vAlign w:val="center"/>
-            <w:hideMark/>
-          </w:tcPr>
-          <w:p>
-            <w:pPr>
-              <w:spacing w:after="0" w:line="240" w:lineRule="auto"/>
-              <w:rPr>
-                <w:rFonts w:eastAsia="Times New Roman" w:cs="Calibri"/>
-                <w:color w:val="000000"/>
-                <w:kern w:val="0"/>
-                <w:lang w:eastAsia="en-CA"/>
-                <w14:ligatures w14:val="none"/>
-              </w:rPr>
-            </w:pPr>
-          </w:p>
-        </w:tc>
-        <w:tc>
-          <w:tcPr>
-            <w:tcW w:w="7480" w:type="dxa"/>
-            <w:tcBorders>
-              <w:top w:val="nil"/>
-              <w:left w:val="nil"/>
-              <w:bottom w:val="single" w:sz="4" w:space="0" w:color="auto"/>
-              <w:right w:val="single" w:sz="4" w:space="0" w:color="auto"/>
-            </w:tcBorders>
-            <w:shd w:val="clear" w:color="auto" w:fill="auto"/>
-            <w:vAlign w:val="center"/>
-            <w:hideMark/>
-          </w:tcPr>
-          <w:p>
-            <w:pPr>
-              <w:spacing w:after="0" w:line="240" w:lineRule="auto"/>
-              <w:rPr>
-                <w:rFonts w:eastAsia="Times New Roman" w:cs="Calibri"/>
-                <w:color w:val="000000"/>
-                <w:kern w:val="0"/>
-                <w:lang w:eastAsia="en-CA"/>
-                <w14:ligatures w14:val="none"/>
-              </w:rPr>
-            </w:pPr>
-            <w:r>
-              <w:rPr>
-                <w:rFonts w:eastAsia="Times New Roman" w:cs="Calibri"/>
-                <w:color w:val="000000"/>
-                <w:kern w:val="0"/>
-                <w:lang w:eastAsia="en-CA"/>
-                <w14:ligatures w14:val="none"/>
-              </w:rPr>
-              <w:t xml:space="preserve">Integrated chart component into both analytics pages </w:t>
-            </w:r>
-            <w:proofErr w:type="spellStart"/>
-            <w:r>
-              <w:rPr>
-                <w:rFonts w:eastAsia="Times New Roman" w:cs="Calibri"/>
-                <w:color w:val="000000"/>
-                <w:kern w:val="0"/>
-                <w:lang w:eastAsia="en-CA"/>
-                <w14:ligatures w14:val="none"/>
-              </w:rPr>
-              <w:t>VendorForecast.jsx</w:t>
-            </w:r>
-            <w:proofErr w:type="spellEnd"/>
-            <w:r>
-              <w:rPr>
-                <w:rFonts w:eastAsia="Times New Roman" w:cs="Calibri"/>
-                <w:color w:val="000000"/>
-                <w:kern w:val="0"/>
-                <w:lang w:eastAsia="en-CA"/>
-                <w14:ligatures w14:val="none"/>
-              </w:rPr>
-              <w:t xml:space="preserve"> and </w:t>
-            </w:r>
-            <w:proofErr w:type="spellStart"/>
-            <w:r>
-              <w:rPr>
-                <w:rFonts w:eastAsia="Times New Roman" w:cs="Calibri"/>
-                <w:color w:val="000000"/>
-                <w:kern w:val="0"/>
-                <w:lang w:eastAsia="en-CA"/>
-                <w14:ligatures w14:val="none"/>
-              </w:rPr>
-              <w:t>FarmerForecast.jsx</w:t>
-            </w:r>
-            <w:proofErr w:type="spellEnd"/>
-            <w:r>
-              <w:rPr>
-                <w:rFonts w:eastAsia="Times New Roman" w:cs="Calibri"/>
-                <w:color w:val="000000"/>
-                <w:kern w:val="0"/>
-                <w:lang w:eastAsia="en-CA"/>
-                <w14:ligatures w14:val="none"/>
-              </w:rPr>
-              <w:t xml:space="preserve"> to provide graphical interpretation of forecasting results.</w:t>
-            </w:r>
-          </w:p>
-        </w:tc>
-      </w:tr>
-      <w:tr>
-        <w:trPr>
-          <w:trHeight w:val="600"/>
-        </w:trPr>
-        <w:tc>
-          <w:tcPr>
-            <w:tcW w:w="1240" w:type="dxa"/>
-            <w:vMerge/>
-            <w:tcBorders>
-              <w:top w:val="nil"/>
-              <w:left w:val="single" w:sz="4" w:space="0" w:color="auto"/>
-              <w:bottom w:val="single" w:sz="4" w:space="0" w:color="auto"/>
-              <w:right w:val="single" w:sz="4" w:space="0" w:color="auto"/>
-            </w:tcBorders>
-            <w:vAlign w:val="center"/>
-            <w:hideMark/>
-          </w:tcPr>
-          <w:p>
-            <w:pPr>
-              <w:spacing w:after="0" w:line="240" w:lineRule="auto"/>
-              <w:rPr>
-                <w:rFonts w:eastAsia="Times New Roman" w:cs="Calibri"/>
-                <w:color w:val="000000"/>
-                <w:kern w:val="0"/>
-                <w:lang w:eastAsia="en-CA"/>
-                <w14:ligatures w14:val="none"/>
-              </w:rPr>
-            </w:pPr>
-          </w:p>
-        </w:tc>
-        <w:tc>
-          <w:tcPr>
-            <w:tcW w:w="1220" w:type="dxa"/>
-            <w:vMerge/>
-            <w:tcBorders>
-              <w:top w:val="nil"/>
-              <w:left w:val="single" w:sz="4" w:space="0" w:color="auto"/>
-              <w:bottom w:val="single" w:sz="4" w:space="0" w:color="auto"/>
-              <w:right w:val="single" w:sz="4" w:space="0" w:color="auto"/>
-            </w:tcBorders>
-            <w:vAlign w:val="center"/>
-            <w:hideMark/>
-          </w:tcPr>
-          <w:p>
-            <w:pPr>
-              <w:spacing w:after="0" w:line="240" w:lineRule="auto"/>
-              <w:rPr>
-                <w:rFonts w:eastAsia="Times New Roman" w:cs="Calibri"/>
-                <w:color w:val="000000"/>
-                <w:kern w:val="0"/>
-                <w:lang w:eastAsia="en-CA"/>
-                <w14:ligatures w14:val="none"/>
-              </w:rPr>
-            </w:pPr>
-          </w:p>
-        </w:tc>
-        <w:tc>
-          <w:tcPr>
-            <w:tcW w:w="7480" w:type="dxa"/>
-            <w:tcBorders>
-              <w:top w:val="nil"/>
-              <w:left w:val="nil"/>
-              <w:bottom w:val="single" w:sz="4" w:space="0" w:color="auto"/>
-              <w:right w:val="single" w:sz="4" w:space="0" w:color="auto"/>
-            </w:tcBorders>
-            <w:shd w:val="clear" w:color="auto" w:fill="auto"/>
-            <w:vAlign w:val="center"/>
-            <w:hideMark/>
-          </w:tcPr>
-          <w:p>
-            <w:pPr>
-              <w:spacing w:after="0" w:line="240" w:lineRule="auto"/>
-              <w:rPr>
-                <w:rFonts w:eastAsia="Times New Roman" w:cs="Calibri"/>
-                <w:color w:val="000000"/>
-                <w:kern w:val="0"/>
-                <w:lang w:eastAsia="en-CA"/>
-                <w14:ligatures w14:val="none"/>
-              </w:rPr>
-            </w:pPr>
-            <w:r>
-              <w:rPr>
-                <w:rFonts w:eastAsia="Times New Roman" w:cs="Calibri"/>
-                <w:color w:val="000000"/>
-                <w:kern w:val="0"/>
-                <w:lang w:eastAsia="en-CA"/>
-                <w14:ligatures w14:val="none"/>
-              </w:rPr>
-              <w:t xml:space="preserve">Began implementation of a real-time communication feature between farmers and vendors within the </w:t>
-            </w:r>
-            <w:proofErr w:type="spellStart"/>
-            <w:r>
-              <w:rPr>
-                <w:rFonts w:eastAsia="Times New Roman" w:cs="Calibri"/>
-                <w:color w:val="000000"/>
-                <w:kern w:val="0"/>
-                <w:lang w:eastAsia="en-CA"/>
-                <w14:ligatures w14:val="none"/>
-              </w:rPr>
-              <w:t>FarmVendor</w:t>
-            </w:r>
-            <w:proofErr w:type="spellEnd"/>
-            <w:r>
-              <w:rPr>
-                <w:rFonts w:eastAsia="Times New Roman" w:cs="Calibri"/>
-                <w:color w:val="000000"/>
-                <w:kern w:val="0"/>
-                <w:lang w:eastAsia="en-CA"/>
-                <w14:ligatures w14:val="none"/>
-              </w:rPr>
-              <w:t xml:space="preserve"> system.</w:t>
-            </w:r>
-          </w:p>
-        </w:tc>
-      </w:tr>
-      <w:tr>
-        <w:trPr>
-          <w:trHeight w:val="600"/>
-        </w:trPr>
-        <w:tc>
-          <w:tcPr>
-            <w:tcW w:w="1240" w:type="dxa"/>
-            <w:vMerge/>
-            <w:tcBorders>
-              <w:top w:val="nil"/>
-              <w:left w:val="single" w:sz="4" w:space="0" w:color="auto"/>
-              <w:bottom w:val="single" w:sz="4" w:space="0" w:color="auto"/>
-              <w:right w:val="single" w:sz="4" w:space="0" w:color="auto"/>
-            </w:tcBorders>
-            <w:vAlign w:val="center"/>
-            <w:hideMark/>
-          </w:tcPr>
-          <w:p>
-            <w:pPr>
-              <w:spacing w:after="0" w:line="240" w:lineRule="auto"/>
-              <w:rPr>
-                <w:rFonts w:eastAsia="Times New Roman" w:cs="Calibri"/>
-                <w:color w:val="000000"/>
-                <w:kern w:val="0"/>
-                <w:lang w:eastAsia="en-CA"/>
-                <w14:ligatures w14:val="none"/>
-              </w:rPr>
-            </w:pPr>
-          </w:p>
-        </w:tc>
-        <w:tc>
-          <w:tcPr>
-            <w:tcW w:w="1220" w:type="dxa"/>
-            <w:vMerge/>
-            <w:tcBorders>
-              <w:top w:val="nil"/>
-              <w:left w:val="single" w:sz="4" w:space="0" w:color="auto"/>
-              <w:bottom w:val="single" w:sz="4" w:space="0" w:color="auto"/>
-              <w:right w:val="single" w:sz="4" w:space="0" w:color="auto"/>
-            </w:tcBorders>
-            <w:vAlign w:val="center"/>
-            <w:hideMark/>
-          </w:tcPr>
-          <w:p>
-            <w:pPr>
-              <w:spacing w:after="0" w:line="240" w:lineRule="auto"/>
-              <w:rPr>
-                <w:rFonts w:eastAsia="Times New Roman" w:cs="Calibri"/>
-                <w:color w:val="000000"/>
-                <w:kern w:val="0"/>
-                <w:lang w:eastAsia="en-CA"/>
-                <w14:ligatures w14:val="none"/>
-              </w:rPr>
-            </w:pPr>
-          </w:p>
-        </w:tc>
-        <w:tc>
-          <w:tcPr>
-            <w:tcW w:w="7480" w:type="dxa"/>
-            <w:tcBorders>
-              <w:top w:val="nil"/>
-              <w:left w:val="nil"/>
-              <w:bottom w:val="single" w:sz="4" w:space="0" w:color="auto"/>
-              <w:right w:val="single" w:sz="4" w:space="0" w:color="auto"/>
-            </w:tcBorders>
-            <w:shd w:val="clear" w:color="auto" w:fill="auto"/>
-            <w:vAlign w:val="center"/>
-            <w:hideMark/>
-          </w:tcPr>
-          <w:p>
-            <w:pPr>
-              <w:spacing w:after="0" w:line="240" w:lineRule="auto"/>
-              <w:rPr>
-                <w:rFonts w:eastAsia="Times New Roman" w:cs="Calibri"/>
-                <w:color w:val="000000"/>
-                <w:kern w:val="0"/>
-                <w:lang w:eastAsia="en-CA"/>
-                <w14:ligatures w14:val="none"/>
-              </w:rPr>
-            </w:pPr>
-            <w:r>
-              <w:rPr>
-                <w:rFonts w:eastAsia="Times New Roman" w:cs="Calibri"/>
-                <w:color w:val="000000"/>
-                <w:kern w:val="0"/>
-                <w:lang w:eastAsia="en-CA"/>
-                <w14:ligatures w14:val="none"/>
-              </w:rPr>
-              <w:t xml:space="preserve">Designed the chat module architecture and developed frontend messaging components </w:t>
-            </w:r>
-            <w:proofErr w:type="spellStart"/>
-            <w:r>
-              <w:rPr>
-                <w:rFonts w:eastAsia="Times New Roman" w:cs="Calibri"/>
-                <w:color w:val="000000"/>
-                <w:kern w:val="0"/>
-                <w:lang w:eastAsia="en-CA"/>
-                <w14:ligatures w14:val="none"/>
-              </w:rPr>
-              <w:t>FarmerChat.jsx</w:t>
-            </w:r>
-            <w:proofErr w:type="spellEnd"/>
-            <w:r>
-              <w:rPr>
-                <w:rFonts w:eastAsia="Times New Roman" w:cs="Calibri"/>
-                <w:color w:val="000000"/>
-                <w:kern w:val="0"/>
-                <w:lang w:eastAsia="en-CA"/>
-                <w14:ligatures w14:val="none"/>
-              </w:rPr>
-              <w:t xml:space="preserve"> and </w:t>
-            </w:r>
-            <w:proofErr w:type="spellStart"/>
-            <w:r>
-              <w:rPr>
-                <w:rFonts w:eastAsia="Times New Roman" w:cs="Calibri"/>
-                <w:color w:val="000000"/>
-                <w:kern w:val="0"/>
-                <w:lang w:eastAsia="en-CA"/>
-                <w14:ligatures w14:val="none"/>
-              </w:rPr>
-              <w:t>VendorChat.jsx</w:t>
-            </w:r>
-            <w:proofErr w:type="spellEnd"/>
-            <w:r>
-              <w:rPr>
-                <w:rFonts w:eastAsia="Times New Roman" w:cs="Calibri"/>
-                <w:color w:val="000000"/>
-                <w:kern w:val="0"/>
-                <w:lang w:eastAsia="en-CA"/>
-                <w14:ligatures w14:val="none"/>
-              </w:rPr>
-              <w:t>.</w:t>
-            </w:r>
-          </w:p>
-        </w:tc>
-      </w:tr>
-      <w:tr>
-        <w:trPr>
-          <w:trHeight w:val="600"/>
-        </w:trPr>
-        <w:tc>
-          <w:tcPr>
-            <w:tcW w:w="1240" w:type="dxa"/>
-            <w:vMerge/>
-            <w:tcBorders>
-              <w:top w:val="nil"/>
-              <w:left w:val="single" w:sz="4" w:space="0" w:color="auto"/>
-              <w:bottom w:val="single" w:sz="4" w:space="0" w:color="auto"/>
-              <w:right w:val="single" w:sz="4" w:space="0" w:color="auto"/>
-            </w:tcBorders>
-            <w:vAlign w:val="center"/>
-            <w:hideMark/>
-          </w:tcPr>
-          <w:p>
-            <w:pPr>
-              <w:spacing w:after="0" w:line="240" w:lineRule="auto"/>
-              <w:rPr>
-                <w:rFonts w:eastAsia="Times New Roman" w:cs="Calibri"/>
-                <w:color w:val="000000"/>
-                <w:kern w:val="0"/>
-                <w:lang w:eastAsia="en-CA"/>
-                <w14:ligatures w14:val="none"/>
-              </w:rPr>
-            </w:pPr>
-          </w:p>
-        </w:tc>
-        <w:tc>
-          <w:tcPr>
-            <w:tcW w:w="1220" w:type="dxa"/>
-            <w:vMerge/>
-            <w:tcBorders>
-              <w:top w:val="nil"/>
-              <w:left w:val="single" w:sz="4" w:space="0" w:color="auto"/>
-              <w:bottom w:val="single" w:sz="4" w:space="0" w:color="auto"/>
-              <w:right w:val="single" w:sz="4" w:space="0" w:color="auto"/>
-            </w:tcBorders>
-            <w:vAlign w:val="center"/>
-            <w:hideMark/>
-          </w:tcPr>
-          <w:p>
-            <w:pPr>
-              <w:spacing w:after="0" w:line="240" w:lineRule="auto"/>
-              <w:rPr>
-                <w:rFonts w:eastAsia="Times New Roman" w:cs="Calibri"/>
-                <w:color w:val="000000"/>
-                <w:kern w:val="0"/>
-                <w:lang w:eastAsia="en-CA"/>
-                <w14:ligatures w14:val="none"/>
-              </w:rPr>
-            </w:pPr>
-          </w:p>
-        </w:tc>
-        <w:tc>
-          <w:tcPr>
-            <w:tcW w:w="7480" w:type="dxa"/>
-            <w:tcBorders>
-              <w:top w:val="nil"/>
-              <w:left w:val="nil"/>
-              <w:bottom w:val="single" w:sz="4" w:space="0" w:color="auto"/>
-              <w:right w:val="single" w:sz="4" w:space="0" w:color="auto"/>
-            </w:tcBorders>
-            <w:shd w:val="clear" w:color="auto" w:fill="auto"/>
-            <w:vAlign w:val="center"/>
-            <w:hideMark/>
-          </w:tcPr>
-          <w:p>
-            <w:pPr>
-              <w:spacing w:after="0" w:line="240" w:lineRule="auto"/>
-              <w:rPr>
-                <w:rFonts w:eastAsia="Times New Roman" w:cs="Calibri"/>
-                <w:color w:val="000000"/>
-                <w:kern w:val="0"/>
-                <w:lang w:eastAsia="en-CA"/>
-                <w14:ligatures w14:val="none"/>
-              </w:rPr>
-            </w:pPr>
-            <w:r>
-              <w:rPr>
-                <w:rFonts w:eastAsia="Times New Roman" w:cs="Calibri"/>
-                <w:color w:val="000000"/>
-                <w:kern w:val="0"/>
-                <w:lang w:eastAsia="en-CA"/>
-                <w14:ligatures w14:val="none"/>
-              </w:rPr>
-              <w:t xml:space="preserve">Updated authentication logic in </w:t>
-            </w:r>
-            <w:proofErr w:type="spellStart"/>
-            <w:r>
-              <w:rPr>
-                <w:rFonts w:eastAsia="Times New Roman" w:cs="Calibri"/>
-                <w:color w:val="000000"/>
-                <w:kern w:val="0"/>
-                <w:lang w:eastAsia="en-CA"/>
-                <w14:ligatures w14:val="none"/>
-              </w:rPr>
-              <w:t>Login.jsx</w:t>
-            </w:r>
-            <w:proofErr w:type="spellEnd"/>
-            <w:r>
-              <w:rPr>
-                <w:rFonts w:eastAsia="Times New Roman" w:cs="Calibri"/>
-                <w:color w:val="000000"/>
-                <w:kern w:val="0"/>
-                <w:lang w:eastAsia="en-CA"/>
-                <w14:ligatures w14:val="none"/>
-              </w:rPr>
-              <w:t xml:space="preserve"> to store </w:t>
-            </w:r>
-            <w:proofErr w:type="spellStart"/>
-            <w:r>
-              <w:rPr>
-                <w:rFonts w:eastAsia="Times New Roman" w:cs="Calibri"/>
-                <w:color w:val="000000"/>
-                <w:kern w:val="0"/>
-                <w:lang w:eastAsia="en-CA"/>
-                <w14:ligatures w14:val="none"/>
-              </w:rPr>
-              <w:t>userId</w:t>
-            </w:r>
-            <w:proofErr w:type="spellEnd"/>
-            <w:r>
-              <w:rPr>
-                <w:rFonts w:eastAsia="Times New Roman" w:cs="Calibri"/>
-                <w:color w:val="000000"/>
-                <w:kern w:val="0"/>
-                <w:lang w:eastAsia="en-CA"/>
-                <w14:ligatures w14:val="none"/>
-              </w:rPr>
-              <w:t xml:space="preserve"> in </w:t>
-            </w:r>
-            <w:proofErr w:type="spellStart"/>
-            <w:r>
-              <w:rPr>
-                <w:rFonts w:eastAsia="Times New Roman" w:cs="Calibri"/>
-                <w:color w:val="000000"/>
-                <w:kern w:val="0"/>
-                <w:lang w:eastAsia="en-CA"/>
-                <w14:ligatures w14:val="none"/>
-              </w:rPr>
-              <w:t>localStorage</w:t>
-            </w:r>
-            <w:proofErr w:type="spellEnd"/>
-            <w:r>
-              <w:rPr>
-                <w:rFonts w:eastAsia="Times New Roman" w:cs="Calibri"/>
-                <w:color w:val="000000"/>
-                <w:kern w:val="0"/>
-                <w:lang w:eastAsia="en-CA"/>
-                <w14:ligatures w14:val="none"/>
-              </w:rPr>
-              <w:t xml:space="preserve"> to support message sender identification for chat communication.</w:t>
-            </w:r>
-          </w:p>
-        </w:tc>
-      </w:tr>
-      <w:tr>
-        <w:trPr>
-          <w:trHeight w:val="900"/>
-        </w:trPr>
-        <w:tc>
-          <w:tcPr>
-            <w:tcW w:w="1240" w:type="dxa"/>
-            <w:vMerge/>
-            <w:tcBorders>
-              <w:top w:val="nil"/>
-              <w:left w:val="single" w:sz="4" w:space="0" w:color="auto"/>
-              <w:bottom w:val="single" w:sz="4" w:space="0" w:color="auto"/>
-              <w:right w:val="single" w:sz="4" w:space="0" w:color="auto"/>
-            </w:tcBorders>
-            <w:vAlign w:val="center"/>
-            <w:hideMark/>
-          </w:tcPr>
-          <w:p>
-            <w:pPr>
-              <w:spacing w:after="0" w:line="240" w:lineRule="auto"/>
-              <w:rPr>
-                <w:rFonts w:eastAsia="Times New Roman" w:cs="Calibri"/>
-                <w:color w:val="000000"/>
-                <w:kern w:val="0"/>
-                <w:lang w:eastAsia="en-CA"/>
-                <w14:ligatures w14:val="none"/>
-              </w:rPr>
-            </w:pPr>
-          </w:p>
-        </w:tc>
-        <w:tc>
-          <w:tcPr>
-            <w:tcW w:w="1220" w:type="dxa"/>
-            <w:vMerge/>
-            <w:tcBorders>
-              <w:top w:val="nil"/>
-              <w:left w:val="single" w:sz="4" w:space="0" w:color="auto"/>
-              <w:bottom w:val="single" w:sz="4" w:space="0" w:color="auto"/>
-              <w:right w:val="single" w:sz="4" w:space="0" w:color="auto"/>
-            </w:tcBorders>
-            <w:vAlign w:val="center"/>
-            <w:hideMark/>
-          </w:tcPr>
-          <w:p>
-            <w:pPr>
-              <w:spacing w:after="0" w:line="240" w:lineRule="auto"/>
-              <w:rPr>
-                <w:rFonts w:eastAsia="Times New Roman" w:cs="Calibri"/>
-                <w:color w:val="000000"/>
-                <w:kern w:val="0"/>
-                <w:lang w:eastAsia="en-CA"/>
-                <w14:ligatures w14:val="none"/>
-              </w:rPr>
-            </w:pPr>
-          </w:p>
-        </w:tc>
-        <w:tc>
-          <w:tcPr>
-            <w:tcW w:w="7480" w:type="dxa"/>
-            <w:tcBorders>
-              <w:top w:val="nil"/>
-              <w:left w:val="nil"/>
-              <w:bottom w:val="single" w:sz="4" w:space="0" w:color="auto"/>
-              <w:right w:val="single" w:sz="4" w:space="0" w:color="auto"/>
-            </w:tcBorders>
-            <w:shd w:val="clear" w:color="auto" w:fill="auto"/>
-            <w:vAlign w:val="center"/>
-            <w:hideMark/>
-          </w:tcPr>
-          <w:p>
-            <w:pPr>
-              <w:spacing w:after="0" w:line="240" w:lineRule="auto"/>
-              <w:rPr>
-                <w:rFonts w:eastAsia="Times New Roman" w:cs="Calibri"/>
-                <w:color w:val="000000"/>
-                <w:kern w:val="0"/>
-                <w:lang w:eastAsia="en-CA"/>
-                <w14:ligatures w14:val="none"/>
-              </w:rPr>
-            </w:pPr>
-            <w:r>
-              <w:rPr>
-                <w:rFonts w:eastAsia="Times New Roman" w:cs="Calibri"/>
-                <w:color w:val="000000"/>
-                <w:kern w:val="0"/>
-                <w:lang w:eastAsia="en-CA"/>
-                <w14:ligatures w14:val="none"/>
-              </w:rPr>
-              <w:t>Prepared frontend system structure for integrating backend chat APIs and enabling future real-time messaging functionality between farmers and vendors.</w:t>
-            </w:r>
-          </w:p>
-        </w:tc>
-      </w:tr>
-      <w:tr>
-        <w:trPr>
-          <w:trHeight w:val="600"/>
-        </w:trPr>
-        <w:tc>
-          <w:tcPr>
-            <w:tcW w:w="1240" w:type="dxa"/>
-            <w:vMerge/>
-            <w:tcBorders>
-              <w:top w:val="nil"/>
-              <w:left w:val="single" w:sz="4" w:space="0" w:color="auto"/>
-              <w:bottom w:val="single" w:sz="4" w:space="0" w:color="auto"/>
-              <w:right w:val="single" w:sz="4" w:space="0" w:color="auto"/>
-            </w:tcBorders>
-            <w:vAlign w:val="center"/>
-            <w:hideMark/>
-          </w:tcPr>
-          <w:p>
-            <w:pPr>
-              <w:spacing w:after="0" w:line="240" w:lineRule="auto"/>
-              <w:rPr>
-                <w:rFonts w:eastAsia="Times New Roman" w:cs="Calibri"/>
-                <w:color w:val="000000"/>
-                <w:kern w:val="0"/>
-                <w:lang w:eastAsia="en-CA"/>
-                <w14:ligatures w14:val="none"/>
-              </w:rPr>
-            </w:pPr>
-          </w:p>
-        </w:tc>
-        <w:tc>
-          <w:tcPr>
-            <w:tcW w:w="1220" w:type="dxa"/>
-            <w:vMerge/>
-            <w:tcBorders>
-              <w:top w:val="nil"/>
-              <w:left w:val="single" w:sz="4" w:space="0" w:color="auto"/>
-              <w:bottom w:val="single" w:sz="4" w:space="0" w:color="auto"/>
-              <w:right w:val="single" w:sz="4" w:space="0" w:color="auto"/>
-            </w:tcBorders>
-            <w:vAlign w:val="center"/>
-            <w:hideMark/>
-          </w:tcPr>
-          <w:p>
-            <w:pPr>
-              <w:spacing w:after="0" w:line="240" w:lineRule="auto"/>
-              <w:rPr>
-                <w:rFonts w:eastAsia="Times New Roman" w:cs="Calibri"/>
-                <w:color w:val="000000"/>
-                <w:kern w:val="0"/>
-                <w:lang w:eastAsia="en-CA"/>
-                <w14:ligatures w14:val="none"/>
-              </w:rPr>
-            </w:pPr>
-          </w:p>
-        </w:tc>
-        <w:tc>
-          <w:tcPr>
-            <w:tcW w:w="7480" w:type="dxa"/>
-            <w:tcBorders>
-              <w:top w:val="nil"/>
-              <w:left w:val="nil"/>
-              <w:bottom w:val="single" w:sz="4" w:space="0" w:color="auto"/>
-              <w:right w:val="single" w:sz="4" w:space="0" w:color="auto"/>
-            </w:tcBorders>
-            <w:shd w:val="clear" w:color="auto" w:fill="auto"/>
-            <w:vAlign w:val="bottom"/>
-            <w:hideMark/>
-          </w:tcPr>
-          <w:p>
-            <w:pPr>
-              <w:spacing w:after="0" w:line="240" w:lineRule="auto"/>
-              <w:rPr>
-                <w:rFonts w:eastAsia="Times New Roman" w:cs="Calibri"/>
-                <w:color w:val="000000"/>
-                <w:kern w:val="0"/>
-                <w:lang w:eastAsia="en-CA"/>
-                <w14:ligatures w14:val="none"/>
-              </w:rPr>
-            </w:pPr>
-            <w:r>
-              <w:rPr>
-                <w:rFonts w:eastAsia="Times New Roman" w:cs="Calibri"/>
-                <w:color w:val="000000"/>
-                <w:kern w:val="0"/>
-                <w:lang w:eastAsia="en-CA"/>
-                <w14:ligatures w14:val="none"/>
-              </w:rPr>
-              <w:t xml:space="preserve">Completed Progress report 4 and uploaded to blackboard and checked in to </w:t>
-            </w:r>
-            <w:proofErr w:type="spellStart"/>
-            <w:r>
-              <w:rPr>
-                <w:rFonts w:eastAsia="Times New Roman" w:cs="Calibri"/>
-                <w:color w:val="000000"/>
-                <w:kern w:val="0"/>
-                <w:lang w:eastAsia="en-CA"/>
-                <w14:ligatures w14:val="none"/>
-              </w:rPr>
-              <w:t>github</w:t>
-            </w:r>
-            <w:proofErr w:type="spellEnd"/>
-            <w:r>
-              <w:rPr>
-                <w:rFonts w:eastAsia="Times New Roman" w:cs="Calibri"/>
-                <w:color w:val="000000"/>
-                <w:kern w:val="0"/>
-                <w:lang w:eastAsia="en-CA"/>
-                <w14:ligatures w14:val="none"/>
-              </w:rPr>
-              <w:t xml:space="preserve"> repository.</w:t>
-            </w:r>
-          </w:p>
-        </w:tc>
-      </w:tr>
-    </w:tbl>
-    <w:p/>
-    <w:p>
-      <w:pPr>
-        <w:tabs>
-          <w:tab w:val="left" w:pos="1110"/>
-        </w:tabs>
-      </w:pPr>
-      <w:r>
-        <w:tab/>
-      </w:r>
-    </w:p>
-    <w:p>
-      <w:pPr>
-        <w:tabs>
-          <w:tab w:val="left" w:pos="1110"/>
-        </w:tabs>
-      </w:pPr>
-    </w:p>
-    <w:p>
-      <w:pPr>
-        <w:tabs>
-          <w:tab w:val="left" w:pos="1110"/>
-        </w:tabs>
-        <w:rPr>
-          <w:b/>
-          <w:bCs/>
-        </w:rPr>
-      </w:pPr>
-      <w:r>
-        <w:rPr>
-          <w:b/>
-          <w:bCs/>
-        </w:rPr>
-        <w:t>Summary Description of Work Done During This Reporting Period</w:t>
-      </w:r>
-    </w:p>
-    <w:p>
-      <w:pPr>
-        <w:tabs>
-          <w:tab w:val="left" w:pos="1110"/>
-        </w:tabs>
-      </w:pPr>
-      <w:r>
-        <w:t xml:space="preserve">During this </w:t>
-      </w:r>
-      <w:r>
-        <w:t>week</w:t>
-      </w:r>
-      <w:r>
-        <w:t xml:space="preserve">, the </w:t>
-      </w:r>
-      <w:proofErr w:type="spellStart"/>
-      <w:r>
-        <w:t>FarmVendor</w:t>
-      </w:r>
-      <w:proofErr w:type="spellEnd"/>
-      <w:r>
-        <w:t xml:space="preserve"> system progressed from a simple baseline forecasting implementation toward a more advanced machine learning–based forecasting architecture.</w:t>
-      </w:r>
-    </w:p>
-    <w:p>
-      <w:pPr>
-        <w:tabs>
-          <w:tab w:val="left" w:pos="1110"/>
-        </w:tabs>
-      </w:pPr>
-      <w:r>
-        <w:t>Initially, I reviewed the previously implemented baseline forecasting model based on the moving average approach and evaluated its limitations for research-oriented demand prediction. Based on this evaluation, the research direction was updated to focus on machine learning–based forecasting methods. I researched several forecasting approaches and identified ML.NET SSA (Singular Spectrum Analysis) as a suitable time-series forecasting technique for predicting vendor demand.</w:t>
-      </w:r>
-    </w:p>
-    <w:p>
-      <w:pPr>
-        <w:tabs>
-          <w:tab w:val="left" w:pos="1110"/>
-        </w:tabs>
-      </w:pPr>
-      <w:r>
-        <w:t xml:space="preserve">To support this approach, I implemented a machine learning forecasting engine using the ML.NET </w:t>
-      </w:r>
-      <w:proofErr w:type="spellStart"/>
-      <w:r>
-        <w:t>TimeSeries</w:t>
-      </w:r>
-      <w:proofErr w:type="spellEnd"/>
-      <w:r>
-        <w:t xml:space="preserve"> library. The new forecasting pipeline trains a model using historical demand request data and generates future demand predictions. The forecasting workflow was refactored so that the system can support multiple models, including both Moving Average and ML.NET SSA, allowing comparison between baseline and machine learning approaches for experimental evaluation.</w:t>
-      </w:r>
-    </w:p>
-    <w:p>
-      <w:pPr>
-        <w:tabs>
-          <w:tab w:val="left" w:pos="1110"/>
-        </w:tabs>
-      </w:pPr>
-      <w:r>
-        <w:t>Backend services were updated to support forecast generation and storage. A new forecasting engine was implemented, and the existing forecasting service layer was extended so that prediction results can be stored in the database. API endpoints were implemented to allow forecast generation and retrieval through the system’s analytics module.</w:t>
-      </w:r>
-    </w:p>
-    <w:p>
-      <w:pPr>
-        <w:tabs>
-          <w:tab w:val="left" w:pos="1110"/>
-        </w:tabs>
-      </w:pPr>
-      <w:r>
-        <w:t xml:space="preserve">On the frontend, I developed analytics pages that allow users to generate forecasts and compare different forecasting models. Visualization components were also added to display forecast results graphically. The </w:t>
-      </w:r>
-      <w:proofErr w:type="spellStart"/>
-      <w:r>
-        <w:t>ForecastLineChart.jsx</w:t>
-      </w:r>
-      <w:proofErr w:type="spellEnd"/>
-      <w:r>
-        <w:t xml:space="preserve"> component was implemented to display historical demand data alongside forecast predictions, improving the interpretability of forecasting results for users.</w:t>
-      </w:r>
-    </w:p>
-    <w:p>
-      <w:pPr>
-        <w:tabs>
-          <w:tab w:val="left" w:pos="1110"/>
-        </w:tabs>
-      </w:pPr>
-      <w:r>
-        <w:lastRenderedPageBreak/>
-        <w:t>Additionally, I began implementing a communication feature between farmers and vendors within the system. Frontend chat interfaces were developed to allow messaging between users, and authentication logic was updated to include user identifiers required for messaging functionality.</w:t>
-      </w:r>
-    </w:p>
-    <w:p>
-      <w:pPr>
-        <w:tabs>
-          <w:tab w:val="left" w:pos="1110"/>
-        </w:tabs>
-      </w:pPr>
-      <w:r>
-        <w:t>Overall, the system now supports machine learning–based forecasting, visual analytics dashboards, and the initial structure for a farmer–vendor communication module, which will be extended in the next phase of development.</w:t>
-      </w:r>
-    </w:p>
-    <w:p>
-      <w:pPr>
-        <w:tabs>
-          <w:tab w:val="left" w:pos="1110"/>
-        </w:tabs>
-      </w:pPr>
-      <w:r>
-        <w:t xml:space="preserve">Next </w:t>
-      </w:r>
-      <w:proofErr w:type="gramStart"/>
-      <w:r>
-        <w:t>Step :</w:t>
-      </w:r>
-      <w:proofErr w:type="gramEnd"/>
-      <w:r>
-        <w:t xml:space="preserve"> </w:t>
-      </w:r>
-    </w:p>
-    <w:p>
-      <w:pPr>
-        <w:pStyle w:val="ListParagraph"/>
-        <w:numPr>
-          <w:ilvl w:val="0"/>
-          <w:numId w:val="21"/>
-        </w:numPr>
-      </w:pPr>
-      <w:r>
-        <w:t>Finish chat backend and message persistence</w:t>
-      </w:r>
-    </w:p>
-    <w:p>
-      <w:pPr>
-        <w:pStyle w:val="ListParagraph"/>
-        <w:numPr>
-          <w:ilvl w:val="0"/>
-          <w:numId w:val="21"/>
-        </w:numPr>
-      </w:pPr>
-      <w:r>
-        <w:t>Create enough historical data for forecasting experiments</w:t>
-      </w:r>
-    </w:p>
-    <w:p>
-      <w:pPr>
-        <w:pStyle w:val="ListParagraph"/>
-        <w:numPr>
-          <w:ilvl w:val="0"/>
-          <w:numId w:val="21"/>
-        </w:numPr>
-      </w:pPr>
-      <w:r>
-        <w:t>Compare Moving Average vs ML.NET SSA</w:t>
-      </w:r>
-    </w:p>
-    <w:p>
-      <w:pPr>
-        <w:pStyle w:val="ListParagraph"/>
-        <w:numPr>
-          <w:ilvl w:val="0"/>
-          <w:numId w:val="21"/>
-        </w:numPr>
-      </w:pPr>
-      <w:r>
-        <w:t>Evaluate optimization using distance, quantity, inventory, and relationship score</w:t>
-      </w:r>
-    </w:p>
-    <w:p>
-      <w:pPr>
-        <w:pStyle w:val="ListParagraph"/>
-        <w:numPr>
-          <w:ilvl w:val="0"/>
-          <w:numId w:val="21"/>
-        </w:numPr>
-      </w:pPr>
-      <w:r>
-        <w:t>Prepare graphs, screenshots, and results for report</w:t>
-      </w:r>
-    </w:p>
-    <w:p>
-      <w:pPr>
-        <w:pStyle w:val="ListParagraph"/>
-        <w:numPr>
-          <w:ilvl w:val="0"/>
-          <w:numId w:val="21"/>
-        </w:numPr>
-      </w:pPr>
-      <w:r>
-        <w:t>Perform forecasting evaluation</w:t>
-      </w:r>
-    </w:p>
-    <w:p>
-      <w:pPr>
-        <w:pStyle w:val="ListParagraph"/>
-        <w:numPr>
-          <w:ilvl w:val="0"/>
-          <w:numId w:val="21"/>
-        </w:numPr>
-      </w:pPr>
-      <w:r>
-        <w:t>Evaluate optimization results using metrics like demand fulfillment rate, inventory utilization, and delivery efficiency</w:t>
-      </w:r>
-    </w:p>
-    <w:p>
-      <w:pPr>
-        <w:pStyle w:val="ListParagraph"/>
-        <w:numPr>
-          <w:ilvl w:val="0"/>
-          <w:numId w:val="21"/>
-        </w:numPr>
-      </w:pPr>
-      <w:r>
-        <w:t>Analyze relationship score trends between farmers and vendors based on delivery outcomes.</w:t>
-      </w:r>
-    </w:p>
-    <w:p>
-      <w:pPr>
-        <w:pStyle w:val="ListParagraph"/>
-        <w:numPr>
-          <w:ilvl w:val="0"/>
-          <w:numId w:val="21"/>
-        </w:numPr>
-      </w:pPr>
-      <w:r>
-        <w:t>Prepare graphs and tables for experimental results.</w:t>
-      </w:r>
-    </w:p>
-    <w:p>
-      <w:pPr>
-        <w:pStyle w:val="ListParagraph"/>
-        <w:numPr>
-          <w:ilvl w:val="0"/>
-          <w:numId w:val="21"/>
-        </w:numPr>
-      </w:pPr>
-      <w:r>
-        <w:t>Document findings and integrate them into the final project report and presentation</w:t>
-      </w:r>
-    </w:p>
-    <w:p/>
-    <w:p>
-      <w:r>
-        <w:t>Repo Check in of Implementation completed</w:t>
-      </w:r>
-    </w:p>
-    <w:p>
-      <w:r>
-        <w:t>The implementation work completed during this reporting period has been periodically checked into the GitHub repository under the Implementation folder. The files and folders I have checked into the repository are as follows:</w:t>
-      </w:r>
-    </w:p>
-    <w:p>
-      <w:pPr>
-        <w:pStyle w:val="ListParagraph"/>
-        <w:numPr>
-          <w:ilvl w:val="0"/>
-          <w:numId w:val="40"/>
-        </w:numPr>
-      </w:pPr>
-      <w:r>
-        <w:rPr>
-          <w:b/>
-          <w:bCs/>
-        </w:rPr>
-        <w:t>Backend Implementation (files added/updated):</w:t>
-      </w:r>
-      <w:r>
-        <w:br/>
-        <w:t xml:space="preserve">• </w:t>
-      </w:r>
-      <w:proofErr w:type="spellStart"/>
-      <w:r>
-        <w:t>DemandForecastController.cs</w:t>
-      </w:r>
-      <w:proofErr w:type="spellEnd"/>
-      <w:r>
-        <w:br/>
-        <w:t xml:space="preserve">• </w:t>
-      </w:r>
-      <w:proofErr w:type="spellStart"/>
-      <w:r>
-        <w:t>ChatController.cs</w:t>
-      </w:r>
-      <w:proofErr w:type="spellEnd"/>
-      <w:r>
-        <w:br/>
-        <w:t xml:space="preserve">• </w:t>
-      </w:r>
-      <w:proofErr w:type="spellStart"/>
-      <w:r>
-        <w:t>AppDbContext.cs</w:t>
-      </w:r>
-      <w:proofErr w:type="spellEnd"/>
-      <w:r>
-        <w:br/>
-        <w:t xml:space="preserve">• </w:t>
-      </w:r>
-      <w:proofErr w:type="spellStart"/>
-      <w:r>
-        <w:t>ChatHub.cs</w:t>
-      </w:r>
-      <w:proofErr w:type="spellEnd"/>
-      <w:r>
-        <w:br/>
-        <w:t xml:space="preserve">• </w:t>
-      </w:r>
-      <w:proofErr w:type="spellStart"/>
-      <w:r>
-        <w:t>Program.cs</w:t>
-      </w:r>
-      <w:proofErr w:type="spellEnd"/>
-      <w:r>
-        <w:br/>
-        <w:t xml:space="preserve">• </w:t>
-      </w:r>
-      <w:proofErr w:type="spellStart"/>
-      <w:r>
-        <w:t>DemandForecastService.cs</w:t>
-      </w:r>
-      <w:proofErr w:type="spellEnd"/>
-      <w:r>
-        <w:br/>
-        <w:t xml:space="preserve">• </w:t>
-      </w:r>
-      <w:proofErr w:type="spellStart"/>
-      <w:r>
-        <w:t>ChatService.cs</w:t>
-      </w:r>
-      <w:proofErr w:type="spellEnd"/>
-      <w:r>
-        <w:br/>
-        <w:t xml:space="preserve">• </w:t>
-      </w:r>
-      <w:proofErr w:type="spellStart"/>
-      <w:r>
-        <w:t>MLDemandForecastingEngine.cs</w:t>
-      </w:r>
-      <w:proofErr w:type="spellEnd"/>
-      <w:r>
-        <w:br/>
-      </w:r>
-      <w:r>
-        <w:lastRenderedPageBreak/>
-        <w:t xml:space="preserve">• </w:t>
-      </w:r>
-      <w:proofErr w:type="spellStart"/>
-      <w:r>
-        <w:t>ChatMessage.cs</w:t>
-      </w:r>
-      <w:proofErr w:type="spellEnd"/>
-      <w:r>
-        <w:br/>
-        <w:t xml:space="preserve">• </w:t>
-      </w:r>
-      <w:proofErr w:type="spellStart"/>
-      <w:r>
-        <w:t>Conversation.cs</w:t>
-      </w:r>
-      <w:proofErr w:type="spellEnd"/>
-      <w:r>
-        <w:br/>
-        <w:t xml:space="preserve">• </w:t>
-      </w:r>
-      <w:proofErr w:type="spellStart"/>
-      <w:r>
-        <w:t>DemandForecastRowDto.cs</w:t>
-      </w:r>
-      <w:proofErr w:type="spellEnd"/>
-      <w:r>
-        <w:br/>
-        <w:t xml:space="preserve">• </w:t>
-      </w:r>
-      <w:proofErr w:type="spellStart"/>
-      <w:r>
-        <w:t>ForecastChartPointDto.cs</w:t>
-      </w:r>
-      <w:proofErr w:type="spellEnd"/>
-      <w:r>
-        <w:br/>
-        <w:t xml:space="preserve">• </w:t>
-      </w:r>
-      <w:proofErr w:type="spellStart"/>
-      <w:r>
-        <w:t>ChatMessageRowDto.cs</w:t>
-      </w:r>
-      <w:proofErr w:type="spellEnd"/>
-      <w:r>
-        <w:br/>
-        <w:t xml:space="preserve">• </w:t>
-      </w:r>
-      <w:proofErr w:type="spellStart"/>
-      <w:r>
-        <w:t>CreateConversationDto.cs</w:t>
-      </w:r>
-      <w:proofErr w:type="spellEnd"/>
-      <w:r>
-        <w:br/>
-        <w:t xml:space="preserve">• </w:t>
-      </w:r>
-      <w:proofErr w:type="spellStart"/>
-      <w:r>
-        <w:t>SendMessageDto.cs</w:t>
-      </w:r>
-      <w:proofErr w:type="spellEnd"/>
-      <w:r>
-        <w:br/>
-        <w:t xml:space="preserve">• </w:t>
-      </w:r>
-      <w:proofErr w:type="spellStart"/>
-      <w:r>
-        <w:t>AddChatModule</w:t>
-      </w:r>
-      <w:proofErr w:type="spellEnd"/>
-      <w:r>
-        <w:t xml:space="preserve"> migration files</w:t>
-      </w:r>
-      <w:r>
-        <w:br/>
-        <w:t xml:space="preserve">• </w:t>
-      </w:r>
-      <w:proofErr w:type="spellStart"/>
-      <w:r>
-        <w:t>AppDbContextModelSnapshot.cs</w:t>
-      </w:r>
-      <w:proofErr w:type="spellEnd"/>
-      <w:r>
-        <w:br/>
-        <w:t xml:space="preserve">• </w:t>
-      </w:r>
-      <w:proofErr w:type="spellStart"/>
-      <w:r>
-        <w:t>FarmVendor.Api.csproj</w:t>
-      </w:r>
-      <w:proofErr w:type="spellEnd"/>
-    </w:p>
-    <w:p>
-      <w:pPr>
-        <w:pStyle w:val="ListParagraph"/>
-        <w:numPr>
-          <w:ilvl w:val="0"/>
-          <w:numId w:val="40"/>
-        </w:numPr>
-        <w:rPr>
-          <w:b/>
-          <w:bCs/>
-        </w:rPr>
-      </w:pPr>
-      <w:r>
-        <w:rPr>
-          <w:b/>
-          <w:bCs/>
-        </w:rPr>
-        <w:t>Database tables</w:t>
-      </w:r>
-      <w:r>
-        <w:rPr>
-          <w:b/>
-          <w:bCs/>
-        </w:rPr>
-        <w:t>(created)</w:t>
-      </w:r>
-    </w:p>
-    <w:p>
-      <w:pPr>
-        <w:ind w:left="720"/>
-      </w:pPr>
-      <w:r>
-        <w:t xml:space="preserve">• </w:t>
-      </w:r>
-      <w:proofErr w:type="spellStart"/>
-      <w:r>
-        <w:t>DemandForecast</w:t>
-      </w:r>
-      <w:proofErr w:type="spellEnd"/>
-      <w:r>
-        <w:br/>
-        <w:t xml:space="preserve">• </w:t>
-      </w:r>
-      <w:proofErr w:type="spellStart"/>
-      <w:r>
-        <w:t>ChatMessage</w:t>
-      </w:r>
-      <w:proofErr w:type="spellEnd"/>
-    </w:p>
-    <w:p>
-      <w:pPr>
-        <w:pStyle w:val="ListParagraph"/>
-        <w:numPr>
-          <w:ilvl w:val="0"/>
-          <w:numId w:val="40"/>
-        </w:numPr>
-      </w:pPr>
-      <w:r>
-        <w:rPr>
-          <w:b/>
-          <w:bCs/>
-        </w:rPr>
-        <w:t>Frontend Implementation (files added/updated):</w:t>
-      </w:r>
-      <w:r>
-        <w:br/>
-        <w:t xml:space="preserve">• </w:t>
-      </w:r>
-      <w:proofErr w:type="spellStart"/>
-      <w:r>
-        <w:t>App.jsx</w:t>
-      </w:r>
-      <w:proofErr w:type="spellEnd"/>
-      <w:r>
-        <w:br/>
-        <w:t>• forecastApi.js</w:t>
-      </w:r>
-      <w:r>
-        <w:br/>
-        <w:t>• chatApi.js</w:t>
-      </w:r>
-      <w:r>
-        <w:br/>
-        <w:t xml:space="preserve">• </w:t>
-      </w:r>
-      <w:proofErr w:type="spellStart"/>
-      <w:r>
-        <w:t>ForecastLineChart.jsx</w:t>
-      </w:r>
-      <w:proofErr w:type="spellEnd"/>
-      <w:r>
-        <w:br/>
-        <w:t xml:space="preserve">• </w:t>
-      </w:r>
-      <w:proofErr w:type="spellStart"/>
-      <w:r>
-        <w:t>ChatBox.jsx</w:t>
-      </w:r>
-      <w:proofErr w:type="spellEnd"/>
-      <w:r>
-        <w:br/>
-        <w:t xml:space="preserve">• </w:t>
-      </w:r>
-      <w:proofErr w:type="spellStart"/>
-      <w:r>
-        <w:t>FarmerForecast.jsx</w:t>
-      </w:r>
-      <w:proofErr w:type="spellEnd"/>
-      <w:r>
-        <w:br/>
-        <w:t xml:space="preserve">• </w:t>
-      </w:r>
-      <w:proofErr w:type="spellStart"/>
-      <w:r>
-        <w:t>VendorForecast.jsx</w:t>
-      </w:r>
-      <w:proofErr w:type="spellEnd"/>
-      <w:r>
-        <w:br/>
-        <w:t xml:space="preserve">• </w:t>
-      </w:r>
-      <w:proofErr w:type="spellStart"/>
-      <w:r>
-        <w:t>FarmerChat.jsx</w:t>
-      </w:r>
-      <w:proofErr w:type="spellEnd"/>
-      <w:r>
-        <w:br/>
-        <w:t xml:space="preserve">• </w:t>
-      </w:r>
-      <w:proofErr w:type="spellStart"/>
-      <w:r>
-        <w:t>VendorChat.jsx</w:t>
-      </w:r>
-      <w:proofErr w:type="spellEnd"/>
-      <w:r>
-        <w:br/>
-        <w:t xml:space="preserve">• </w:t>
-      </w:r>
-      <w:proofErr w:type="spellStart"/>
-      <w:r>
-        <w:t>FarmerDashboard.jsx</w:t>
-      </w:r>
-      <w:proofErr w:type="spellEnd"/>
-      <w:r>
-        <w:br/>
-        <w:t xml:space="preserve">• </w:t>
-      </w:r>
-      <w:proofErr w:type="spellStart"/>
-      <w:r>
-        <w:t>VendorDashboard.jsx</w:t>
-      </w:r>
-      <w:proofErr w:type="spellEnd"/>
-      <w:r>
-        <w:br/>
-        <w:t xml:space="preserve">• </w:t>
-      </w:r>
-      <w:proofErr w:type="spellStart"/>
-      <w:r>
-        <w:t>Login.jsx</w:t>
-      </w:r>
-      <w:proofErr w:type="spellEnd"/>
-      <w:r>
-        <w:br/>
-        <w:t xml:space="preserve">• </w:t>
-      </w:r>
-      <w:proofErr w:type="spellStart"/>
-      <w:proofErr w:type="gramStart"/>
-      <w:r>
-        <w:t>package.json</w:t>
-      </w:r>
-      <w:proofErr w:type="spellEnd"/>
-      <w:proofErr w:type="gramEnd"/>
-      <w:r>
-        <w:br/>
-        <w:t>• package-</w:t>
-      </w:r>
-      <w:proofErr w:type="spellStart"/>
-      <w:r>
-        <w:t>lock.json</w:t>
-      </w:r>
-      <w:proofErr w:type="spellEnd"/>
-    </w:p>
-    <w:p>
-      <w:r>
-        <w:t xml:space="preserve">All changes have been committed to the repository under the appropriate Implementation directory. The progress report document will be checked into the </w:t>
-      </w:r>
-      <w:proofErr w:type="spellStart"/>
-      <w:r>
-        <w:t>DocumentsAndReports</w:t>
-      </w:r>
-      <w:proofErr w:type="spellEnd"/>
-      <w:r>
-        <w:t xml:space="preserve"> folder as required, and submitted on Blackboard.</w:t>
-      </w:r>
-    </w:p>
-    <w:p/>
-    <w:p>
-      <w:proofErr w:type="spellStart"/>
-      <w:r>
-        <w:t>DocumentsAndReports</w:t>
-      </w:r>
-      <w:proofErr w:type="spellEnd"/>
-      <w:r>
-        <w:t xml:space="preserve"> </w:t>
-      </w:r>
-    </w:p>
-    <w:p>
-      <w:pPr>
-        <w:pStyle w:val="ListParagraph"/>
-        <w:numPr>
-          <w:ilvl w:val="0"/>
-          <w:numId w:val="19"/>
-        </w:numPr>
-      </w:pPr>
-      <w:r>
-        <w:t>Progress reports</w:t>
-      </w:r>
-      <w:r>
-        <w:t>4</w:t>
-      </w:r>
-      <w:r>
-        <w:t xml:space="preserve"> document</w:t>
-      </w:r>
-    </w:p>
-    <w:p>
-      <w:pPr>
-        <w:pStyle w:val="ListParagraph"/>
-        <w:numPr>
-          <w:ilvl w:val="0"/>
-          <w:numId w:val="19"/>
-        </w:numPr>
-      </w:pPr>
-      <w:r>
-        <w:t>Worklog excel sheet</w:t>
-      </w:r>
-    </w:p>
-    <w:p>
-      <w:pPr>
-        <w:pStyle w:val="ListParagraph"/>
-        <w:numPr>
-          <w:ilvl w:val="0"/>
-          <w:numId w:val="19"/>
-        </w:numPr>
-      </w:pPr>
-      <w:r>
-        <w:lastRenderedPageBreak/>
-        <w:t>Installation steps document</w:t>
-      </w:r>
-    </w:p>
-    <w:p>
-      <w:pPr>
-        <w:pStyle w:val="ListParagraph"/>
-        <w:numPr>
-          <w:ilvl w:val="0"/>
-          <w:numId w:val="19"/>
-        </w:numPr>
-      </w:pPr>
-      <w:r>
-        <w:t>Issues identified document</w:t>
-      </w:r>
-    </w:p>
-    <w:p>
-      <w:pPr>
-        <w:pStyle w:val="ListParagraph"/>
-        <w:numPr>
-          <w:ilvl w:val="0"/>
-          <w:numId w:val="19"/>
-        </w:numPr>
-      </w:pPr>
-      <w:r>
-        <w:t>Appendix</w:t>
-      </w:r>
-    </w:p>
-    <w:p/>
-    <w:p/>
-    <w:p/>
-    <w:p>
-      <w:pPr>
-        <w:rPr>
-          <w:b/>
-          <w:bCs/>
-        </w:rPr>
-      </w:pPr>
-      <w:r>
-        <w:rPr>
-          <w:b/>
-          <w:bCs/>
-        </w:rPr>
-        <w:t>AI Use Section</w:t>
-      </w:r>
-    </w:p>
-    <w:tbl>
-      <w:tblPr>
-        <w:tblW w:w="10480" w:type="dxa"/>
-        <w:tblLook w:val="04A0" w:firstRow="1" w:lastRow="0" w:firstColumn="1" w:lastColumn="0" w:noHBand="0" w:noVBand="1"/>
-      </w:tblPr>
-      <w:tblGrid>
-        <w:gridCol w:w="988"/>
-        <w:gridCol w:w="4274"/>
-        <w:gridCol w:w="5218"/>
-      </w:tblGrid>
-      <w:tr>
-        <w:trPr>
-          <w:trHeight w:val="330"/>
-        </w:trPr>
-        <w:tc>
-          <w:tcPr>
-            <w:tcW w:w="988" w:type="dxa"/>
-            <w:tcBorders>
-              <w:top w:val="single" w:sz="4" w:space="0" w:color="auto"/>
-              <w:left w:val="single" w:sz="4" w:space="0" w:color="auto"/>
-              <w:bottom w:val="single" w:sz="4" w:space="0" w:color="auto"/>
-              <w:right w:val="single" w:sz="4" w:space="0" w:color="auto"/>
-            </w:tcBorders>
-            <w:shd w:val="clear" w:color="000000" w:fill="D9D9D9"/>
-            <w:vAlign w:val="center"/>
-            <w:hideMark/>
-          </w:tcPr>
-          <w:p>
-            <w:pPr>
-              <w:spacing w:after="0" w:line="240" w:lineRule="auto"/>
-              <w:jc w:val="center"/>
-              <w:rPr>
-                <w:rFonts w:ascii="Segoe UI" w:eastAsia="Times New Roman" w:hAnsi="Segoe UI" w:cs="Segoe UI"/>
-                <w:b/>
-                <w:bCs/>
-                <w:color w:val="000000"/>
-                <w:kern w:val="0"/>
-                <w:sz w:val="22"/>
-                <w:szCs w:val="22"/>
-                <w:lang w:eastAsia="en-CA"/>
-                <w14:ligatures w14:val="none"/>
-              </w:rPr>
-            </w:pPr>
-            <w:r>
-              <w:rPr>
-                <w:rFonts w:ascii="Segoe UI" w:eastAsia="Times New Roman" w:hAnsi="Segoe UI" w:cs="Segoe UI"/>
-                <w:b/>
-                <w:bCs/>
-                <w:color w:val="000000"/>
-                <w:kern w:val="0"/>
-                <w:sz w:val="22"/>
-                <w:szCs w:val="22"/>
-                <w:lang w:eastAsia="en-CA"/>
-                <w14:ligatures w14:val="none"/>
-              </w:rPr>
-              <w:t>Date</w:t>
-            </w:r>
-          </w:p>
-        </w:tc>
-        <w:tc>
-          <w:tcPr>
-            <w:tcW w:w="4274" w:type="dxa"/>
-            <w:tcBorders>
-              <w:top w:val="single" w:sz="4" w:space="0" w:color="auto"/>
-              <w:left w:val="nil"/>
-              <w:bottom w:val="single" w:sz="4" w:space="0" w:color="auto"/>
-              <w:right w:val="single" w:sz="4" w:space="0" w:color="auto"/>
-            </w:tcBorders>
-            <w:shd w:val="clear" w:color="000000" w:fill="D9D9D9"/>
-            <w:vAlign w:val="center"/>
-            <w:hideMark/>
-          </w:tcPr>
-          <w:p>
-            <w:pPr>
-              <w:spacing w:after="0" w:line="240" w:lineRule="auto"/>
-              <w:jc w:val="center"/>
-              <w:rPr>
-                <w:rFonts w:ascii="Segoe UI" w:eastAsia="Times New Roman" w:hAnsi="Segoe UI" w:cs="Segoe UI"/>
-                <w:b/>
-                <w:bCs/>
-                <w:color w:val="000000"/>
-                <w:kern w:val="0"/>
-                <w:sz w:val="22"/>
-                <w:szCs w:val="22"/>
-                <w:lang w:eastAsia="en-CA"/>
-                <w14:ligatures w14:val="none"/>
-              </w:rPr>
-            </w:pPr>
-            <w:r>
-              <w:rPr>
-                <w:rFonts w:ascii="Segoe UI" w:eastAsia="Times New Roman" w:hAnsi="Segoe UI" w:cs="Segoe UI"/>
-                <w:b/>
-                <w:bCs/>
-                <w:color w:val="000000"/>
-                <w:kern w:val="0"/>
-                <w:sz w:val="22"/>
-                <w:szCs w:val="22"/>
-                <w:lang w:eastAsia="en-CA"/>
-                <w14:ligatures w14:val="none"/>
-              </w:rPr>
-              <w:t>Work Completed</w:t>
-            </w:r>
-          </w:p>
-        </w:tc>
-        <w:tc>
-          <w:tcPr>
-            <w:tcW w:w="5218" w:type="dxa"/>
-            <w:tcBorders>
-              <w:top w:val="single" w:sz="4" w:space="0" w:color="auto"/>
-              <w:left w:val="nil"/>
-              <w:bottom w:val="single" w:sz="4" w:space="0" w:color="auto"/>
-              <w:right w:val="single" w:sz="4" w:space="0" w:color="auto"/>
-            </w:tcBorders>
-            <w:shd w:val="clear" w:color="000000" w:fill="D9D9D9"/>
-            <w:vAlign w:val="center"/>
-            <w:hideMark/>
-          </w:tcPr>
-          <w:p>
-            <w:pPr>
-              <w:spacing w:after="0" w:line="240" w:lineRule="auto"/>
-              <w:jc w:val="center"/>
-              <w:rPr>
-                <w:rFonts w:ascii="Segoe UI" w:eastAsia="Times New Roman" w:hAnsi="Segoe UI" w:cs="Segoe UI"/>
-                <w:b/>
-                <w:bCs/>
-                <w:color w:val="000000"/>
-                <w:kern w:val="0"/>
-                <w:sz w:val="22"/>
-                <w:szCs w:val="22"/>
-                <w:lang w:eastAsia="en-CA"/>
-                <w14:ligatures w14:val="none"/>
-              </w:rPr>
-            </w:pPr>
-            <w:r>
-              <w:rPr>
-                <w:rFonts w:ascii="Segoe UI" w:eastAsia="Times New Roman" w:hAnsi="Segoe UI" w:cs="Segoe UI"/>
-                <w:b/>
-                <w:bCs/>
-                <w:color w:val="000000"/>
-                <w:kern w:val="0"/>
-                <w:sz w:val="22"/>
-                <w:szCs w:val="22"/>
-                <w:lang w:eastAsia="en-CA"/>
-                <w14:ligatures w14:val="none"/>
-              </w:rPr>
-              <w:t>Details / Description</w:t>
-            </w:r>
-          </w:p>
-        </w:tc>
-      </w:tr>
-      <w:tr>
-        <w:trPr>
-          <w:trHeight w:val="1200"/>
-        </w:trPr>
-        <w:tc>
-          <w:tcPr>
-            <w:tcW w:w="988" w:type="dxa"/>
-            <w:tcBorders>
-              <w:top w:val="nil"/>
-              <w:left w:val="single" w:sz="4" w:space="0" w:color="auto"/>
-              <w:bottom w:val="single" w:sz="4" w:space="0" w:color="auto"/>
-              <w:right w:val="single" w:sz="4" w:space="0" w:color="auto"/>
-            </w:tcBorders>
-            <w:shd w:val="clear" w:color="auto" w:fill="auto"/>
-            <w:hideMark/>
-          </w:tcPr>
-          <w:p>
-            <w:pPr>
-              <w:spacing w:after="0" w:line="240" w:lineRule="auto"/>
-              <w:jc w:val="center"/>
-              <w:rPr>
-                <w:rFonts w:ascii="Calibri" w:eastAsia="Times New Roman" w:hAnsi="Calibri" w:cs="Calibri"/>
-                <w:color w:val="000000"/>
-                <w:kern w:val="0"/>
-                <w:sz w:val="22"/>
-                <w:szCs w:val="22"/>
-                <w:lang w:eastAsia="en-CA"/>
-                <w14:ligatures w14:val="none"/>
-              </w:rPr>
-            </w:pPr>
-            <w:r>
-              <w:rPr>
-                <w:rFonts w:ascii="Calibri" w:eastAsia="Times New Roman" w:hAnsi="Calibri" w:cs="Calibri"/>
-                <w:color w:val="000000"/>
-                <w:kern w:val="0"/>
-                <w:sz w:val="22"/>
-                <w:szCs w:val="22"/>
-                <w:lang w:eastAsia="en-CA"/>
-                <w14:ligatures w14:val="none"/>
-              </w:rPr>
-              <w:t>10-Mar</w:t>
-            </w:r>
-          </w:p>
-        </w:tc>
-        <w:tc>
-          <w:tcPr>
-            <w:tcW w:w="4274" w:type="dxa"/>
-            <w:tcBorders>
-              <w:top w:val="nil"/>
-              <w:left w:val="nil"/>
-              <w:bottom w:val="single" w:sz="4" w:space="0" w:color="auto"/>
-              <w:right w:val="single" w:sz="4" w:space="0" w:color="auto"/>
-            </w:tcBorders>
-            <w:shd w:val="clear" w:color="auto" w:fill="auto"/>
-            <w:vAlign w:val="center"/>
-            <w:hideMark/>
-          </w:tcPr>
-          <w:p>
-            <w:pPr>
-              <w:spacing w:after="0" w:line="240" w:lineRule="auto"/>
-              <w:rPr>
-                <w:rFonts w:ascii="Calibri" w:eastAsia="Times New Roman" w:hAnsi="Calibri" w:cs="Calibri"/>
-                <w:color w:val="000000"/>
-                <w:kern w:val="0"/>
-                <w:sz w:val="22"/>
-                <w:szCs w:val="22"/>
-                <w:lang w:eastAsia="en-CA"/>
-                <w14:ligatures w14:val="none"/>
-              </w:rPr>
-            </w:pPr>
-            <w:r>
-              <w:rPr>
-                <w:rFonts w:ascii="Calibri" w:eastAsia="Times New Roman" w:hAnsi="Calibri" w:cs="Calibri"/>
-                <w:color w:val="000000"/>
-                <w:kern w:val="0"/>
-                <w:sz w:val="22"/>
-                <w:szCs w:val="22"/>
-                <w:lang w:eastAsia="en-CA"/>
-                <w14:ligatures w14:val="none"/>
-              </w:rPr>
-              <w:t>Forecasting model research and improvement</w:t>
-            </w:r>
-          </w:p>
-        </w:tc>
-        <w:tc>
-          <w:tcPr>
-            <w:tcW w:w="5218" w:type="dxa"/>
-            <w:tcBorders>
-              <w:top w:val="nil"/>
-              <w:left w:val="nil"/>
-              <w:bottom w:val="single" w:sz="4" w:space="0" w:color="auto"/>
-              <w:right w:val="single" w:sz="4" w:space="0" w:color="auto"/>
-            </w:tcBorders>
-            <w:shd w:val="clear" w:color="auto" w:fill="auto"/>
-            <w:vAlign w:val="center"/>
-            <w:hideMark/>
-          </w:tcPr>
-          <w:p>
-            <w:pPr>
-              <w:spacing w:after="0" w:line="240" w:lineRule="auto"/>
-              <w:rPr>
-                <w:rFonts w:ascii="Calibri" w:eastAsia="Times New Roman" w:hAnsi="Calibri" w:cs="Calibri"/>
-                <w:color w:val="000000"/>
-                <w:kern w:val="0"/>
-                <w:sz w:val="22"/>
-                <w:szCs w:val="22"/>
-                <w:lang w:eastAsia="en-CA"/>
-                <w14:ligatures w14:val="none"/>
-              </w:rPr>
-            </w:pPr>
-            <w:r>
-              <w:rPr>
-                <w:rFonts w:ascii="Calibri" w:eastAsia="Times New Roman" w:hAnsi="Calibri" w:cs="Calibri"/>
-                <w:color w:val="000000"/>
-                <w:kern w:val="0"/>
-                <w:sz w:val="22"/>
-                <w:szCs w:val="22"/>
-                <w:lang w:eastAsia="en-CA"/>
-                <w14:ligatures w14:val="none"/>
-              </w:rPr>
-              <w:t>Conducted research on machine learning–based forecasting techniques and evaluated the limitations of the baseline Moving Average approach. Identified ML.NET SSA (Singular Spectrum Analysis) Time Series Forecasting as a suitable ML-based approach for predicting vendor demand quantities using historical demand request data.</w:t>
-            </w:r>
-          </w:p>
-        </w:tc>
-      </w:tr>
-      <w:tr>
-        <w:trPr>
-          <w:trHeight w:val="1500"/>
-        </w:trPr>
-        <w:tc>
-          <w:tcPr>
-            <w:tcW w:w="988" w:type="dxa"/>
-            <w:tcBorders>
-              <w:top w:val="nil"/>
-              <w:left w:val="single" w:sz="4" w:space="0" w:color="auto"/>
-              <w:bottom w:val="single" w:sz="4" w:space="0" w:color="auto"/>
-              <w:right w:val="single" w:sz="4" w:space="0" w:color="auto"/>
-            </w:tcBorders>
-            <w:shd w:val="clear" w:color="auto" w:fill="auto"/>
-            <w:hideMark/>
-          </w:tcPr>
-          <w:p>
-            <w:pPr>
-              <w:spacing w:after="0" w:line="240" w:lineRule="auto"/>
-              <w:jc w:val="center"/>
-              <w:rPr>
-                <w:rFonts w:ascii="Calibri" w:eastAsia="Times New Roman" w:hAnsi="Calibri" w:cs="Calibri"/>
-                <w:color w:val="000000"/>
-                <w:kern w:val="0"/>
-                <w:sz w:val="22"/>
-                <w:szCs w:val="22"/>
-                <w:lang w:eastAsia="en-CA"/>
-                <w14:ligatures w14:val="none"/>
-              </w:rPr>
-            </w:pPr>
-            <w:r>
-              <w:rPr>
-                <w:rFonts w:ascii="Calibri" w:eastAsia="Times New Roman" w:hAnsi="Calibri" w:cs="Calibri"/>
-                <w:color w:val="000000"/>
-                <w:kern w:val="0"/>
-                <w:sz w:val="22"/>
-                <w:szCs w:val="22"/>
-                <w:lang w:eastAsia="en-CA"/>
-                <w14:ligatures w14:val="none"/>
-              </w:rPr>
-              <w:t>11-Mar</w:t>
-            </w:r>
-          </w:p>
-        </w:tc>
-        <w:tc>
-          <w:tcPr>
-            <w:tcW w:w="4274" w:type="dxa"/>
-            <w:tcBorders>
-              <w:top w:val="nil"/>
-              <w:left w:val="nil"/>
-              <w:bottom w:val="single" w:sz="4" w:space="0" w:color="auto"/>
-              <w:right w:val="single" w:sz="4" w:space="0" w:color="auto"/>
-            </w:tcBorders>
-            <w:shd w:val="clear" w:color="auto" w:fill="auto"/>
-            <w:vAlign w:val="center"/>
-            <w:hideMark/>
-          </w:tcPr>
-          <w:p>
-            <w:pPr>
-              <w:spacing w:after="0" w:line="240" w:lineRule="auto"/>
-              <w:rPr>
-                <w:rFonts w:ascii="Calibri" w:eastAsia="Times New Roman" w:hAnsi="Calibri" w:cs="Calibri"/>
-                <w:color w:val="000000"/>
-                <w:kern w:val="0"/>
-                <w:sz w:val="22"/>
-                <w:szCs w:val="22"/>
-                <w:lang w:eastAsia="en-CA"/>
-                <w14:ligatures w14:val="none"/>
-              </w:rPr>
-            </w:pPr>
-            <w:r>
-              <w:rPr>
-                <w:rFonts w:ascii="Calibri" w:eastAsia="Times New Roman" w:hAnsi="Calibri" w:cs="Calibri"/>
-                <w:color w:val="000000"/>
-                <w:kern w:val="0"/>
-                <w:sz w:val="22"/>
-                <w:szCs w:val="22"/>
-                <w:lang w:eastAsia="en-CA"/>
-                <w14:ligatures w14:val="none"/>
-              </w:rPr>
-              <w:t>ML forecasting engine implementation</w:t>
-            </w:r>
-          </w:p>
-        </w:tc>
-        <w:tc>
-          <w:tcPr>
-            <w:tcW w:w="5218" w:type="dxa"/>
-            <w:tcBorders>
-              <w:top w:val="nil"/>
-              <w:left w:val="nil"/>
-              <w:bottom w:val="single" w:sz="4" w:space="0" w:color="auto"/>
-              <w:right w:val="single" w:sz="4" w:space="0" w:color="auto"/>
-            </w:tcBorders>
-            <w:shd w:val="clear" w:color="auto" w:fill="auto"/>
-            <w:vAlign w:val="center"/>
-            <w:hideMark/>
-          </w:tcPr>
-          <w:p>
-            <w:pPr>
-              <w:spacing w:after="0" w:line="240" w:lineRule="auto"/>
-              <w:rPr>
-                <w:rFonts w:ascii="Calibri" w:eastAsia="Times New Roman" w:hAnsi="Calibri" w:cs="Calibri"/>
-                <w:color w:val="000000"/>
-                <w:kern w:val="0"/>
-                <w:sz w:val="22"/>
-                <w:szCs w:val="22"/>
-                <w:lang w:eastAsia="en-CA"/>
-                <w14:ligatures w14:val="none"/>
-              </w:rPr>
-            </w:pPr>
-            <w:r>
-              <w:rPr>
-                <w:rFonts w:ascii="Calibri" w:eastAsia="Times New Roman" w:hAnsi="Calibri" w:cs="Calibri"/>
-                <w:color w:val="000000"/>
-                <w:kern w:val="0"/>
-                <w:sz w:val="22"/>
-                <w:szCs w:val="22"/>
-                <w:lang w:eastAsia="en-CA"/>
-                <w14:ligatures w14:val="none"/>
-              </w:rPr>
-              <w:t xml:space="preserve">Implemented the </w:t>
-            </w:r>
-            <w:proofErr w:type="spellStart"/>
-            <w:r>
-              <w:rPr>
-                <w:rFonts w:ascii="Calibri" w:eastAsia="Times New Roman" w:hAnsi="Calibri" w:cs="Calibri"/>
-                <w:color w:val="000000"/>
-                <w:kern w:val="0"/>
-                <w:sz w:val="22"/>
-                <w:szCs w:val="22"/>
-                <w:lang w:eastAsia="en-CA"/>
-                <w14:ligatures w14:val="none"/>
-              </w:rPr>
-              <w:t>MLDemandForecastingEngine.cs</w:t>
-            </w:r>
-            <w:proofErr w:type="spellEnd"/>
-            <w:r>
-              <w:rPr>
-                <w:rFonts w:ascii="Calibri" w:eastAsia="Times New Roman" w:hAnsi="Calibri" w:cs="Calibri"/>
-                <w:color w:val="000000"/>
-                <w:kern w:val="0"/>
-                <w:sz w:val="22"/>
-                <w:szCs w:val="22"/>
-                <w:lang w:eastAsia="en-CA"/>
-                <w14:ligatures w14:val="none"/>
-              </w:rPr>
-              <w:t xml:space="preserve"> module using the ML.NET </w:t>
-            </w:r>
-            <w:proofErr w:type="spellStart"/>
-            <w:r>
-              <w:rPr>
-                <w:rFonts w:ascii="Calibri" w:eastAsia="Times New Roman" w:hAnsi="Calibri" w:cs="Calibri"/>
-                <w:color w:val="000000"/>
-                <w:kern w:val="0"/>
-                <w:sz w:val="22"/>
-                <w:szCs w:val="22"/>
-                <w:lang w:eastAsia="en-CA"/>
-                <w14:ligatures w14:val="none"/>
-              </w:rPr>
-              <w:t>TimeSeries</w:t>
-            </w:r>
-            <w:proofErr w:type="spellEnd"/>
-            <w:r>
-              <w:rPr>
-                <w:rFonts w:ascii="Calibri" w:eastAsia="Times New Roman" w:hAnsi="Calibri" w:cs="Calibri"/>
-                <w:color w:val="000000"/>
-                <w:kern w:val="0"/>
-                <w:sz w:val="22"/>
-                <w:szCs w:val="22"/>
-                <w:lang w:eastAsia="en-CA"/>
-                <w14:ligatures w14:val="none"/>
-              </w:rPr>
-              <w:t xml:space="preserve"> API. Developed the </w:t>
-            </w:r>
-            <w:proofErr w:type="spellStart"/>
-            <w:r>
-              <w:rPr>
-                <w:rFonts w:ascii="Calibri" w:eastAsia="Times New Roman" w:hAnsi="Calibri" w:cs="Calibri"/>
-                <w:color w:val="000000"/>
-                <w:kern w:val="0"/>
-                <w:sz w:val="22"/>
-                <w:szCs w:val="22"/>
-                <w:lang w:eastAsia="en-CA"/>
-                <w14:ligatures w14:val="none"/>
-              </w:rPr>
-              <w:t>MLContext</w:t>
-            </w:r>
-            <w:proofErr w:type="spellEnd"/>
-            <w:r>
-              <w:rPr>
-                <w:rFonts w:ascii="Calibri" w:eastAsia="Times New Roman" w:hAnsi="Calibri" w:cs="Calibri"/>
-                <w:color w:val="000000"/>
-                <w:kern w:val="0"/>
-                <w:sz w:val="22"/>
-                <w:szCs w:val="22"/>
-                <w:lang w:eastAsia="en-CA"/>
-                <w14:ligatures w14:val="none"/>
-              </w:rPr>
-              <w:t xml:space="preserve"> pipeline and configured SSA forecasting parameters including training window size, horizon prediction, and historical demand sequence preparation. Integrated the forecasting engine with </w:t>
-            </w:r>
-            <w:proofErr w:type="spellStart"/>
-            <w:r>
-              <w:rPr>
-                <w:rFonts w:ascii="Calibri" w:eastAsia="Times New Roman" w:hAnsi="Calibri" w:cs="Calibri"/>
-                <w:color w:val="000000"/>
-                <w:kern w:val="0"/>
-                <w:sz w:val="22"/>
-                <w:szCs w:val="22"/>
-                <w:lang w:eastAsia="en-CA"/>
-                <w14:ligatures w14:val="none"/>
-              </w:rPr>
-              <w:t>DemandForecastService.cs</w:t>
-            </w:r>
-            <w:proofErr w:type="spellEnd"/>
-            <w:r>
-              <w:rPr>
-                <w:rFonts w:ascii="Calibri" w:eastAsia="Times New Roman" w:hAnsi="Calibri" w:cs="Calibri"/>
-                <w:color w:val="000000"/>
-                <w:kern w:val="0"/>
-                <w:sz w:val="22"/>
-                <w:szCs w:val="22"/>
-                <w:lang w:eastAsia="en-CA"/>
-                <w14:ligatures w14:val="none"/>
-              </w:rPr>
-              <w:t xml:space="preserve"> to support ML-based demand predictions.</w:t>
-            </w:r>
-          </w:p>
-        </w:tc>
-      </w:tr>
-      <w:tr>
-        <w:trPr>
-          <w:trHeight w:val="1200"/>
-        </w:trPr>
-        <w:tc>
-          <w:tcPr>
-            <w:tcW w:w="988" w:type="dxa"/>
-            <w:tcBorders>
-              <w:top w:val="nil"/>
-              <w:left w:val="single" w:sz="4" w:space="0" w:color="auto"/>
-              <w:bottom w:val="single" w:sz="4" w:space="0" w:color="auto"/>
-              <w:right w:val="single" w:sz="4" w:space="0" w:color="auto"/>
-            </w:tcBorders>
-            <w:shd w:val="clear" w:color="auto" w:fill="auto"/>
-            <w:hideMark/>
-          </w:tcPr>
-          <w:p>
-            <w:pPr>
-              <w:spacing w:after="0" w:line="240" w:lineRule="auto"/>
-              <w:jc w:val="center"/>
-              <w:rPr>
-                <w:rFonts w:ascii="Calibri" w:eastAsia="Times New Roman" w:hAnsi="Calibri" w:cs="Calibri"/>
-                <w:color w:val="000000"/>
-                <w:kern w:val="0"/>
-                <w:sz w:val="22"/>
-                <w:szCs w:val="22"/>
-                <w:lang w:eastAsia="en-CA"/>
-                <w14:ligatures w14:val="none"/>
-              </w:rPr>
-            </w:pPr>
-            <w:r>
-              <w:rPr>
-                <w:rFonts w:ascii="Calibri" w:eastAsia="Times New Roman" w:hAnsi="Calibri" w:cs="Calibri"/>
-                <w:color w:val="000000"/>
-                <w:kern w:val="0"/>
-                <w:sz w:val="22"/>
-                <w:szCs w:val="22"/>
-                <w:lang w:eastAsia="en-CA"/>
-                <w14:ligatures w14:val="none"/>
-              </w:rPr>
-              <w:t>12-Mar</w:t>
-            </w:r>
-          </w:p>
-        </w:tc>
-        <w:tc>
-          <w:tcPr>
-            <w:tcW w:w="4274" w:type="dxa"/>
-            <w:tcBorders>
-              <w:top w:val="nil"/>
-              <w:left w:val="nil"/>
-              <w:bottom w:val="single" w:sz="4" w:space="0" w:color="auto"/>
-              <w:right w:val="single" w:sz="4" w:space="0" w:color="auto"/>
-            </w:tcBorders>
-            <w:shd w:val="clear" w:color="auto" w:fill="auto"/>
-            <w:vAlign w:val="center"/>
-            <w:hideMark/>
-          </w:tcPr>
-          <w:p>
-            <w:pPr>
-              <w:spacing w:after="0" w:line="240" w:lineRule="auto"/>
-              <w:rPr>
-                <w:rFonts w:ascii="Calibri" w:eastAsia="Times New Roman" w:hAnsi="Calibri" w:cs="Calibri"/>
-                <w:color w:val="000000"/>
-                <w:kern w:val="0"/>
-                <w:sz w:val="22"/>
-                <w:szCs w:val="22"/>
-                <w:lang w:eastAsia="en-CA"/>
-                <w14:ligatures w14:val="none"/>
-              </w:rPr>
-            </w:pPr>
-            <w:r>
-              <w:rPr>
-                <w:rFonts w:ascii="Calibri" w:eastAsia="Times New Roman" w:hAnsi="Calibri" w:cs="Calibri"/>
-                <w:color w:val="000000"/>
-                <w:kern w:val="0"/>
-                <w:sz w:val="22"/>
-                <w:szCs w:val="22"/>
-                <w:lang w:eastAsia="en-CA"/>
-                <w14:ligatures w14:val="none"/>
-              </w:rPr>
-              <w:t>Forecasting data validation and testing</w:t>
-            </w:r>
-          </w:p>
-        </w:tc>
-        <w:tc>
-          <w:tcPr>
-            <w:tcW w:w="5218" w:type="dxa"/>
-            <w:tcBorders>
-              <w:top w:val="nil"/>
-              <w:left w:val="nil"/>
-              <w:bottom w:val="single" w:sz="4" w:space="0" w:color="auto"/>
-              <w:right w:val="single" w:sz="4" w:space="0" w:color="auto"/>
-            </w:tcBorders>
-            <w:shd w:val="clear" w:color="auto" w:fill="auto"/>
-            <w:vAlign w:val="center"/>
-            <w:hideMark/>
-          </w:tcPr>
-          <w:p>
-            <w:pPr>
-              <w:spacing w:after="0" w:line="240" w:lineRule="auto"/>
-              <w:rPr>
-                <w:rFonts w:ascii="Calibri" w:eastAsia="Times New Roman" w:hAnsi="Calibri" w:cs="Calibri"/>
-                <w:color w:val="000000"/>
-                <w:kern w:val="0"/>
-                <w:sz w:val="22"/>
-                <w:szCs w:val="22"/>
-                <w:lang w:eastAsia="en-CA"/>
-                <w14:ligatures w14:val="none"/>
-              </w:rPr>
-            </w:pPr>
-            <w:r>
-              <w:rPr>
-                <w:rFonts w:ascii="Calibri" w:eastAsia="Times New Roman" w:hAnsi="Calibri" w:cs="Calibri"/>
-                <w:color w:val="000000"/>
-                <w:kern w:val="0"/>
-                <w:sz w:val="22"/>
-                <w:szCs w:val="22"/>
-                <w:lang w:eastAsia="en-CA"/>
-                <w14:ligatures w14:val="none"/>
-              </w:rPr>
-              <w:t>Tested the ML.NET forecasting pipeline using historical demand request data stored in the database. Verified training data extraction, demand sequence generation, and forecast output structure. Added model identification logic (</w:t>
-            </w:r>
-            <w:proofErr w:type="spellStart"/>
-            <w:r>
-              <w:rPr>
-                <w:rFonts w:ascii="Arial Unicode MS" w:eastAsia="Times New Roman" w:hAnsi="Arial Unicode MS" w:cs="Calibri"/>
-                <w:color w:val="000000"/>
-                <w:kern w:val="0"/>
-                <w:sz w:val="20"/>
-                <w:szCs w:val="20"/>
-                <w:lang w:eastAsia="en-CA"/>
-                <w14:ligatures w14:val="none"/>
-              </w:rPr>
-              <w:t>ModelName</w:t>
-            </w:r>
-            <w:proofErr w:type="spellEnd"/>
-            <w:r>
-              <w:rPr>
-                <w:rFonts w:ascii="Calibri" w:eastAsia="Times New Roman" w:hAnsi="Calibri" w:cs="Calibri"/>
-                <w:color w:val="000000"/>
-                <w:kern w:val="0"/>
-                <w:sz w:val="22"/>
-                <w:szCs w:val="22"/>
-                <w:lang w:eastAsia="en-CA"/>
-                <w14:ligatures w14:val="none"/>
-              </w:rPr>
-              <w:t xml:space="preserve">) to support comparison between </w:t>
-            </w:r>
-            <w:proofErr w:type="spellStart"/>
-            <w:r>
-              <w:rPr>
-                <w:rFonts w:ascii="Calibri" w:eastAsia="Times New Roman" w:hAnsi="Calibri" w:cs="Calibri"/>
-                <w:color w:val="000000"/>
-                <w:kern w:val="0"/>
-                <w:sz w:val="22"/>
-                <w:szCs w:val="22"/>
-                <w:lang w:eastAsia="en-CA"/>
-                <w14:ligatures w14:val="none"/>
-              </w:rPr>
-              <w:t>MovingAverage</w:t>
-            </w:r>
-            <w:proofErr w:type="spellEnd"/>
-            <w:r>
-              <w:rPr>
-                <w:rFonts w:ascii="Calibri" w:eastAsia="Times New Roman" w:hAnsi="Calibri" w:cs="Calibri"/>
-                <w:color w:val="000000"/>
-                <w:kern w:val="0"/>
-                <w:sz w:val="22"/>
-                <w:szCs w:val="22"/>
-                <w:lang w:eastAsia="en-CA"/>
-                <w14:ligatures w14:val="none"/>
-              </w:rPr>
-              <w:t xml:space="preserve"> and MLNET_SSA forecast results.</w:t>
-            </w:r>
-          </w:p>
-        </w:tc>
-      </w:tr>
-      <w:tr>
-        <w:trPr>
-          <w:trHeight w:val="1200"/>
-        </w:trPr>
-        <w:tc>
-          <w:tcPr>
-            <w:tcW w:w="988" w:type="dxa"/>
-            <w:vMerge w:val="restart"/>
-            <w:tcBorders>
-              <w:top w:val="nil"/>
-              <w:left w:val="single" w:sz="4" w:space="0" w:color="auto"/>
-              <w:bottom w:val="single" w:sz="4" w:space="0" w:color="auto"/>
-              <w:right w:val="single" w:sz="4" w:space="0" w:color="auto"/>
-            </w:tcBorders>
-            <w:shd w:val="clear" w:color="auto" w:fill="auto"/>
-            <w:hideMark/>
-          </w:tcPr>
-          <w:p>
-            <w:pPr>
-              <w:spacing w:after="0" w:line="240" w:lineRule="auto"/>
-              <w:jc w:val="center"/>
-              <w:rPr>
-                <w:rFonts w:ascii="Calibri" w:eastAsia="Times New Roman" w:hAnsi="Calibri" w:cs="Calibri"/>
-                <w:color w:val="000000"/>
-                <w:kern w:val="0"/>
-                <w:sz w:val="22"/>
-                <w:szCs w:val="22"/>
-                <w:lang w:eastAsia="en-CA"/>
-                <w14:ligatures w14:val="none"/>
-              </w:rPr>
-            </w:pPr>
-            <w:r>
-              <w:rPr>
-                <w:rFonts w:ascii="Calibri" w:eastAsia="Times New Roman" w:hAnsi="Calibri" w:cs="Calibri"/>
-                <w:color w:val="000000"/>
-                <w:kern w:val="0"/>
-                <w:sz w:val="22"/>
-                <w:szCs w:val="22"/>
-                <w:lang w:eastAsia="en-CA"/>
-                <w14:ligatures w14:val="none"/>
-              </w:rPr>
-              <w:t>13-Mar</w:t>
-            </w:r>
-          </w:p>
-        </w:tc>
-        <w:tc>
-          <w:tcPr>
-            <w:tcW w:w="4274" w:type="dxa"/>
-            <w:tcBorders>
-              <w:top w:val="nil"/>
-              <w:left w:val="nil"/>
-              <w:bottom w:val="single" w:sz="4" w:space="0" w:color="auto"/>
-              <w:right w:val="single" w:sz="4" w:space="0" w:color="auto"/>
-            </w:tcBorders>
-            <w:shd w:val="clear" w:color="auto" w:fill="auto"/>
-            <w:vAlign w:val="center"/>
-            <w:hideMark/>
-          </w:tcPr>
-          <w:p>
-            <w:pPr>
-              <w:spacing w:after="0" w:line="240" w:lineRule="auto"/>
-              <w:rPr>
-                <w:rFonts w:ascii="Calibri" w:eastAsia="Times New Roman" w:hAnsi="Calibri" w:cs="Calibri"/>
-                <w:color w:val="000000"/>
-                <w:kern w:val="0"/>
-                <w:sz w:val="22"/>
-                <w:szCs w:val="22"/>
-                <w:lang w:eastAsia="en-CA"/>
-                <w14:ligatures w14:val="none"/>
-              </w:rPr>
-            </w:pPr>
-            <w:r>
-              <w:rPr>
-                <w:rFonts w:ascii="Calibri" w:eastAsia="Times New Roman" w:hAnsi="Calibri" w:cs="Calibri"/>
-                <w:color w:val="000000"/>
-                <w:kern w:val="0"/>
-                <w:sz w:val="22"/>
-                <w:szCs w:val="22"/>
-                <w:lang w:eastAsia="en-CA"/>
-                <w14:ligatures w14:val="none"/>
-              </w:rPr>
-              <w:t>Forecasting API integration</w:t>
-            </w:r>
-          </w:p>
-        </w:tc>
-        <w:tc>
-          <w:tcPr>
-            <w:tcW w:w="5218" w:type="dxa"/>
-            <w:tcBorders>
-              <w:top w:val="nil"/>
-              <w:left w:val="nil"/>
-              <w:bottom w:val="single" w:sz="4" w:space="0" w:color="auto"/>
-              <w:right w:val="single" w:sz="4" w:space="0" w:color="auto"/>
-            </w:tcBorders>
-            <w:shd w:val="clear" w:color="auto" w:fill="auto"/>
-            <w:vAlign w:val="center"/>
-            <w:hideMark/>
-          </w:tcPr>
-          <w:p>
-            <w:pPr>
-              <w:spacing w:after="0" w:line="240" w:lineRule="auto"/>
-              <w:rPr>
-                <w:rFonts w:ascii="Calibri" w:eastAsia="Times New Roman" w:hAnsi="Calibri" w:cs="Calibri"/>
-                <w:color w:val="000000"/>
-                <w:kern w:val="0"/>
-                <w:sz w:val="22"/>
-                <w:szCs w:val="22"/>
-                <w:lang w:eastAsia="en-CA"/>
-                <w14:ligatures w14:val="none"/>
-              </w:rPr>
-            </w:pPr>
-            <w:r>
-              <w:rPr>
-                <w:rFonts w:ascii="Calibri" w:eastAsia="Times New Roman" w:hAnsi="Calibri" w:cs="Calibri"/>
-                <w:color w:val="000000"/>
-                <w:kern w:val="0"/>
-                <w:sz w:val="22"/>
-                <w:szCs w:val="22"/>
-                <w:lang w:eastAsia="en-CA"/>
-                <w14:ligatures w14:val="none"/>
-              </w:rPr>
-              <w:t xml:space="preserve">Developed backend API endpoints in </w:t>
-            </w:r>
-            <w:proofErr w:type="spellStart"/>
-            <w:r>
-              <w:rPr>
-                <w:rFonts w:ascii="Calibri" w:eastAsia="Times New Roman" w:hAnsi="Calibri" w:cs="Calibri"/>
-                <w:color w:val="000000"/>
-                <w:kern w:val="0"/>
-                <w:sz w:val="22"/>
-                <w:szCs w:val="22"/>
-                <w:lang w:eastAsia="en-CA"/>
-                <w14:ligatures w14:val="none"/>
-              </w:rPr>
-              <w:t>DemandForecastController.cs</w:t>
-            </w:r>
-            <w:proofErr w:type="spellEnd"/>
-            <w:r>
-              <w:rPr>
-                <w:rFonts w:ascii="Calibri" w:eastAsia="Times New Roman" w:hAnsi="Calibri" w:cs="Calibri"/>
-                <w:color w:val="000000"/>
-                <w:kern w:val="0"/>
-                <w:sz w:val="22"/>
-                <w:szCs w:val="22"/>
-                <w:lang w:eastAsia="en-CA"/>
-                <w14:ligatures w14:val="none"/>
-              </w:rPr>
-              <w:t xml:space="preserve"> to support generation and retrieval of ML forecasting results. Integrated forecast generation logic with database persistence through EF Core and ensured compatibility with existing forecasting workflows.</w:t>
-            </w:r>
-          </w:p>
-        </w:tc>
-      </w:tr>
-      <w:tr>
-        <w:trPr>
-          <w:trHeight w:val="1500"/>
-        </w:trPr>
-        <w:tc>
-          <w:tcPr>
-            <w:tcW w:w="988" w:type="dxa"/>
-            <w:vMerge/>
-            <w:tcBorders>
-              <w:top w:val="nil"/>
-              <w:left w:val="single" w:sz="4" w:space="0" w:color="auto"/>
-              <w:bottom w:val="single" w:sz="4" w:space="0" w:color="auto"/>
-              <w:right w:val="single" w:sz="4" w:space="0" w:color="auto"/>
-            </w:tcBorders>
-            <w:vAlign w:val="center"/>
-            <w:hideMark/>
-          </w:tcPr>
-          <w:p>
-            <w:pPr>
-              <w:spacing w:after="0" w:line="240" w:lineRule="auto"/>
-              <w:rPr>
-                <w:rFonts w:ascii="Calibri" w:eastAsia="Times New Roman" w:hAnsi="Calibri" w:cs="Calibri"/>
-                <w:color w:val="000000"/>
-                <w:kern w:val="0"/>
-                <w:sz w:val="22"/>
-                <w:szCs w:val="22"/>
-                <w:lang w:eastAsia="en-CA"/>
-                <w14:ligatures w14:val="none"/>
-              </w:rPr>
-            </w:pPr>
-          </w:p>
-        </w:tc>
-        <w:tc>
-          <w:tcPr>
-            <w:tcW w:w="4274" w:type="dxa"/>
-            <w:tcBorders>
-              <w:top w:val="nil"/>
-              <w:left w:val="nil"/>
-              <w:bottom w:val="single" w:sz="4" w:space="0" w:color="auto"/>
-              <w:right w:val="single" w:sz="4" w:space="0" w:color="auto"/>
-            </w:tcBorders>
-            <w:shd w:val="clear" w:color="auto" w:fill="auto"/>
-            <w:vAlign w:val="center"/>
-            <w:hideMark/>
-          </w:tcPr>
-          <w:p>
-            <w:pPr>
-              <w:spacing w:after="0" w:line="240" w:lineRule="auto"/>
-              <w:rPr>
-                <w:rFonts w:ascii="Calibri" w:eastAsia="Times New Roman" w:hAnsi="Calibri" w:cs="Calibri"/>
-                <w:color w:val="000000"/>
-                <w:kern w:val="0"/>
-                <w:sz w:val="22"/>
-                <w:szCs w:val="22"/>
-                <w:lang w:eastAsia="en-CA"/>
-                <w14:ligatures w14:val="none"/>
-              </w:rPr>
-            </w:pPr>
-            <w:r>
-              <w:rPr>
-                <w:rFonts w:ascii="Calibri" w:eastAsia="Times New Roman" w:hAnsi="Calibri" w:cs="Calibri"/>
-                <w:color w:val="000000"/>
-                <w:kern w:val="0"/>
-                <w:sz w:val="22"/>
-                <w:szCs w:val="22"/>
-                <w:lang w:eastAsia="en-CA"/>
-                <w14:ligatures w14:val="none"/>
-              </w:rPr>
-              <w:t>Forecast analytics dashboard development</w:t>
-            </w:r>
-          </w:p>
-        </w:tc>
-        <w:tc>
-          <w:tcPr>
-            <w:tcW w:w="5218" w:type="dxa"/>
-            <w:tcBorders>
-              <w:top w:val="nil"/>
-              <w:left w:val="nil"/>
-              <w:bottom w:val="single" w:sz="4" w:space="0" w:color="auto"/>
-              <w:right w:val="single" w:sz="4" w:space="0" w:color="auto"/>
-            </w:tcBorders>
-            <w:shd w:val="clear" w:color="auto" w:fill="auto"/>
-            <w:vAlign w:val="center"/>
-            <w:hideMark/>
-          </w:tcPr>
-          <w:p>
-            <w:pPr>
-              <w:spacing w:after="0" w:line="240" w:lineRule="auto"/>
-              <w:rPr>
-                <w:rFonts w:ascii="Calibri" w:eastAsia="Times New Roman" w:hAnsi="Calibri" w:cs="Calibri"/>
-                <w:color w:val="000000"/>
-                <w:kern w:val="0"/>
-                <w:sz w:val="22"/>
-                <w:szCs w:val="22"/>
-                <w:lang w:eastAsia="en-CA"/>
-                <w14:ligatures w14:val="none"/>
-              </w:rPr>
-            </w:pPr>
-            <w:r>
-              <w:rPr>
-                <w:rFonts w:ascii="Calibri" w:eastAsia="Times New Roman" w:hAnsi="Calibri" w:cs="Calibri"/>
-                <w:color w:val="000000"/>
-                <w:kern w:val="0"/>
-                <w:sz w:val="22"/>
-                <w:szCs w:val="22"/>
-                <w:lang w:eastAsia="en-CA"/>
-                <w14:ligatures w14:val="none"/>
-              </w:rPr>
-              <w:t xml:space="preserve">Implemented frontend analytics pages </w:t>
-            </w:r>
-            <w:proofErr w:type="spellStart"/>
-            <w:r>
-              <w:rPr>
-                <w:rFonts w:ascii="Calibri" w:eastAsia="Times New Roman" w:hAnsi="Calibri" w:cs="Calibri"/>
-                <w:color w:val="000000"/>
-                <w:kern w:val="0"/>
-                <w:sz w:val="22"/>
-                <w:szCs w:val="22"/>
-                <w:lang w:eastAsia="en-CA"/>
-                <w14:ligatures w14:val="none"/>
-              </w:rPr>
-              <w:t>VendorForecast.jsx</w:t>
-            </w:r>
-            <w:proofErr w:type="spellEnd"/>
-            <w:r>
-              <w:rPr>
-                <w:rFonts w:ascii="Calibri" w:eastAsia="Times New Roman" w:hAnsi="Calibri" w:cs="Calibri"/>
-                <w:color w:val="000000"/>
-                <w:kern w:val="0"/>
-                <w:sz w:val="22"/>
-                <w:szCs w:val="22"/>
-                <w:lang w:eastAsia="en-CA"/>
-                <w14:ligatures w14:val="none"/>
-              </w:rPr>
-              <w:t xml:space="preserve"> and </w:t>
-            </w:r>
-            <w:proofErr w:type="spellStart"/>
-            <w:r>
-              <w:rPr>
-                <w:rFonts w:ascii="Calibri" w:eastAsia="Times New Roman" w:hAnsi="Calibri" w:cs="Calibri"/>
-                <w:color w:val="000000"/>
-                <w:kern w:val="0"/>
-                <w:sz w:val="22"/>
-                <w:szCs w:val="22"/>
-                <w:lang w:eastAsia="en-CA"/>
-                <w14:ligatures w14:val="none"/>
-              </w:rPr>
-              <w:t>FarmerForecast.jsx</w:t>
-            </w:r>
-            <w:proofErr w:type="spellEnd"/>
-            <w:r>
-              <w:rPr>
-                <w:rFonts w:ascii="Calibri" w:eastAsia="Times New Roman" w:hAnsi="Calibri" w:cs="Calibri"/>
-                <w:color w:val="000000"/>
-                <w:kern w:val="0"/>
-                <w:sz w:val="22"/>
-                <w:szCs w:val="22"/>
-                <w:lang w:eastAsia="en-CA"/>
-                <w14:ligatures w14:val="none"/>
-              </w:rPr>
-              <w:t xml:space="preserve"> to allow users to generate and view forecasting results. Connected frontend components with backend forecasting APIs using secure token-based authentication.</w:t>
-            </w:r>
-          </w:p>
-        </w:tc>
-      </w:tr>
-      <w:tr>
-        <w:trPr>
-          <w:trHeight w:val="900"/>
-        </w:trPr>
-        <w:tc>
-          <w:tcPr>
-            <w:tcW w:w="988" w:type="dxa"/>
-            <w:vMerge w:val="restart"/>
-            <w:tcBorders>
-              <w:top w:val="nil"/>
-              <w:left w:val="single" w:sz="4" w:space="0" w:color="auto"/>
-              <w:bottom w:val="single" w:sz="4" w:space="0" w:color="auto"/>
-              <w:right w:val="single" w:sz="4" w:space="0" w:color="auto"/>
-            </w:tcBorders>
-            <w:shd w:val="clear" w:color="auto" w:fill="auto"/>
-            <w:hideMark/>
-          </w:tcPr>
-          <w:p>
-            <w:pPr>
-              <w:spacing w:after="0" w:line="240" w:lineRule="auto"/>
-              <w:jc w:val="center"/>
-              <w:rPr>
-                <w:rFonts w:ascii="Calibri" w:eastAsia="Times New Roman" w:hAnsi="Calibri" w:cs="Calibri"/>
-                <w:color w:val="000000"/>
-                <w:kern w:val="0"/>
-                <w:sz w:val="22"/>
-                <w:szCs w:val="22"/>
-                <w:lang w:eastAsia="en-CA"/>
-                <w14:ligatures w14:val="none"/>
-              </w:rPr>
-            </w:pPr>
-            <w:r>
-              <w:rPr>
-                <w:rFonts w:ascii="Calibri" w:eastAsia="Times New Roman" w:hAnsi="Calibri" w:cs="Calibri"/>
-                <w:color w:val="000000"/>
-                <w:kern w:val="0"/>
-                <w:sz w:val="22"/>
-                <w:szCs w:val="22"/>
-                <w:lang w:eastAsia="en-CA"/>
-                <w14:ligatures w14:val="none"/>
-              </w:rPr>
-              <w:lastRenderedPageBreak/>
-              <w:t>16-Mar</w:t>
-            </w:r>
-          </w:p>
-        </w:tc>
-        <w:tc>
-          <w:tcPr>
-            <w:tcW w:w="4274" w:type="dxa"/>
-            <w:tcBorders>
-              <w:top w:val="nil"/>
-              <w:left w:val="nil"/>
-              <w:bottom w:val="single" w:sz="4" w:space="0" w:color="auto"/>
-              <w:right w:val="single" w:sz="4" w:space="0" w:color="auto"/>
-            </w:tcBorders>
-            <w:shd w:val="clear" w:color="auto" w:fill="auto"/>
-            <w:vAlign w:val="center"/>
-            <w:hideMark/>
-          </w:tcPr>
-          <w:p>
-            <w:pPr>
-              <w:spacing w:after="0" w:line="240" w:lineRule="auto"/>
-              <w:rPr>
-                <w:rFonts w:ascii="Calibri" w:eastAsia="Times New Roman" w:hAnsi="Calibri" w:cs="Calibri"/>
-                <w:color w:val="000000"/>
-                <w:kern w:val="0"/>
-                <w:sz w:val="22"/>
-                <w:szCs w:val="22"/>
-                <w:lang w:eastAsia="en-CA"/>
-                <w14:ligatures w14:val="none"/>
-              </w:rPr>
-            </w:pPr>
-            <w:r>
-              <w:rPr>
-                <w:rFonts w:ascii="Calibri" w:eastAsia="Times New Roman" w:hAnsi="Calibri" w:cs="Calibri"/>
-                <w:color w:val="000000"/>
-                <w:kern w:val="0"/>
-                <w:sz w:val="22"/>
-                <w:szCs w:val="22"/>
-                <w:lang w:eastAsia="en-CA"/>
-                <w14:ligatures w14:val="none"/>
-              </w:rPr>
-              <w:t>Forecast visualization charts</w:t>
-            </w:r>
-          </w:p>
-        </w:tc>
-        <w:tc>
-          <w:tcPr>
-            <w:tcW w:w="5218" w:type="dxa"/>
-            <w:tcBorders>
-              <w:top w:val="nil"/>
-              <w:left w:val="nil"/>
-              <w:bottom w:val="single" w:sz="4" w:space="0" w:color="auto"/>
-              <w:right w:val="single" w:sz="4" w:space="0" w:color="auto"/>
-            </w:tcBorders>
-            <w:shd w:val="clear" w:color="auto" w:fill="auto"/>
-            <w:vAlign w:val="center"/>
-            <w:hideMark/>
-          </w:tcPr>
-          <w:p>
-            <w:pPr>
-              <w:spacing w:after="0" w:line="240" w:lineRule="auto"/>
-              <w:rPr>
-                <w:rFonts w:ascii="Calibri" w:eastAsia="Times New Roman" w:hAnsi="Calibri" w:cs="Calibri"/>
-                <w:color w:val="000000"/>
-                <w:kern w:val="0"/>
-                <w:sz w:val="22"/>
-                <w:szCs w:val="22"/>
-                <w:lang w:eastAsia="en-CA"/>
-                <w14:ligatures w14:val="none"/>
-              </w:rPr>
-            </w:pPr>
-            <w:r>
-              <w:rPr>
-                <w:rFonts w:ascii="Calibri" w:eastAsia="Times New Roman" w:hAnsi="Calibri" w:cs="Calibri"/>
-                <w:color w:val="000000"/>
-                <w:kern w:val="0"/>
-                <w:sz w:val="22"/>
-                <w:szCs w:val="22"/>
-                <w:lang w:eastAsia="en-CA"/>
-                <w14:ligatures w14:val="none"/>
-              </w:rPr>
-              <w:t xml:space="preserve">Developed </w:t>
-            </w:r>
-            <w:proofErr w:type="spellStart"/>
-            <w:r>
-              <w:rPr>
-                <w:rFonts w:ascii="Calibri" w:eastAsia="Times New Roman" w:hAnsi="Calibri" w:cs="Calibri"/>
-                <w:color w:val="000000"/>
-                <w:kern w:val="0"/>
-                <w:sz w:val="22"/>
-                <w:szCs w:val="22"/>
-                <w:lang w:eastAsia="en-CA"/>
-                <w14:ligatures w14:val="none"/>
-              </w:rPr>
-              <w:t>ForecastLineChart.jsx</w:t>
-            </w:r>
-            <w:proofErr w:type="spellEnd"/>
-            <w:r>
-              <w:rPr>
-                <w:rFonts w:ascii="Calibri" w:eastAsia="Times New Roman" w:hAnsi="Calibri" w:cs="Calibri"/>
-                <w:color w:val="000000"/>
-                <w:kern w:val="0"/>
-                <w:sz w:val="22"/>
-                <w:szCs w:val="22"/>
-                <w:lang w:eastAsia="en-CA"/>
-                <w14:ligatures w14:val="none"/>
-              </w:rPr>
-              <w:t xml:space="preserve"> to visualize demand history and forecast predictions. Implemented chart-based representation of historical demand versus forecast results and integrated the chart component into both vendor and farmer analytics dashboards.</w:t>
-            </w:r>
-          </w:p>
-        </w:tc>
-      </w:tr>
-      <w:tr>
-        <w:trPr>
-          <w:trHeight w:val="2400"/>
-        </w:trPr>
-        <w:tc>
-          <w:tcPr>
-            <w:tcW w:w="988" w:type="dxa"/>
-            <w:vMerge/>
-            <w:tcBorders>
-              <w:top w:val="nil"/>
-              <w:left w:val="single" w:sz="4" w:space="0" w:color="auto"/>
-              <w:bottom w:val="single" w:sz="4" w:space="0" w:color="auto"/>
-              <w:right w:val="single" w:sz="4" w:space="0" w:color="auto"/>
-            </w:tcBorders>
-            <w:vAlign w:val="center"/>
-            <w:hideMark/>
-          </w:tcPr>
-          <w:p>
-            <w:pPr>
-              <w:spacing w:after="0" w:line="240" w:lineRule="auto"/>
-              <w:rPr>
-                <w:rFonts w:ascii="Calibri" w:eastAsia="Times New Roman" w:hAnsi="Calibri" w:cs="Calibri"/>
-                <w:color w:val="000000"/>
-                <w:kern w:val="0"/>
-                <w:sz w:val="22"/>
-                <w:szCs w:val="22"/>
-                <w:lang w:eastAsia="en-CA"/>
-                <w14:ligatures w14:val="none"/>
-              </w:rPr>
-            </w:pPr>
-          </w:p>
-        </w:tc>
-        <w:tc>
-          <w:tcPr>
-            <w:tcW w:w="4274" w:type="dxa"/>
-            <w:tcBorders>
-              <w:top w:val="nil"/>
-              <w:left w:val="nil"/>
-              <w:bottom w:val="single" w:sz="4" w:space="0" w:color="auto"/>
-              <w:right w:val="single" w:sz="4" w:space="0" w:color="auto"/>
-            </w:tcBorders>
-            <w:shd w:val="clear" w:color="auto" w:fill="auto"/>
-            <w:vAlign w:val="center"/>
-            <w:hideMark/>
-          </w:tcPr>
-          <w:p>
-            <w:pPr>
-              <w:spacing w:after="0" w:line="240" w:lineRule="auto"/>
-              <w:rPr>
-                <w:rFonts w:ascii="Calibri" w:eastAsia="Times New Roman" w:hAnsi="Calibri" w:cs="Calibri"/>
-                <w:color w:val="000000"/>
-                <w:kern w:val="0"/>
-                <w:sz w:val="22"/>
-                <w:szCs w:val="22"/>
-                <w:lang w:eastAsia="en-CA"/>
-                <w14:ligatures w14:val="none"/>
-              </w:rPr>
-            </w:pPr>
-            <w:r>
-              <w:rPr>
-                <w:rFonts w:ascii="Calibri" w:eastAsia="Times New Roman" w:hAnsi="Calibri" w:cs="Calibri"/>
-                <w:color w:val="000000"/>
-                <w:kern w:val="0"/>
-                <w:sz w:val="22"/>
-                <w:szCs w:val="22"/>
-                <w:lang w:eastAsia="en-CA"/>
-                <w14:ligatures w14:val="none"/>
-              </w:rPr>
-              <w:t>Farmer–Vendor communication module</w:t>
-            </w:r>
-          </w:p>
-        </w:tc>
-        <w:tc>
-          <w:tcPr>
-            <w:tcW w:w="5218" w:type="dxa"/>
-            <w:tcBorders>
-              <w:top w:val="nil"/>
-              <w:left w:val="nil"/>
-              <w:bottom w:val="single" w:sz="4" w:space="0" w:color="auto"/>
-              <w:right w:val="single" w:sz="4" w:space="0" w:color="auto"/>
-            </w:tcBorders>
-            <w:shd w:val="clear" w:color="auto" w:fill="auto"/>
-            <w:vAlign w:val="center"/>
-            <w:hideMark/>
-          </w:tcPr>
-          <w:p>
-            <w:pPr>
-              <w:spacing w:after="0" w:line="240" w:lineRule="auto"/>
-              <w:rPr>
-                <w:rFonts w:ascii="Calibri" w:eastAsia="Times New Roman" w:hAnsi="Calibri" w:cs="Calibri"/>
-                <w:color w:val="000000"/>
-                <w:kern w:val="0"/>
-                <w:sz w:val="22"/>
-                <w:szCs w:val="22"/>
-                <w:lang w:eastAsia="en-CA"/>
-                <w14:ligatures w14:val="none"/>
-              </w:rPr>
-            </w:pPr>
-            <w:r>
-              <w:rPr>
-                <w:rFonts w:ascii="Calibri" w:eastAsia="Times New Roman" w:hAnsi="Calibri" w:cs="Calibri"/>
-                <w:color w:val="000000"/>
-                <w:kern w:val="0"/>
-                <w:sz w:val="22"/>
-                <w:szCs w:val="22"/>
-                <w:lang w:eastAsia="en-CA"/>
-                <w14:ligatures w14:val="none"/>
-              </w:rPr>
-              <w:t xml:space="preserve">Designed and implemented a chat system allowing real-time communication between farmers and vendors. Developed backend components including </w:t>
-            </w:r>
-            <w:proofErr w:type="spellStart"/>
-            <w:r>
-              <w:rPr>
-                <w:rFonts w:ascii="Calibri" w:eastAsia="Times New Roman" w:hAnsi="Calibri" w:cs="Calibri"/>
-                <w:color w:val="000000"/>
-                <w:kern w:val="0"/>
-                <w:sz w:val="22"/>
-                <w:szCs w:val="22"/>
-                <w:lang w:eastAsia="en-CA"/>
-                <w14:ligatures w14:val="none"/>
-              </w:rPr>
-              <w:t>ChatController.cs</w:t>
-            </w:r>
-            <w:proofErr w:type="spellEnd"/>
-            <w:r>
-              <w:rPr>
-                <w:rFonts w:ascii="Calibri" w:eastAsia="Times New Roman" w:hAnsi="Calibri" w:cs="Calibri"/>
-                <w:color w:val="000000"/>
-                <w:kern w:val="0"/>
-                <w:sz w:val="22"/>
-                <w:szCs w:val="22"/>
-                <w:lang w:eastAsia="en-CA"/>
-                <w14:ligatures w14:val="none"/>
-              </w:rPr>
-              <w:t xml:space="preserve">, </w:t>
-            </w:r>
-            <w:proofErr w:type="spellStart"/>
-            <w:r>
-              <w:rPr>
-                <w:rFonts w:ascii="Calibri" w:eastAsia="Times New Roman" w:hAnsi="Calibri" w:cs="Calibri"/>
-                <w:color w:val="000000"/>
-                <w:kern w:val="0"/>
-                <w:sz w:val="22"/>
-                <w:szCs w:val="22"/>
-                <w:lang w:eastAsia="en-CA"/>
-                <w14:ligatures w14:val="none"/>
-              </w:rPr>
-              <w:t>ChatService.cs</w:t>
-            </w:r>
-            <w:proofErr w:type="spellEnd"/>
-            <w:r>
-              <w:rPr>
-                <w:rFonts w:ascii="Calibri" w:eastAsia="Times New Roman" w:hAnsi="Calibri" w:cs="Calibri"/>
-                <w:color w:val="000000"/>
-                <w:kern w:val="0"/>
-                <w:sz w:val="22"/>
-                <w:szCs w:val="22"/>
-                <w:lang w:eastAsia="en-CA"/>
-                <w14:ligatures w14:val="none"/>
-              </w:rPr>
-              <w:t xml:space="preserve">, </w:t>
-            </w:r>
-            <w:proofErr w:type="spellStart"/>
-            <w:r>
-              <w:rPr>
-                <w:rFonts w:ascii="Calibri" w:eastAsia="Times New Roman" w:hAnsi="Calibri" w:cs="Calibri"/>
-                <w:color w:val="000000"/>
-                <w:kern w:val="0"/>
-                <w:sz w:val="22"/>
-                <w:szCs w:val="22"/>
-                <w:lang w:eastAsia="en-CA"/>
-                <w14:ligatures w14:val="none"/>
-              </w:rPr>
-              <w:t>ChatHub.cs</w:t>
-            </w:r>
-            <w:proofErr w:type="spellEnd"/>
-            <w:r>
-              <w:rPr>
-                <w:rFonts w:ascii="Calibri" w:eastAsia="Times New Roman" w:hAnsi="Calibri" w:cs="Calibri"/>
-                <w:color w:val="000000"/>
-                <w:kern w:val="0"/>
-                <w:sz w:val="22"/>
-                <w:szCs w:val="22"/>
-                <w:lang w:eastAsia="en-CA"/>
-                <w14:ligatures w14:val="none"/>
-              </w:rPr>
-              <w:t xml:space="preserve">, and database models </w:t>
-            </w:r>
-            <w:proofErr w:type="spellStart"/>
-            <w:r>
-              <w:rPr>
-                <w:rFonts w:ascii="Calibri" w:eastAsia="Times New Roman" w:hAnsi="Calibri" w:cs="Calibri"/>
-                <w:color w:val="000000"/>
-                <w:kern w:val="0"/>
-                <w:sz w:val="22"/>
-                <w:szCs w:val="22"/>
-                <w:lang w:eastAsia="en-CA"/>
-                <w14:ligatures w14:val="none"/>
-              </w:rPr>
-              <w:t>Conversation.cs</w:t>
-            </w:r>
-            <w:proofErr w:type="spellEnd"/>
-            <w:r>
-              <w:rPr>
-                <w:rFonts w:ascii="Calibri" w:eastAsia="Times New Roman" w:hAnsi="Calibri" w:cs="Calibri"/>
-                <w:color w:val="000000"/>
-                <w:kern w:val="0"/>
-                <w:sz w:val="22"/>
-                <w:szCs w:val="22"/>
-                <w:lang w:eastAsia="en-CA"/>
-                <w14:ligatures w14:val="none"/>
-              </w:rPr>
-              <w:t xml:space="preserve"> and </w:t>
-            </w:r>
-            <w:proofErr w:type="spellStart"/>
-            <w:r>
-              <w:rPr>
-                <w:rFonts w:ascii="Calibri" w:eastAsia="Times New Roman" w:hAnsi="Calibri" w:cs="Calibri"/>
-                <w:color w:val="000000"/>
-                <w:kern w:val="0"/>
-                <w:sz w:val="22"/>
-                <w:szCs w:val="22"/>
-                <w:lang w:eastAsia="en-CA"/>
-                <w14:ligatures w14:val="none"/>
-              </w:rPr>
-              <w:t>ChatMessage.cs</w:t>
-            </w:r>
-            <w:proofErr w:type="spellEnd"/>
-            <w:r>
-              <w:rPr>
-                <w:rFonts w:ascii="Calibri" w:eastAsia="Times New Roman" w:hAnsi="Calibri" w:cs="Calibri"/>
-                <w:color w:val="000000"/>
-                <w:kern w:val="0"/>
-                <w:sz w:val="22"/>
-                <w:szCs w:val="22"/>
-                <w:lang w:eastAsia="en-CA"/>
-                <w14:ligatures w14:val="none"/>
-              </w:rPr>
-              <w:t xml:space="preserve">. Implemented frontend chat interfaces </w:t>
-            </w:r>
-            <w:proofErr w:type="spellStart"/>
-            <w:r>
-              <w:rPr>
-                <w:rFonts w:ascii="Calibri" w:eastAsia="Times New Roman" w:hAnsi="Calibri" w:cs="Calibri"/>
-                <w:color w:val="000000"/>
-                <w:kern w:val="0"/>
-                <w:sz w:val="22"/>
-                <w:szCs w:val="22"/>
-                <w:lang w:eastAsia="en-CA"/>
-                <w14:ligatures w14:val="none"/>
-              </w:rPr>
-              <w:t>FarmerChat.jsx</w:t>
-            </w:r>
-            <w:proofErr w:type="spellEnd"/>
-            <w:r>
-              <w:rPr>
-                <w:rFonts w:ascii="Calibri" w:eastAsia="Times New Roman" w:hAnsi="Calibri" w:cs="Calibri"/>
-                <w:color w:val="000000"/>
-                <w:kern w:val="0"/>
-                <w:sz w:val="22"/>
-                <w:szCs w:val="22"/>
-                <w:lang w:eastAsia="en-CA"/>
-                <w14:ligatures w14:val="none"/>
-              </w:rPr>
-              <w:t xml:space="preserve">, </w:t>
-            </w:r>
-            <w:proofErr w:type="spellStart"/>
-            <w:r>
-              <w:rPr>
-                <w:rFonts w:ascii="Calibri" w:eastAsia="Times New Roman" w:hAnsi="Calibri" w:cs="Calibri"/>
-                <w:color w:val="000000"/>
-                <w:kern w:val="0"/>
-                <w:sz w:val="22"/>
-                <w:szCs w:val="22"/>
-                <w:lang w:eastAsia="en-CA"/>
-                <w14:ligatures w14:val="none"/>
-              </w:rPr>
-              <w:t>VendorChat.jsx</w:t>
-            </w:r>
-            <w:proofErr w:type="spellEnd"/>
-            <w:r>
-              <w:rPr>
-                <w:rFonts w:ascii="Calibri" w:eastAsia="Times New Roman" w:hAnsi="Calibri" w:cs="Calibri"/>
-                <w:color w:val="000000"/>
-                <w:kern w:val="0"/>
-                <w:sz w:val="22"/>
-                <w:szCs w:val="22"/>
-                <w:lang w:eastAsia="en-CA"/>
-                <w14:ligatures w14:val="none"/>
-              </w:rPr>
-              <w:t xml:space="preserve">, and reusable component </w:t>
-            </w:r>
-            <w:proofErr w:type="spellStart"/>
-            <w:r>
-              <w:rPr>
-                <w:rFonts w:ascii="Calibri" w:eastAsia="Times New Roman" w:hAnsi="Calibri" w:cs="Calibri"/>
-                <w:color w:val="000000"/>
-                <w:kern w:val="0"/>
-                <w:sz w:val="22"/>
-                <w:szCs w:val="22"/>
-                <w:lang w:eastAsia="en-CA"/>
-                <w14:ligatures w14:val="none"/>
-              </w:rPr>
-              <w:t>ChatBox.jsx</w:t>
-            </w:r>
-            <w:proofErr w:type="spellEnd"/>
-            <w:r>
-              <w:rPr>
-                <w:rFonts w:ascii="Calibri" w:eastAsia="Times New Roman" w:hAnsi="Calibri" w:cs="Calibri"/>
-                <w:color w:val="000000"/>
-                <w:kern w:val="0"/>
-                <w:sz w:val="22"/>
-                <w:szCs w:val="22"/>
-                <w:lang w:eastAsia="en-CA"/>
-                <w14:ligatures w14:val="none"/>
-              </w:rPr>
-              <w:t xml:space="preserve">, enabling users to exchange messages directly within the </w:t>
-            </w:r>
-            <w:proofErr w:type="spellStart"/>
-            <w:r>
-              <w:rPr>
-                <w:rFonts w:ascii="Calibri" w:eastAsia="Times New Roman" w:hAnsi="Calibri" w:cs="Calibri"/>
-                <w:color w:val="000000"/>
-                <w:kern w:val="0"/>
-                <w:sz w:val="22"/>
-                <w:szCs w:val="22"/>
-                <w:lang w:eastAsia="en-CA"/>
-                <w14:ligatures w14:val="none"/>
-              </w:rPr>
-              <w:t>FarmVendor</w:t>
-            </w:r>
-            <w:proofErr w:type="spellEnd"/>
-            <w:r>
-              <w:rPr>
-                <w:rFonts w:ascii="Calibri" w:eastAsia="Times New Roman" w:hAnsi="Calibri" w:cs="Calibri"/>
-                <w:color w:val="000000"/>
-                <w:kern w:val="0"/>
-                <w:sz w:val="22"/>
-                <w:szCs w:val="22"/>
-                <w:lang w:eastAsia="en-CA"/>
-                <w14:ligatures w14:val="none"/>
-              </w:rPr>
-              <w:t xml:space="preserve"> platform.</w:t>
-            </w:r>
-          </w:p>
-        </w:tc>
-      </w:tr>
-      <w:tr>
-        <w:trPr>
-          <w:trHeight w:val="300"/>
-        </w:trPr>
-        <w:tc>
-          <w:tcPr>
-            <w:tcW w:w="988" w:type="dxa"/>
-            <w:vMerge/>
-            <w:tcBorders>
-              <w:top w:val="nil"/>
-              <w:left w:val="single" w:sz="4" w:space="0" w:color="auto"/>
-              <w:bottom w:val="single" w:sz="4" w:space="0" w:color="auto"/>
-              <w:right w:val="single" w:sz="4" w:space="0" w:color="auto"/>
-            </w:tcBorders>
-            <w:vAlign w:val="center"/>
-            <w:hideMark/>
-          </w:tcPr>
-          <w:p>
-            <w:pPr>
-              <w:spacing w:after="0" w:line="240" w:lineRule="auto"/>
-              <w:rPr>
-                <w:rFonts w:ascii="Calibri" w:eastAsia="Times New Roman" w:hAnsi="Calibri" w:cs="Calibri"/>
-                <w:color w:val="000000"/>
-                <w:kern w:val="0"/>
-                <w:sz w:val="22"/>
-                <w:szCs w:val="22"/>
-                <w:lang w:eastAsia="en-CA"/>
-                <w14:ligatures w14:val="none"/>
-              </w:rPr>
-            </w:pPr>
-          </w:p>
-        </w:tc>
-        <w:tc>
-          <w:tcPr>
-            <w:tcW w:w="4274" w:type="dxa"/>
-            <w:tcBorders>
-              <w:top w:val="nil"/>
-              <w:left w:val="nil"/>
-              <w:bottom w:val="single" w:sz="4" w:space="0" w:color="auto"/>
-              <w:right w:val="single" w:sz="4" w:space="0" w:color="auto"/>
-            </w:tcBorders>
-            <w:shd w:val="clear" w:color="auto" w:fill="auto"/>
-            <w:noWrap/>
-            <w:vAlign w:val="bottom"/>
-            <w:hideMark/>
-          </w:tcPr>
-          <w:p>
-            <w:pPr>
-              <w:spacing w:after="0" w:line="240" w:lineRule="auto"/>
-              <w:rPr>
-                <w:rFonts w:ascii="Calibri" w:eastAsia="Times New Roman" w:hAnsi="Calibri" w:cs="Calibri"/>
-                <w:color w:val="000000"/>
-                <w:kern w:val="0"/>
-                <w:sz w:val="22"/>
-                <w:szCs w:val="22"/>
-                <w:lang w:eastAsia="en-CA"/>
-                <w14:ligatures w14:val="none"/>
-              </w:rPr>
-            </w:pPr>
-            <w:r>
-              <w:rPr>
-                <w:rFonts w:ascii="Calibri" w:eastAsia="Times New Roman" w:hAnsi="Calibri" w:cs="Calibri"/>
-                <w:color w:val="000000"/>
-                <w:kern w:val="0"/>
-                <w:sz w:val="22"/>
-                <w:szCs w:val="22"/>
-                <w:lang w:eastAsia="en-CA"/>
-                <w14:ligatures w14:val="none"/>
-              </w:rPr>
-              <w:t>Developed worklog document in professional way</w:t>
-            </w:r>
-          </w:p>
-        </w:tc>
-        <w:tc>
-          <w:tcPr>
-            <w:tcW w:w="5218" w:type="dxa"/>
-            <w:tcBorders>
-              <w:top w:val="nil"/>
-              <w:left w:val="nil"/>
-              <w:bottom w:val="single" w:sz="4" w:space="0" w:color="auto"/>
-              <w:right w:val="single" w:sz="4" w:space="0" w:color="auto"/>
-            </w:tcBorders>
-            <w:shd w:val="clear" w:color="auto" w:fill="auto"/>
-            <w:noWrap/>
-            <w:vAlign w:val="bottom"/>
-            <w:hideMark/>
-          </w:tcPr>
-          <w:p>
-            <w:pPr>
-              <w:spacing w:after="0" w:line="240" w:lineRule="auto"/>
-              <w:rPr>
-                <w:rFonts w:ascii="Calibri" w:eastAsia="Times New Roman" w:hAnsi="Calibri" w:cs="Calibri"/>
-                <w:color w:val="000000"/>
-                <w:kern w:val="0"/>
-                <w:sz w:val="22"/>
-                <w:szCs w:val="22"/>
-                <w:lang w:eastAsia="en-CA"/>
-                <w14:ligatures w14:val="none"/>
-              </w:rPr>
-            </w:pPr>
-            <w:r>
-              <w:rPr>
-                <w:rFonts w:ascii="Calibri" w:eastAsia="Times New Roman" w:hAnsi="Calibri" w:cs="Calibri"/>
-                <w:color w:val="000000"/>
-                <w:kern w:val="0"/>
-                <w:sz w:val="22"/>
-                <w:szCs w:val="22"/>
-                <w:lang w:eastAsia="en-CA"/>
-                <w14:ligatures w14:val="none"/>
-              </w:rPr>
-              <w:t>Added required file names accordingly with work done</w:t>
+                <w:rFonts w:ascii="Calibri" w:eastAsia="Times New Roman" w:hAnsi="Calibri" w:cs="Calibri"/>
+                <w:color w:val="000000"/>
+                <w:kern w:val="0"/>
+                <w:sz w:val="22"/>
+                <w:szCs w:val="22"/>
+                <w:lang w:eastAsia="en-CA"/>
+                <w14:ligatures w14:val="none"/>
+              </w:rPr>
+              <w:t>Extended system from a transactional platform into an intelligent recommendation-driven system.</w:t>
             </w:r>
           </w:p>
         </w:tc>
@@ -11454,6 +9658,7 @@
   <w:style w:type="character" w:default="1" w:styleId="DefaultParagraphFont">
     <w:name w:val="Default Paragraph Font"/>
     <w:uiPriority w:val="1"/>
+    <w:semiHidden/>
     <w:unhideWhenUsed/>
   </w:style>
   <w:style w:type="table" w:default="1" w:styleId="TableNormal">

--- a/ReportsAndDocuments/ManeeshaE_ProgressReport5.docx
+++ b/ReportsAndDocuments/ManeeshaE_ProgressReport5.docx
@@ -1963,7 +1963,18 @@
       </w:r>
       <w:proofErr w:type="spellEnd"/>
       <w:r>
-        <w:t xml:space="preserve"> system progressed from a simple baseline forecasting implementation toward a more advanced machine learning–based forecasting architecture.</w:t>
+        <w:t xml:space="preserve"> system </w:t>
+      </w:r>
+      <w:r>
+        <w:t xml:space="preserve">progress was made in enhancing both the functionality and user experience of the </w:t>
+      </w:r>
+      <w:proofErr w:type="spellStart"/>
+      <w:r>
+        <w:t>FarmVendor</w:t>
+      </w:r>
+      <w:proofErr w:type="spellEnd"/>
+      <w:r>
+        <w:t xml:space="preserve"> system through full-stack development and integration.</w:t>
       </w:r>
     </w:p>
     <w:p>
@@ -1973,7 +1984,23 @@
         </w:tabs>
       </w:pPr>
       <w:r>
-        <w:t>Initially, I reviewed the previously implemented baseline forecasting model based on the moving average approach and evaluated its limitations for research-oriented demand prediction. Based on this evaluation, the research direction was updated to focus on machine learning–based forecasting methods. I researched several forecasting approaches and identified ML.NET SSA (Singular Spectrum Analysis) as a suitable time-series forecasting technique for predicting vendor demand.</w:t>
+        <w:t xml:space="preserve">On March 18, a complete real-time farmer–vendor chat module was designed, implemented, and tested using </w:t>
+      </w:r>
+      <w:proofErr w:type="spellStart"/>
+      <w:r>
+        <w:t>SignalR</w:t>
+      </w:r>
+      <w:proofErr w:type="spellEnd"/>
+      <w:r>
+        <w:t xml:space="preserve"> within the ASP.NET Core and React architecture. This included enabling conversation creation and message exchange between users. Several critical issues were resolved during this phase, including incorrect user identification in the login flow, foreign key constraint errors in the database, and </w:t>
+      </w:r>
+      <w:proofErr w:type="spellStart"/>
+      <w:r>
+        <w:t>SignalR</w:t>
+      </w:r>
+      <w:proofErr w:type="spellEnd"/>
+      <w:r>
+        <w:t xml:space="preserve"> connection problems related to CORS and backend configuration. The chat interface was further improved by replacing manual user ID entry with a searchable dropdown based on name and email, making the system more user-friendly. End-to-end testing was conducted from both farmer and vendor perspectives to ensure reliable communication.</w:t>
       </w:r>
     </w:p>
     <w:p>
@@ -1983,15 +2010,7 @@
         </w:tabs>
       </w:pPr>
       <w:r>
-        <w:t xml:space="preserve">To support this approach, I implemented a machine learning forecasting engine using the ML.NET </w:t>
-      </w:r>
-      <w:proofErr w:type="spellStart"/>
-      <w:r>
-        <w:t>TimeSeries</w:t>
-      </w:r>
-      <w:proofErr w:type="spellEnd"/>
-      <w:r>
-        <w:t xml:space="preserve"> library. The new forecasting pipeline trains a model using historical demand request data and generates future demand predictions. The forecasting workflow was refactored so that the system can support multiple models, including both Moving Average and ML.NET SSA, allowing comparison between baseline and machine learning approaches for experimental evaluation.</w:t>
+        <w:t>On March 19, the forecasting module interface was enhanced to improve usability and data accuracy. Manual inputs for vendor and product selection were replaced with dynamic, searchable dropdowns, supported by newly developed backend APIs for vendor and product lookup. API integration in the frontend was updated to handle dynamic queries, and validation logic was improved to ensure correct request payloads and prevent errors. Additionally, the navigation structure of the application was refactored by introducing a shared sidebar component, reducing code duplication and improving maintainability across multiple pages.</w:t>
       </w:r>
     </w:p>
     <w:p>
@@ -2001,7 +2020,11 @@
         </w:tabs>
       </w:pPr>
       <w:r>
-        <w:t>Backend services were updated to support forecast generation and storage. A new forecasting engine was implemented, and the existing forecasting service layer was extended so that prediction results can be stored in the database. API endpoints were implemented to allow forecast generation and retrieval through the system’s analytics module.</w:t>
+        <w:t xml:space="preserve">On March 20, an advanced vendor recommendation feature was implemented to support intelligent dispatch planning. This feature uses forecast data, farmer inventory, and historical demand information to identify and rank the most suitable vendors. The recommendation logic was developed in the backend service layer and exposed via a </w:t>
+      </w:r>
+      <w:r>
+        <w:lastRenderedPageBreak/>
+        <w:t>secured API endpoint. The frontend dashboard was updated to dynamically display the top recommended vendors, enhancing decision-making capabilities for farmers.</w:t>
       </w:r>
     </w:p>
     <w:p>
@@ -2011,19 +2034,7 @@
         </w:tabs>
       </w:pPr>
       <w:r>
-        <w:t xml:space="preserve">On the frontend, I developed analytics pages that allow users to generate forecasts and compare different forecasting models. Visualization components were also added to display forecast results graphically. The </w:t>
-      </w:r>
-      <w:proofErr w:type="spellStart"/>
-      <w:r>
-        <w:t>ForecastLineChart.jsx</w:t>
-      </w:r>
-      <w:proofErr w:type="spellEnd"/>
-      <w:r>
-        <w:t xml:space="preserve"> component was </w:t>
-      </w:r>
-      <w:r>
-        <w:lastRenderedPageBreak/>
-        <w:t>implemented to display historical demand data alongside forecast predictions, improving the interpretability of forecasting results for users.</w:t>
+        <w:t>Overall, the work focused on real-time communication, intelligent forecasting integration, system usability improvements, and data-driven decision support, while ensuring strong frontend–backend integration and system stability.</w:t>
       </w:r>
     </w:p>
     <w:p>
@@ -2032,19 +2043,6 @@
           <w:tab w:val="left" w:pos="1110"/>
         </w:tabs>
       </w:pPr>
-      <w:r>
-        <w:t>Additionally, I began implementing a communication feature between farmers and vendors within the system. Frontend chat interfaces were developed to allow messaging between users, and authentication logic was updated to include user identifiers required for messaging functionality.</w:t>
-      </w:r>
-    </w:p>
-    <w:p>
-      <w:pPr>
-        <w:tabs>
-          <w:tab w:val="left" w:pos="1110"/>
-        </w:tabs>
-      </w:pPr>
-      <w:r>
-        <w:t>Overall, the system now supports machine learning–based forecasting, visual analytics dashboards, and the initial structure for a farmer–vendor communication module, which will be extended in the next phase of development.</w:t>
-      </w:r>
     </w:p>
     <w:p>
       <w:pPr>
@@ -2210,174 +2208,149 @@
         </w:rPr>
         <w:t>Backend Implementation (files added/updated):</w:t>
       </w:r>
-      <w:r>
-        <w:br/>
-        <w:t xml:space="preserve">• </w:t>
-      </w:r>
+    </w:p>
+    <w:p>
+      <w:pPr>
+        <w:pStyle w:val="ListParagraph"/>
+        <w:numPr>
+          <w:ilvl w:val="1"/>
+          <w:numId w:val="40"/>
+        </w:numPr>
+      </w:pPr>
       <w:proofErr w:type="spellStart"/>
       <w:r>
         <w:t>DemandForecastController.cs</w:t>
       </w:r>
       <w:proofErr w:type="spellEnd"/>
-      <w:r>
-        <w:br/>
-        <w:t xml:space="preserve">• </w:t>
-      </w:r>
+    </w:p>
+    <w:p>
+      <w:pPr>
+        <w:pStyle w:val="ListParagraph"/>
+        <w:numPr>
+          <w:ilvl w:val="1"/>
+          <w:numId w:val="40"/>
+        </w:numPr>
+      </w:pPr>
       <w:proofErr w:type="spellStart"/>
       <w:r>
         <w:t>ChatController.cs</w:t>
       </w:r>
       <w:proofErr w:type="spellEnd"/>
-      <w:r>
-        <w:br/>
-        <w:t xml:space="preserve">• </w:t>
-      </w:r>
+    </w:p>
+    <w:p>
+      <w:pPr>
+        <w:pStyle w:val="ListParagraph"/>
+        <w:numPr>
+          <w:ilvl w:val="1"/>
+          <w:numId w:val="40"/>
+        </w:numPr>
+      </w:pPr>
       <w:proofErr w:type="spellStart"/>
       <w:r>
-        <w:t>AppDbContext.cs</w:t>
+        <w:rPr>
+          <w:rFonts w:ascii="Segoe UI" w:eastAsia="Times New Roman" w:hAnsi="Segoe UI" w:cs="Segoe UI"/>
+          <w:kern w:val="0"/>
+          <w:sz w:val="21"/>
+          <w:szCs w:val="21"/>
+          <w:lang w:eastAsia="en-CA"/>
+          <w14:ligatures w14:val="none"/>
+        </w:rPr>
+        <w:t>FarmerRecommendationService.cs</w:t>
       </w:r>
       <w:proofErr w:type="spellEnd"/>
-      <w:r>
-        <w:br/>
-        <w:t xml:space="preserve">• </w:t>
-      </w:r>
+    </w:p>
+    <w:p>
+      <w:pPr>
+        <w:pStyle w:val="ListParagraph"/>
+        <w:numPr>
+          <w:ilvl w:val="1"/>
+          <w:numId w:val="40"/>
+        </w:numPr>
+      </w:pPr>
       <w:proofErr w:type="spellStart"/>
       <w:r>
-        <w:t>ChatHub.cs</w:t>
+        <w:rPr>
+          <w:rFonts w:ascii="Segoe UI" w:eastAsia="Times New Roman" w:hAnsi="Segoe UI" w:cs="Segoe UI"/>
+          <w:kern w:val="0"/>
+          <w:sz w:val="21"/>
+          <w:szCs w:val="21"/>
+          <w:lang w:eastAsia="en-CA"/>
+          <w14:ligatures w14:val="none"/>
+        </w:rPr>
+        <w:t>RecommendedVendorRowDto.cs</w:t>
       </w:r>
       <w:proofErr w:type="spellEnd"/>
-      <w:r>
-        <w:br/>
-        <w:t xml:space="preserve">• </w:t>
-      </w:r>
+    </w:p>
+    <w:p>
+      <w:pPr>
+        <w:pStyle w:val="ListParagraph"/>
+        <w:numPr>
+          <w:ilvl w:val="1"/>
+          <w:numId w:val="40"/>
+        </w:numPr>
+      </w:pPr>
       <w:proofErr w:type="spellStart"/>
       <w:r>
+        <w:rPr>
+          <w:rFonts w:ascii="Segoe UI" w:eastAsia="Times New Roman" w:hAnsi="Segoe UI" w:cs="Segoe UI"/>
+          <w:kern w:val="0"/>
+          <w:sz w:val="21"/>
+          <w:szCs w:val="21"/>
+          <w:lang w:eastAsia="en-CA"/>
+          <w14:ligatures w14:val="none"/>
+        </w:rPr>
+        <w:t>ChatUserLookupDto.cs</w:t>
+      </w:r>
+      <w:proofErr w:type="spellEnd"/>
+    </w:p>
+    <w:p>
+      <w:pPr>
+        <w:pStyle w:val="ListParagraph"/>
+        <w:numPr>
+          <w:ilvl w:val="1"/>
+          <w:numId w:val="40"/>
+        </w:numPr>
+      </w:pPr>
+      <w:proofErr w:type="spellStart"/>
+      <w:r>
+        <w:rPr>
+          <w:rFonts w:ascii="Segoe UI" w:eastAsia="Times New Roman" w:hAnsi="Segoe UI" w:cs="Segoe UI"/>
+          <w:kern w:val="0"/>
+          <w:sz w:val="21"/>
+          <w:szCs w:val="21"/>
+          <w:lang w:eastAsia="en-CA"/>
+          <w14:ligatures w14:val="none"/>
+        </w:rPr>
+        <w:t>FarmerController.cs</w:t>
+      </w:r>
+      <w:proofErr w:type="spellEnd"/>
+    </w:p>
+    <w:p>
+      <w:pPr>
+        <w:pStyle w:val="ListParagraph"/>
+        <w:numPr>
+          <w:ilvl w:val="1"/>
+          <w:numId w:val="40"/>
+        </w:numPr>
+      </w:pPr>
+      <w:proofErr w:type="spellStart"/>
+      <w:r>
+        <w:rPr>
+          <w:rFonts w:ascii="Segoe UI" w:eastAsia="Times New Roman" w:hAnsi="Segoe UI" w:cs="Segoe UI"/>
+          <w:kern w:val="0"/>
+          <w:sz w:val="21"/>
+          <w:szCs w:val="21"/>
+          <w:lang w:eastAsia="en-CA"/>
+          <w14:ligatures w14:val="none"/>
+        </w:rPr>
         <w:t>Program.cs</w:t>
       </w:r>
       <w:proofErr w:type="spellEnd"/>
-      <w:r>
-        <w:br/>
-        <w:t xml:space="preserve">• </w:t>
-      </w:r>
-      <w:proofErr w:type="spellStart"/>
-      <w:r>
-        <w:t>DemandForecastService.cs</w:t>
-      </w:r>
-      <w:proofErr w:type="spellEnd"/>
-      <w:r>
-        <w:br/>
-      </w:r>
-      <w:r>
-        <w:lastRenderedPageBreak/>
-        <w:t xml:space="preserve">• </w:t>
-      </w:r>
-      <w:proofErr w:type="spellStart"/>
-      <w:r>
-        <w:t>ChatService.cs</w:t>
-      </w:r>
-      <w:proofErr w:type="spellEnd"/>
-      <w:r>
-        <w:br/>
-        <w:t xml:space="preserve">• </w:t>
-      </w:r>
-      <w:proofErr w:type="spellStart"/>
-      <w:r>
-        <w:t>MLDemandForecastingEngine.cs</w:t>
-      </w:r>
-      <w:proofErr w:type="spellEnd"/>
-      <w:r>
-        <w:br/>
-        <w:t xml:space="preserve">• </w:t>
-      </w:r>
-      <w:proofErr w:type="spellStart"/>
-      <w:r>
-        <w:t>ChatMessage.cs</w:t>
-      </w:r>
-      <w:proofErr w:type="spellEnd"/>
-      <w:r>
-        <w:br/>
-        <w:t xml:space="preserve">• </w:t>
-      </w:r>
-      <w:proofErr w:type="spellStart"/>
-      <w:r>
-        <w:t>Conversation.cs</w:t>
-      </w:r>
-      <w:proofErr w:type="spellEnd"/>
-      <w:r>
-        <w:br/>
-        <w:t xml:space="preserve">• </w:t>
-      </w:r>
-      <w:proofErr w:type="spellStart"/>
-      <w:r>
-        <w:t>DemandForecastRowDto.cs</w:t>
-      </w:r>
-      <w:proofErr w:type="spellEnd"/>
-      <w:r>
-        <w:br/>
-        <w:t xml:space="preserve">• </w:t>
-      </w:r>
-      <w:proofErr w:type="spellStart"/>
-      <w:r>
-        <w:t>ForecastChartPointDto.cs</w:t>
-      </w:r>
-      <w:proofErr w:type="spellEnd"/>
-      <w:r>
-        <w:br/>
-        <w:t xml:space="preserve">• </w:t>
-      </w:r>
-      <w:proofErr w:type="spellStart"/>
-      <w:r>
-        <w:t>ChatMessageRowDto.cs</w:t>
-      </w:r>
-      <w:proofErr w:type="spellEnd"/>
-      <w:r>
-        <w:br/>
-        <w:t xml:space="preserve">• </w:t>
-      </w:r>
-      <w:proofErr w:type="spellStart"/>
-      <w:r>
-        <w:t>CreateConversationDto.cs</w:t>
-      </w:r>
-      <w:proofErr w:type="spellEnd"/>
-      <w:r>
-        <w:br/>
-        <w:t xml:space="preserve">• </w:t>
-      </w:r>
-      <w:proofErr w:type="spellStart"/>
-      <w:r>
-        <w:t>SendMessageDto.cs</w:t>
-      </w:r>
-      <w:proofErr w:type="spellEnd"/>
-      <w:r>
-        <w:br/>
-        <w:t xml:space="preserve">• </w:t>
-      </w:r>
-      <w:proofErr w:type="spellStart"/>
-      <w:r>
-        <w:t>AddChatModule</w:t>
-      </w:r>
-      <w:proofErr w:type="spellEnd"/>
-      <w:r>
-        <w:t xml:space="preserve"> migration files</w:t>
-      </w:r>
-      <w:r>
-        <w:br/>
-        <w:t xml:space="preserve">• </w:t>
-      </w:r>
-      <w:proofErr w:type="spellStart"/>
-      <w:r>
-        <w:t>AppDbContextModelSnapshot.cs</w:t>
-      </w:r>
-      <w:proofErr w:type="spellEnd"/>
-      <w:r>
-        <w:br/>
-        <w:t xml:space="preserve">• </w:t>
-      </w:r>
-      <w:proofErr w:type="spellStart"/>
-      <w:r>
-        <w:t>FarmVendor.Api.csproj</w:t>
-      </w:r>
-      <w:proofErr w:type="spellEnd"/>
+    </w:p>
+    <w:p>
+      <w:pPr>
+        <w:ind w:left="1080"/>
+      </w:pPr>
     </w:p>
     <w:p>
       <w:pPr>
@@ -2386,47 +2359,402 @@
           <w:ilvl w:val="0"/>
           <w:numId w:val="40"/>
         </w:numPr>
+      </w:pPr>
+      <w:r>
         <w:rPr>
           <w:b/>
           <w:bCs/>
         </w:rPr>
-      </w:pPr>
-      <w:r>
-        <w:rPr>
-          <w:b/>
-          <w:bCs/>
-        </w:rPr>
-        <w:t>Database tables</w:t>
-      </w:r>
-      <w:r>
-        <w:rPr>
-          <w:b/>
-          <w:bCs/>
-        </w:rPr>
-        <w:t>(created)</w:t>
+        <w:lastRenderedPageBreak/>
+        <w:t>Frontend Implementation (files added/updated):</w:t>
       </w:r>
     </w:p>
     <w:p>
       <w:pPr>
-        <w:ind w:left="720"/>
-      </w:pPr>
-      <w:r>
-        <w:t xml:space="preserve">• </w:t>
-      </w:r>
+        <w:pStyle w:val="ListParagraph"/>
+        <w:numPr>
+          <w:ilvl w:val="1"/>
+          <w:numId w:val="40"/>
+        </w:numPr>
+      </w:pPr>
+      <w:r>
+        <w:t>f</w:t>
+      </w:r>
+      <w:r>
+        <w:rPr>
+          <w:rFonts w:ascii="Segoe UI" w:eastAsia="Times New Roman" w:hAnsi="Segoe UI" w:cs="Segoe UI"/>
+          <w:kern w:val="0"/>
+          <w:sz w:val="21"/>
+          <w:szCs w:val="21"/>
+          <w:lang w:eastAsia="en-CA"/>
+          <w14:ligatures w14:val="none"/>
+        </w:rPr>
+        <w:t>orecastApi.js</w:t>
+      </w:r>
+    </w:p>
+    <w:p>
+      <w:pPr>
+        <w:pStyle w:val="ListParagraph"/>
+        <w:numPr>
+          <w:ilvl w:val="1"/>
+          <w:numId w:val="40"/>
+        </w:numPr>
+      </w:pPr>
+      <w:r>
+        <w:rPr>
+          <w:rFonts w:ascii="Segoe UI" w:eastAsia="Times New Roman" w:hAnsi="Segoe UI" w:cs="Segoe UI"/>
+          <w:kern w:val="0"/>
+          <w:sz w:val="21"/>
+          <w:szCs w:val="21"/>
+          <w:lang w:eastAsia="en-CA"/>
+          <w14:ligatures w14:val="none"/>
+        </w:rPr>
+        <w:t>chatApi.js</w:t>
+      </w:r>
+    </w:p>
+    <w:p>
+      <w:pPr>
+        <w:pStyle w:val="ListParagraph"/>
+        <w:numPr>
+          <w:ilvl w:val="1"/>
+          <w:numId w:val="40"/>
+        </w:numPr>
+      </w:pPr>
       <w:proofErr w:type="spellStart"/>
       <w:r>
-        <w:t>DemandForecast</w:t>
+        <w:rPr>
+          <w:rFonts w:ascii="Segoe UI" w:eastAsia="Times New Roman" w:hAnsi="Segoe UI" w:cs="Segoe UI"/>
+          <w:kern w:val="0"/>
+          <w:sz w:val="21"/>
+          <w:szCs w:val="21"/>
+          <w:lang w:eastAsia="en-CA"/>
+          <w14:ligatures w14:val="none"/>
+        </w:rPr>
+        <w:t>FarmerSidebar.jsx</w:t>
       </w:r>
       <w:proofErr w:type="spellEnd"/>
-      <w:r>
-        <w:br/>
-        <w:t xml:space="preserve">• </w:t>
-      </w:r>
+    </w:p>
+    <w:p>
+      <w:pPr>
+        <w:pStyle w:val="ListParagraph"/>
+        <w:numPr>
+          <w:ilvl w:val="1"/>
+          <w:numId w:val="40"/>
+        </w:numPr>
+        <w:rPr>
+          <w:rFonts w:ascii="Segoe UI" w:eastAsia="Times New Roman" w:hAnsi="Segoe UI" w:cs="Segoe UI"/>
+          <w:kern w:val="0"/>
+          <w:sz w:val="21"/>
+          <w:szCs w:val="21"/>
+          <w:lang w:eastAsia="en-CA"/>
+          <w14:ligatures w14:val="none"/>
+        </w:rPr>
+      </w:pPr>
       <w:proofErr w:type="spellStart"/>
       <w:r>
-        <w:t>ChatMessage</w:t>
+        <w:rPr>
+          <w:rFonts w:ascii="Segoe UI" w:eastAsia="Times New Roman" w:hAnsi="Segoe UI" w:cs="Segoe UI"/>
+          <w:kern w:val="0"/>
+          <w:sz w:val="21"/>
+          <w:szCs w:val="21"/>
+          <w:lang w:eastAsia="en-CA"/>
+          <w14:ligatures w14:val="none"/>
+        </w:rPr>
+        <w:t>VendorSidebar.jsx</w:t>
       </w:r>
       <w:proofErr w:type="spellEnd"/>
+      <w:r>
+        <w:rPr>
+          <w:rFonts w:ascii="Segoe UI" w:eastAsia="Times New Roman" w:hAnsi="Segoe UI" w:cs="Segoe UI"/>
+          <w:kern w:val="0"/>
+          <w:sz w:val="21"/>
+          <w:szCs w:val="21"/>
+          <w:lang w:eastAsia="en-CA"/>
+          <w14:ligatures w14:val="none"/>
+        </w:rPr>
+        <w:t xml:space="preserve"> </w:t>
+      </w:r>
+    </w:p>
+    <w:p>
+      <w:pPr>
+        <w:pStyle w:val="ListParagraph"/>
+        <w:numPr>
+          <w:ilvl w:val="1"/>
+          <w:numId w:val="40"/>
+        </w:numPr>
+        <w:rPr>
+          <w:rFonts w:ascii="Segoe UI" w:eastAsia="Times New Roman" w:hAnsi="Segoe UI" w:cs="Segoe UI"/>
+          <w:kern w:val="0"/>
+          <w:sz w:val="21"/>
+          <w:szCs w:val="21"/>
+          <w:lang w:eastAsia="en-CA"/>
+          <w14:ligatures w14:val="none"/>
+        </w:rPr>
+      </w:pPr>
+      <w:proofErr w:type="spellStart"/>
+      <w:r>
+        <w:rPr>
+          <w:rFonts w:ascii="Segoe UI" w:eastAsia="Times New Roman" w:hAnsi="Segoe UI" w:cs="Segoe UI"/>
+          <w:kern w:val="0"/>
+          <w:sz w:val="21"/>
+          <w:szCs w:val="21"/>
+          <w:lang w:eastAsia="en-CA"/>
+          <w14:ligatures w14:val="none"/>
+        </w:rPr>
+        <w:t>FarmerAnalytics.jsx</w:t>
+      </w:r>
+      <w:proofErr w:type="spellEnd"/>
+    </w:p>
+    <w:p>
+      <w:pPr>
+        <w:pStyle w:val="ListParagraph"/>
+        <w:numPr>
+          <w:ilvl w:val="1"/>
+          <w:numId w:val="40"/>
+        </w:numPr>
+      </w:pPr>
+      <w:proofErr w:type="spellStart"/>
+      <w:r>
+        <w:t>FarmerChat.jsx</w:t>
+      </w:r>
+      <w:proofErr w:type="spellEnd"/>
+    </w:p>
+    <w:p>
+      <w:pPr>
+        <w:pStyle w:val="ListParagraph"/>
+        <w:numPr>
+          <w:ilvl w:val="1"/>
+          <w:numId w:val="40"/>
+        </w:numPr>
+      </w:pPr>
+      <w:proofErr w:type="spellStart"/>
+      <w:r>
+        <w:t>FarmerDispatch.jsx</w:t>
+      </w:r>
+      <w:proofErr w:type="spellEnd"/>
+    </w:p>
+    <w:p>
+      <w:pPr>
+        <w:pStyle w:val="ListParagraph"/>
+        <w:numPr>
+          <w:ilvl w:val="1"/>
+          <w:numId w:val="40"/>
+        </w:numPr>
+      </w:pPr>
+      <w:proofErr w:type="spellStart"/>
+      <w:r>
+        <w:t>FarmerForecast.jsx</w:t>
+      </w:r>
+      <w:proofErr w:type="spellEnd"/>
+    </w:p>
+    <w:p>
+      <w:pPr>
+        <w:pStyle w:val="ListParagraph"/>
+        <w:numPr>
+          <w:ilvl w:val="1"/>
+          <w:numId w:val="40"/>
+        </w:numPr>
+      </w:pPr>
+      <w:proofErr w:type="spellStart"/>
+      <w:r>
+        <w:t>FarmerProducts.jsx</w:t>
+      </w:r>
+      <w:proofErr w:type="spellEnd"/>
+    </w:p>
+    <w:p>
+      <w:pPr>
+        <w:pStyle w:val="ListParagraph"/>
+        <w:numPr>
+          <w:ilvl w:val="1"/>
+          <w:numId w:val="40"/>
+        </w:numPr>
+      </w:pPr>
+      <w:proofErr w:type="spellStart"/>
+      <w:r>
+        <w:t>FarmerRequests.jsx</w:t>
+      </w:r>
+      <w:proofErr w:type="spellEnd"/>
+    </w:p>
+    <w:p>
+      <w:pPr>
+        <w:pStyle w:val="ListParagraph"/>
+        <w:numPr>
+          <w:ilvl w:val="1"/>
+          <w:numId w:val="40"/>
+        </w:numPr>
+      </w:pPr>
+      <w:proofErr w:type="spellStart"/>
+      <w:r>
+        <w:t>VendorAnalytics.jsx</w:t>
+      </w:r>
+      <w:proofErr w:type="spellEnd"/>
+    </w:p>
+    <w:p>
+      <w:pPr>
+        <w:pStyle w:val="ListParagraph"/>
+        <w:numPr>
+          <w:ilvl w:val="1"/>
+          <w:numId w:val="40"/>
+        </w:numPr>
+        <w:rPr>
+          <w:rFonts w:ascii="Segoe UI" w:eastAsia="Times New Roman" w:hAnsi="Segoe UI" w:cs="Segoe UI"/>
+          <w:kern w:val="0"/>
+          <w:sz w:val="21"/>
+          <w:szCs w:val="21"/>
+          <w:lang w:eastAsia="en-CA"/>
+          <w14:ligatures w14:val="none"/>
+        </w:rPr>
+      </w:pPr>
+      <w:proofErr w:type="spellStart"/>
+      <w:r>
+        <w:t>VendorChat.jsx</w:t>
+      </w:r>
+      <w:proofErr w:type="spellEnd"/>
+    </w:p>
+    <w:p>
+      <w:pPr>
+        <w:pStyle w:val="ListParagraph"/>
+        <w:numPr>
+          <w:ilvl w:val="1"/>
+          <w:numId w:val="40"/>
+        </w:numPr>
+      </w:pPr>
+      <w:proofErr w:type="spellStart"/>
+      <w:r>
+        <w:t>VendorForecast.jsx</w:t>
+      </w:r>
+      <w:proofErr w:type="spellEnd"/>
+    </w:p>
+    <w:p>
+      <w:pPr>
+        <w:pStyle w:val="ListParagraph"/>
+        <w:numPr>
+          <w:ilvl w:val="1"/>
+          <w:numId w:val="40"/>
+        </w:numPr>
+      </w:pPr>
+      <w:proofErr w:type="spellStart"/>
+      <w:r>
+        <w:t>VendorIncoming.jsx</w:t>
+      </w:r>
+      <w:proofErr w:type="spellEnd"/>
+    </w:p>
+    <w:p>
+      <w:pPr>
+        <w:pStyle w:val="ListParagraph"/>
+        <w:numPr>
+          <w:ilvl w:val="1"/>
+          <w:numId w:val="40"/>
+        </w:numPr>
+      </w:pPr>
+      <w:proofErr w:type="spellStart"/>
+      <w:r>
+        <w:t>VendorRequests.jsx</w:t>
+      </w:r>
+      <w:proofErr w:type="spellEnd"/>
+    </w:p>
+    <w:p>
+      <w:pPr>
+        <w:pStyle w:val="ListParagraph"/>
+        <w:numPr>
+          <w:ilvl w:val="1"/>
+          <w:numId w:val="40"/>
+        </w:numPr>
+      </w:pPr>
+      <w:proofErr w:type="spellStart"/>
+      <w:r>
+        <w:t>VendorStock.jsx</w:t>
+      </w:r>
+      <w:proofErr w:type="spellEnd"/>
+    </w:p>
+    <w:p>
+      <w:pPr>
+        <w:pStyle w:val="ListParagraph"/>
+        <w:numPr>
+          <w:ilvl w:val="1"/>
+          <w:numId w:val="40"/>
+        </w:numPr>
+      </w:pPr>
+      <w:proofErr w:type="spellStart"/>
+      <w:r>
+        <w:t>App.jsx</w:t>
+      </w:r>
+      <w:proofErr w:type="spellEnd"/>
+    </w:p>
+    <w:p>
+      <w:pPr>
+        <w:pStyle w:val="ListParagraph"/>
+        <w:numPr>
+          <w:ilvl w:val="1"/>
+          <w:numId w:val="40"/>
+        </w:numPr>
+      </w:pPr>
+      <w:proofErr w:type="spellStart"/>
+      <w:r>
+        <w:t>Login.jsx</w:t>
+      </w:r>
+      <w:proofErr w:type="spellEnd"/>
+    </w:p>
+    <w:p>
+      <w:pPr>
+        <w:pStyle w:val="ListParagraph"/>
+        <w:numPr>
+          <w:ilvl w:val="1"/>
+          <w:numId w:val="40"/>
+        </w:numPr>
+      </w:pPr>
+      <w:proofErr w:type="spellStart"/>
+      <w:r>
+        <w:t>FarmerDashboard.jsx</w:t>
+      </w:r>
+      <w:proofErr w:type="spellEnd"/>
+    </w:p>
+    <w:p>
+      <w:pPr>
+        <w:pStyle w:val="ListParagraph"/>
+        <w:numPr>
+          <w:ilvl w:val="1"/>
+          <w:numId w:val="40"/>
+        </w:numPr>
+      </w:pPr>
+      <w:proofErr w:type="spellStart"/>
+      <w:r>
+        <w:t>VendorDashboard.jsx</w:t>
+      </w:r>
+      <w:proofErr w:type="spellEnd"/>
+    </w:p>
+    <w:p>
+      <w:pPr>
+        <w:pStyle w:val="ListParagraph"/>
+        <w:numPr>
+          <w:ilvl w:val="1"/>
+          <w:numId w:val="40"/>
+        </w:numPr>
+        <w:rPr>
+          <w:rFonts w:ascii="Segoe UI" w:eastAsia="Times New Roman" w:hAnsi="Segoe UI" w:cs="Segoe UI"/>
+          <w:kern w:val="0"/>
+          <w:sz w:val="21"/>
+          <w:szCs w:val="21"/>
+          <w:lang w:eastAsia="en-CA"/>
+          <w14:ligatures w14:val="none"/>
+        </w:rPr>
+      </w:pPr>
+      <w:r>
+        <w:t>package-</w:t>
+      </w:r>
+      <w:proofErr w:type="spellStart"/>
+      <w:proofErr w:type="gramStart"/>
+      <w:r>
+        <w:t>lock.json</w:t>
+      </w:r>
+      <w:proofErr w:type="spellEnd"/>
+      <w:proofErr w:type="gramEnd"/>
+    </w:p>
+    <w:p>
+      <w:pPr>
+        <w:pStyle w:val="ListParagraph"/>
+        <w:ind w:left="1440"/>
+      </w:pPr>
     </w:p>
     <w:p>
       <w:pPr>
@@ -2441,128 +2769,53 @@
           <w:b/>
           <w:bCs/>
         </w:rPr>
-        <w:t>Frontend Implementation (files added/updated):</w:t>
-      </w:r>
-      <w:r>
-        <w:br/>
-        <w:t xml:space="preserve">• </w:t>
+        <w:t>Database/</w:t>
       </w:r>
       <w:proofErr w:type="spellStart"/>
       <w:r>
-        <w:t>App.jsx</w:t>
+        <w:rPr>
+          <w:b/>
+          <w:bCs/>
+        </w:rPr>
+        <w:t>sql</w:t>
       </w:r>
       <w:proofErr w:type="spellEnd"/>
       <w:r>
-        <w:br/>
-        <w:t>• forecastApi.js</w:t>
-      </w:r>
-      <w:r>
-        <w:br/>
-        <w:t>• chatApi.js</w:t>
-      </w:r>
-      <w:r>
-        <w:br/>
-        <w:t xml:space="preserve">• </w:t>
-      </w:r>
+        <w:rPr>
+          <w:b/>
+          <w:bCs/>
+        </w:rPr>
+        <w:t xml:space="preserve"> queries</w:t>
+      </w:r>
+      <w:r>
+        <w:rPr>
+          <w:b/>
+          <w:bCs/>
+        </w:rPr>
+        <w:t>:</w:t>
+      </w:r>
+    </w:p>
+    <w:p>
+      <w:pPr>
+        <w:pStyle w:val="ListParagraph"/>
+        <w:numPr>
+          <w:ilvl w:val="1"/>
+          <w:numId w:val="40"/>
+        </w:numPr>
+      </w:pPr>
       <w:proofErr w:type="spellStart"/>
       <w:r>
-        <w:t>ForecastLineChart.jsx</w:t>
-      </w:r>
-      <w:proofErr w:type="spellEnd"/>
-      <w:r>
-        <w:br/>
-        <w:t xml:space="preserve">• </w:t>
-      </w:r>
-      <w:proofErr w:type="spellStart"/>
-      <w:r>
-        <w:t>ChatBox.jsx</w:t>
-      </w:r>
-      <w:proofErr w:type="spellEnd"/>
-      <w:r>
-        <w:br/>
-        <w:t xml:space="preserve">• </w:t>
-      </w:r>
-      <w:proofErr w:type="spellStart"/>
-      <w:r>
-        <w:t>FarmerForecast.jsx</w:t>
-      </w:r>
-      <w:proofErr w:type="spellEnd"/>
-      <w:r>
-        <w:br/>
-        <w:t xml:space="preserve">• </w:t>
-      </w:r>
-      <w:proofErr w:type="spellStart"/>
-      <w:r>
-        <w:t>VendorForecast.jsx</w:t>
-      </w:r>
-      <w:proofErr w:type="spellEnd"/>
-      <w:r>
-        <w:br/>
-        <w:t xml:space="preserve">• </w:t>
-      </w:r>
-      <w:proofErr w:type="spellStart"/>
-      <w:r>
-        <w:t>FarmerChat.jsx</w:t>
-      </w:r>
-      <w:proofErr w:type="spellEnd"/>
-      <w:r>
-        <w:br/>
-        <w:t xml:space="preserve">• </w:t>
-      </w:r>
-      <w:proofErr w:type="spellStart"/>
-      <w:r>
-        <w:t>VendorChat.jsx</w:t>
-      </w:r>
-      <w:proofErr w:type="spellEnd"/>
-      <w:r>
-        <w:br/>
-        <w:t xml:space="preserve">• </w:t>
-      </w:r>
-      <w:proofErr w:type="spellStart"/>
-      <w:r>
-        <w:t>FarmerDashboard.jsx</w:t>
-      </w:r>
-      <w:proofErr w:type="spellEnd"/>
-      <w:r>
-        <w:br/>
-        <w:t xml:space="preserve">• </w:t>
-      </w:r>
-      <w:proofErr w:type="spellStart"/>
-      <w:r>
-        <w:t>VendorDashboard.jsx</w:t>
-      </w:r>
-      <w:proofErr w:type="spellEnd"/>
-      <w:r>
-        <w:br/>
-        <w:t xml:space="preserve">• </w:t>
-      </w:r>
-      <w:proofErr w:type="spellStart"/>
-      <w:r>
-        <w:t>Login.jsx</w:t>
-      </w:r>
-      <w:proofErr w:type="spellEnd"/>
-      <w:r>
-        <w:br/>
-        <w:t xml:space="preserve">• </w:t>
-      </w:r>
-      <w:proofErr w:type="spellStart"/>
-      <w:proofErr w:type="gramStart"/>
-      <w:r>
-        <w:t>package.json</w:t>
-      </w:r>
-      <w:proofErr w:type="spellEnd"/>
-      <w:proofErr w:type="gramEnd"/>
-      <w:r>
-        <w:br/>
-        <w:t>• package-</w:t>
-      </w:r>
-      <w:proofErr w:type="spellStart"/>
-      <w:r>
-        <w:t>lock.json</w:t>
+        <w:t>userID.sql</w:t>
       </w:r>
       <w:proofErr w:type="spellEnd"/>
     </w:p>
     <w:p>
+      <w:pPr>
+        <w:pStyle w:val="ListParagraph"/>
+        <w:ind w:left="1440"/>
+      </w:pPr>
+    </w:p>
+    <w:p>
       <w:r>
         <w:t xml:space="preserve">All changes have been committed to the repository under the appropriate Implementation directory. The progress report document will be checked into the </w:t>
       </w:r>
@@ -2577,84 +2830,125 @@
     </w:p>
     <w:p/>
     <w:p>
-      <w:proofErr w:type="spellStart"/>
-      <w:r>
-        <w:t>DocumentsAndReports</w:t>
-      </w:r>
-      <w:proofErr w:type="spellEnd"/>
-      <w:r>
-        <w:t xml:space="preserve"> </w:t>
-      </w:r>
-    </w:p>
-    <w:p>
       <w:pPr>
         <w:pStyle w:val="ListParagraph"/>
         <w:numPr>
           <w:ilvl w:val="0"/>
-          <w:numId w:val="19"/>
+          <w:numId w:val="41"/>
         </w:numPr>
-      </w:pPr>
-      <w:r>
-        <w:lastRenderedPageBreak/>
-        <w:t>Progress reports</w:t>
-      </w:r>
-      <w:r>
-        <w:t>4</w:t>
-      </w:r>
-      <w:r>
-        <w:t xml:space="preserve"> document</w:t>
+        <w:rPr>
+          <w:b/>
+          <w:bCs/>
+        </w:rPr>
+      </w:pPr>
+      <w:proofErr w:type="spellStart"/>
+      <w:r>
+        <w:rPr>
+          <w:b/>
+          <w:bCs/>
+        </w:rPr>
+        <w:t>DocumentsAndReports</w:t>
+      </w:r>
+      <w:proofErr w:type="spellEnd"/>
+      <w:r>
+        <w:rPr>
+          <w:b/>
+          <w:bCs/>
+        </w:rPr>
+        <w:t xml:space="preserve"> </w:t>
       </w:r>
     </w:p>
     <w:p>
       <w:pPr>
         <w:pStyle w:val="ListParagraph"/>
         <w:numPr>
-          <w:ilvl w:val="0"/>
-          <w:numId w:val="19"/>
+          <w:ilvl w:val="1"/>
+          <w:numId w:val="40"/>
         </w:numPr>
       </w:pPr>
       <w:r>
-        <w:t>Worklog excel sheet</w:t>
+        <w:t>Progress reports</w:t>
+      </w:r>
+      <w:r>
+        <w:t>5</w:t>
+      </w:r>
+      <w:r>
+        <w:t xml:space="preserve"> document</w:t>
       </w:r>
     </w:p>
     <w:p>
       <w:pPr>
         <w:pStyle w:val="ListParagraph"/>
         <w:numPr>
-          <w:ilvl w:val="0"/>
-          <w:numId w:val="19"/>
+          <w:ilvl w:val="1"/>
+          <w:numId w:val="40"/>
         </w:numPr>
       </w:pPr>
       <w:r>
-        <w:t>Installation steps document</w:t>
+        <w:t>Worklog excel sheet</w:t>
       </w:r>
     </w:p>
     <w:p>
       <w:pPr>
         <w:pStyle w:val="ListParagraph"/>
         <w:numPr>
-          <w:ilvl w:val="0"/>
-          <w:numId w:val="19"/>
+          <w:ilvl w:val="1"/>
+          <w:numId w:val="40"/>
         </w:numPr>
       </w:pPr>
       <w:r>
-        <w:t>Issues identified document</w:t>
+        <w:t>Installation steps document</w:t>
       </w:r>
     </w:p>
     <w:p>
       <w:pPr>
         <w:pStyle w:val="ListParagraph"/>
         <w:numPr>
-          <w:ilvl w:val="0"/>
-          <w:numId w:val="19"/>
+          <w:ilvl w:val="1"/>
+          <w:numId w:val="40"/>
         </w:numPr>
       </w:pPr>
       <w:r>
+        <w:t>Issues identified document</w:t>
+      </w:r>
+    </w:p>
+    <w:p>
+      <w:pPr>
+        <w:pStyle w:val="ListParagraph"/>
+        <w:numPr>
+          <w:ilvl w:val="1"/>
+          <w:numId w:val="40"/>
+        </w:numPr>
+      </w:pPr>
+      <w:r>
         <w:t>Appendix</w:t>
       </w:r>
     </w:p>
-    <w:p/>
-    <w:p/>
+    <w:p>
+      <w:pPr>
+        <w:pStyle w:val="ListParagraph"/>
+        <w:numPr>
+          <w:ilvl w:val="1"/>
+          <w:numId w:val="40"/>
+        </w:numPr>
+      </w:pPr>
+      <w:r>
+        <w:lastRenderedPageBreak/>
+        <w:t>ML generation for top 5 vendors.docx</w:t>
+      </w:r>
+    </w:p>
+    <w:p>
+      <w:pPr>
+        <w:pStyle w:val="ListParagraph"/>
+        <w:numPr>
+          <w:ilvl w:val="1"/>
+          <w:numId w:val="40"/>
+        </w:numPr>
+      </w:pPr>
+      <w:r>
+        <w:t>ManeeshaE_FinalReport.docx</w:t>
+      </w:r>
+    </w:p>
     <w:p/>
     <w:p>
       <w:pPr>
@@ -4317,7 +4611,6 @@
         </w:numPr>
       </w:pPr>
       <w:r>
-        <w:lastRenderedPageBreak/>
         <w:t xml:space="preserve">Extended the </w:t>
       </w:r>
       <w:proofErr w:type="spellStart"/>
@@ -4350,10 +4643,6 @@
       </w:r>
     </w:p>
     <w:p/>
-    <w:p/>
-    <w:p/>
-    <w:p/>
-    <w:p/>
     <w:p>
       <w:pPr>
         <w:rPr>
@@ -4371,19 +4660,29 @@
     </w:p>
     <w:p>
       <w:r>
+        <w:lastRenderedPageBreak/>
         <w:t>Below are representative prompts used during this reporting period:</w:t>
       </w:r>
     </w:p>
+    <w:p/>
     <w:p>
       <w:pPr>
         <w:pStyle w:val="ListParagraph"/>
         <w:numPr>
           <w:ilvl w:val="0"/>
-          <w:numId w:val="28"/>
+          <w:numId w:val="43"/>
         </w:numPr>
       </w:pPr>
       <w:r>
-        <w:t>“How to implement time series forecasting using ML.NET SSA algorithm”</w:t>
+        <w:t xml:space="preserve">“How to implement real-time chat functionality using </w:t>
+      </w:r>
+      <w:proofErr w:type="spellStart"/>
+      <w:r>
+        <w:t>SignalR</w:t>
+      </w:r>
+      <w:proofErr w:type="spellEnd"/>
+      <w:r>
+        <w:t xml:space="preserve"> in ASP.NET Core with React frontend” </w:t>
       </w:r>
     </w:p>
     <w:p>
@@ -4391,11 +4690,11 @@
         <w:pStyle w:val="ListParagraph"/>
         <w:numPr>
           <w:ilvl w:val="0"/>
-          <w:numId w:val="28"/>
+          <w:numId w:val="43"/>
         </w:numPr>
       </w:pPr>
       <w:r>
-        <w:t>“Create ML.NET pipeline for predicting future demand values from historical data”</w:t>
+        <w:t xml:space="preserve">“Fix foreign key constraint error when creating chat conversation between two users in EF Core” </w:t>
       </w:r>
     </w:p>
     <w:p>
@@ -4403,11 +4702,27 @@
         <w:pStyle w:val="ListParagraph"/>
         <w:numPr>
           <w:ilvl w:val="0"/>
-          <w:numId w:val="28"/>
+          <w:numId w:val="43"/>
         </w:numPr>
       </w:pPr>
       <w:r>
-        <w:t>“How to integrate ML.NET forecasting into ASP.NET Core service layer”</w:t>
+        <w:t xml:space="preserve">“How to correctly store and retrieve authenticated </w:t>
+      </w:r>
+      <w:proofErr w:type="spellStart"/>
+      <w:r>
+        <w:t>userId</w:t>
+      </w:r>
+      <w:proofErr w:type="spellEnd"/>
+      <w:r>
+        <w:t xml:space="preserve"> from JWT/</w:t>
+      </w:r>
+      <w:proofErr w:type="spellStart"/>
+      <w:r>
+        <w:t>localStorage</w:t>
+      </w:r>
+      <w:proofErr w:type="spellEnd"/>
+      <w:r>
+        <w:t xml:space="preserve"> in React application” </w:t>
       </w:r>
     </w:p>
     <w:p>
@@ -4415,11 +4730,19 @@
         <w:pStyle w:val="ListParagraph"/>
         <w:numPr>
           <w:ilvl w:val="0"/>
-          <w:numId w:val="28"/>
+          <w:numId w:val="43"/>
         </w:numPr>
       </w:pPr>
       <w:r>
-        <w:t>“Store forecast results generated by ML.NET in SQL Server using Entity Framework Core”</w:t>
+        <w:t xml:space="preserve">“Resolve </w:t>
+      </w:r>
+      <w:proofErr w:type="spellStart"/>
+      <w:r>
+        <w:t>SignalR</w:t>
+      </w:r>
+      <w:proofErr w:type="spellEnd"/>
+      <w:r>
+        <w:t xml:space="preserve"> connection issues including CORS and WebSocket negotiation errors in ASP.NET Core” </w:t>
       </w:r>
     </w:p>
     <w:p>
@@ -4427,11 +4750,19 @@
         <w:pStyle w:val="ListParagraph"/>
         <w:numPr>
           <w:ilvl w:val="0"/>
-          <w:numId w:val="28"/>
+          <w:numId w:val="43"/>
         </w:numPr>
       </w:pPr>
       <w:r>
-        <w:t>“Design forecasting comparison between Moving Average and ML.NET SSA models”</w:t>
+        <w:t xml:space="preserve">“Design chat system with conversation creation, message storage, and real-time updates using </w:t>
+      </w:r>
+      <w:proofErr w:type="spellStart"/>
+      <w:r>
+        <w:t>SignalR</w:t>
+      </w:r>
+      <w:proofErr w:type="spellEnd"/>
+      <w:r>
+        <w:t xml:space="preserve">” </w:t>
       </w:r>
     </w:p>
     <w:p>
@@ -4439,11 +4770,11 @@
         <w:pStyle w:val="ListParagraph"/>
         <w:numPr>
           <w:ilvl w:val="0"/>
-          <w:numId w:val="28"/>
+          <w:numId w:val="43"/>
         </w:numPr>
       </w:pPr>
       <w:r>
-        <w:t>“Create React chart component to display demand history and forecast predictions”</w:t>
+        <w:t xml:space="preserve">“Replace manual user ID input with searchable dropdown using name/email in React UI” </w:t>
       </w:r>
     </w:p>
     <w:p>
@@ -4451,11 +4782,11 @@
         <w:pStyle w:val="ListParagraph"/>
         <w:numPr>
           <w:ilvl w:val="0"/>
-          <w:numId w:val="28"/>
+          <w:numId w:val="43"/>
         </w:numPr>
       </w:pPr>
       <w:r>
-        <w:t>“Integrate forecast visualization charts into React analytics dashboard”</w:t>
+        <w:t xml:space="preserve">“Create backend API to search users (vendors/farmers) by name or email using Entity Framework Core” </w:t>
       </w:r>
     </w:p>
     <w:p>
@@ -4463,11 +4794,11 @@
         <w:pStyle w:val="ListParagraph"/>
         <w:numPr>
           <w:ilvl w:val="0"/>
-          <w:numId w:val="28"/>
+          <w:numId w:val="43"/>
         </w:numPr>
       </w:pPr>
       <w:r>
-        <w:t>“Design chat interface between two user roles in a React application”</w:t>
+        <w:t xml:space="preserve">“Improve user experience in React forms by integrating dynamic search-based dropdown selection” </w:t>
       </w:r>
     </w:p>
     <w:p>
@@ -4475,11 +4806,11 @@
         <w:pStyle w:val="ListParagraph"/>
         <w:numPr>
           <w:ilvl w:val="0"/>
-          <w:numId w:val="28"/>
+          <w:numId w:val="43"/>
         </w:numPr>
       </w:pPr>
       <w:r>
-        <w:t>“Implement frontend chat UI components for messaging between users”</w:t>
+        <w:t xml:space="preserve">“Fix React module import/export errors and ensure proper API integration structure” </w:t>
       </w:r>
     </w:p>
     <w:p>
@@ -4487,19 +4818,148 @@
         <w:pStyle w:val="ListParagraph"/>
         <w:numPr>
           <w:ilvl w:val="0"/>
-          <w:numId w:val="28"/>
+          <w:numId w:val="43"/>
         </w:numPr>
       </w:pPr>
       <w:r>
-        <w:t xml:space="preserve">“Store authenticated user information in </w:t>
+        <w:t xml:space="preserve">“Enhance forecasting UI by replacing manual </w:t>
       </w:r>
       <w:proofErr w:type="spellStart"/>
       <w:r>
-        <w:t>localStorage</w:t>
+        <w:t>vendorId</w:t>
       </w:r>
       <w:proofErr w:type="spellEnd"/>
       <w:r>
-        <w:t xml:space="preserve"> for messaging and session management”</w:t>
+        <w:t>/</w:t>
+      </w:r>
+      <w:proofErr w:type="spellStart"/>
+      <w:r>
+        <w:t>productId</w:t>
+      </w:r>
+      <w:proofErr w:type="spellEnd"/>
+      <w:r>
+        <w:t xml:space="preserve"> input with searchable dropdown components” </w:t>
+      </w:r>
+    </w:p>
+    <w:p>
+      <w:pPr>
+        <w:pStyle w:val="ListParagraph"/>
+        <w:numPr>
+          <w:ilvl w:val="0"/>
+          <w:numId w:val="43"/>
+        </w:numPr>
+      </w:pPr>
+      <w:r>
+        <w:t xml:space="preserve">“Create API endpoints for vendor and product lookup with search functionality in ASP.NET Core” </w:t>
+      </w:r>
+    </w:p>
+    <w:p>
+      <w:pPr>
+        <w:pStyle w:val="ListParagraph"/>
+        <w:numPr>
+          <w:ilvl w:val="0"/>
+          <w:numId w:val="43"/>
+        </w:numPr>
+      </w:pPr>
+      <w:r>
+        <w:t xml:space="preserve">“How to handle validation errors and payload structure issues in React form submission to backend APIs” </w:t>
+      </w:r>
+    </w:p>
+    <w:p>
+      <w:pPr>
+        <w:pStyle w:val="ListParagraph"/>
+        <w:numPr>
+          <w:ilvl w:val="0"/>
+          <w:numId w:val="43"/>
+        </w:numPr>
+      </w:pPr>
+      <w:r>
+        <w:t xml:space="preserve">“Debug why forecast data is not returned for selected vendor and identify root cause in backend filtering” </w:t>
+      </w:r>
+    </w:p>
+    <w:p>
+      <w:pPr>
+        <w:pStyle w:val="ListParagraph"/>
+        <w:numPr>
+          <w:ilvl w:val="0"/>
+          <w:numId w:val="43"/>
+        </w:numPr>
+      </w:pPr>
+      <w:r>
+        <w:t xml:space="preserve">“Design recommendation system to suggest best vendors for farmers based on forecast and inventory data” </w:t>
+      </w:r>
+    </w:p>
+    <w:p>
+      <w:pPr>
+        <w:pStyle w:val="ListParagraph"/>
+        <w:numPr>
+          <w:ilvl w:val="0"/>
+          <w:numId w:val="43"/>
+        </w:numPr>
+      </w:pPr>
+      <w:r>
+        <w:t xml:space="preserve">“Implement ML-based or rule-based vendor recommendation logic using forecast demand and available inventory” </w:t>
+      </w:r>
+    </w:p>
+    <w:p>
+      <w:pPr>
+        <w:pStyle w:val="ListParagraph"/>
+        <w:numPr>
+          <w:ilvl w:val="0"/>
+          <w:numId w:val="43"/>
+        </w:numPr>
+      </w:pPr>
+      <w:r>
+        <w:t xml:space="preserve">“Create API endpoint to return top recommended vendors for a farmer dashboard” </w:t>
+      </w:r>
+    </w:p>
+    <w:p>
+      <w:pPr>
+        <w:pStyle w:val="ListParagraph"/>
+        <w:numPr>
+          <w:ilvl w:val="0"/>
+          <w:numId w:val="43"/>
+        </w:numPr>
+      </w:pPr>
+      <w:r>
+        <w:t xml:space="preserve">“Integrate vendor recommendation API into React dashboard and display results in a table UI” </w:t>
+      </w:r>
+    </w:p>
+    <w:p>
+      <w:pPr>
+        <w:pStyle w:val="ListParagraph"/>
+        <w:numPr>
+          <w:ilvl w:val="0"/>
+          <w:numId w:val="43"/>
+        </w:numPr>
+      </w:pPr>
+      <w:r>
+        <w:t xml:space="preserve">“Refactor React navigation into reusable sidebar components to reduce code duplication” </w:t>
+      </w:r>
+    </w:p>
+    <w:p>
+      <w:pPr>
+        <w:pStyle w:val="ListParagraph"/>
+        <w:numPr>
+          <w:ilvl w:val="0"/>
+          <w:numId w:val="43"/>
+        </w:numPr>
+      </w:pPr>
+      <w:r>
+        <w:lastRenderedPageBreak/>
+        <w:t xml:space="preserve">“Fix routing and authentication issues causing unexpected redirects to login page in React Router” </w:t>
+      </w:r>
+    </w:p>
+    <w:p>
+      <w:pPr>
+        <w:pStyle w:val="ListParagraph"/>
+        <w:numPr>
+          <w:ilvl w:val="0"/>
+          <w:numId w:val="43"/>
+        </w:numPr>
+      </w:pPr>
+      <w:r>
+        <w:t>“Improve overall system integration between frontend and backend by aligning API contracts and data flow”</w:t>
       </w:r>
     </w:p>
     <w:p>
@@ -7377,6 +7837,119 @@
     </w:lvl>
   </w:abstractNum>
   <w:abstractNum w:abstractNumId="26" w15:restartNumberingAfterBreak="0">
+    <w:nsid w:val="43B83BA0"/>
+    <w:multiLevelType w:val="hybridMultilevel"/>
+    <w:tmpl w:val="5F48BBCA"/>
+    <w:lvl w:ilvl="0" w:tplc="10090001">
+      <w:start w:val="1"/>
+      <w:numFmt w:val="bullet"/>
+      <w:lvlText w:val=""/>
+      <w:lvlJc w:val="left"/>
+      <w:pPr>
+        <w:ind w:left="720" w:hanging="360"/>
+      </w:pPr>
+      <w:rPr>
+        <w:rFonts w:ascii="Symbol" w:hAnsi="Symbol" w:hint="default"/>
+      </w:rPr>
+    </w:lvl>
+    <w:lvl w:ilvl="1" w:tplc="10090003" w:tentative="1">
+      <w:start w:val="1"/>
+      <w:numFmt w:val="bullet"/>
+      <w:lvlText w:val="o"/>
+      <w:lvlJc w:val="left"/>
+      <w:pPr>
+        <w:ind w:left="1440" w:hanging="360"/>
+      </w:pPr>
+      <w:rPr>
+        <w:rFonts w:ascii="Courier New" w:hAnsi="Courier New" w:cs="Courier New" w:hint="default"/>
+      </w:rPr>
+    </w:lvl>
+    <w:lvl w:ilvl="2" w:tplc="10090005" w:tentative="1">
+      <w:start w:val="1"/>
+      <w:numFmt w:val="bullet"/>
+      <w:lvlText w:val=""/>
+      <w:lvlJc w:val="left"/>
+      <w:pPr>
+        <w:ind w:left="2160" w:hanging="360"/>
+      </w:pPr>
+      <w:rPr>
+        <w:rFonts w:ascii="Wingdings" w:hAnsi="Wingdings" w:hint="default"/>
+      </w:rPr>
+    </w:lvl>
+    <w:lvl w:ilvl="3" w:tplc="10090001" w:tentative="1">
+      <w:start w:val="1"/>
+      <w:numFmt w:val="bullet"/>
+      <w:lvlText w:val=""/>
+      <w:lvlJc w:val="left"/>
+      <w:pPr>
+        <w:ind w:left="2880" w:hanging="360"/>
+      </w:pPr>
+      <w:rPr>
+        <w:rFonts w:ascii="Symbol" w:hAnsi="Symbol" w:hint="default"/>
+      </w:rPr>
+    </w:lvl>
+    <w:lvl w:ilvl="4" w:tplc="10090003" w:tentative="1">
+      <w:start w:val="1"/>
+      <w:numFmt w:val="bullet"/>
+      <w:lvlText w:val="o"/>
+      <w:lvlJc w:val="left"/>
+      <w:pPr>
+        <w:ind w:left="3600" w:hanging="360"/>
+      </w:pPr>
+      <w:rPr>
+        <w:rFonts w:ascii="Courier New" w:hAnsi="Courier New" w:cs="Courier New" w:hint="default"/>
+      </w:rPr>
+    </w:lvl>
+    <w:lvl w:ilvl="5" w:tplc="10090005" w:tentative="1">
+      <w:start w:val="1"/>
+      <w:numFmt w:val="bullet"/>
+      <w:lvlText w:val=""/>
+      <w:lvlJc w:val="left"/>
+      <w:pPr>
+        <w:ind w:left="4320" w:hanging="360"/>
+      </w:pPr>
+      <w:rPr>
+        <w:rFonts w:ascii="Wingdings" w:hAnsi="Wingdings" w:hint="default"/>
+      </w:rPr>
+    </w:lvl>
+    <w:lvl w:ilvl="6" w:tplc="10090001" w:tentative="1">
+      <w:start w:val="1"/>
+      <w:numFmt w:val="bullet"/>
+      <w:lvlText w:val=""/>
+      <w:lvlJc w:val="left"/>
+      <w:pPr>
+        <w:ind w:left="5040" w:hanging="360"/>
+      </w:pPr>
+      <w:rPr>
+        <w:rFonts w:ascii="Symbol" w:hAnsi="Symbol" w:hint="default"/>
+      </w:rPr>
+    </w:lvl>
+    <w:lvl w:ilvl="7" w:tplc="10090003" w:tentative="1">
+      <w:start w:val="1"/>
+      <w:numFmt w:val="bullet"/>
+      <w:lvlText w:val="o"/>
+      <w:lvlJc w:val="left"/>
+      <w:pPr>
+        <w:ind w:left="5760" w:hanging="360"/>
+      </w:pPr>
+      <w:rPr>
+        <w:rFonts w:ascii="Courier New" w:hAnsi="Courier New" w:cs="Courier New" w:hint="default"/>
+      </w:rPr>
+    </w:lvl>
+    <w:lvl w:ilvl="8" w:tplc="10090005" w:tentative="1">
+      <w:start w:val="1"/>
+      <w:numFmt w:val="bullet"/>
+      <w:lvlText w:val=""/>
+      <w:lvlJc w:val="left"/>
+      <w:pPr>
+        <w:ind w:left="6480" w:hanging="360"/>
+      </w:pPr>
+      <w:rPr>
+        <w:rFonts w:ascii="Wingdings" w:hAnsi="Wingdings" w:hint="default"/>
+      </w:rPr>
+    </w:lvl>
+  </w:abstractNum>
+  <w:abstractNum w:abstractNumId="27" w15:restartNumberingAfterBreak="0">
     <w:nsid w:val="45830716"/>
     <w:multiLevelType w:val="hybridMultilevel"/>
     <w:tmpl w:val="2294EB80"/>
@@ -7489,7 +8062,7 @@
       </w:rPr>
     </w:lvl>
   </w:abstractNum>
-  <w:abstractNum w:abstractNumId="27" w15:restartNumberingAfterBreak="0">
+  <w:abstractNum w:abstractNumId="28" w15:restartNumberingAfterBreak="0">
     <w:nsid w:val="458664E7"/>
     <w:multiLevelType w:val="hybridMultilevel"/>
     <w:tmpl w:val="65AAB2C2"/>
@@ -7602,7 +8175,7 @@
       </w:rPr>
     </w:lvl>
   </w:abstractNum>
-  <w:abstractNum w:abstractNumId="28" w15:restartNumberingAfterBreak="0">
+  <w:abstractNum w:abstractNumId="29" w15:restartNumberingAfterBreak="0">
     <w:nsid w:val="490C221A"/>
     <w:multiLevelType w:val="hybridMultilevel"/>
     <w:tmpl w:val="D368EF62"/>
@@ -7715,7 +8288,7 @@
       </w:rPr>
     </w:lvl>
   </w:abstractNum>
-  <w:abstractNum w:abstractNumId="29" w15:restartNumberingAfterBreak="0">
+  <w:abstractNum w:abstractNumId="30" w15:restartNumberingAfterBreak="0">
     <w:nsid w:val="4C4A8728"/>
     <w:multiLevelType w:val="hybridMultilevel"/>
     <w:tmpl w:val="FFFFFFFF"/>
@@ -7766,7 +8339,7 @@
       <w:lvlJc w:val="left"/>
     </w:lvl>
   </w:abstractNum>
-  <w:abstractNum w:abstractNumId="30" w15:restartNumberingAfterBreak="0">
+  <w:abstractNum w:abstractNumId="31" w15:restartNumberingAfterBreak="0">
     <w:nsid w:val="4CC5763D"/>
     <w:multiLevelType w:val="hybridMultilevel"/>
     <w:tmpl w:val="C2360CDC"/>
@@ -7879,7 +8452,7 @@
       </w:rPr>
     </w:lvl>
   </w:abstractNum>
-  <w:abstractNum w:abstractNumId="31" w15:restartNumberingAfterBreak="0">
+  <w:abstractNum w:abstractNumId="32" w15:restartNumberingAfterBreak="0">
     <w:nsid w:val="4EB66D9E"/>
     <w:multiLevelType w:val="hybridMultilevel"/>
     <w:tmpl w:val="68FA9AAC"/>
@@ -7992,7 +8565,7 @@
       </w:rPr>
     </w:lvl>
   </w:abstractNum>
-  <w:abstractNum w:abstractNumId="32" w15:restartNumberingAfterBreak="0">
+  <w:abstractNum w:abstractNumId="33" w15:restartNumberingAfterBreak="0">
     <w:nsid w:val="57867E1F"/>
     <w:multiLevelType w:val="hybridMultilevel"/>
     <w:tmpl w:val="468CCBD8"/>
@@ -8008,7 +8581,7 @@
         <w:rFonts w:ascii="Symbol" w:hAnsi="Symbol" w:hint="default"/>
       </w:rPr>
     </w:lvl>
-    <w:lvl w:ilvl="1" w:tplc="10090003" w:tentative="1">
+    <w:lvl w:ilvl="1" w:tplc="10090003">
       <w:start w:val="1"/>
       <w:numFmt w:val="bullet"/>
       <w:lvlText w:val="o"/>
@@ -8105,7 +8678,7 @@
       </w:rPr>
     </w:lvl>
   </w:abstractNum>
-  <w:abstractNum w:abstractNumId="33" w15:restartNumberingAfterBreak="0">
+  <w:abstractNum w:abstractNumId="34" w15:restartNumberingAfterBreak="0">
     <w:nsid w:val="59C11025"/>
     <w:multiLevelType w:val="multilevel"/>
     <w:tmpl w:val="2604D7DE"/>
@@ -8254,7 +8827,7 @@
       </w:rPr>
     </w:lvl>
   </w:abstractNum>
-  <w:abstractNum w:abstractNumId="34" w15:restartNumberingAfterBreak="0">
+  <w:abstractNum w:abstractNumId="35" w15:restartNumberingAfterBreak="0">
     <w:nsid w:val="5F242821"/>
     <w:multiLevelType w:val="hybridMultilevel"/>
     <w:tmpl w:val="7B3C28AC"/>
@@ -8367,7 +8940,120 @@
       </w:rPr>
     </w:lvl>
   </w:abstractNum>
-  <w:abstractNum w:abstractNumId="35" w15:restartNumberingAfterBreak="0">
+  <w:abstractNum w:abstractNumId="36" w15:restartNumberingAfterBreak="0">
+    <w:nsid w:val="66970524"/>
+    <w:multiLevelType w:val="hybridMultilevel"/>
+    <w:tmpl w:val="E7AAEC0E"/>
+    <w:lvl w:ilvl="0" w:tplc="10090001">
+      <w:start w:val="1"/>
+      <w:numFmt w:val="bullet"/>
+      <w:lvlText w:val=""/>
+      <w:lvlJc w:val="left"/>
+      <w:pPr>
+        <w:ind w:left="720" w:hanging="360"/>
+      </w:pPr>
+      <w:rPr>
+        <w:rFonts w:ascii="Symbol" w:hAnsi="Symbol" w:hint="default"/>
+      </w:rPr>
+    </w:lvl>
+    <w:lvl w:ilvl="1" w:tplc="10090003" w:tentative="1">
+      <w:start w:val="1"/>
+      <w:numFmt w:val="bullet"/>
+      <w:lvlText w:val="o"/>
+      <w:lvlJc w:val="left"/>
+      <w:pPr>
+        <w:ind w:left="1440" w:hanging="360"/>
+      </w:pPr>
+      <w:rPr>
+        <w:rFonts w:ascii="Courier New" w:hAnsi="Courier New" w:cs="Courier New" w:hint="default"/>
+      </w:rPr>
+    </w:lvl>
+    <w:lvl w:ilvl="2" w:tplc="10090005" w:tentative="1">
+      <w:start w:val="1"/>
+      <w:numFmt w:val="bullet"/>
+      <w:lvlText w:val=""/>
+      <w:lvlJc w:val="left"/>
+      <w:pPr>
+        <w:ind w:left="2160" w:hanging="360"/>
+      </w:pPr>
+      <w:rPr>
+        <w:rFonts w:ascii="Wingdings" w:hAnsi="Wingdings" w:hint="default"/>
+      </w:rPr>
+    </w:lvl>
+    <w:lvl w:ilvl="3" w:tplc="10090001" w:tentative="1">
+      <w:start w:val="1"/>
+      <w:numFmt w:val="bullet"/>
+      <w:lvlText w:val=""/>
+      <w:lvlJc w:val="left"/>
+      <w:pPr>
+        <w:ind w:left="2880" w:hanging="360"/>
+      </w:pPr>
+      <w:rPr>
+        <w:rFonts w:ascii="Symbol" w:hAnsi="Symbol" w:hint="default"/>
+      </w:rPr>
+    </w:lvl>
+    <w:lvl w:ilvl="4" w:tplc="10090003" w:tentative="1">
+      <w:start w:val="1"/>
+      <w:numFmt w:val="bullet"/>
+      <w:lvlText w:val="o"/>
+      <w:lvlJc w:val="left"/>
+      <w:pPr>
+        <w:ind w:left="3600" w:hanging="360"/>
+      </w:pPr>
+      <w:rPr>
+        <w:rFonts w:ascii="Courier New" w:hAnsi="Courier New" w:cs="Courier New" w:hint="default"/>
+      </w:rPr>
+    </w:lvl>
+    <w:lvl w:ilvl="5" w:tplc="10090005" w:tentative="1">
+      <w:start w:val="1"/>
+      <w:numFmt w:val="bullet"/>
+      <w:lvlText w:val=""/>
+      <w:lvlJc w:val="left"/>
+      <w:pPr>
+        <w:ind w:left="4320" w:hanging="360"/>
+      </w:pPr>
+      <w:rPr>
+        <w:rFonts w:ascii="Wingdings" w:hAnsi="Wingdings" w:hint="default"/>
+      </w:rPr>
+    </w:lvl>
+    <w:lvl w:ilvl="6" w:tplc="10090001" w:tentative="1">
+      <w:start w:val="1"/>
+      <w:numFmt w:val="bullet"/>
+      <w:lvlText w:val=""/>
+      <w:lvlJc w:val="left"/>
+      <w:pPr>
+        <w:ind w:left="5040" w:hanging="360"/>
+      </w:pPr>
+      <w:rPr>
+        <w:rFonts w:ascii="Symbol" w:hAnsi="Symbol" w:hint="default"/>
+      </w:rPr>
+    </w:lvl>
+    <w:lvl w:ilvl="7" w:tplc="10090003" w:tentative="1">
+      <w:start w:val="1"/>
+      <w:numFmt w:val="bullet"/>
+      <w:lvlText w:val="o"/>
+      <w:lvlJc w:val="left"/>
+      <w:pPr>
+        <w:ind w:left="5760" w:hanging="360"/>
+      </w:pPr>
+      <w:rPr>
+        <w:rFonts w:ascii="Courier New" w:hAnsi="Courier New" w:cs="Courier New" w:hint="default"/>
+      </w:rPr>
+    </w:lvl>
+    <w:lvl w:ilvl="8" w:tplc="10090005" w:tentative="1">
+      <w:start w:val="1"/>
+      <w:numFmt w:val="bullet"/>
+      <w:lvlText w:val=""/>
+      <w:lvlJc w:val="left"/>
+      <w:pPr>
+        <w:ind w:left="6480" w:hanging="360"/>
+      </w:pPr>
+      <w:rPr>
+        <w:rFonts w:ascii="Wingdings" w:hAnsi="Wingdings" w:hint="default"/>
+      </w:rPr>
+    </w:lvl>
+  </w:abstractNum>
+  <w:abstractNum w:abstractNumId="37" w15:restartNumberingAfterBreak="0">
     <w:nsid w:val="6A057DC7"/>
     <w:multiLevelType w:val="hybridMultilevel"/>
     <w:tmpl w:val="54E8D76C"/>
@@ -8479,7 +9165,7 @@
       </w:rPr>
     </w:lvl>
   </w:abstractNum>
-  <w:abstractNum w:abstractNumId="36" w15:restartNumberingAfterBreak="0">
+  <w:abstractNum w:abstractNumId="38" w15:restartNumberingAfterBreak="0">
     <w:nsid w:val="6A371B8B"/>
     <w:multiLevelType w:val="multilevel"/>
     <w:tmpl w:val="C02A87A8"/>
@@ -8592,7 +9278,7 @@
       </w:pPr>
     </w:lvl>
   </w:abstractNum>
-  <w:abstractNum w:abstractNumId="37" w15:restartNumberingAfterBreak="0">
+  <w:abstractNum w:abstractNumId="39" w15:restartNumberingAfterBreak="0">
     <w:nsid w:val="74261813"/>
     <w:multiLevelType w:val="hybridMultilevel"/>
     <w:tmpl w:val="97FE8564"/>
@@ -8705,7 +9391,7 @@
       </w:rPr>
     </w:lvl>
   </w:abstractNum>
-  <w:abstractNum w:abstractNumId="38" w15:restartNumberingAfterBreak="0">
+  <w:abstractNum w:abstractNumId="40" w15:restartNumberingAfterBreak="0">
     <w:nsid w:val="755B7BF6"/>
     <w:multiLevelType w:val="hybridMultilevel"/>
     <w:tmpl w:val="A8D8FF02"/>
@@ -8818,7 +9504,7 @@
       </w:rPr>
     </w:lvl>
   </w:abstractNum>
-  <w:abstractNum w:abstractNumId="39" w15:restartNumberingAfterBreak="0">
+  <w:abstractNum w:abstractNumId="41" w15:restartNumberingAfterBreak="0">
     <w:nsid w:val="75DB1C06"/>
     <w:multiLevelType w:val="hybridMultilevel"/>
     <w:tmpl w:val="AF76BEE6"/>
@@ -8919,6 +9605,118 @@
       </w:rPr>
     </w:lvl>
     <w:lvl w:ilvl="8" w:tplc="10090005" w:tentative="1">
+      <w:start w:val="1"/>
+      <w:numFmt w:val="bullet"/>
+      <w:lvlText w:val=""/>
+      <w:lvlJc w:val="left"/>
+      <w:pPr>
+        <w:ind w:left="6480" w:hanging="360"/>
+      </w:pPr>
+      <w:rPr>
+        <w:rFonts w:ascii="Wingdings" w:hAnsi="Wingdings" w:hint="default"/>
+      </w:rPr>
+    </w:lvl>
+  </w:abstractNum>
+  <w:abstractNum w:abstractNumId="42" w15:restartNumberingAfterBreak="0">
+    <w:nsid w:val="775C5CB4"/>
+    <w:multiLevelType w:val="hybridMultilevel"/>
+    <w:tmpl w:val="DD96512A"/>
+    <w:lvl w:ilvl="0" w:tplc="1009000F">
+      <w:start w:val="1"/>
+      <w:numFmt w:val="decimal"/>
+      <w:lvlText w:val="%1."/>
+      <w:lvlJc w:val="left"/>
+      <w:pPr>
+        <w:ind w:left="720" w:hanging="360"/>
+      </w:pPr>
+      <w:rPr>
+        <w:rFonts w:hint="default"/>
+      </w:rPr>
+    </w:lvl>
+    <w:lvl w:ilvl="1" w:tplc="FFFFFFFF">
+      <w:numFmt w:val="bullet"/>
+      <w:lvlText w:val="•"/>
+      <w:lvlJc w:val="left"/>
+      <w:pPr>
+        <w:ind w:left="1440" w:hanging="360"/>
+      </w:pPr>
+      <w:rPr>
+        <w:rFonts w:ascii="Times New Roman" w:eastAsia="Times New Roman" w:hAnsi="Times New Roman" w:cs="Times New Roman" w:hint="default"/>
+      </w:rPr>
+    </w:lvl>
+    <w:lvl w:ilvl="2" w:tplc="FFFFFFFF" w:tentative="1">
+      <w:start w:val="1"/>
+      <w:numFmt w:val="bullet"/>
+      <w:lvlText w:val=""/>
+      <w:lvlJc w:val="left"/>
+      <w:pPr>
+        <w:ind w:left="2160" w:hanging="360"/>
+      </w:pPr>
+      <w:rPr>
+        <w:rFonts w:ascii="Wingdings" w:hAnsi="Wingdings" w:hint="default"/>
+      </w:rPr>
+    </w:lvl>
+    <w:lvl w:ilvl="3" w:tplc="FFFFFFFF" w:tentative="1">
+      <w:start w:val="1"/>
+      <w:numFmt w:val="bullet"/>
+      <w:lvlText w:val=""/>
+      <w:lvlJc w:val="left"/>
+      <w:pPr>
+        <w:ind w:left="2880" w:hanging="360"/>
+      </w:pPr>
+      <w:rPr>
+        <w:rFonts w:ascii="Symbol" w:hAnsi="Symbol" w:hint="default"/>
+      </w:rPr>
+    </w:lvl>
+    <w:lvl w:ilvl="4" w:tplc="FFFFFFFF" w:tentative="1">
+      <w:start w:val="1"/>
+      <w:numFmt w:val="bullet"/>
+      <w:lvlText w:val="o"/>
+      <w:lvlJc w:val="left"/>
+      <w:pPr>
+        <w:ind w:left="3600" w:hanging="360"/>
+      </w:pPr>
+      <w:rPr>
+        <w:rFonts w:ascii="Courier New" w:hAnsi="Courier New" w:cs="Courier New" w:hint="default"/>
+      </w:rPr>
+    </w:lvl>
+    <w:lvl w:ilvl="5" w:tplc="FFFFFFFF" w:tentative="1">
+      <w:start w:val="1"/>
+      <w:numFmt w:val="bullet"/>
+      <w:lvlText w:val=""/>
+      <w:lvlJc w:val="left"/>
+      <w:pPr>
+        <w:ind w:left="4320" w:hanging="360"/>
+      </w:pPr>
+      <w:rPr>
+        <w:rFonts w:ascii="Wingdings" w:hAnsi="Wingdings" w:hint="default"/>
+      </w:rPr>
+    </w:lvl>
+    <w:lvl w:ilvl="6" w:tplc="FFFFFFFF" w:tentative="1">
+      <w:start w:val="1"/>
+      <w:numFmt w:val="bullet"/>
+      <w:lvlText w:val=""/>
+      <w:lvlJc w:val="left"/>
+      <w:pPr>
+        <w:ind w:left="5040" w:hanging="360"/>
+      </w:pPr>
+      <w:rPr>
+        <w:rFonts w:ascii="Symbol" w:hAnsi="Symbol" w:hint="default"/>
+      </w:rPr>
+    </w:lvl>
+    <w:lvl w:ilvl="7" w:tplc="FFFFFFFF" w:tentative="1">
+      <w:start w:val="1"/>
+      <w:numFmt w:val="bullet"/>
+      <w:lvlText w:val="o"/>
+      <w:lvlJc w:val="left"/>
+      <w:pPr>
+        <w:ind w:left="5760" w:hanging="360"/>
+      </w:pPr>
+      <w:rPr>
+        <w:rFonts w:ascii="Courier New" w:hAnsi="Courier New" w:cs="Courier New" w:hint="default"/>
+      </w:rPr>
+    </w:lvl>
+    <w:lvl w:ilvl="8" w:tplc="FFFFFFFF" w:tentative="1">
       <w:start w:val="1"/>
       <w:numFmt w:val="bullet"/>
       <w:lvlText w:val=""/>
@@ -8941,19 +9739,19 @@
     <w:abstractNumId w:val="11"/>
   </w:num>
   <w:num w:numId="4" w16cid:durableId="1639189868">
-    <w:abstractNumId w:val="36"/>
+    <w:abstractNumId w:val="38"/>
   </w:num>
   <w:num w:numId="5" w16cid:durableId="16274066">
-    <w:abstractNumId w:val="33"/>
+    <w:abstractNumId w:val="34"/>
   </w:num>
   <w:num w:numId="6" w16cid:durableId="313609677">
-    <w:abstractNumId w:val="35"/>
+    <w:abstractNumId w:val="37"/>
   </w:num>
   <w:num w:numId="7" w16cid:durableId="1573735668">
     <w:abstractNumId w:val="8"/>
   </w:num>
   <w:num w:numId="8" w16cid:durableId="1390421883">
-    <w:abstractNumId w:val="28"/>
+    <w:abstractNumId w:val="29"/>
   </w:num>
   <w:num w:numId="9" w16cid:durableId="390813225">
     <w:abstractNumId w:val="14"/>
@@ -8962,10 +9760,10 @@
     <w:abstractNumId w:val="19"/>
   </w:num>
   <w:num w:numId="11" w16cid:durableId="1678578246">
-    <w:abstractNumId w:val="30"/>
+    <w:abstractNumId w:val="31"/>
   </w:num>
   <w:num w:numId="12" w16cid:durableId="1354920840">
-    <w:abstractNumId w:val="39"/>
+    <w:abstractNumId w:val="41"/>
   </w:num>
   <w:num w:numId="13" w16cid:durableId="1076979152">
     <w:abstractNumId w:val="10"/>
@@ -8980,13 +9778,13 @@
     <w:abstractNumId w:val="21"/>
   </w:num>
   <w:num w:numId="17" w16cid:durableId="1072699095">
-    <w:abstractNumId w:val="29"/>
+    <w:abstractNumId w:val="30"/>
   </w:num>
   <w:num w:numId="18" w16cid:durableId="1859149522">
     <w:abstractNumId w:val="0"/>
   </w:num>
   <w:num w:numId="19" w16cid:durableId="2084912720">
-    <w:abstractNumId w:val="31"/>
+    <w:abstractNumId w:val="32"/>
   </w:num>
   <w:num w:numId="20" w16cid:durableId="2119446040">
     <w:abstractNumId w:val="18"/>
@@ -9010,16 +9808,16 @@
     <w:abstractNumId w:val="16"/>
   </w:num>
   <w:num w:numId="27" w16cid:durableId="192352916">
-    <w:abstractNumId w:val="34"/>
+    <w:abstractNumId w:val="35"/>
   </w:num>
   <w:num w:numId="28" w16cid:durableId="1110321294">
     <w:abstractNumId w:val="7"/>
   </w:num>
   <w:num w:numId="29" w16cid:durableId="175727270">
-    <w:abstractNumId w:val="27"/>
+    <w:abstractNumId w:val="28"/>
   </w:num>
   <w:num w:numId="30" w16cid:durableId="1406685591">
-    <w:abstractNumId w:val="26"/>
+    <w:abstractNumId w:val="27"/>
   </w:num>
   <w:num w:numId="31" w16cid:durableId="867643868">
     <w:abstractNumId w:val="9"/>
@@ -9028,7 +9826,7 @@
     <w:abstractNumId w:val="2"/>
   </w:num>
   <w:num w:numId="33" w16cid:durableId="1281840199">
-    <w:abstractNumId w:val="37"/>
+    <w:abstractNumId w:val="39"/>
   </w:num>
   <w:num w:numId="34" w16cid:durableId="884833079">
     <w:abstractNumId w:val="24"/>
@@ -9037,7 +9835,7 @@
     <w:abstractNumId w:val="12"/>
   </w:num>
   <w:num w:numId="36" w16cid:durableId="303391116">
-    <w:abstractNumId w:val="38"/>
+    <w:abstractNumId w:val="40"/>
   </w:num>
   <w:num w:numId="37" w16cid:durableId="1979384534">
     <w:abstractNumId w:val="4"/>
@@ -9049,7 +9847,16 @@
     <w:abstractNumId w:val="17"/>
   </w:num>
   <w:num w:numId="40" w16cid:durableId="1528762100">
-    <w:abstractNumId w:val="32"/>
+    <w:abstractNumId w:val="33"/>
+  </w:num>
+  <w:num w:numId="41" w16cid:durableId="174809840">
+    <w:abstractNumId w:val="36"/>
+  </w:num>
+  <w:num w:numId="42" w16cid:durableId="444428283">
+    <w:abstractNumId w:val="26"/>
+  </w:num>
+  <w:num w:numId="43" w16cid:durableId="774709452">
+    <w:abstractNumId w:val="42"/>
   </w:num>
 </w:numbering>
 </file>
@@ -9658,7 +10465,6 @@
   <w:style w:type="character" w:default="1" w:styleId="DefaultParagraphFont">
     <w:name w:val="Default Paragraph Font"/>
     <w:uiPriority w:val="1"/>
-    <w:semiHidden/>
     <w:unhideWhenUsed/>
   </w:style>
   <w:style w:type="table" w:default="1" w:styleId="TableNormal">

--- a/ReportsAndDocuments/ManeeshaE_ProgressReport5.docx
+++ b/ReportsAndDocuments/ManeeshaE_ProgressReport5.docx
@@ -4,15 +4,7 @@
   <w:body>
     <w:p>
       <w:r>
-        <w:t xml:space="preserve">Student </w:t>
-      </w:r>
-      <w:proofErr w:type="gramStart"/>
-      <w:r>
-        <w:t>Name :</w:t>
-      </w:r>
-      <w:proofErr w:type="gramEnd"/>
-      <w:r>
-        <w:t xml:space="preserve"> </w:t>
+        <w:t xml:space="preserve">Student Name : </w:t>
       </w:r>
       <w:r>
         <w:t xml:space="preserve">Maneesha </w:t>
@@ -27,13 +19,8 @@
       </w:r>
     </w:p>
     <w:p>
-      <w:proofErr w:type="gramStart"/>
-      <w:r>
-        <w:t>Project :</w:t>
-      </w:r>
-      <w:proofErr w:type="gramEnd"/>
-      <w:r>
-        <w:t xml:space="preserve"> </w:t>
+      <w:r>
+        <w:t xml:space="preserve">Project : </w:t>
       </w:r>
       <w:proofErr w:type="spellStart"/>
       <w:r>
@@ -54,13 +41,8 @@
       </w:r>
     </w:p>
     <w:p>
-      <w:proofErr w:type="gramStart"/>
-      <w:r>
-        <w:t>Course :</w:t>
-      </w:r>
-      <w:proofErr w:type="gramEnd"/>
-      <w:r>
-        <w:t xml:space="preserve"> </w:t>
+      <w:r>
+        <w:t xml:space="preserve">Course : </w:t>
       </w:r>
       <w:r>
         <w:t xml:space="preserve">W26-4495 </w:t>
@@ -68,15 +50,7 @@
     </w:p>
     <w:p>
       <w:r>
-        <w:t xml:space="preserve">Reporting </w:t>
-      </w:r>
-      <w:proofErr w:type="gramStart"/>
-      <w:r>
-        <w:t>Period :</w:t>
-      </w:r>
-      <w:proofErr w:type="gramEnd"/>
-      <w:r>
-        <w:t xml:space="preserve"> </w:t>
+        <w:t xml:space="preserve">Reporting Period : </w:t>
       </w:r>
       <w:r>
         <w:t>1</w:t>
@@ -2051,15 +2025,7 @@
         </w:tabs>
       </w:pPr>
       <w:r>
-        <w:t xml:space="preserve">Next </w:t>
-      </w:r>
-      <w:proofErr w:type="gramStart"/>
-      <w:r>
-        <w:t>Step :</w:t>
-      </w:r>
-      <w:proofErr w:type="gramEnd"/>
-      <w:r>
-        <w:t xml:space="preserve"> </w:t>
+        <w:t xml:space="preserve">Next Step : </w:t>
       </w:r>
     </w:p>
     <w:p>
@@ -2182,6 +2148,193 @@
         <w:t>Document findings and integrate them into the final project report and presentation</w:t>
       </w:r>
     </w:p>
+    <w:p/>
+    <w:p/>
+    <w:p>
+      <w:pPr>
+        <w:rPr>
+          <w:b/>
+          <w:bCs/>
+        </w:rPr>
+      </w:pPr>
+      <w:r>
+        <w:rPr>
+          <w:b/>
+          <w:bCs/>
+        </w:rPr>
+        <w:t>Next Step</w:t>
+      </w:r>
+    </w:p>
+    <w:p>
+      <w:pPr>
+        <w:numPr>
+          <w:ilvl w:val="0"/>
+          <w:numId w:val="44"/>
+        </w:numPr>
+      </w:pPr>
+      <w:r>
+        <w:t xml:space="preserve">Populate the system with sufficient </w:t>
+      </w:r>
+      <w:r>
+        <w:rPr>
+          <w:b/>
+          <w:bCs/>
+        </w:rPr>
+        <w:t>historical demand and inventory data</w:t>
+      </w:r>
+      <w:r>
+        <w:t xml:space="preserve"> to support forecasting, recommendation, and optimization experiments. </w:t>
+      </w:r>
+    </w:p>
+    <w:p>
+      <w:pPr>
+        <w:numPr>
+          <w:ilvl w:val="0"/>
+          <w:numId w:val="44"/>
+        </w:numPr>
+      </w:pPr>
+      <w:r>
+        <w:t xml:space="preserve">Complete </w:t>
+      </w:r>
+      <w:r>
+        <w:rPr>
+          <w:b/>
+          <w:bCs/>
+        </w:rPr>
+        <w:t>forecast model evaluation</w:t>
+      </w:r>
+      <w:r>
+        <w:t xml:space="preserve"> by comparing Moving Average and ML.NET SSA results using accuracy metrics. </w:t>
+      </w:r>
+    </w:p>
+    <w:p>
+      <w:pPr>
+        <w:numPr>
+          <w:ilvl w:val="0"/>
+          <w:numId w:val="44"/>
+        </w:numPr>
+      </w:pPr>
+      <w:r>
+        <w:t xml:space="preserve">Validate and refine the </w:t>
+      </w:r>
+      <w:r>
+        <w:rPr>
+          <w:b/>
+          <w:bCs/>
+        </w:rPr>
+        <w:t>vendor recommendation and dispatch optimization logic</w:t>
+      </w:r>
+      <w:r>
+        <w:t xml:space="preserve"> based on real data, ensuring meaningful and non-empty results. </w:t>
+      </w:r>
+    </w:p>
+    <w:p>
+      <w:pPr>
+        <w:numPr>
+          <w:ilvl w:val="0"/>
+          <w:numId w:val="44"/>
+        </w:numPr>
+      </w:pPr>
+      <w:r>
+        <w:t xml:space="preserve">Generate </w:t>
+      </w:r>
+      <w:r>
+        <w:rPr>
+          <w:b/>
+          <w:bCs/>
+        </w:rPr>
+        <w:t>analytical outputs</w:t>
+      </w:r>
+      <w:r>
+        <w:t xml:space="preserve">, including graphs and tables, to visualize forecasting trends and recommendation effectiveness. </w:t>
+      </w:r>
+    </w:p>
+    <w:p>
+      <w:pPr>
+        <w:numPr>
+          <w:ilvl w:val="0"/>
+          <w:numId w:val="44"/>
+        </w:numPr>
+      </w:pPr>
+      <w:r>
+        <w:t xml:space="preserve">Evaluate system performance using metrics such as </w:t>
+      </w:r>
+      <w:r>
+        <w:rPr>
+          <w:b/>
+          <w:bCs/>
+        </w:rPr>
+        <w:t>demand fulfillment rate, inventory utilization, and recommendation accuracy</w:t>
+      </w:r>
+      <w:r>
+        <w:t xml:space="preserve">. </w:t>
+      </w:r>
+    </w:p>
+    <w:p>
+      <w:pPr>
+        <w:numPr>
+          <w:ilvl w:val="0"/>
+          <w:numId w:val="44"/>
+        </w:numPr>
+      </w:pPr>
+      <w:r>
+        <w:lastRenderedPageBreak/>
+        <w:t xml:space="preserve">Analyze </w:t>
+      </w:r>
+      <w:r>
+        <w:rPr>
+          <w:b/>
+          <w:bCs/>
+        </w:rPr>
+        <w:t>relationship score trends</w:t>
+      </w:r>
+      <w:r>
+        <w:t xml:space="preserve"> between farmers and vendors based on delivery outcomes. </w:t>
+      </w:r>
+    </w:p>
+    <w:p>
+      <w:pPr>
+        <w:numPr>
+          <w:ilvl w:val="0"/>
+          <w:numId w:val="44"/>
+        </w:numPr>
+      </w:pPr>
+      <w:r>
+        <w:t xml:space="preserve">Capture </w:t>
+      </w:r>
+      <w:r>
+        <w:rPr>
+          <w:b/>
+          <w:bCs/>
+        </w:rPr>
+        <w:t>screenshots and system outputs</w:t>
+      </w:r>
+      <w:r>
+        <w:t xml:space="preserve"> to support experimental findings. </w:t>
+      </w:r>
+    </w:p>
+    <w:p>
+      <w:pPr>
+        <w:numPr>
+          <w:ilvl w:val="0"/>
+          <w:numId w:val="44"/>
+        </w:numPr>
+      </w:pPr>
+      <w:r>
+        <w:t xml:space="preserve">Begin preparing the </w:t>
+      </w:r>
+      <w:r>
+        <w:rPr>
+          <w:b/>
+          <w:bCs/>
+        </w:rPr>
+        <w:t>final report</w:t>
+      </w:r>
+      <w:r>
+        <w:t xml:space="preserve">, including methodology, implementation details, experimental results, and discussion. </w:t>
+      </w:r>
+    </w:p>
+    <w:p/>
     <w:p/>
     <w:p>
       <w:r>
@@ -2365,7 +2518,6 @@
           <w:b/>
           <w:bCs/>
         </w:rPr>
-        <w:lastRenderedPageBreak/>
         <w:t>Frontend Implementation (files added/updated):</w:t>
       </w:r>
     </w:p>
@@ -2635,6 +2787,7 @@
       </w:pPr>
       <w:proofErr w:type="spellStart"/>
       <w:r>
+        <w:lastRenderedPageBreak/>
         <w:t>VendorIncoming.jsx</w:t>
       </w:r>
       <w:proofErr w:type="spellEnd"/>
@@ -2743,12 +2896,10 @@
         <w:t>package-</w:t>
       </w:r>
       <w:proofErr w:type="spellStart"/>
-      <w:proofErr w:type="gramStart"/>
       <w:r>
         <w:t>lock.json</w:t>
       </w:r>
       <w:proofErr w:type="spellEnd"/>
-      <w:proofErr w:type="gramEnd"/>
     </w:p>
     <w:p>
       <w:pPr>
@@ -2933,7 +3084,6 @@
         </w:numPr>
       </w:pPr>
       <w:r>
-        <w:lastRenderedPageBreak/>
         <w:t>ML generation for top 5 vendors.docx</w:t>
       </w:r>
     </w:p>
@@ -4543,6 +4693,7 @@
         </w:numPr>
       </w:pPr>
       <w:r>
+        <w:lastRenderedPageBreak/>
         <w:t>Implemented forecasting pipelines capable of training on historical demand sequences and producing multi-period future predictions for vendor demand planning.</w:t>
       </w:r>
     </w:p>
@@ -4660,7 +4811,6 @@
     </w:p>
     <w:p>
       <w:r>
-        <w:lastRenderedPageBreak/>
         <w:t>Below are representative prompts used during this reporting period:</w:t>
       </w:r>
     </w:p>
@@ -4774,6 +4924,7 @@
         </w:numPr>
       </w:pPr>
       <w:r>
+        <w:lastRenderedPageBreak/>
         <w:t xml:space="preserve">“Replace manual user ID input with searchable dropdown using name/email in React UI” </w:t>
       </w:r>
     </w:p>
@@ -4798,7 +4949,7 @@
         </w:numPr>
       </w:pPr>
       <w:r>
-        <w:t xml:space="preserve">“Improve user experience in React forms by integrating dynamic search-based dropdown selection” </w:t>
+        <w:t xml:space="preserve">“Fix React module import/export errors and ensure proper API integration structure” </w:t>
       </w:r>
     </w:p>
     <w:p>
@@ -4810,7 +4961,7 @@
         </w:numPr>
       </w:pPr>
       <w:r>
-        <w:t xml:space="preserve">“Fix React module import/export errors and ensure proper API integration structure” </w:t>
+        <w:t xml:space="preserve">“Create API endpoints for vendor and product lookup with search functionality in ASP.NET Core” </w:t>
       </w:r>
     </w:p>
     <w:p>
@@ -4822,23 +4973,7 @@
         </w:numPr>
       </w:pPr>
       <w:r>
-        <w:t xml:space="preserve">“Enhance forecasting UI by replacing manual </w:t>
-      </w:r>
-      <w:proofErr w:type="spellStart"/>
-      <w:r>
-        <w:t>vendorId</w:t>
-      </w:r>
-      <w:proofErr w:type="spellEnd"/>
-      <w:r>
-        <w:t>/</w:t>
-      </w:r>
-      <w:proofErr w:type="spellStart"/>
-      <w:r>
-        <w:t>productId</w:t>
-      </w:r>
-      <w:proofErr w:type="spellEnd"/>
-      <w:r>
-        <w:t xml:space="preserve"> input with searchable dropdown components” </w:t>
+        <w:t xml:space="preserve">“How to handle validation errors and payload structure issues in React form submission to backend APIs” </w:t>
       </w:r>
     </w:p>
     <w:p>
@@ -4850,7 +4985,7 @@
         </w:numPr>
       </w:pPr>
       <w:r>
-        <w:t xml:space="preserve">“Create API endpoints for vendor and product lookup with search functionality in ASP.NET Core” </w:t>
+        <w:t xml:space="preserve">“Design recommendation system to suggest best vendors for farmers based on forecast and inventory data” </w:t>
       </w:r>
     </w:p>
     <w:p>
@@ -4862,7 +4997,7 @@
         </w:numPr>
       </w:pPr>
       <w:r>
-        <w:t xml:space="preserve">“How to handle validation errors and payload structure issues in React form submission to backend APIs” </w:t>
+        <w:t xml:space="preserve">“Implement ML-based or rule-based vendor recommendation logic using forecast demand and available inventory” </w:t>
       </w:r>
     </w:p>
     <w:p>
@@ -4874,7 +5009,7 @@
         </w:numPr>
       </w:pPr>
       <w:r>
-        <w:t xml:space="preserve">“Debug why forecast data is not returned for selected vendor and identify root cause in backend filtering” </w:t>
+        <w:t xml:space="preserve">“Create API endpoint to return top recommended vendors for a farmer dashboard” </w:t>
       </w:r>
     </w:p>
     <w:p>
@@ -4886,7 +5021,7 @@
         </w:numPr>
       </w:pPr>
       <w:r>
-        <w:t xml:space="preserve">“Design recommendation system to suggest best vendors for farmers based on forecast and inventory data” </w:t>
+        <w:t xml:space="preserve">“Integrate vendor recommendation API into React dashboard and display results in a table UI” </w:t>
       </w:r>
     </w:p>
     <w:p>
@@ -4898,7 +5033,7 @@
         </w:numPr>
       </w:pPr>
       <w:r>
-        <w:t xml:space="preserve">“Implement ML-based or rule-based vendor recommendation logic using forecast demand and available inventory” </w:t>
+        <w:t xml:space="preserve">“Refactor React navigation into reusable sidebar components to reduce code duplication” </w:t>
       </w:r>
     </w:p>
     <w:p>
@@ -4910,7 +5045,7 @@
         </w:numPr>
       </w:pPr>
       <w:r>
-        <w:t xml:space="preserve">“Create API endpoint to return top recommended vendors for a farmer dashboard” </w:t>
+        <w:t xml:space="preserve">“Fix routing and authentication issues causing unexpected redirects to login page in React Router” </w:t>
       </w:r>
     </w:p>
     <w:p>
@@ -4922,7 +5057,7 @@
         </w:numPr>
       </w:pPr>
       <w:r>
-        <w:t xml:space="preserve">“Integrate vendor recommendation API into React dashboard and display results in a table UI” </w:t>
+        <w:t>“Improve overall system integration between frontend and backend by aligning API contracts and data flow”</w:t>
       </w:r>
     </w:p>
     <w:p>
@@ -4934,32 +5069,7 @@
         </w:numPr>
       </w:pPr>
       <w:r>
-        <w:t xml:space="preserve">“Refactor React navigation into reusable sidebar components to reduce code duplication” </w:t>
-      </w:r>
-    </w:p>
-    <w:p>
-      <w:pPr>
-        <w:pStyle w:val="ListParagraph"/>
-        <w:numPr>
-          <w:ilvl w:val="0"/>
-          <w:numId w:val="43"/>
-        </w:numPr>
-      </w:pPr>
-      <w:r>
-        <w:lastRenderedPageBreak/>
-        <w:t xml:space="preserve">“Fix routing and authentication issues causing unexpected redirects to login page in React Router” </w:t>
-      </w:r>
-    </w:p>
-    <w:p>
-      <w:pPr>
-        <w:pStyle w:val="ListParagraph"/>
-        <w:numPr>
-          <w:ilvl w:val="0"/>
-          <w:numId w:val="43"/>
-        </w:numPr>
-      </w:pPr>
-      <w:r>
-        <w:t>“Improve overall system integration between frontend and backend by aligning API contracts and data flow”</w:t>
+        <w:t>“check the endpoint error for chart forecast error that not populating in forecastApi.js”</w:t>
       </w:r>
     </w:p>
     <w:p>
@@ -9279,6 +9389,119 @@
     </w:lvl>
   </w:abstractNum>
   <w:abstractNum w:abstractNumId="39" w15:restartNumberingAfterBreak="0">
+    <w:nsid w:val="6C681D0D"/>
+    <w:multiLevelType w:val="multilevel"/>
+    <w:tmpl w:val="59382E4A"/>
+    <w:lvl w:ilvl="0">
+      <w:start w:val="1"/>
+      <w:numFmt w:val="decimal"/>
+      <w:lvlText w:val="%1."/>
+      <w:lvlJc w:val="left"/>
+      <w:pPr>
+        <w:tabs>
+          <w:tab w:val="num" w:pos="720"/>
+        </w:tabs>
+        <w:ind w:left="720" w:hanging="360"/>
+      </w:pPr>
+    </w:lvl>
+    <w:lvl w:ilvl="1" w:tentative="1">
+      <w:start w:val="1"/>
+      <w:numFmt w:val="decimal"/>
+      <w:lvlText w:val="%2."/>
+      <w:lvlJc w:val="left"/>
+      <w:pPr>
+        <w:tabs>
+          <w:tab w:val="num" w:pos="1440"/>
+        </w:tabs>
+        <w:ind w:left="1440" w:hanging="360"/>
+      </w:pPr>
+    </w:lvl>
+    <w:lvl w:ilvl="2" w:tentative="1">
+      <w:start w:val="1"/>
+      <w:numFmt w:val="decimal"/>
+      <w:lvlText w:val="%3."/>
+      <w:lvlJc w:val="left"/>
+      <w:pPr>
+        <w:tabs>
+          <w:tab w:val="num" w:pos="2160"/>
+        </w:tabs>
+        <w:ind w:left="2160" w:hanging="360"/>
+      </w:pPr>
+    </w:lvl>
+    <w:lvl w:ilvl="3" w:tentative="1">
+      <w:start w:val="1"/>
+      <w:numFmt w:val="decimal"/>
+      <w:lvlText w:val="%4."/>
+      <w:lvlJc w:val="left"/>
+      <w:pPr>
+        <w:tabs>
+          <w:tab w:val="num" w:pos="2880"/>
+        </w:tabs>
+        <w:ind w:left="2880" w:hanging="360"/>
+      </w:pPr>
+    </w:lvl>
+    <w:lvl w:ilvl="4" w:tentative="1">
+      <w:start w:val="1"/>
+      <w:numFmt w:val="decimal"/>
+      <w:lvlText w:val="%5."/>
+      <w:lvlJc w:val="left"/>
+      <w:pPr>
+        <w:tabs>
+          <w:tab w:val="num" w:pos="3600"/>
+        </w:tabs>
+        <w:ind w:left="3600" w:hanging="360"/>
+      </w:pPr>
+    </w:lvl>
+    <w:lvl w:ilvl="5" w:tentative="1">
+      <w:start w:val="1"/>
+      <w:numFmt w:val="decimal"/>
+      <w:lvlText w:val="%6."/>
+      <w:lvlJc w:val="left"/>
+      <w:pPr>
+        <w:tabs>
+          <w:tab w:val="num" w:pos="4320"/>
+        </w:tabs>
+        <w:ind w:left="4320" w:hanging="360"/>
+      </w:pPr>
+    </w:lvl>
+    <w:lvl w:ilvl="6" w:tentative="1">
+      <w:start w:val="1"/>
+      <w:numFmt w:val="decimal"/>
+      <w:lvlText w:val="%7."/>
+      <w:lvlJc w:val="left"/>
+      <w:pPr>
+        <w:tabs>
+          <w:tab w:val="num" w:pos="5040"/>
+        </w:tabs>
+        <w:ind w:left="5040" w:hanging="360"/>
+      </w:pPr>
+    </w:lvl>
+    <w:lvl w:ilvl="7" w:tentative="1">
+      <w:start w:val="1"/>
+      <w:numFmt w:val="decimal"/>
+      <w:lvlText w:val="%8."/>
+      <w:lvlJc w:val="left"/>
+      <w:pPr>
+        <w:tabs>
+          <w:tab w:val="num" w:pos="5760"/>
+        </w:tabs>
+        <w:ind w:left="5760" w:hanging="360"/>
+      </w:pPr>
+    </w:lvl>
+    <w:lvl w:ilvl="8" w:tentative="1">
+      <w:start w:val="1"/>
+      <w:numFmt w:val="decimal"/>
+      <w:lvlText w:val="%9."/>
+      <w:lvlJc w:val="left"/>
+      <w:pPr>
+        <w:tabs>
+          <w:tab w:val="num" w:pos="6480"/>
+        </w:tabs>
+        <w:ind w:left="6480" w:hanging="360"/>
+      </w:pPr>
+    </w:lvl>
+  </w:abstractNum>
+  <w:abstractNum w:abstractNumId="40" w15:restartNumberingAfterBreak="0">
     <w:nsid w:val="74261813"/>
     <w:multiLevelType w:val="hybridMultilevel"/>
     <w:tmpl w:val="97FE8564"/>
@@ -9391,7 +9614,7 @@
       </w:rPr>
     </w:lvl>
   </w:abstractNum>
-  <w:abstractNum w:abstractNumId="40" w15:restartNumberingAfterBreak="0">
+  <w:abstractNum w:abstractNumId="41" w15:restartNumberingAfterBreak="0">
     <w:nsid w:val="755B7BF6"/>
     <w:multiLevelType w:val="hybridMultilevel"/>
     <w:tmpl w:val="A8D8FF02"/>
@@ -9504,7 +9727,7 @@
       </w:rPr>
     </w:lvl>
   </w:abstractNum>
-  <w:abstractNum w:abstractNumId="41" w15:restartNumberingAfterBreak="0">
+  <w:abstractNum w:abstractNumId="42" w15:restartNumberingAfterBreak="0">
     <w:nsid w:val="75DB1C06"/>
     <w:multiLevelType w:val="hybridMultilevel"/>
     <w:tmpl w:val="AF76BEE6"/>
@@ -9617,7 +9840,7 @@
       </w:rPr>
     </w:lvl>
   </w:abstractNum>
-  <w:abstractNum w:abstractNumId="42" w15:restartNumberingAfterBreak="0">
+  <w:abstractNum w:abstractNumId="43" w15:restartNumberingAfterBreak="0">
     <w:nsid w:val="775C5CB4"/>
     <w:multiLevelType w:val="hybridMultilevel"/>
     <w:tmpl w:val="DD96512A"/>
@@ -9763,7 +9986,7 @@
     <w:abstractNumId w:val="31"/>
   </w:num>
   <w:num w:numId="12" w16cid:durableId="1354920840">
-    <w:abstractNumId w:val="41"/>
+    <w:abstractNumId w:val="42"/>
   </w:num>
   <w:num w:numId="13" w16cid:durableId="1076979152">
     <w:abstractNumId w:val="10"/>
@@ -9826,7 +10049,7 @@
     <w:abstractNumId w:val="2"/>
   </w:num>
   <w:num w:numId="33" w16cid:durableId="1281840199">
-    <w:abstractNumId w:val="39"/>
+    <w:abstractNumId w:val="40"/>
   </w:num>
   <w:num w:numId="34" w16cid:durableId="884833079">
     <w:abstractNumId w:val="24"/>
@@ -9835,7 +10058,7 @@
     <w:abstractNumId w:val="12"/>
   </w:num>
   <w:num w:numId="36" w16cid:durableId="303391116">
-    <w:abstractNumId w:val="40"/>
+    <w:abstractNumId w:val="41"/>
   </w:num>
   <w:num w:numId="37" w16cid:durableId="1979384534">
     <w:abstractNumId w:val="4"/>
@@ -9856,7 +10079,10 @@
     <w:abstractNumId w:val="26"/>
   </w:num>
   <w:num w:numId="43" w16cid:durableId="774709452">
-    <w:abstractNumId w:val="42"/>
+    <w:abstractNumId w:val="43"/>
+  </w:num>
+  <w:num w:numId="44" w16cid:durableId="594750632">
+    <w:abstractNumId w:val="39"/>
   </w:num>
 </w:numbering>
 </file>

--- a/ReportsAndDocuments/ManeeshaE_ProgressReport5.docx
+++ b/ReportsAndDocuments/ManeeshaE_ProgressReport5.docx
@@ -4,7 +4,15 @@
   <w:body>
     <w:p>
       <w:r>
-        <w:t xml:space="preserve">Student Name : </w:t>
+        <w:t xml:space="preserve">Student </w:t>
+      </w:r>
+      <w:proofErr w:type="gramStart"/>
+      <w:r>
+        <w:t>Name :</w:t>
+      </w:r>
+      <w:proofErr w:type="gramEnd"/>
+      <w:r>
+        <w:t xml:space="preserve"> </w:t>
       </w:r>
       <w:r>
         <w:t xml:space="preserve">Maneesha </w:t>
@@ -19,8 +27,13 @@
       </w:r>
     </w:p>
     <w:p>
-      <w:r>
-        <w:t xml:space="preserve">Project : </w:t>
+      <w:proofErr w:type="gramStart"/>
+      <w:r>
+        <w:t>Project :</w:t>
+      </w:r>
+      <w:proofErr w:type="gramEnd"/>
+      <w:r>
+        <w:t xml:space="preserve"> </w:t>
       </w:r>
       <w:proofErr w:type="spellStart"/>
       <w:r>
@@ -41,8 +54,13 @@
       </w:r>
     </w:p>
     <w:p>
-      <w:r>
-        <w:t xml:space="preserve">Course : </w:t>
+      <w:proofErr w:type="gramStart"/>
+      <w:r>
+        <w:t>Course :</w:t>
+      </w:r>
+      <w:proofErr w:type="gramEnd"/>
+      <w:r>
+        <w:t xml:space="preserve"> </w:t>
       </w:r>
       <w:r>
         <w:t xml:space="preserve">W26-4495 </w:t>
@@ -50,7 +68,15 @@
     </w:p>
     <w:p>
       <w:r>
-        <w:t xml:space="preserve">Reporting Period : </w:t>
+        <w:t xml:space="preserve">Reporting </w:t>
+      </w:r>
+      <w:proofErr w:type="gramStart"/>
+      <w:r>
+        <w:t>Period :</w:t>
+      </w:r>
+      <w:proofErr w:type="gramEnd"/>
+      <w:r>
+        <w:t xml:space="preserve"> </w:t>
       </w:r>
       <w:r>
         <w:t>1</w:t>
@@ -1879,6 +1905,439 @@
           </w:p>
         </w:tc>
       </w:tr>
+      <w:tr>
+        <w:trPr>
+          <w:trHeight w:val="1200"/>
+        </w:trPr>
+        <w:tc>
+          <w:tcPr>
+            <w:tcW w:w="1740" w:type="dxa"/>
+            <w:tcBorders>
+              <w:top w:val="nil"/>
+              <w:left w:val="single" w:sz="4" w:space="0" w:color="auto"/>
+              <w:bottom w:val="single" w:sz="4" w:space="0" w:color="auto"/>
+              <w:right w:val="single" w:sz="4" w:space="0" w:color="auto"/>
+            </w:tcBorders>
+            <w:shd w:val="clear" w:color="auto" w:fill="auto"/>
+            <w:vAlign w:val="center"/>
+            <w:hideMark/>
+          </w:tcPr>
+          <w:p>
+            <w:pPr>
+              <w:spacing w:after="0" w:line="240" w:lineRule="auto"/>
+              <w:jc w:val="center"/>
+              <w:rPr>
+                <w:rFonts w:ascii="Calibri" w:eastAsia="Times New Roman" w:hAnsi="Calibri" w:cs="Calibri"/>
+                <w:color w:val="000000"/>
+                <w:kern w:val="0"/>
+                <w:sz w:val="22"/>
+                <w:szCs w:val="22"/>
+                <w:lang w:eastAsia="en-CA"/>
+                <w14:ligatures w14:val="none"/>
+              </w:rPr>
+            </w:pPr>
+            <w:r>
+              <w:rPr>
+                <w:rFonts w:ascii="Calibri" w:eastAsia="Times New Roman" w:hAnsi="Calibri" w:cs="Calibri"/>
+                <w:color w:val="000000"/>
+                <w:kern w:val="0"/>
+                <w:sz w:val="22"/>
+                <w:szCs w:val="22"/>
+                <w:lang w:eastAsia="en-CA"/>
+                <w14:ligatures w14:val="none"/>
+              </w:rPr>
+              <w:t>22-Mar</w:t>
+            </w:r>
+          </w:p>
+        </w:tc>
+        <w:tc>
+          <w:tcPr>
+            <w:tcW w:w="1220" w:type="dxa"/>
+            <w:tcBorders>
+              <w:top w:val="nil"/>
+              <w:left w:val="nil"/>
+              <w:bottom w:val="single" w:sz="4" w:space="0" w:color="auto"/>
+              <w:right w:val="single" w:sz="4" w:space="0" w:color="auto"/>
+            </w:tcBorders>
+            <w:shd w:val="clear" w:color="auto" w:fill="auto"/>
+            <w:vAlign w:val="center"/>
+            <w:hideMark/>
+          </w:tcPr>
+          <w:p>
+            <w:pPr>
+              <w:spacing w:after="0" w:line="240" w:lineRule="auto"/>
+              <w:jc w:val="center"/>
+              <w:rPr>
+                <w:rFonts w:ascii="Calibri" w:eastAsia="Times New Roman" w:hAnsi="Calibri" w:cs="Calibri"/>
+                <w:color w:val="000000"/>
+                <w:kern w:val="0"/>
+                <w:sz w:val="22"/>
+                <w:szCs w:val="22"/>
+                <w:lang w:eastAsia="en-CA"/>
+                <w14:ligatures w14:val="none"/>
+              </w:rPr>
+            </w:pPr>
+            <w:r>
+              <w:rPr>
+                <w:rFonts w:ascii="Calibri" w:eastAsia="Times New Roman" w:hAnsi="Calibri" w:cs="Calibri"/>
+                <w:color w:val="000000"/>
+                <w:kern w:val="0"/>
+                <w:sz w:val="22"/>
+                <w:szCs w:val="22"/>
+                <w:lang w:eastAsia="en-CA"/>
+                <w14:ligatures w14:val="none"/>
+              </w:rPr>
+              <w:t>3</w:t>
+            </w:r>
+          </w:p>
+        </w:tc>
+        <w:tc>
+          <w:tcPr>
+            <w:tcW w:w="6700" w:type="dxa"/>
+            <w:tcBorders>
+              <w:top w:val="nil"/>
+              <w:left w:val="nil"/>
+              <w:bottom w:val="single" w:sz="4" w:space="0" w:color="auto"/>
+              <w:right w:val="single" w:sz="4" w:space="0" w:color="auto"/>
+            </w:tcBorders>
+            <w:shd w:val="clear" w:color="auto" w:fill="auto"/>
+            <w:vAlign w:val="bottom"/>
+            <w:hideMark/>
+          </w:tcPr>
+          <w:p>
+            <w:pPr>
+              <w:spacing w:after="0" w:line="240" w:lineRule="auto"/>
+              <w:rPr>
+                <w:rFonts w:ascii="Calibri" w:eastAsia="Times New Roman" w:hAnsi="Calibri" w:cs="Calibri"/>
+                <w:color w:val="000000"/>
+                <w:kern w:val="0"/>
+                <w:sz w:val="22"/>
+                <w:szCs w:val="22"/>
+                <w:lang w:eastAsia="en-CA"/>
+                <w14:ligatures w14:val="none"/>
+              </w:rPr>
+            </w:pPr>
+            <w:r>
+              <w:rPr>
+                <w:rFonts w:ascii="Calibri" w:eastAsia="Times New Roman" w:hAnsi="Calibri" w:cs="Calibri"/>
+                <w:color w:val="000000"/>
+                <w:kern w:val="0"/>
+                <w:sz w:val="22"/>
+                <w:szCs w:val="22"/>
+                <w:lang w:eastAsia="en-CA"/>
+                <w14:ligatures w14:val="none"/>
+              </w:rPr>
+              <w:t xml:space="preserve">Populated the system with additional historical demand data to support forecasting experiments and verified that ML.NET SSA forecast rows were generated successfully in the </w:t>
+            </w:r>
+            <w:proofErr w:type="spellStart"/>
+            <w:r>
+              <w:rPr>
+                <w:rFonts w:ascii="Calibri" w:eastAsia="Times New Roman" w:hAnsi="Calibri" w:cs="Calibri"/>
+                <w:color w:val="000000"/>
+                <w:kern w:val="0"/>
+                <w:sz w:val="22"/>
+                <w:szCs w:val="22"/>
+                <w:lang w:eastAsia="en-CA"/>
+                <w14:ligatures w14:val="none"/>
+              </w:rPr>
+              <w:t>DemandForecast</w:t>
+            </w:r>
+            <w:proofErr w:type="spellEnd"/>
+            <w:r>
+              <w:rPr>
+                <w:rFonts w:ascii="Calibri" w:eastAsia="Times New Roman" w:hAnsi="Calibri" w:cs="Calibri"/>
+                <w:color w:val="000000"/>
+                <w:kern w:val="0"/>
+                <w:sz w:val="22"/>
+                <w:szCs w:val="22"/>
+                <w:lang w:eastAsia="en-CA"/>
+                <w14:ligatures w14:val="none"/>
+              </w:rPr>
+              <w:t xml:space="preserve"> table.</w:t>
+            </w:r>
+          </w:p>
+        </w:tc>
+      </w:tr>
+      <w:tr>
+        <w:trPr>
+          <w:trHeight w:val="3300"/>
+        </w:trPr>
+        <w:tc>
+          <w:tcPr>
+            <w:tcW w:w="1740" w:type="dxa"/>
+            <w:vMerge w:val="restart"/>
+            <w:tcBorders>
+              <w:top w:val="nil"/>
+              <w:left w:val="single" w:sz="4" w:space="0" w:color="auto"/>
+              <w:bottom w:val="single" w:sz="4" w:space="0" w:color="auto"/>
+              <w:right w:val="single" w:sz="4" w:space="0" w:color="auto"/>
+            </w:tcBorders>
+            <w:shd w:val="clear" w:color="auto" w:fill="auto"/>
+            <w:vAlign w:val="center"/>
+            <w:hideMark/>
+          </w:tcPr>
+          <w:p>
+            <w:pPr>
+              <w:spacing w:after="0" w:line="240" w:lineRule="auto"/>
+              <w:jc w:val="center"/>
+              <w:rPr>
+                <w:rFonts w:ascii="Calibri" w:eastAsia="Times New Roman" w:hAnsi="Calibri" w:cs="Calibri"/>
+                <w:color w:val="000000"/>
+                <w:kern w:val="0"/>
+                <w:sz w:val="22"/>
+                <w:szCs w:val="22"/>
+                <w:lang w:eastAsia="en-CA"/>
+                <w14:ligatures w14:val="none"/>
+              </w:rPr>
+            </w:pPr>
+            <w:r>
+              <w:rPr>
+                <w:rFonts w:ascii="Calibri" w:eastAsia="Times New Roman" w:hAnsi="Calibri" w:cs="Calibri"/>
+                <w:color w:val="000000"/>
+                <w:kern w:val="0"/>
+                <w:sz w:val="22"/>
+                <w:szCs w:val="22"/>
+                <w:lang w:eastAsia="en-CA"/>
+                <w14:ligatures w14:val="none"/>
+              </w:rPr>
+              <w:t>23-Mar</w:t>
+            </w:r>
+          </w:p>
+        </w:tc>
+        <w:tc>
+          <w:tcPr>
+            <w:tcW w:w="1220" w:type="dxa"/>
+            <w:vMerge w:val="restart"/>
+            <w:tcBorders>
+              <w:top w:val="nil"/>
+              <w:left w:val="single" w:sz="4" w:space="0" w:color="auto"/>
+              <w:bottom w:val="single" w:sz="4" w:space="0" w:color="auto"/>
+              <w:right w:val="single" w:sz="4" w:space="0" w:color="auto"/>
+            </w:tcBorders>
+            <w:shd w:val="clear" w:color="auto" w:fill="auto"/>
+            <w:vAlign w:val="center"/>
+            <w:hideMark/>
+          </w:tcPr>
+          <w:p>
+            <w:pPr>
+              <w:spacing w:after="0" w:line="240" w:lineRule="auto"/>
+              <w:jc w:val="center"/>
+              <w:rPr>
+                <w:rFonts w:ascii="Calibri" w:eastAsia="Times New Roman" w:hAnsi="Calibri" w:cs="Calibri"/>
+                <w:color w:val="000000"/>
+                <w:kern w:val="0"/>
+                <w:sz w:val="22"/>
+                <w:szCs w:val="22"/>
+                <w:lang w:eastAsia="en-CA"/>
+                <w14:ligatures w14:val="none"/>
+              </w:rPr>
+            </w:pPr>
+            <w:r>
+              <w:rPr>
+                <w:rFonts w:ascii="Calibri" w:eastAsia="Times New Roman" w:hAnsi="Calibri" w:cs="Calibri"/>
+                <w:color w:val="000000"/>
+                <w:kern w:val="0"/>
+                <w:sz w:val="22"/>
+                <w:szCs w:val="22"/>
+                <w:lang w:eastAsia="en-CA"/>
+                <w14:ligatures w14:val="none"/>
+              </w:rPr>
+              <w:t>5</w:t>
+            </w:r>
+          </w:p>
+        </w:tc>
+        <w:tc>
+          <w:tcPr>
+            <w:tcW w:w="6700" w:type="dxa"/>
+            <w:tcBorders>
+              <w:top w:val="nil"/>
+              <w:left w:val="nil"/>
+              <w:bottom w:val="single" w:sz="4" w:space="0" w:color="auto"/>
+              <w:right w:val="single" w:sz="4" w:space="0" w:color="auto"/>
+            </w:tcBorders>
+            <w:shd w:val="clear" w:color="auto" w:fill="auto"/>
+            <w:vAlign w:val="center"/>
+            <w:hideMark/>
+          </w:tcPr>
+          <w:p>
+            <w:pPr>
+              <w:spacing w:after="0" w:line="240" w:lineRule="auto"/>
+              <w:rPr>
+                <w:rFonts w:ascii="Calibri" w:eastAsia="Times New Roman" w:hAnsi="Calibri" w:cs="Calibri"/>
+                <w:color w:val="000000"/>
+                <w:kern w:val="0"/>
+                <w:sz w:val="22"/>
+                <w:szCs w:val="22"/>
+                <w:lang w:eastAsia="en-CA"/>
+                <w14:ligatures w14:val="none"/>
+              </w:rPr>
+            </w:pPr>
+            <w:r>
+              <w:rPr>
+                <w:rFonts w:ascii="Calibri" w:eastAsia="Times New Roman" w:hAnsi="Calibri" w:cs="Calibri"/>
+                <w:color w:val="000000"/>
+                <w:kern w:val="0"/>
+                <w:sz w:val="22"/>
+                <w:szCs w:val="22"/>
+                <w:lang w:eastAsia="en-CA"/>
+                <w14:ligatures w14:val="none"/>
+              </w:rPr>
+              <w:t xml:space="preserve"> Debugged why recommended vendors and charts were not appearing by checking forecast dates, inventory overlap, API responses, and endpoint usage. Fixed forecasting chart integration by correcting the chart API endpoint in </w:t>
+            </w:r>
+            <w:r>
+              <w:rPr>
+                <w:rFonts w:ascii="Arial Unicode MS" w:eastAsia="Times New Roman" w:hAnsi="Arial Unicode MS" w:cs="Calibri"/>
+                <w:color w:val="000000"/>
+                <w:kern w:val="0"/>
+                <w:sz w:val="20"/>
+                <w:szCs w:val="20"/>
+                <w:lang w:eastAsia="en-CA"/>
+                <w14:ligatures w14:val="none"/>
+              </w:rPr>
+              <w:t>forecastApi.js</w:t>
+            </w:r>
+            <w:r>
+              <w:rPr>
+                <w:rFonts w:ascii="Calibri" w:eastAsia="Times New Roman" w:hAnsi="Calibri" w:cs="Calibri"/>
+                <w:color w:val="000000"/>
+                <w:kern w:val="0"/>
+                <w:sz w:val="22"/>
+                <w:szCs w:val="22"/>
+                <w:lang w:eastAsia="en-CA"/>
+                <w14:ligatures w14:val="none"/>
+              </w:rPr>
+              <w:t xml:space="preserve">, updating chart-loading logic to use the selected forecasting model, and refining </w:t>
+            </w:r>
+            <w:proofErr w:type="spellStart"/>
+            <w:r>
+              <w:rPr>
+                <w:rFonts w:ascii="Arial Unicode MS" w:eastAsia="Times New Roman" w:hAnsi="Arial Unicode MS" w:cs="Calibri"/>
+                <w:color w:val="000000"/>
+                <w:kern w:val="0"/>
+                <w:sz w:val="20"/>
+                <w:szCs w:val="20"/>
+                <w:lang w:eastAsia="en-CA"/>
+                <w14:ligatures w14:val="none"/>
+              </w:rPr>
+              <w:t>DemandForecastService.cs</w:t>
+            </w:r>
+            <w:proofErr w:type="spellEnd"/>
+            <w:r>
+              <w:rPr>
+                <w:rFonts w:ascii="Calibri" w:eastAsia="Times New Roman" w:hAnsi="Calibri" w:cs="Calibri"/>
+                <w:color w:val="000000"/>
+                <w:kern w:val="0"/>
+                <w:sz w:val="22"/>
+                <w:szCs w:val="22"/>
+                <w:lang w:eastAsia="en-CA"/>
+                <w14:ligatures w14:val="none"/>
+              </w:rPr>
+              <w:t xml:space="preserve"> chart data retrieval to return recent historical values together with matching forecast values from the selected date onward. Continued testing of farmer-specific recommended vendors and confirmed that recommendation results change based on the logged-in farmer’s inventory and forecast matching data.</w:t>
+            </w:r>
+          </w:p>
+        </w:tc>
+      </w:tr>
+      <w:tr>
+        <w:trPr>
+          <w:trHeight w:val="300"/>
+        </w:trPr>
+        <w:tc>
+          <w:tcPr>
+            <w:tcW w:w="1740" w:type="dxa"/>
+            <w:vMerge/>
+            <w:tcBorders>
+              <w:top w:val="nil"/>
+              <w:left w:val="single" w:sz="4" w:space="0" w:color="auto"/>
+              <w:bottom w:val="single" w:sz="4" w:space="0" w:color="auto"/>
+              <w:right w:val="single" w:sz="4" w:space="0" w:color="auto"/>
+            </w:tcBorders>
+            <w:vAlign w:val="center"/>
+            <w:hideMark/>
+          </w:tcPr>
+          <w:p>
+            <w:pPr>
+              <w:spacing w:after="0" w:line="240" w:lineRule="auto"/>
+              <w:rPr>
+                <w:rFonts w:ascii="Calibri" w:eastAsia="Times New Roman" w:hAnsi="Calibri" w:cs="Calibri"/>
+                <w:color w:val="000000"/>
+                <w:kern w:val="0"/>
+                <w:sz w:val="22"/>
+                <w:szCs w:val="22"/>
+                <w:lang w:eastAsia="en-CA"/>
+                <w14:ligatures w14:val="none"/>
+              </w:rPr>
+            </w:pPr>
+          </w:p>
+        </w:tc>
+        <w:tc>
+          <w:tcPr>
+            <w:tcW w:w="1220" w:type="dxa"/>
+            <w:vMerge/>
+            <w:tcBorders>
+              <w:top w:val="nil"/>
+              <w:left w:val="single" w:sz="4" w:space="0" w:color="auto"/>
+              <w:bottom w:val="single" w:sz="4" w:space="0" w:color="auto"/>
+              <w:right w:val="single" w:sz="4" w:space="0" w:color="auto"/>
+            </w:tcBorders>
+            <w:vAlign w:val="center"/>
+            <w:hideMark/>
+          </w:tcPr>
+          <w:p>
+            <w:pPr>
+              <w:spacing w:after="0" w:line="240" w:lineRule="auto"/>
+              <w:rPr>
+                <w:rFonts w:ascii="Calibri" w:eastAsia="Times New Roman" w:hAnsi="Calibri" w:cs="Calibri"/>
+                <w:color w:val="000000"/>
+                <w:kern w:val="0"/>
+                <w:sz w:val="22"/>
+                <w:szCs w:val="22"/>
+                <w:lang w:eastAsia="en-CA"/>
+                <w14:ligatures w14:val="none"/>
+              </w:rPr>
+            </w:pPr>
+          </w:p>
+        </w:tc>
+        <w:tc>
+          <w:tcPr>
+            <w:tcW w:w="6700" w:type="dxa"/>
+            <w:tcBorders>
+              <w:top w:val="nil"/>
+              <w:left w:val="nil"/>
+              <w:bottom w:val="single" w:sz="4" w:space="0" w:color="auto"/>
+              <w:right w:val="single" w:sz="4" w:space="0" w:color="auto"/>
+            </w:tcBorders>
+            <w:shd w:val="clear" w:color="auto" w:fill="auto"/>
+            <w:vAlign w:val="center"/>
+            <w:hideMark/>
+          </w:tcPr>
+          <w:p>
+            <w:pPr>
+              <w:spacing w:after="0" w:line="240" w:lineRule="auto"/>
+              <w:rPr>
+                <w:rFonts w:ascii="Calibri" w:eastAsia="Times New Roman" w:hAnsi="Calibri" w:cs="Calibri"/>
+                <w:color w:val="000000"/>
+                <w:kern w:val="0"/>
+                <w:sz w:val="22"/>
+                <w:szCs w:val="22"/>
+                <w:lang w:eastAsia="en-CA"/>
+                <w14:ligatures w14:val="none"/>
+              </w:rPr>
+            </w:pPr>
+            <w:r>
+              <w:rPr>
+                <w:rFonts w:ascii="Calibri" w:eastAsia="Times New Roman" w:hAnsi="Calibri" w:cs="Calibri"/>
+                <w:color w:val="000000"/>
+                <w:kern w:val="0"/>
+                <w:sz w:val="22"/>
+                <w:szCs w:val="22"/>
+                <w:lang w:eastAsia="en-CA"/>
+                <w14:ligatures w14:val="none"/>
+              </w:rPr>
+              <w:t>Progress report 5 submission</w:t>
+            </w:r>
+          </w:p>
+        </w:tc>
+      </w:tr>
     </w:tbl>
     <w:p/>
     <w:p>
@@ -1952,11 +2411,6 @@
       </w:r>
     </w:p>
     <w:p>
-      <w:pPr>
-        <w:tabs>
-          <w:tab w:val="left" w:pos="1110"/>
-        </w:tabs>
-      </w:pPr>
       <w:r>
         <w:t xml:space="preserve">On March 18, a complete real-time farmer–vendor chat module was designed, implemented, and tested using </w:t>
       </w:r>
@@ -1966,7 +2420,7 @@
       </w:r>
       <w:proofErr w:type="spellEnd"/>
       <w:r>
-        <w:t xml:space="preserve"> within the ASP.NET Core and React architecture. This included enabling conversation creation and message exchange between users. Several critical issues were resolved during this phase, including incorrect user identification in the login flow, foreign key constraint errors in the database, and </w:t>
+        <w:t xml:space="preserve"> within the ASP.NET Core and React architecture. This included enabling conversation creation and real-time message exchange between users. Several critical issues were resolved during this phase, including incorrect user identification in the login flow, foreign key constraint errors in the database, and </w:t>
       </w:r>
       <w:proofErr w:type="spellStart"/>
       <w:r>
@@ -1974,181 +2428,66 @@
       </w:r>
       <w:proofErr w:type="spellEnd"/>
       <w:r>
-        <w:t xml:space="preserve"> connection problems related to CORS and backend configuration. The chat interface was further improved by replacing manual user ID entry with a searchable dropdown based on name and email, making the system more user-friendly. End-to-end testing was conducted from both farmer and vendor perspectives to ensure reliable communication.</w:t>
+        <w:t xml:space="preserve"> connection issues related to CORS and backend configuration. The chat interface was further improved by replacing manual user ID entry with a searchable dropdown based on user name and email, making the system more intuitive and user-friendly. End-to-end </w:t>
+      </w:r>
+      <w:r>
+        <w:lastRenderedPageBreak/>
+        <w:t>testing was successfully conducted from both farmer and vendor perspectives to ensure reliable communication.</w:t>
       </w:r>
     </w:p>
     <w:p>
-      <w:pPr>
-        <w:tabs>
-          <w:tab w:val="left" w:pos="1110"/>
-        </w:tabs>
-      </w:pPr>
-      <w:r>
-        <w:t>On March 19, the forecasting module interface was enhanced to improve usability and data accuracy. Manual inputs for vendor and product selection were replaced with dynamic, searchable dropdowns, supported by newly developed backend APIs for vendor and product lookup. API integration in the frontend was updated to handle dynamic queries, and validation logic was improved to ensure correct request payloads and prevent errors. Additionally, the navigation structure of the application was refactored by introducing a shared sidebar component, reducing code duplication and improving maintainability across multiple pages.</w:t>
+      <w:r>
+        <w:t>On March 19, the forecasting module interface was enhanced to improve usability and data accuracy. Manual inputs for vendor and product selection were replaced with dynamic, searchable dropdowns, supported by newly developed backend APIs for vendor and product lookup. The frontend API integration was updated to handle dynamic queries, and validation logic was improved to ensure correct request payloads and prevent runtime errors. Additionally, the application navigation was refactored by introducing a shared sidebar component, reducing code duplication and improving maintainability across multiple pages.</w:t>
       </w:r>
     </w:p>
     <w:p>
-      <w:pPr>
-        <w:tabs>
-          <w:tab w:val="left" w:pos="1110"/>
-        </w:tabs>
-      </w:pPr>
-      <w:r>
-        <w:t xml:space="preserve">On March 20, an advanced vendor recommendation feature was implemented to support intelligent dispatch planning. This feature uses forecast data, farmer inventory, and historical demand information to identify and rank the most suitable vendors. The recommendation logic was developed in the backend service layer and exposed via a </w:t>
-      </w:r>
-      <w:r>
-        <w:lastRenderedPageBreak/>
-        <w:t>secured API endpoint. The frontend dashboard was updated to dynamically display the top recommended vendors, enhancing decision-making capabilities for farmers.</w:t>
+      <w:r>
+        <w:t>On March 20, an advanced vendor recommendation feature was implemented to support intelligent dispatch planning. This feature leverages forecasting outputs, farmer inventory data, and historical demand patterns to identify and rank the most suitable vendors. The recommendation logic was developed in the backend service layer and exposed via a secured API endpoint. The frontend dashboard was enhanced to dynamically display the top recommended vendors, enabling better decision-making for farmers and transforming the system into a data-driven platform.</w:t>
       </w:r>
     </w:p>
     <w:p>
-      <w:pPr>
-        <w:tabs>
-          <w:tab w:val="left" w:pos="1110"/>
-        </w:tabs>
-      </w:pPr>
-      <w:r>
-        <w:t>Overall, the work focused on real-time communication, intelligent forecasting integration, system usability improvements, and data-driven decision support, while ensuring strong frontend–backend integration and system stability.</w:t>
+      <w:r>
+        <w:t xml:space="preserve">On March 22, the system was populated with sufficient historical demand, inventory, and dispatch data to support forecasting, recommendation, and optimization experiments. ML.NET SSA forecasting was executed successfully, and forecast records were generated and stored in the </w:t>
+      </w:r>
+      <w:proofErr w:type="spellStart"/>
+      <w:r>
+        <w:t>DemandForecast</w:t>
+      </w:r>
+      <w:proofErr w:type="spellEnd"/>
+      <w:r>
+        <w:t xml:space="preserve"> table, enabling further analytical and recommendation functionalities.</w:t>
       </w:r>
     </w:p>
     <w:p>
-      <w:pPr>
-        <w:tabs>
-          <w:tab w:val="left" w:pos="1110"/>
-        </w:tabs>
-      </w:pPr>
+      <w:r>
+        <w:t xml:space="preserve">On March 23, extensive debugging and refinement were carried out to resolve issues related to missing chart data and vendor recommendations. Problems related to API endpoint mismatches, incorrect parameter passing, forecast date alignment, and model selection were identified and fixed. The chart integration was corrected by updating the forecast API endpoint, improving frontend chart-loading logic, and refining the backend </w:t>
+      </w:r>
+      <w:proofErr w:type="spellStart"/>
+      <w:r>
+        <w:t>DemandForecastService</w:t>
+      </w:r>
+      <w:proofErr w:type="spellEnd"/>
+      <w:r>
+        <w:t xml:space="preserve"> to properly filter and return both historical and forecast data. Additional validation and testing were performed to ensure that recommended vendors dynamically change based on the logged-in farmer’s inventory and forecast conditions.</w:t>
+      </w:r>
     </w:p>
     <w:p>
-      <w:pPr>
-        <w:tabs>
-          <w:tab w:val="left" w:pos="1110"/>
-        </w:tabs>
-      </w:pPr>
-      <w:r>
-        <w:t xml:space="preserve">Next Step : </w:t>
+      <w:r>
+        <w:t xml:space="preserve">Overall, the work during this period focused on real-time communication, intelligent forecasting integration, data-driven vendor recommendation, system usability improvements, and robust frontend–backend integration. These enhancements significantly improved system reliability, user experience, and decision support </w:t>
+      </w:r>
+      <w:r>
+        <w:lastRenderedPageBreak/>
+        <w:t xml:space="preserve">capabilities, advancing the </w:t>
+      </w:r>
+      <w:proofErr w:type="spellStart"/>
+      <w:r>
+        <w:t>FarmVendor</w:t>
+      </w:r>
+      <w:proofErr w:type="spellEnd"/>
+      <w:r>
+        <w:t xml:space="preserve"> platform toward a scalable and intelligent supply chain solution.</w:t>
       </w:r>
     </w:p>
-    <w:p>
-      <w:pPr>
-        <w:pStyle w:val="ListParagraph"/>
-        <w:numPr>
-          <w:ilvl w:val="0"/>
-          <w:numId w:val="21"/>
-        </w:numPr>
-      </w:pPr>
-      <w:r>
-        <w:t>Finish chat backend and message persistence</w:t>
-      </w:r>
-    </w:p>
-    <w:p>
-      <w:pPr>
-        <w:pStyle w:val="ListParagraph"/>
-        <w:numPr>
-          <w:ilvl w:val="0"/>
-          <w:numId w:val="21"/>
-        </w:numPr>
-      </w:pPr>
-      <w:r>
-        <w:t>Create enough historical data for forecasting experiments</w:t>
-      </w:r>
-    </w:p>
-    <w:p>
-      <w:pPr>
-        <w:pStyle w:val="ListParagraph"/>
-        <w:numPr>
-          <w:ilvl w:val="0"/>
-          <w:numId w:val="21"/>
-        </w:numPr>
-      </w:pPr>
-      <w:r>
-        <w:t>Compare Moving Average vs ML.NET SSA</w:t>
-      </w:r>
-    </w:p>
-    <w:p>
-      <w:pPr>
-        <w:pStyle w:val="ListParagraph"/>
-        <w:numPr>
-          <w:ilvl w:val="0"/>
-          <w:numId w:val="21"/>
-        </w:numPr>
-      </w:pPr>
-      <w:r>
-        <w:t>Evaluate optimization using distance, quantity, inventory, and relationship score</w:t>
-      </w:r>
-    </w:p>
-    <w:p>
-      <w:pPr>
-        <w:pStyle w:val="ListParagraph"/>
-        <w:numPr>
-          <w:ilvl w:val="0"/>
-          <w:numId w:val="21"/>
-        </w:numPr>
-      </w:pPr>
-      <w:r>
-        <w:t>Prepare graphs, screenshots, and results for report</w:t>
-      </w:r>
-    </w:p>
-    <w:p>
-      <w:pPr>
-        <w:pStyle w:val="ListParagraph"/>
-        <w:numPr>
-          <w:ilvl w:val="0"/>
-          <w:numId w:val="21"/>
-        </w:numPr>
-      </w:pPr>
-      <w:r>
-        <w:t>Perform forecasting evaluation</w:t>
-      </w:r>
-    </w:p>
-    <w:p>
-      <w:pPr>
-        <w:pStyle w:val="ListParagraph"/>
-        <w:numPr>
-          <w:ilvl w:val="0"/>
-          <w:numId w:val="21"/>
-        </w:numPr>
-      </w:pPr>
-      <w:r>
-        <w:t>Evaluate optimization results using metrics like demand fulfillment rate, inventory utilization, and delivery efficiency</w:t>
-      </w:r>
-    </w:p>
-    <w:p>
-      <w:pPr>
-        <w:pStyle w:val="ListParagraph"/>
-        <w:numPr>
-          <w:ilvl w:val="0"/>
-          <w:numId w:val="21"/>
-        </w:numPr>
-      </w:pPr>
-      <w:r>
-        <w:t>Analyze relationship score trends between farmers and vendors based on delivery outcomes.</w:t>
-      </w:r>
-    </w:p>
-    <w:p>
-      <w:pPr>
-        <w:pStyle w:val="ListParagraph"/>
-        <w:numPr>
-          <w:ilvl w:val="0"/>
-          <w:numId w:val="21"/>
-        </w:numPr>
-      </w:pPr>
-      <w:r>
-        <w:t>Prepare graphs and tables for experimental results.</w:t>
-      </w:r>
-    </w:p>
-    <w:p>
-      <w:pPr>
-        <w:pStyle w:val="ListParagraph"/>
-        <w:numPr>
-          <w:ilvl w:val="0"/>
-          <w:numId w:val="21"/>
-        </w:numPr>
-      </w:pPr>
-      <w:r>
-        <w:t>Document findings and integrate them into the final project report and presentation</w:t>
-      </w:r>
-    </w:p>
-    <w:p/>
     <w:p/>
     <w:p>
       <w:pPr>
@@ -2173,171 +2512,90 @@
         </w:numPr>
       </w:pPr>
       <w:r>
-        <w:t xml:space="preserve">Populate the system with sufficient </w:t>
-      </w:r>
-      <w:r>
+        <w:t xml:space="preserve">Generate analytical outputs, including graphs and tables, to visualize forecasting trends and recommendation effectiveness. </w:t>
+      </w:r>
+    </w:p>
+    <w:p>
+      <w:pPr>
+        <w:numPr>
+          <w:ilvl w:val="0"/>
+          <w:numId w:val="44"/>
+        </w:numPr>
+      </w:pPr>
+      <w:r>
+        <w:t xml:space="preserve">Evaluate system performance using metrics such as demand fulfillment rate, inventory utilization, and recommendation accuracy. </w:t>
+      </w:r>
+    </w:p>
+    <w:p>
+      <w:pPr>
+        <w:numPr>
+          <w:ilvl w:val="0"/>
+          <w:numId w:val="44"/>
+        </w:numPr>
+      </w:pPr>
+      <w:r>
+        <w:t xml:space="preserve">Analyze relationship score trends between farmers and vendors based on delivery outcomes. </w:t>
+      </w:r>
+    </w:p>
+    <w:p>
+      <w:pPr>
+        <w:numPr>
+          <w:ilvl w:val="0"/>
+          <w:numId w:val="44"/>
+        </w:numPr>
+      </w:pPr>
+      <w:r>
+        <w:t>Modify final User interface for more professional output</w:t>
+      </w:r>
+    </w:p>
+    <w:p>
+      <w:pPr>
+        <w:numPr>
+          <w:ilvl w:val="0"/>
+          <w:numId w:val="44"/>
+        </w:numPr>
+      </w:pPr>
+      <w:r>
+        <w:t xml:space="preserve">Capture screenshots and system outputs to support experimental findings. </w:t>
+      </w:r>
+    </w:p>
+    <w:p>
+      <w:pPr>
+        <w:numPr>
+          <w:ilvl w:val="0"/>
+          <w:numId w:val="44"/>
+        </w:numPr>
+      </w:pPr>
+      <w:r>
+        <w:t>Begin preparing the final report, including methodology, implementation details, experimental results, and discussion.</w:t>
+      </w:r>
+    </w:p>
+    <w:p>
+      <w:pPr>
+        <w:numPr>
+          <w:ilvl w:val="0"/>
+          <w:numId w:val="44"/>
+        </w:numPr>
+      </w:pPr>
+      <w:r>
+        <w:t>Prepare final presentation slides</w:t>
+      </w:r>
+      <w:r>
+        <w:t xml:space="preserve"> </w:t>
+      </w:r>
+    </w:p>
+    <w:p>
+      <w:pPr>
         <w:rPr>
           <w:b/>
           <w:bCs/>
         </w:rPr>
-        <w:t>historical demand and inventory data</w:t>
-      </w:r>
-      <w:r>
-        <w:t xml:space="preserve"> to support forecasting, recommendation, and optimization experiments. </w:t>
-      </w:r>
-    </w:p>
-    <w:p>
-      <w:pPr>
-        <w:numPr>
-          <w:ilvl w:val="0"/>
-          <w:numId w:val="44"/>
-        </w:numPr>
-      </w:pPr>
-      <w:r>
-        <w:t xml:space="preserve">Complete </w:t>
-      </w:r>
+      </w:pPr>
       <w:r>
         <w:rPr>
           <w:b/>
           <w:bCs/>
         </w:rPr>
-        <w:t>forecast model evaluation</w:t>
-      </w:r>
-      <w:r>
-        <w:t xml:space="preserve"> by comparing Moving Average and ML.NET SSA results using accuracy metrics. </w:t>
-      </w:r>
-    </w:p>
-    <w:p>
-      <w:pPr>
-        <w:numPr>
-          <w:ilvl w:val="0"/>
-          <w:numId w:val="44"/>
-        </w:numPr>
-      </w:pPr>
-      <w:r>
-        <w:t xml:space="preserve">Validate and refine the </w:t>
-      </w:r>
-      <w:r>
-        <w:rPr>
-          <w:b/>
-          <w:bCs/>
-        </w:rPr>
-        <w:t>vendor recommendation and dispatch optimization logic</w:t>
-      </w:r>
-      <w:r>
-        <w:t xml:space="preserve"> based on real data, ensuring meaningful and non-empty results. </w:t>
-      </w:r>
-    </w:p>
-    <w:p>
-      <w:pPr>
-        <w:numPr>
-          <w:ilvl w:val="0"/>
-          <w:numId w:val="44"/>
-        </w:numPr>
-      </w:pPr>
-      <w:r>
-        <w:t xml:space="preserve">Generate </w:t>
-      </w:r>
-      <w:r>
-        <w:rPr>
-          <w:b/>
-          <w:bCs/>
-        </w:rPr>
-        <w:t>analytical outputs</w:t>
-      </w:r>
-      <w:r>
-        <w:t xml:space="preserve">, including graphs and tables, to visualize forecasting trends and recommendation effectiveness. </w:t>
-      </w:r>
-    </w:p>
-    <w:p>
-      <w:pPr>
-        <w:numPr>
-          <w:ilvl w:val="0"/>
-          <w:numId w:val="44"/>
-        </w:numPr>
-      </w:pPr>
-      <w:r>
-        <w:t xml:space="preserve">Evaluate system performance using metrics such as </w:t>
-      </w:r>
-      <w:r>
-        <w:rPr>
-          <w:b/>
-          <w:bCs/>
-        </w:rPr>
-        <w:t>demand fulfillment rate, inventory utilization, and recommendation accuracy</w:t>
-      </w:r>
-      <w:r>
-        <w:t xml:space="preserve">. </w:t>
-      </w:r>
-    </w:p>
-    <w:p>
-      <w:pPr>
-        <w:numPr>
-          <w:ilvl w:val="0"/>
-          <w:numId w:val="44"/>
-        </w:numPr>
-      </w:pPr>
-      <w:r>
-        <w:lastRenderedPageBreak/>
-        <w:t xml:space="preserve">Analyze </w:t>
-      </w:r>
-      <w:r>
-        <w:rPr>
-          <w:b/>
-          <w:bCs/>
-        </w:rPr>
-        <w:t>relationship score trends</w:t>
-      </w:r>
-      <w:r>
-        <w:t xml:space="preserve"> between farmers and vendors based on delivery outcomes. </w:t>
-      </w:r>
-    </w:p>
-    <w:p>
-      <w:pPr>
-        <w:numPr>
-          <w:ilvl w:val="0"/>
-          <w:numId w:val="44"/>
-        </w:numPr>
-      </w:pPr>
-      <w:r>
-        <w:t xml:space="preserve">Capture </w:t>
-      </w:r>
-      <w:r>
-        <w:rPr>
-          <w:b/>
-          <w:bCs/>
-        </w:rPr>
-        <w:t>screenshots and system outputs</w:t>
-      </w:r>
-      <w:r>
-        <w:t xml:space="preserve"> to support experimental findings. </w:t>
-      </w:r>
-    </w:p>
-    <w:p>
-      <w:pPr>
-        <w:numPr>
-          <w:ilvl w:val="0"/>
-          <w:numId w:val="44"/>
-        </w:numPr>
-      </w:pPr>
-      <w:r>
-        <w:t xml:space="preserve">Begin preparing the </w:t>
-      </w:r>
-      <w:r>
-        <w:rPr>
-          <w:b/>
-          <w:bCs/>
-        </w:rPr>
-        <w:t>final report</w:t>
-      </w:r>
-      <w:r>
-        <w:t xml:space="preserve">, including methodology, implementation details, experimental results, and discussion. </w:t>
-      </w:r>
-    </w:p>
-    <w:p/>
-    <w:p/>
-    <w:p>
-      <w:r>
         <w:t>Repo Check in of Implementation completed</w:t>
       </w:r>
     </w:p>
@@ -2401,10 +2659,8 @@
       <w:proofErr w:type="spellStart"/>
       <w:r>
         <w:rPr>
-          <w:rFonts w:ascii="Segoe UI" w:eastAsia="Times New Roman" w:hAnsi="Segoe UI" w:cs="Segoe UI"/>
+          <w:rFonts w:eastAsia="Times New Roman" w:cs="Segoe UI"/>
           <w:kern w:val="0"/>
-          <w:sz w:val="21"/>
-          <w:szCs w:val="21"/>
           <w:lang w:eastAsia="en-CA"/>
           <w14:ligatures w14:val="none"/>
         </w:rPr>
@@ -2423,10 +2679,8 @@
       <w:proofErr w:type="spellStart"/>
       <w:r>
         <w:rPr>
-          <w:rFonts w:ascii="Segoe UI" w:eastAsia="Times New Roman" w:hAnsi="Segoe UI" w:cs="Segoe UI"/>
+          <w:rFonts w:eastAsia="Times New Roman" w:cs="Segoe UI"/>
           <w:kern w:val="0"/>
-          <w:sz w:val="21"/>
-          <w:szCs w:val="21"/>
           <w:lang w:eastAsia="en-CA"/>
           <w14:ligatures w14:val="none"/>
         </w:rPr>
@@ -2445,10 +2699,8 @@
       <w:proofErr w:type="spellStart"/>
       <w:r>
         <w:rPr>
-          <w:rFonts w:ascii="Segoe UI" w:eastAsia="Times New Roman" w:hAnsi="Segoe UI" w:cs="Segoe UI"/>
+          <w:rFonts w:eastAsia="Times New Roman" w:cs="Segoe UI"/>
           <w:kern w:val="0"/>
-          <w:sz w:val="21"/>
-          <w:szCs w:val="21"/>
           <w:lang w:eastAsia="en-CA"/>
           <w14:ligatures w14:val="none"/>
         </w:rPr>
@@ -2467,10 +2719,8 @@
       <w:proofErr w:type="spellStart"/>
       <w:r>
         <w:rPr>
-          <w:rFonts w:ascii="Segoe UI" w:eastAsia="Times New Roman" w:hAnsi="Segoe UI" w:cs="Segoe UI"/>
+          <w:rFonts w:eastAsia="Times New Roman" w:cs="Segoe UI"/>
           <w:kern w:val="0"/>
-          <w:sz w:val="21"/>
-          <w:szCs w:val="21"/>
           <w:lang w:eastAsia="en-CA"/>
           <w14:ligatures w14:val="none"/>
         </w:rPr>
@@ -2489,10 +2739,8 @@
       <w:proofErr w:type="spellStart"/>
       <w:r>
         <w:rPr>
-          <w:rFonts w:ascii="Segoe UI" w:eastAsia="Times New Roman" w:hAnsi="Segoe UI" w:cs="Segoe UI"/>
+          <w:rFonts w:eastAsia="Times New Roman" w:cs="Segoe UI"/>
           <w:kern w:val="0"/>
-          <w:sz w:val="21"/>
-          <w:szCs w:val="21"/>
           <w:lang w:eastAsia="en-CA"/>
           <w14:ligatures w14:val="none"/>
         </w:rPr>
@@ -2534,10 +2782,8 @@
       </w:r>
       <w:r>
         <w:rPr>
-          <w:rFonts w:ascii="Segoe UI" w:eastAsia="Times New Roman" w:hAnsi="Segoe UI" w:cs="Segoe UI"/>
+          <w:rFonts w:eastAsia="Times New Roman" w:cs="Segoe UI"/>
           <w:kern w:val="0"/>
-          <w:sz w:val="21"/>
-          <w:szCs w:val="21"/>
           <w:lang w:eastAsia="en-CA"/>
           <w14:ligatures w14:val="none"/>
         </w:rPr>
@@ -2554,10 +2800,8 @@
       </w:pPr>
       <w:r>
         <w:rPr>
-          <w:rFonts w:ascii="Segoe UI" w:eastAsia="Times New Roman" w:hAnsi="Segoe UI" w:cs="Segoe UI"/>
+          <w:rFonts w:eastAsia="Times New Roman" w:cs="Segoe UI"/>
           <w:kern w:val="0"/>
-          <w:sz w:val="21"/>
-          <w:szCs w:val="21"/>
           <w:lang w:eastAsia="en-CA"/>
           <w14:ligatures w14:val="none"/>
         </w:rPr>
@@ -2575,13 +2819,12 @@
       <w:proofErr w:type="spellStart"/>
       <w:r>
         <w:rPr>
-          <w:rFonts w:ascii="Segoe UI" w:eastAsia="Times New Roman" w:hAnsi="Segoe UI" w:cs="Segoe UI"/>
+          <w:rFonts w:eastAsia="Times New Roman" w:cs="Segoe UI"/>
           <w:kern w:val="0"/>
-          <w:sz w:val="21"/>
-          <w:szCs w:val="21"/>
           <w:lang w:eastAsia="en-CA"/>
           <w14:ligatures w14:val="none"/>
         </w:rPr>
+        <w:lastRenderedPageBreak/>
         <w:t>FarmerSidebar.jsx</w:t>
       </w:r>
       <w:proofErr w:type="spellEnd"/>
@@ -2594,10 +2837,8 @@
           <w:numId w:val="40"/>
         </w:numPr>
         <w:rPr>
-          <w:rFonts w:ascii="Segoe UI" w:eastAsia="Times New Roman" w:hAnsi="Segoe UI" w:cs="Segoe UI"/>
+          <w:rFonts w:eastAsia="Times New Roman" w:cs="Segoe UI"/>
           <w:kern w:val="0"/>
-          <w:sz w:val="21"/>
-          <w:szCs w:val="21"/>
           <w:lang w:eastAsia="en-CA"/>
           <w14:ligatures w14:val="none"/>
         </w:rPr>
@@ -2605,10 +2846,8 @@
       <w:proofErr w:type="spellStart"/>
       <w:r>
         <w:rPr>
-          <w:rFonts w:ascii="Segoe UI" w:eastAsia="Times New Roman" w:hAnsi="Segoe UI" w:cs="Segoe UI"/>
+          <w:rFonts w:eastAsia="Times New Roman" w:cs="Segoe UI"/>
           <w:kern w:val="0"/>
-          <w:sz w:val="21"/>
-          <w:szCs w:val="21"/>
           <w:lang w:eastAsia="en-CA"/>
           <w14:ligatures w14:val="none"/>
         </w:rPr>
@@ -2617,10 +2856,8 @@
       <w:proofErr w:type="spellEnd"/>
       <w:r>
         <w:rPr>
-          <w:rFonts w:ascii="Segoe UI" w:eastAsia="Times New Roman" w:hAnsi="Segoe UI" w:cs="Segoe UI"/>
+          <w:rFonts w:eastAsia="Times New Roman" w:cs="Segoe UI"/>
           <w:kern w:val="0"/>
-          <w:sz w:val="21"/>
-          <w:szCs w:val="21"/>
           <w:lang w:eastAsia="en-CA"/>
           <w14:ligatures w14:val="none"/>
         </w:rPr>
@@ -2635,10 +2872,8 @@
           <w:numId w:val="40"/>
         </w:numPr>
         <w:rPr>
-          <w:rFonts w:ascii="Segoe UI" w:eastAsia="Times New Roman" w:hAnsi="Segoe UI" w:cs="Segoe UI"/>
+          <w:rFonts w:eastAsia="Times New Roman" w:cs="Segoe UI"/>
           <w:kern w:val="0"/>
-          <w:sz w:val="21"/>
-          <w:szCs w:val="21"/>
           <w:lang w:eastAsia="en-CA"/>
           <w14:ligatures w14:val="none"/>
         </w:rPr>
@@ -2646,10 +2881,8 @@
       <w:proofErr w:type="spellStart"/>
       <w:r>
         <w:rPr>
-          <w:rFonts w:ascii="Segoe UI" w:eastAsia="Times New Roman" w:hAnsi="Segoe UI" w:cs="Segoe UI"/>
+          <w:rFonts w:eastAsia="Times New Roman" w:cs="Segoe UI"/>
           <w:kern w:val="0"/>
-          <w:sz w:val="21"/>
-          <w:szCs w:val="21"/>
           <w:lang w:eastAsia="en-CA"/>
           <w14:ligatures w14:val="none"/>
         </w:rPr>
@@ -2749,10 +2982,8 @@
           <w:numId w:val="40"/>
         </w:numPr>
         <w:rPr>
-          <w:rFonts w:ascii="Segoe UI" w:eastAsia="Times New Roman" w:hAnsi="Segoe UI" w:cs="Segoe UI"/>
+          <w:rFonts w:eastAsia="Times New Roman" w:cs="Segoe UI"/>
           <w:kern w:val="0"/>
-          <w:sz w:val="21"/>
-          <w:szCs w:val="21"/>
           <w:lang w:eastAsia="en-CA"/>
           <w14:ligatures w14:val="none"/>
         </w:rPr>
@@ -2787,7 +3018,6 @@
       </w:pPr>
       <w:proofErr w:type="spellStart"/>
       <w:r>
-        <w:lastRenderedPageBreak/>
         <w:t>VendorIncoming.jsx</w:t>
       </w:r>
       <w:proofErr w:type="spellEnd"/>
@@ -2884,10 +3114,8 @@
           <w:numId w:val="40"/>
         </w:numPr>
         <w:rPr>
-          <w:rFonts w:ascii="Segoe UI" w:eastAsia="Times New Roman" w:hAnsi="Segoe UI" w:cs="Segoe UI"/>
+          <w:rFonts w:eastAsia="Times New Roman" w:cs="Segoe UI"/>
           <w:kern w:val="0"/>
-          <w:sz w:val="21"/>
-          <w:szCs w:val="21"/>
           <w:lang w:eastAsia="en-CA"/>
           <w14:ligatures w14:val="none"/>
         </w:rPr>
@@ -2896,10 +3124,12 @@
         <w:t>package-</w:t>
       </w:r>
       <w:proofErr w:type="spellStart"/>
+      <w:proofErr w:type="gramStart"/>
       <w:r>
         <w:t>lock.json</w:t>
       </w:r>
       <w:proofErr w:type="spellEnd"/>
+      <w:proofErr w:type="gramEnd"/>
     </w:p>
     <w:p>
       <w:pPr>
@@ -3112,6 +3342,7 @@
           <w:b/>
           <w:bCs/>
         </w:rPr>
+        <w:lastRenderedPageBreak/>
         <w:t>AI Use Section</w:t>
       </w:r>
     </w:p>
@@ -3147,26 +3378,22 @@
               <w:spacing w:after="0" w:line="240" w:lineRule="auto"/>
               <w:jc w:val="center"/>
               <w:rPr>
-                <w:rFonts w:ascii="Calibri" w:eastAsia="Times New Roman" w:hAnsi="Calibri" w:cs="Calibri"/>
+                <w:rFonts w:eastAsia="Times New Roman" w:cs="Calibri"/>
                 <w:b/>
                 <w:bCs/>
                 <w:color w:val="000000"/>
                 <w:kern w:val="0"/>
-                <w:sz w:val="22"/>
-                <w:szCs w:val="22"/>
                 <w:lang w:eastAsia="en-CA"/>
                 <w14:ligatures w14:val="none"/>
               </w:rPr>
             </w:pPr>
             <w:r>
               <w:rPr>
-                <w:rFonts w:ascii="Calibri" w:eastAsia="Times New Roman" w:hAnsi="Calibri" w:cs="Calibri"/>
+                <w:rFonts w:eastAsia="Times New Roman" w:cs="Calibri"/>
                 <w:b/>
                 <w:bCs/>
                 <w:color w:val="000000"/>
                 <w:kern w:val="0"/>
-                <w:sz w:val="22"/>
-                <w:szCs w:val="22"/>
                 <w:lang w:eastAsia="en-CA"/>
                 <w14:ligatures w14:val="none"/>
               </w:rPr>
@@ -3192,26 +3419,22 @@
               <w:spacing w:after="0" w:line="240" w:lineRule="auto"/>
               <w:jc w:val="right"/>
               <w:rPr>
-                <w:rFonts w:ascii="Calibri" w:eastAsia="Times New Roman" w:hAnsi="Calibri" w:cs="Calibri"/>
+                <w:rFonts w:eastAsia="Times New Roman" w:cs="Calibri"/>
                 <w:b/>
                 <w:bCs/>
                 <w:color w:val="000000"/>
                 <w:kern w:val="0"/>
-                <w:sz w:val="22"/>
-                <w:szCs w:val="22"/>
                 <w:lang w:eastAsia="en-CA"/>
                 <w14:ligatures w14:val="none"/>
               </w:rPr>
             </w:pPr>
             <w:r>
               <w:rPr>
-                <w:rFonts w:ascii="Calibri" w:eastAsia="Times New Roman" w:hAnsi="Calibri" w:cs="Calibri"/>
+                <w:rFonts w:eastAsia="Times New Roman" w:cs="Calibri"/>
                 <w:b/>
                 <w:bCs/>
                 <w:color w:val="000000"/>
                 <w:kern w:val="0"/>
-                <w:sz w:val="22"/>
-                <w:szCs w:val="22"/>
                 <w:lang w:eastAsia="en-CA"/>
                 <w14:ligatures w14:val="none"/>
               </w:rPr>
@@ -3237,26 +3460,22 @@
               <w:spacing w:after="0" w:line="240" w:lineRule="auto"/>
               <w:jc w:val="center"/>
               <w:rPr>
-                <w:rFonts w:ascii="Calibri" w:eastAsia="Times New Roman" w:hAnsi="Calibri" w:cs="Calibri"/>
+                <w:rFonts w:eastAsia="Times New Roman" w:cs="Calibri"/>
                 <w:b/>
                 <w:bCs/>
                 <w:color w:val="000000"/>
                 <w:kern w:val="0"/>
-                <w:sz w:val="22"/>
-                <w:szCs w:val="22"/>
                 <w:lang w:eastAsia="en-CA"/>
                 <w14:ligatures w14:val="none"/>
               </w:rPr>
             </w:pPr>
             <w:r>
               <w:rPr>
-                <w:rFonts w:ascii="Calibri" w:eastAsia="Times New Roman" w:hAnsi="Calibri" w:cs="Calibri"/>
+                <w:rFonts w:eastAsia="Times New Roman" w:cs="Calibri"/>
                 <w:b/>
                 <w:bCs/>
                 <w:color w:val="000000"/>
                 <w:kern w:val="0"/>
-                <w:sz w:val="22"/>
-                <w:szCs w:val="22"/>
                 <w:lang w:eastAsia="en-CA"/>
                 <w14:ligatures w14:val="none"/>
               </w:rPr>
@@ -3288,22 +3507,18 @@
               <w:spacing w:after="0" w:line="240" w:lineRule="auto"/>
               <w:jc w:val="center"/>
               <w:rPr>
-                <w:rFonts w:ascii="Calibri" w:eastAsia="Times New Roman" w:hAnsi="Calibri" w:cs="Calibri"/>
-                <w:color w:val="000000"/>
-                <w:kern w:val="0"/>
-                <w:sz w:val="22"/>
-                <w:szCs w:val="22"/>
+                <w:rFonts w:eastAsia="Times New Roman" w:cs="Calibri"/>
+                <w:color w:val="000000"/>
+                <w:kern w:val="0"/>
                 <w:lang w:eastAsia="en-CA"/>
                 <w14:ligatures w14:val="none"/>
               </w:rPr>
             </w:pPr>
             <w:r>
               <w:rPr>
-                <w:rFonts w:ascii="Calibri" w:eastAsia="Times New Roman" w:hAnsi="Calibri" w:cs="Calibri"/>
-                <w:color w:val="000000"/>
-                <w:kern w:val="0"/>
-                <w:sz w:val="22"/>
-                <w:szCs w:val="22"/>
+                <w:rFonts w:eastAsia="Times New Roman" w:cs="Calibri"/>
+                <w:color w:val="000000"/>
+                <w:kern w:val="0"/>
                 <w:lang w:eastAsia="en-CA"/>
                 <w14:ligatures w14:val="none"/>
               </w:rPr>
@@ -3328,22 +3543,18 @@
             <w:pPr>
               <w:spacing w:after="0" w:line="240" w:lineRule="auto"/>
               <w:rPr>
-                <w:rFonts w:ascii="Calibri" w:eastAsia="Times New Roman" w:hAnsi="Calibri" w:cs="Calibri"/>
-                <w:color w:val="000000"/>
-                <w:kern w:val="0"/>
-                <w:sz w:val="22"/>
-                <w:szCs w:val="22"/>
+                <w:rFonts w:eastAsia="Times New Roman" w:cs="Calibri"/>
+                <w:color w:val="000000"/>
+                <w:kern w:val="0"/>
                 <w:lang w:eastAsia="en-CA"/>
                 <w14:ligatures w14:val="none"/>
               </w:rPr>
             </w:pPr>
             <w:r>
               <w:rPr>
-                <w:rFonts w:ascii="Calibri" w:eastAsia="Times New Roman" w:hAnsi="Calibri" w:cs="Calibri"/>
-                <w:color w:val="000000"/>
-                <w:kern w:val="0"/>
-                <w:sz w:val="22"/>
-                <w:szCs w:val="22"/>
+                <w:rFonts w:eastAsia="Times New Roman" w:cs="Calibri"/>
+                <w:color w:val="000000"/>
+                <w:kern w:val="0"/>
                 <w:lang w:eastAsia="en-CA"/>
                 <w14:ligatures w14:val="none"/>
               </w:rPr>
@@ -3368,22 +3579,18 @@
             <w:pPr>
               <w:spacing w:after="0" w:line="240" w:lineRule="auto"/>
               <w:rPr>
-                <w:rFonts w:ascii="Calibri" w:eastAsia="Times New Roman" w:hAnsi="Calibri" w:cs="Calibri"/>
-                <w:color w:val="000000"/>
-                <w:kern w:val="0"/>
-                <w:sz w:val="22"/>
-                <w:szCs w:val="22"/>
+                <w:rFonts w:eastAsia="Times New Roman" w:cs="Calibri"/>
+                <w:color w:val="000000"/>
+                <w:kern w:val="0"/>
                 <w:lang w:eastAsia="en-CA"/>
                 <w14:ligatures w14:val="none"/>
               </w:rPr>
             </w:pPr>
             <w:r>
               <w:rPr>
-                <w:rFonts w:ascii="Calibri" w:eastAsia="Times New Roman" w:hAnsi="Calibri" w:cs="Calibri"/>
-                <w:color w:val="000000"/>
-                <w:kern w:val="0"/>
-                <w:sz w:val="22"/>
-                <w:szCs w:val="22"/>
+                <w:rFonts w:eastAsia="Times New Roman" w:cs="Calibri"/>
+                <w:color w:val="000000"/>
+                <w:kern w:val="0"/>
                 <w:lang w:eastAsia="en-CA"/>
                 <w14:ligatures w14:val="none"/>
               </w:rPr>
@@ -3392,11 +3599,9 @@
             <w:proofErr w:type="spellStart"/>
             <w:r>
               <w:rPr>
-                <w:rFonts w:ascii="Calibri" w:eastAsia="Times New Roman" w:hAnsi="Calibri" w:cs="Calibri"/>
-                <w:color w:val="000000"/>
-                <w:kern w:val="0"/>
-                <w:sz w:val="22"/>
-                <w:szCs w:val="22"/>
+                <w:rFonts w:eastAsia="Times New Roman" w:cs="Calibri"/>
+                <w:color w:val="000000"/>
+                <w:kern w:val="0"/>
                 <w:lang w:eastAsia="en-CA"/>
                 <w14:ligatures w14:val="none"/>
               </w:rPr>
@@ -3405,11 +3610,9 @@
             <w:proofErr w:type="spellEnd"/>
             <w:r>
               <w:rPr>
-                <w:rFonts w:ascii="Calibri" w:eastAsia="Times New Roman" w:hAnsi="Calibri" w:cs="Calibri"/>
-                <w:color w:val="000000"/>
-                <w:kern w:val="0"/>
-                <w:sz w:val="22"/>
-                <w:szCs w:val="22"/>
+                <w:rFonts w:eastAsia="Times New Roman" w:cs="Calibri"/>
+                <w:color w:val="000000"/>
+                <w:kern w:val="0"/>
                 <w:lang w:eastAsia="en-CA"/>
                 <w14:ligatures w14:val="none"/>
               </w:rPr>
@@ -3439,11 +3642,9 @@
             <w:pPr>
               <w:spacing w:after="0" w:line="240" w:lineRule="auto"/>
               <w:rPr>
-                <w:rFonts w:ascii="Calibri" w:eastAsia="Times New Roman" w:hAnsi="Calibri" w:cs="Calibri"/>
-                <w:color w:val="000000"/>
-                <w:kern w:val="0"/>
-                <w:sz w:val="22"/>
-                <w:szCs w:val="22"/>
+                <w:rFonts w:eastAsia="Times New Roman" w:cs="Calibri"/>
+                <w:color w:val="000000"/>
+                <w:kern w:val="0"/>
                 <w:lang w:eastAsia="en-CA"/>
                 <w14:ligatures w14:val="none"/>
               </w:rPr>
@@ -3467,22 +3668,18 @@
             <w:pPr>
               <w:spacing w:after="0" w:line="240" w:lineRule="auto"/>
               <w:rPr>
-                <w:rFonts w:ascii="Calibri" w:eastAsia="Times New Roman" w:hAnsi="Calibri" w:cs="Calibri"/>
-                <w:color w:val="000000"/>
-                <w:kern w:val="0"/>
-                <w:sz w:val="22"/>
-                <w:szCs w:val="22"/>
+                <w:rFonts w:eastAsia="Times New Roman" w:cs="Calibri"/>
+                <w:color w:val="000000"/>
+                <w:kern w:val="0"/>
                 <w:lang w:eastAsia="en-CA"/>
                 <w14:ligatures w14:val="none"/>
               </w:rPr>
             </w:pPr>
             <w:r>
               <w:rPr>
-                <w:rFonts w:ascii="Calibri" w:eastAsia="Times New Roman" w:hAnsi="Calibri" w:cs="Calibri"/>
-                <w:color w:val="000000"/>
-                <w:kern w:val="0"/>
-                <w:sz w:val="22"/>
-                <w:szCs w:val="22"/>
+                <w:rFonts w:eastAsia="Times New Roman" w:cs="Calibri"/>
+                <w:color w:val="000000"/>
+                <w:kern w:val="0"/>
                 <w:lang w:eastAsia="en-CA"/>
                 <w14:ligatures w14:val="none"/>
               </w:rPr>
@@ -3507,22 +3704,18 @@
             <w:pPr>
               <w:spacing w:after="0" w:line="240" w:lineRule="auto"/>
               <w:rPr>
-                <w:rFonts w:ascii="Calibri" w:eastAsia="Times New Roman" w:hAnsi="Calibri" w:cs="Calibri"/>
-                <w:color w:val="000000"/>
-                <w:kern w:val="0"/>
-                <w:sz w:val="22"/>
-                <w:szCs w:val="22"/>
+                <w:rFonts w:eastAsia="Times New Roman" w:cs="Calibri"/>
+                <w:color w:val="000000"/>
+                <w:kern w:val="0"/>
                 <w:lang w:eastAsia="en-CA"/>
                 <w14:ligatures w14:val="none"/>
               </w:rPr>
             </w:pPr>
             <w:r>
               <w:rPr>
-                <w:rFonts w:ascii="Calibri" w:eastAsia="Times New Roman" w:hAnsi="Calibri" w:cs="Calibri"/>
-                <w:color w:val="000000"/>
-                <w:kern w:val="0"/>
-                <w:sz w:val="22"/>
-                <w:szCs w:val="22"/>
+                <w:rFonts w:eastAsia="Times New Roman" w:cs="Calibri"/>
+                <w:color w:val="000000"/>
+                <w:kern w:val="0"/>
                 <w:lang w:eastAsia="en-CA"/>
                 <w14:ligatures w14:val="none"/>
               </w:rPr>
@@ -3531,11 +3724,9 @@
             <w:proofErr w:type="spellStart"/>
             <w:r>
               <w:rPr>
-                <w:rFonts w:ascii="Calibri" w:eastAsia="Times New Roman" w:hAnsi="Calibri" w:cs="Calibri"/>
-                <w:color w:val="000000"/>
-                <w:kern w:val="0"/>
-                <w:sz w:val="22"/>
-                <w:szCs w:val="22"/>
+                <w:rFonts w:eastAsia="Times New Roman" w:cs="Calibri"/>
+                <w:color w:val="000000"/>
+                <w:kern w:val="0"/>
                 <w:lang w:eastAsia="en-CA"/>
                 <w14:ligatures w14:val="none"/>
               </w:rPr>
@@ -3544,11 +3735,9 @@
             <w:proofErr w:type="spellEnd"/>
             <w:r>
               <w:rPr>
-                <w:rFonts w:ascii="Calibri" w:eastAsia="Times New Roman" w:hAnsi="Calibri" w:cs="Calibri"/>
-                <w:color w:val="000000"/>
-                <w:kern w:val="0"/>
-                <w:sz w:val="22"/>
-                <w:szCs w:val="22"/>
+                <w:rFonts w:eastAsia="Times New Roman" w:cs="Calibri"/>
+                <w:color w:val="000000"/>
+                <w:kern w:val="0"/>
                 <w:lang w:eastAsia="en-CA"/>
                 <w14:ligatures w14:val="none"/>
               </w:rPr>
@@ -3557,11 +3746,9 @@
             <w:proofErr w:type="spellStart"/>
             <w:r>
               <w:rPr>
-                <w:rFonts w:ascii="Calibri" w:eastAsia="Times New Roman" w:hAnsi="Calibri" w:cs="Calibri"/>
-                <w:color w:val="000000"/>
-                <w:kern w:val="0"/>
-                <w:sz w:val="22"/>
-                <w:szCs w:val="22"/>
+                <w:rFonts w:eastAsia="Times New Roman" w:cs="Calibri"/>
+                <w:color w:val="000000"/>
+                <w:kern w:val="0"/>
                 <w:lang w:eastAsia="en-CA"/>
                 <w14:ligatures w14:val="none"/>
               </w:rPr>
@@ -3570,11 +3757,9 @@
             <w:proofErr w:type="spellEnd"/>
             <w:r>
               <w:rPr>
-                <w:rFonts w:ascii="Calibri" w:eastAsia="Times New Roman" w:hAnsi="Calibri" w:cs="Calibri"/>
-                <w:color w:val="000000"/>
-                <w:kern w:val="0"/>
-                <w:sz w:val="22"/>
-                <w:szCs w:val="22"/>
+                <w:rFonts w:eastAsia="Times New Roman" w:cs="Calibri"/>
+                <w:color w:val="000000"/>
+                <w:kern w:val="0"/>
                 <w:lang w:eastAsia="en-CA"/>
                 <w14:ligatures w14:val="none"/>
               </w:rPr>
@@ -3604,11 +3789,9 @@
             <w:pPr>
               <w:spacing w:after="0" w:line="240" w:lineRule="auto"/>
               <w:rPr>
-                <w:rFonts w:ascii="Calibri" w:eastAsia="Times New Roman" w:hAnsi="Calibri" w:cs="Calibri"/>
-                <w:color w:val="000000"/>
-                <w:kern w:val="0"/>
-                <w:sz w:val="22"/>
-                <w:szCs w:val="22"/>
+                <w:rFonts w:eastAsia="Times New Roman" w:cs="Calibri"/>
+                <w:color w:val="000000"/>
+                <w:kern w:val="0"/>
                 <w:lang w:eastAsia="en-CA"/>
                 <w14:ligatures w14:val="none"/>
               </w:rPr>
@@ -3632,22 +3815,18 @@
             <w:pPr>
               <w:spacing w:after="0" w:line="240" w:lineRule="auto"/>
               <w:rPr>
-                <w:rFonts w:ascii="Calibri" w:eastAsia="Times New Roman" w:hAnsi="Calibri" w:cs="Calibri"/>
-                <w:color w:val="000000"/>
-                <w:kern w:val="0"/>
-                <w:sz w:val="22"/>
-                <w:szCs w:val="22"/>
+                <w:rFonts w:eastAsia="Times New Roman" w:cs="Calibri"/>
+                <w:color w:val="000000"/>
+                <w:kern w:val="0"/>
                 <w:lang w:eastAsia="en-CA"/>
                 <w14:ligatures w14:val="none"/>
               </w:rPr>
             </w:pPr>
             <w:r>
               <w:rPr>
-                <w:rFonts w:ascii="Calibri" w:eastAsia="Times New Roman" w:hAnsi="Calibri" w:cs="Calibri"/>
-                <w:color w:val="000000"/>
-                <w:kern w:val="0"/>
-                <w:sz w:val="22"/>
-                <w:szCs w:val="22"/>
+                <w:rFonts w:eastAsia="Times New Roman" w:cs="Calibri"/>
+                <w:color w:val="000000"/>
+                <w:kern w:val="0"/>
                 <w:lang w:eastAsia="en-CA"/>
                 <w14:ligatures w14:val="none"/>
               </w:rPr>
@@ -3672,22 +3851,18 @@
             <w:pPr>
               <w:spacing w:after="0" w:line="240" w:lineRule="auto"/>
               <w:rPr>
-                <w:rFonts w:ascii="Calibri" w:eastAsia="Times New Roman" w:hAnsi="Calibri" w:cs="Calibri"/>
-                <w:color w:val="000000"/>
-                <w:kern w:val="0"/>
-                <w:sz w:val="22"/>
-                <w:szCs w:val="22"/>
+                <w:rFonts w:eastAsia="Times New Roman" w:cs="Calibri"/>
+                <w:color w:val="000000"/>
+                <w:kern w:val="0"/>
                 <w:lang w:eastAsia="en-CA"/>
                 <w14:ligatures w14:val="none"/>
               </w:rPr>
             </w:pPr>
             <w:r>
               <w:rPr>
-                <w:rFonts w:ascii="Calibri" w:eastAsia="Times New Roman" w:hAnsi="Calibri" w:cs="Calibri"/>
-                <w:color w:val="000000"/>
-                <w:kern w:val="0"/>
-                <w:sz w:val="22"/>
-                <w:szCs w:val="22"/>
+                <w:rFonts w:eastAsia="Times New Roman" w:cs="Calibri"/>
+                <w:color w:val="000000"/>
+                <w:kern w:val="0"/>
                 <w:lang w:eastAsia="en-CA"/>
                 <w14:ligatures w14:val="none"/>
               </w:rPr>
@@ -3717,11 +3892,9 @@
             <w:pPr>
               <w:spacing w:after="0" w:line="240" w:lineRule="auto"/>
               <w:rPr>
-                <w:rFonts w:ascii="Calibri" w:eastAsia="Times New Roman" w:hAnsi="Calibri" w:cs="Calibri"/>
-                <w:color w:val="000000"/>
-                <w:kern w:val="0"/>
-                <w:sz w:val="22"/>
-                <w:szCs w:val="22"/>
+                <w:rFonts w:eastAsia="Times New Roman" w:cs="Calibri"/>
+                <w:color w:val="000000"/>
+                <w:kern w:val="0"/>
                 <w:lang w:eastAsia="en-CA"/>
                 <w14:ligatures w14:val="none"/>
               </w:rPr>
@@ -3745,22 +3918,18 @@
             <w:pPr>
               <w:spacing w:after="0" w:line="240" w:lineRule="auto"/>
               <w:rPr>
-                <w:rFonts w:ascii="Calibri" w:eastAsia="Times New Roman" w:hAnsi="Calibri" w:cs="Calibri"/>
-                <w:color w:val="000000"/>
-                <w:kern w:val="0"/>
-                <w:sz w:val="22"/>
-                <w:szCs w:val="22"/>
+                <w:rFonts w:eastAsia="Times New Roman" w:cs="Calibri"/>
+                <w:color w:val="000000"/>
+                <w:kern w:val="0"/>
                 <w:lang w:eastAsia="en-CA"/>
                 <w14:ligatures w14:val="none"/>
               </w:rPr>
             </w:pPr>
             <w:r>
               <w:rPr>
-                <w:rFonts w:ascii="Calibri" w:eastAsia="Times New Roman" w:hAnsi="Calibri" w:cs="Calibri"/>
-                <w:color w:val="000000"/>
-                <w:kern w:val="0"/>
-                <w:sz w:val="22"/>
-                <w:szCs w:val="22"/>
+                <w:rFonts w:eastAsia="Times New Roman" w:cs="Calibri"/>
+                <w:color w:val="000000"/>
+                <w:kern w:val="0"/>
                 <w:lang w:eastAsia="en-CA"/>
                 <w14:ligatures w14:val="none"/>
               </w:rPr>
@@ -3785,22 +3954,18 @@
             <w:pPr>
               <w:spacing w:after="0" w:line="240" w:lineRule="auto"/>
               <w:rPr>
-                <w:rFonts w:ascii="Calibri" w:eastAsia="Times New Roman" w:hAnsi="Calibri" w:cs="Calibri"/>
-                <w:color w:val="000000"/>
-                <w:kern w:val="0"/>
-                <w:sz w:val="22"/>
-                <w:szCs w:val="22"/>
+                <w:rFonts w:eastAsia="Times New Roman" w:cs="Calibri"/>
+                <w:color w:val="000000"/>
+                <w:kern w:val="0"/>
                 <w:lang w:eastAsia="en-CA"/>
                 <w14:ligatures w14:val="none"/>
               </w:rPr>
             </w:pPr>
             <w:r>
               <w:rPr>
-                <w:rFonts w:ascii="Calibri" w:eastAsia="Times New Roman" w:hAnsi="Calibri" w:cs="Calibri"/>
-                <w:color w:val="000000"/>
-                <w:kern w:val="0"/>
-                <w:sz w:val="22"/>
-                <w:szCs w:val="22"/>
+                <w:rFonts w:eastAsia="Times New Roman" w:cs="Calibri"/>
+                <w:color w:val="000000"/>
+                <w:kern w:val="0"/>
                 <w:lang w:eastAsia="en-CA"/>
                 <w14:ligatures w14:val="none"/>
               </w:rPr>
@@ -3830,11 +3995,9 @@
             <w:pPr>
               <w:spacing w:after="0" w:line="240" w:lineRule="auto"/>
               <w:rPr>
-                <w:rFonts w:ascii="Calibri" w:eastAsia="Times New Roman" w:hAnsi="Calibri" w:cs="Calibri"/>
-                <w:color w:val="000000"/>
-                <w:kern w:val="0"/>
-                <w:sz w:val="22"/>
-                <w:szCs w:val="22"/>
+                <w:rFonts w:eastAsia="Times New Roman" w:cs="Calibri"/>
+                <w:color w:val="000000"/>
+                <w:kern w:val="0"/>
                 <w:lang w:eastAsia="en-CA"/>
                 <w14:ligatures w14:val="none"/>
               </w:rPr>
@@ -3858,22 +4021,18 @@
             <w:pPr>
               <w:spacing w:after="0" w:line="240" w:lineRule="auto"/>
               <w:rPr>
-                <w:rFonts w:ascii="Calibri" w:eastAsia="Times New Roman" w:hAnsi="Calibri" w:cs="Calibri"/>
-                <w:color w:val="000000"/>
-                <w:kern w:val="0"/>
-                <w:sz w:val="22"/>
-                <w:szCs w:val="22"/>
+                <w:rFonts w:eastAsia="Times New Roman" w:cs="Calibri"/>
+                <w:color w:val="000000"/>
+                <w:kern w:val="0"/>
                 <w:lang w:eastAsia="en-CA"/>
                 <w14:ligatures w14:val="none"/>
               </w:rPr>
             </w:pPr>
             <w:r>
               <w:rPr>
-                <w:rFonts w:ascii="Calibri" w:eastAsia="Times New Roman" w:hAnsi="Calibri" w:cs="Calibri"/>
-                <w:color w:val="000000"/>
-                <w:kern w:val="0"/>
-                <w:sz w:val="22"/>
-                <w:szCs w:val="22"/>
+                <w:rFonts w:eastAsia="Times New Roman" w:cs="Calibri"/>
+                <w:color w:val="000000"/>
+                <w:kern w:val="0"/>
                 <w:lang w:eastAsia="en-CA"/>
                 <w14:ligatures w14:val="none"/>
               </w:rPr>
@@ -3898,22 +4057,18 @@
             <w:pPr>
               <w:spacing w:after="0" w:line="240" w:lineRule="auto"/>
               <w:rPr>
-                <w:rFonts w:ascii="Calibri" w:eastAsia="Times New Roman" w:hAnsi="Calibri" w:cs="Calibri"/>
-                <w:color w:val="000000"/>
-                <w:kern w:val="0"/>
-                <w:sz w:val="22"/>
-                <w:szCs w:val="22"/>
+                <w:rFonts w:eastAsia="Times New Roman" w:cs="Calibri"/>
+                <w:color w:val="000000"/>
+                <w:kern w:val="0"/>
                 <w:lang w:eastAsia="en-CA"/>
                 <w14:ligatures w14:val="none"/>
               </w:rPr>
             </w:pPr>
             <w:r>
               <w:rPr>
-                <w:rFonts w:ascii="Calibri" w:eastAsia="Times New Roman" w:hAnsi="Calibri" w:cs="Calibri"/>
-                <w:color w:val="000000"/>
-                <w:kern w:val="0"/>
-                <w:sz w:val="22"/>
-                <w:szCs w:val="22"/>
+                <w:rFonts w:eastAsia="Times New Roman" w:cs="Calibri"/>
+                <w:color w:val="000000"/>
+                <w:kern w:val="0"/>
                 <w:lang w:eastAsia="en-CA"/>
                 <w14:ligatures w14:val="none"/>
               </w:rPr>
@@ -3946,22 +4101,18 @@
               <w:spacing w:after="0" w:line="240" w:lineRule="auto"/>
               <w:jc w:val="center"/>
               <w:rPr>
-                <w:rFonts w:ascii="Calibri" w:eastAsia="Times New Roman" w:hAnsi="Calibri" w:cs="Calibri"/>
-                <w:color w:val="000000"/>
-                <w:kern w:val="0"/>
-                <w:sz w:val="22"/>
-                <w:szCs w:val="22"/>
+                <w:rFonts w:eastAsia="Times New Roman" w:cs="Calibri"/>
+                <w:color w:val="000000"/>
+                <w:kern w:val="0"/>
                 <w:lang w:eastAsia="en-CA"/>
                 <w14:ligatures w14:val="none"/>
               </w:rPr>
             </w:pPr>
             <w:r>
               <w:rPr>
-                <w:rFonts w:ascii="Calibri" w:eastAsia="Times New Roman" w:hAnsi="Calibri" w:cs="Calibri"/>
-                <w:color w:val="000000"/>
-                <w:kern w:val="0"/>
-                <w:sz w:val="22"/>
-                <w:szCs w:val="22"/>
+                <w:rFonts w:eastAsia="Times New Roman" w:cs="Calibri"/>
+                <w:color w:val="000000"/>
+                <w:kern w:val="0"/>
                 <w:lang w:eastAsia="en-CA"/>
                 <w14:ligatures w14:val="none"/>
               </w:rPr>
@@ -3986,22 +4137,18 @@
             <w:pPr>
               <w:spacing w:after="0" w:line="240" w:lineRule="auto"/>
               <w:rPr>
-                <w:rFonts w:ascii="Calibri" w:eastAsia="Times New Roman" w:hAnsi="Calibri" w:cs="Calibri"/>
-                <w:color w:val="000000"/>
-                <w:kern w:val="0"/>
-                <w:sz w:val="22"/>
-                <w:szCs w:val="22"/>
+                <w:rFonts w:eastAsia="Times New Roman" w:cs="Calibri"/>
+                <w:color w:val="000000"/>
+                <w:kern w:val="0"/>
                 <w:lang w:eastAsia="en-CA"/>
                 <w14:ligatures w14:val="none"/>
               </w:rPr>
             </w:pPr>
             <w:r>
               <w:rPr>
-                <w:rFonts w:ascii="Calibri" w:eastAsia="Times New Roman" w:hAnsi="Calibri" w:cs="Calibri"/>
-                <w:color w:val="000000"/>
-                <w:kern w:val="0"/>
-                <w:sz w:val="22"/>
-                <w:szCs w:val="22"/>
+                <w:rFonts w:eastAsia="Times New Roman" w:cs="Calibri"/>
+                <w:color w:val="000000"/>
+                <w:kern w:val="0"/>
                 <w:lang w:eastAsia="en-CA"/>
                 <w14:ligatures w14:val="none"/>
               </w:rPr>
@@ -4026,22 +4173,18 @@
             <w:pPr>
               <w:spacing w:after="0" w:line="240" w:lineRule="auto"/>
               <w:rPr>
-                <w:rFonts w:ascii="Calibri" w:eastAsia="Times New Roman" w:hAnsi="Calibri" w:cs="Calibri"/>
-                <w:color w:val="000000"/>
-                <w:kern w:val="0"/>
-                <w:sz w:val="22"/>
-                <w:szCs w:val="22"/>
+                <w:rFonts w:eastAsia="Times New Roman" w:cs="Calibri"/>
+                <w:color w:val="000000"/>
+                <w:kern w:val="0"/>
                 <w:lang w:eastAsia="en-CA"/>
                 <w14:ligatures w14:val="none"/>
               </w:rPr>
             </w:pPr>
             <w:r>
               <w:rPr>
-                <w:rFonts w:ascii="Calibri" w:eastAsia="Times New Roman" w:hAnsi="Calibri" w:cs="Calibri"/>
-                <w:color w:val="000000"/>
-                <w:kern w:val="0"/>
-                <w:sz w:val="22"/>
-                <w:szCs w:val="22"/>
+                <w:rFonts w:eastAsia="Times New Roman" w:cs="Calibri"/>
+                <w:color w:val="000000"/>
+                <w:kern w:val="0"/>
                 <w:lang w:eastAsia="en-CA"/>
                 <w14:ligatures w14:val="none"/>
               </w:rPr>
@@ -4071,11 +4214,9 @@
             <w:pPr>
               <w:spacing w:after="0" w:line="240" w:lineRule="auto"/>
               <w:rPr>
-                <w:rFonts w:ascii="Calibri" w:eastAsia="Times New Roman" w:hAnsi="Calibri" w:cs="Calibri"/>
-                <w:color w:val="000000"/>
-                <w:kern w:val="0"/>
-                <w:sz w:val="22"/>
-                <w:szCs w:val="22"/>
+                <w:rFonts w:eastAsia="Times New Roman" w:cs="Calibri"/>
+                <w:color w:val="000000"/>
+                <w:kern w:val="0"/>
                 <w:lang w:eastAsia="en-CA"/>
                 <w14:ligatures w14:val="none"/>
               </w:rPr>
@@ -4099,22 +4240,18 @@
             <w:pPr>
               <w:spacing w:after="0" w:line="240" w:lineRule="auto"/>
               <w:rPr>
-                <w:rFonts w:ascii="Calibri" w:eastAsia="Times New Roman" w:hAnsi="Calibri" w:cs="Calibri"/>
-                <w:color w:val="000000"/>
-                <w:kern w:val="0"/>
-                <w:sz w:val="22"/>
-                <w:szCs w:val="22"/>
+                <w:rFonts w:eastAsia="Times New Roman" w:cs="Calibri"/>
+                <w:color w:val="000000"/>
+                <w:kern w:val="0"/>
                 <w:lang w:eastAsia="en-CA"/>
                 <w14:ligatures w14:val="none"/>
               </w:rPr>
             </w:pPr>
             <w:r>
               <w:rPr>
-                <w:rFonts w:ascii="Calibri" w:eastAsia="Times New Roman" w:hAnsi="Calibri" w:cs="Calibri"/>
-                <w:color w:val="000000"/>
-                <w:kern w:val="0"/>
-                <w:sz w:val="22"/>
-                <w:szCs w:val="22"/>
+                <w:rFonts w:eastAsia="Times New Roman" w:cs="Calibri"/>
+                <w:color w:val="000000"/>
+                <w:kern w:val="0"/>
                 <w:lang w:eastAsia="en-CA"/>
                 <w14:ligatures w14:val="none"/>
               </w:rPr>
@@ -4123,11 +4260,9 @@
             <w:proofErr w:type="spellStart"/>
             <w:r>
               <w:rPr>
-                <w:rFonts w:ascii="Calibri" w:eastAsia="Times New Roman" w:hAnsi="Calibri" w:cs="Calibri"/>
-                <w:color w:val="000000"/>
-                <w:kern w:val="0"/>
-                <w:sz w:val="22"/>
-                <w:szCs w:val="22"/>
+                <w:rFonts w:eastAsia="Times New Roman" w:cs="Calibri"/>
+                <w:color w:val="000000"/>
+                <w:kern w:val="0"/>
                 <w:lang w:eastAsia="en-CA"/>
                 <w14:ligatures w14:val="none"/>
               </w:rPr>
@@ -4136,11 +4271,9 @@
             <w:proofErr w:type="spellEnd"/>
             <w:r>
               <w:rPr>
-                <w:rFonts w:ascii="Calibri" w:eastAsia="Times New Roman" w:hAnsi="Calibri" w:cs="Calibri"/>
-                <w:color w:val="000000"/>
-                <w:kern w:val="0"/>
-                <w:sz w:val="22"/>
-                <w:szCs w:val="22"/>
+                <w:rFonts w:eastAsia="Times New Roman" w:cs="Calibri"/>
+                <w:color w:val="000000"/>
+                <w:kern w:val="0"/>
                 <w:lang w:eastAsia="en-CA"/>
                 <w14:ligatures w14:val="none"/>
               </w:rPr>
@@ -4149,11 +4282,9 @@
             <w:proofErr w:type="spellStart"/>
             <w:r>
               <w:rPr>
-                <w:rFonts w:ascii="Calibri" w:eastAsia="Times New Roman" w:hAnsi="Calibri" w:cs="Calibri"/>
-                <w:color w:val="000000"/>
-                <w:kern w:val="0"/>
-                <w:sz w:val="22"/>
-                <w:szCs w:val="22"/>
+                <w:rFonts w:eastAsia="Times New Roman" w:cs="Calibri"/>
+                <w:color w:val="000000"/>
+                <w:kern w:val="0"/>
                 <w:lang w:eastAsia="en-CA"/>
                 <w14:ligatures w14:val="none"/>
               </w:rPr>
@@ -4179,22 +4310,18 @@
             <w:pPr>
               <w:spacing w:after="0" w:line="300" w:lineRule="atLeast"/>
               <w:rPr>
-                <w:rFonts w:ascii="Calibri" w:eastAsia="Times New Roman" w:hAnsi="Calibri" w:cs="Calibri"/>
-                <w:color w:val="000000"/>
-                <w:kern w:val="0"/>
-                <w:sz w:val="22"/>
-                <w:szCs w:val="22"/>
+                <w:rFonts w:eastAsia="Times New Roman" w:cs="Calibri"/>
+                <w:color w:val="000000"/>
+                <w:kern w:val="0"/>
                 <w:lang w:eastAsia="en-CA"/>
                 <w14:ligatures w14:val="none"/>
               </w:rPr>
             </w:pPr>
             <w:r>
               <w:rPr>
-                <w:rFonts w:ascii="Calibri" w:eastAsia="Times New Roman" w:hAnsi="Calibri" w:cs="Calibri"/>
-                <w:color w:val="000000"/>
-                <w:kern w:val="0"/>
-                <w:sz w:val="22"/>
-                <w:szCs w:val="22"/>
+                <w:rFonts w:eastAsia="Times New Roman" w:cs="Calibri"/>
+                <w:color w:val="000000"/>
+                <w:kern w:val="0"/>
                 <w:lang w:eastAsia="en-CA"/>
                 <w14:ligatures w14:val="none"/>
               </w:rPr>
@@ -4227,22 +4354,18 @@
               <w:spacing w:after="0" w:line="240" w:lineRule="auto"/>
               <w:jc w:val="center"/>
               <w:rPr>
-                <w:rFonts w:ascii="Calibri" w:eastAsia="Times New Roman" w:hAnsi="Calibri" w:cs="Calibri"/>
-                <w:color w:val="000000"/>
-                <w:kern w:val="0"/>
-                <w:sz w:val="22"/>
-                <w:szCs w:val="22"/>
+                <w:rFonts w:eastAsia="Times New Roman" w:cs="Calibri"/>
+                <w:color w:val="000000"/>
+                <w:kern w:val="0"/>
                 <w:lang w:eastAsia="en-CA"/>
                 <w14:ligatures w14:val="none"/>
               </w:rPr>
             </w:pPr>
             <w:r>
               <w:rPr>
-                <w:rFonts w:ascii="Calibri" w:eastAsia="Times New Roman" w:hAnsi="Calibri" w:cs="Calibri"/>
-                <w:color w:val="000000"/>
-                <w:kern w:val="0"/>
-                <w:sz w:val="22"/>
-                <w:szCs w:val="22"/>
+                <w:rFonts w:eastAsia="Times New Roman" w:cs="Calibri"/>
+                <w:color w:val="000000"/>
+                <w:kern w:val="0"/>
                 <w:lang w:eastAsia="en-CA"/>
                 <w14:ligatures w14:val="none"/>
               </w:rPr>
@@ -4268,22 +4391,18 @@
             <w:pPr>
               <w:spacing w:after="0" w:line="240" w:lineRule="auto"/>
               <w:rPr>
-                <w:rFonts w:ascii="Calibri" w:eastAsia="Times New Roman" w:hAnsi="Calibri" w:cs="Calibri"/>
-                <w:color w:val="000000"/>
-                <w:kern w:val="0"/>
-                <w:sz w:val="22"/>
-                <w:szCs w:val="22"/>
+                <w:rFonts w:eastAsia="Times New Roman" w:cs="Calibri"/>
+                <w:color w:val="000000"/>
+                <w:kern w:val="0"/>
                 <w:lang w:eastAsia="en-CA"/>
                 <w14:ligatures w14:val="none"/>
               </w:rPr>
             </w:pPr>
             <w:r>
               <w:rPr>
-                <w:rFonts w:ascii="Calibri" w:eastAsia="Times New Roman" w:hAnsi="Calibri" w:cs="Calibri"/>
-                <w:color w:val="000000"/>
-                <w:kern w:val="0"/>
-                <w:sz w:val="22"/>
-                <w:szCs w:val="22"/>
+                <w:rFonts w:eastAsia="Times New Roman" w:cs="Calibri"/>
+                <w:color w:val="000000"/>
+                <w:kern w:val="0"/>
                 <w:lang w:eastAsia="en-CA"/>
                 <w14:ligatures w14:val="none"/>
               </w:rPr>
@@ -4308,22 +4427,18 @@
             <w:pPr>
               <w:spacing w:after="0" w:line="240" w:lineRule="auto"/>
               <w:rPr>
-                <w:rFonts w:ascii="Calibri" w:eastAsia="Times New Roman" w:hAnsi="Calibri" w:cs="Calibri"/>
-                <w:color w:val="000000"/>
-                <w:kern w:val="0"/>
-                <w:sz w:val="22"/>
-                <w:szCs w:val="22"/>
+                <w:rFonts w:eastAsia="Times New Roman" w:cs="Calibri"/>
+                <w:color w:val="000000"/>
+                <w:kern w:val="0"/>
                 <w:lang w:eastAsia="en-CA"/>
                 <w14:ligatures w14:val="none"/>
               </w:rPr>
             </w:pPr>
             <w:r>
               <w:rPr>
-                <w:rFonts w:ascii="Calibri" w:eastAsia="Times New Roman" w:hAnsi="Calibri" w:cs="Calibri"/>
-                <w:color w:val="000000"/>
-                <w:kern w:val="0"/>
-                <w:sz w:val="22"/>
-                <w:szCs w:val="22"/>
+                <w:rFonts w:eastAsia="Times New Roman" w:cs="Calibri"/>
+                <w:color w:val="000000"/>
+                <w:kern w:val="0"/>
                 <w:lang w:eastAsia="en-CA"/>
                 <w14:ligatures w14:val="none"/>
               </w:rPr>
@@ -4353,11 +4468,9 @@
             <w:pPr>
               <w:spacing w:after="0" w:line="240" w:lineRule="auto"/>
               <w:rPr>
-                <w:rFonts w:ascii="Calibri" w:eastAsia="Times New Roman" w:hAnsi="Calibri" w:cs="Calibri"/>
-                <w:color w:val="000000"/>
-                <w:kern w:val="0"/>
-                <w:sz w:val="22"/>
-                <w:szCs w:val="22"/>
+                <w:rFonts w:eastAsia="Times New Roman" w:cs="Calibri"/>
+                <w:color w:val="000000"/>
+                <w:kern w:val="0"/>
                 <w:lang w:eastAsia="en-CA"/>
                 <w14:ligatures w14:val="none"/>
               </w:rPr>
@@ -4381,11 +4494,9 @@
             <w:pPr>
               <w:spacing w:after="0" w:line="240" w:lineRule="auto"/>
               <w:rPr>
-                <w:rFonts w:ascii="Calibri" w:eastAsia="Times New Roman" w:hAnsi="Calibri" w:cs="Calibri"/>
-                <w:color w:val="000000"/>
-                <w:kern w:val="0"/>
-                <w:sz w:val="22"/>
-                <w:szCs w:val="22"/>
+                <w:rFonts w:eastAsia="Times New Roman" w:cs="Calibri"/>
+                <w:color w:val="000000"/>
+                <w:kern w:val="0"/>
                 <w:lang w:eastAsia="en-CA"/>
                 <w14:ligatures w14:val="none"/>
               </w:rPr>
@@ -4409,22 +4520,18 @@
             <w:pPr>
               <w:spacing w:after="0" w:line="240" w:lineRule="auto"/>
               <w:rPr>
-                <w:rFonts w:ascii="Calibri" w:eastAsia="Times New Roman" w:hAnsi="Calibri" w:cs="Calibri"/>
-                <w:color w:val="000000"/>
-                <w:kern w:val="0"/>
-                <w:sz w:val="22"/>
-                <w:szCs w:val="22"/>
+                <w:rFonts w:eastAsia="Times New Roman" w:cs="Calibri"/>
+                <w:color w:val="000000"/>
+                <w:kern w:val="0"/>
                 <w:lang w:eastAsia="en-CA"/>
                 <w14:ligatures w14:val="none"/>
               </w:rPr>
             </w:pPr>
             <w:r>
               <w:rPr>
-                <w:rFonts w:ascii="Calibri" w:eastAsia="Times New Roman" w:hAnsi="Calibri" w:cs="Calibri"/>
-                <w:color w:val="000000"/>
-                <w:kern w:val="0"/>
-                <w:sz w:val="22"/>
-                <w:szCs w:val="22"/>
+                <w:rFonts w:eastAsia="Times New Roman" w:cs="Calibri"/>
+                <w:color w:val="000000"/>
+                <w:kern w:val="0"/>
                 <w:lang w:eastAsia="en-CA"/>
                 <w14:ligatures w14:val="none"/>
               </w:rPr>
@@ -4454,11 +4561,9 @@
             <w:pPr>
               <w:spacing w:after="0" w:line="240" w:lineRule="auto"/>
               <w:rPr>
-                <w:rFonts w:ascii="Calibri" w:eastAsia="Times New Roman" w:hAnsi="Calibri" w:cs="Calibri"/>
-                <w:color w:val="000000"/>
-                <w:kern w:val="0"/>
-                <w:sz w:val="22"/>
-                <w:szCs w:val="22"/>
+                <w:rFonts w:eastAsia="Times New Roman" w:cs="Calibri"/>
+                <w:color w:val="000000"/>
+                <w:kern w:val="0"/>
                 <w:lang w:eastAsia="en-CA"/>
                 <w14:ligatures w14:val="none"/>
               </w:rPr>
@@ -4482,11 +4587,9 @@
             <w:pPr>
               <w:spacing w:after="0" w:line="240" w:lineRule="auto"/>
               <w:rPr>
-                <w:rFonts w:ascii="Calibri" w:eastAsia="Times New Roman" w:hAnsi="Calibri" w:cs="Calibri"/>
-                <w:color w:val="000000"/>
-                <w:kern w:val="0"/>
-                <w:sz w:val="22"/>
-                <w:szCs w:val="22"/>
+                <w:rFonts w:eastAsia="Times New Roman" w:cs="Calibri"/>
+                <w:color w:val="000000"/>
+                <w:kern w:val="0"/>
                 <w:lang w:eastAsia="en-CA"/>
                 <w14:ligatures w14:val="none"/>
               </w:rPr>
@@ -4510,22 +4613,18 @@
             <w:pPr>
               <w:spacing w:after="0" w:line="240" w:lineRule="auto"/>
               <w:rPr>
-                <w:rFonts w:ascii="Calibri" w:eastAsia="Times New Roman" w:hAnsi="Calibri" w:cs="Calibri"/>
-                <w:color w:val="000000"/>
-                <w:kern w:val="0"/>
-                <w:sz w:val="22"/>
-                <w:szCs w:val="22"/>
+                <w:rFonts w:eastAsia="Times New Roman" w:cs="Calibri"/>
+                <w:color w:val="000000"/>
+                <w:kern w:val="0"/>
                 <w:lang w:eastAsia="en-CA"/>
                 <w14:ligatures w14:val="none"/>
               </w:rPr>
             </w:pPr>
             <w:r>
               <w:rPr>
-                <w:rFonts w:ascii="Calibri" w:eastAsia="Times New Roman" w:hAnsi="Calibri" w:cs="Calibri"/>
-                <w:color w:val="000000"/>
-                <w:kern w:val="0"/>
-                <w:sz w:val="22"/>
-                <w:szCs w:val="22"/>
+                <w:rFonts w:eastAsia="Times New Roman" w:cs="Calibri"/>
+                <w:color w:val="000000"/>
+                <w:kern w:val="0"/>
                 <w:lang w:eastAsia="en-CA"/>
                 <w14:ligatures w14:val="none"/>
               </w:rPr>
@@ -4555,11 +4654,9 @@
             <w:pPr>
               <w:spacing w:after="0" w:line="240" w:lineRule="auto"/>
               <w:rPr>
-                <w:rFonts w:ascii="Calibri" w:eastAsia="Times New Roman" w:hAnsi="Calibri" w:cs="Calibri"/>
-                <w:color w:val="000000"/>
-                <w:kern w:val="0"/>
-                <w:sz w:val="22"/>
-                <w:szCs w:val="22"/>
+                <w:rFonts w:eastAsia="Times New Roman" w:cs="Calibri"/>
+                <w:color w:val="000000"/>
+                <w:kern w:val="0"/>
                 <w:lang w:eastAsia="en-CA"/>
                 <w14:ligatures w14:val="none"/>
               </w:rPr>
@@ -4583,11 +4680,9 @@
             <w:pPr>
               <w:spacing w:after="0" w:line="240" w:lineRule="auto"/>
               <w:rPr>
-                <w:rFonts w:ascii="Calibri" w:eastAsia="Times New Roman" w:hAnsi="Calibri" w:cs="Calibri"/>
-                <w:color w:val="000000"/>
-                <w:kern w:val="0"/>
-                <w:sz w:val="22"/>
-                <w:szCs w:val="22"/>
+                <w:rFonts w:eastAsia="Times New Roman" w:cs="Calibri"/>
+                <w:color w:val="000000"/>
+                <w:kern w:val="0"/>
                 <w:lang w:eastAsia="en-CA"/>
                 <w14:ligatures w14:val="none"/>
               </w:rPr>
@@ -4611,26 +4706,1236 @@
             <w:pPr>
               <w:spacing w:after="0" w:line="240" w:lineRule="auto"/>
               <w:rPr>
-                <w:rFonts w:ascii="Calibri" w:eastAsia="Times New Roman" w:hAnsi="Calibri" w:cs="Calibri"/>
-                <w:color w:val="000000"/>
-                <w:kern w:val="0"/>
-                <w:sz w:val="22"/>
-                <w:szCs w:val="22"/>
+                <w:rFonts w:eastAsia="Times New Roman" w:cs="Calibri"/>
+                <w:color w:val="000000"/>
+                <w:kern w:val="0"/>
                 <w:lang w:eastAsia="en-CA"/>
                 <w14:ligatures w14:val="none"/>
               </w:rPr>
             </w:pPr>
             <w:r>
               <w:rPr>
-                <w:rFonts w:ascii="Calibri" w:eastAsia="Times New Roman" w:hAnsi="Calibri" w:cs="Calibri"/>
-                <w:color w:val="000000"/>
-                <w:kern w:val="0"/>
-                <w:sz w:val="22"/>
-                <w:szCs w:val="22"/>
+                <w:rFonts w:eastAsia="Times New Roman" w:cs="Calibri"/>
+                <w:color w:val="000000"/>
+                <w:kern w:val="0"/>
                 <w:lang w:eastAsia="en-CA"/>
                 <w14:ligatures w14:val="none"/>
               </w:rPr>
               <w:t>Extended system from a transactional platform into an intelligent recommendation-driven system.</w:t>
+            </w:r>
+          </w:p>
+        </w:tc>
+      </w:tr>
+      <w:tr>
+        <w:trPr>
+          <w:trHeight w:val="1200"/>
+        </w:trPr>
+        <w:tc>
+          <w:tcPr>
+            <w:tcW w:w="1320" w:type="dxa"/>
+            <w:tcBorders>
+              <w:top w:val="nil"/>
+              <w:left w:val="single" w:sz="4" w:space="0" w:color="auto"/>
+              <w:bottom w:val="single" w:sz="4" w:space="0" w:color="auto"/>
+              <w:right w:val="single" w:sz="4" w:space="0" w:color="auto"/>
+            </w:tcBorders>
+            <w:shd w:val="clear" w:color="auto" w:fill="auto"/>
+            <w:vAlign w:val="center"/>
+            <w:hideMark/>
+          </w:tcPr>
+          <w:p>
+            <w:pPr>
+              <w:spacing w:after="0" w:line="240" w:lineRule="auto"/>
+              <w:jc w:val="right"/>
+              <w:rPr>
+                <w:rFonts w:eastAsia="Times New Roman" w:cs="Calibri"/>
+                <w:color w:val="000000"/>
+                <w:kern w:val="0"/>
+                <w:lang w:eastAsia="en-CA"/>
+                <w14:ligatures w14:val="none"/>
+              </w:rPr>
+            </w:pPr>
+            <w:r>
+              <w:rPr>
+                <w:rFonts w:eastAsia="Times New Roman" w:cs="Calibri"/>
+                <w:color w:val="000000"/>
+                <w:kern w:val="0"/>
+                <w:lang w:eastAsia="en-CA"/>
+                <w14:ligatures w14:val="none"/>
+              </w:rPr>
+              <w:t>22-Mar</w:t>
+            </w:r>
+          </w:p>
+        </w:tc>
+        <w:tc>
+          <w:tcPr>
+            <w:tcW w:w="2980" w:type="dxa"/>
+            <w:tcBorders>
+              <w:top w:val="nil"/>
+              <w:left w:val="nil"/>
+              <w:bottom w:val="single" w:sz="4" w:space="0" w:color="auto"/>
+              <w:right w:val="single" w:sz="4" w:space="0" w:color="auto"/>
+            </w:tcBorders>
+            <w:shd w:val="clear" w:color="auto" w:fill="auto"/>
+            <w:vAlign w:val="center"/>
+            <w:hideMark/>
+          </w:tcPr>
+          <w:p>
+            <w:pPr>
+              <w:spacing w:after="0" w:line="240" w:lineRule="auto"/>
+              <w:rPr>
+                <w:rFonts w:eastAsia="Times New Roman" w:cs="Calibri"/>
+                <w:color w:val="000000"/>
+                <w:kern w:val="0"/>
+                <w:lang w:eastAsia="en-CA"/>
+                <w14:ligatures w14:val="none"/>
+              </w:rPr>
+            </w:pPr>
+            <w:r>
+              <w:rPr>
+                <w:rFonts w:eastAsia="Times New Roman" w:cs="Calibri"/>
+                <w:color w:val="000000"/>
+                <w:kern w:val="0"/>
+                <w:lang w:eastAsia="en-CA"/>
+                <w14:ligatures w14:val="none"/>
+              </w:rPr>
+              <w:t>Backend forecasting service refinement</w:t>
+            </w:r>
+          </w:p>
+        </w:tc>
+        <w:tc>
+          <w:tcPr>
+            <w:tcW w:w="5680" w:type="dxa"/>
+            <w:tcBorders>
+              <w:top w:val="nil"/>
+              <w:left w:val="nil"/>
+              <w:bottom w:val="single" w:sz="4" w:space="0" w:color="auto"/>
+              <w:right w:val="single" w:sz="4" w:space="0" w:color="auto"/>
+            </w:tcBorders>
+            <w:shd w:val="clear" w:color="auto" w:fill="auto"/>
+            <w:vAlign w:val="center"/>
+            <w:hideMark/>
+          </w:tcPr>
+          <w:p>
+            <w:pPr>
+              <w:spacing w:after="0" w:line="240" w:lineRule="auto"/>
+              <w:rPr>
+                <w:rFonts w:eastAsia="Times New Roman" w:cs="Calibri"/>
+                <w:color w:val="000000"/>
+                <w:kern w:val="0"/>
+                <w:lang w:eastAsia="en-CA"/>
+                <w14:ligatures w14:val="none"/>
+              </w:rPr>
+            </w:pPr>
+            <w:r>
+              <w:rPr>
+                <w:rFonts w:eastAsia="Times New Roman" w:cs="Calibri"/>
+                <w:color w:val="000000"/>
+                <w:kern w:val="0"/>
+                <w:lang w:eastAsia="en-CA"/>
+                <w14:ligatures w14:val="none"/>
+              </w:rPr>
+              <w:t xml:space="preserve">Leveraged AI guidance to improve the </w:t>
+            </w:r>
+            <w:proofErr w:type="spellStart"/>
+            <w:r>
+              <w:rPr>
+                <w:rFonts w:eastAsia="Times New Roman" w:cs="Calibri"/>
+                <w:color w:val="000000"/>
+                <w:kern w:val="0"/>
+                <w:lang w:eastAsia="en-CA"/>
+                <w14:ligatures w14:val="none"/>
+              </w:rPr>
+              <w:t>DemandForecastService.cs</w:t>
+            </w:r>
+            <w:proofErr w:type="spellEnd"/>
+            <w:r>
+              <w:rPr>
+                <w:rFonts w:eastAsia="Times New Roman" w:cs="Calibri"/>
+                <w:color w:val="000000"/>
+                <w:kern w:val="0"/>
+                <w:lang w:eastAsia="en-CA"/>
+                <w14:ligatures w14:val="none"/>
+              </w:rPr>
+              <w:t xml:space="preserve"> chart data retrieval logic, ensuring proper filtering of historical demand and forecast data based on selected vendor, product, date, and model.</w:t>
+            </w:r>
+          </w:p>
+        </w:tc>
+      </w:tr>
+      <w:tr>
+        <w:trPr>
+          <w:trHeight w:val="1500"/>
+        </w:trPr>
+        <w:tc>
+          <w:tcPr>
+            <w:tcW w:w="1320" w:type="dxa"/>
+            <w:vMerge w:val="restart"/>
+            <w:tcBorders>
+              <w:top w:val="nil"/>
+              <w:left w:val="single" w:sz="4" w:space="0" w:color="auto"/>
+              <w:bottom w:val="single" w:sz="4" w:space="0" w:color="auto"/>
+              <w:right w:val="single" w:sz="4" w:space="0" w:color="auto"/>
+            </w:tcBorders>
+            <w:shd w:val="clear" w:color="auto" w:fill="auto"/>
+            <w:vAlign w:val="center"/>
+            <w:hideMark/>
+          </w:tcPr>
+          <w:p>
+            <w:pPr>
+              <w:spacing w:after="0" w:line="240" w:lineRule="auto"/>
+              <w:jc w:val="center"/>
+              <w:rPr>
+                <w:rFonts w:eastAsia="Times New Roman" w:cs="Calibri"/>
+                <w:color w:val="000000"/>
+                <w:kern w:val="0"/>
+                <w:lang w:eastAsia="en-CA"/>
+                <w14:ligatures w14:val="none"/>
+              </w:rPr>
+            </w:pPr>
+            <w:r>
+              <w:rPr>
+                <w:rFonts w:eastAsia="Times New Roman" w:cs="Calibri"/>
+                <w:color w:val="000000"/>
+                <w:kern w:val="0"/>
+                <w:lang w:eastAsia="en-CA"/>
+                <w14:ligatures w14:val="none"/>
+              </w:rPr>
+              <w:t>23-Mar</w:t>
+            </w:r>
+          </w:p>
+        </w:tc>
+        <w:tc>
+          <w:tcPr>
+            <w:tcW w:w="2980" w:type="dxa"/>
+            <w:tcBorders>
+              <w:top w:val="nil"/>
+              <w:left w:val="nil"/>
+              <w:bottom w:val="single" w:sz="4" w:space="0" w:color="auto"/>
+              <w:right w:val="single" w:sz="4" w:space="0" w:color="auto"/>
+            </w:tcBorders>
+            <w:shd w:val="clear" w:color="auto" w:fill="auto"/>
+            <w:vAlign w:val="center"/>
+            <w:hideMark/>
+          </w:tcPr>
+          <w:p>
+            <w:pPr>
+              <w:spacing w:after="0" w:line="240" w:lineRule="auto"/>
+              <w:rPr>
+                <w:rFonts w:eastAsia="Times New Roman" w:cs="Calibri"/>
+                <w:color w:val="000000"/>
+                <w:kern w:val="0"/>
+                <w:lang w:eastAsia="en-CA"/>
+                <w14:ligatures w14:val="none"/>
+              </w:rPr>
+            </w:pPr>
+            <w:r>
+              <w:rPr>
+                <w:rFonts w:eastAsia="Times New Roman" w:cs="Calibri"/>
+                <w:color w:val="000000"/>
+                <w:kern w:val="0"/>
+                <w:lang w:eastAsia="en-CA"/>
+                <w14:ligatures w14:val="none"/>
+              </w:rPr>
+              <w:t>API integration and testing guidance</w:t>
+            </w:r>
+          </w:p>
+        </w:tc>
+        <w:tc>
+          <w:tcPr>
+            <w:tcW w:w="5680" w:type="dxa"/>
+            <w:tcBorders>
+              <w:top w:val="nil"/>
+              <w:left w:val="nil"/>
+              <w:bottom w:val="single" w:sz="4" w:space="0" w:color="auto"/>
+              <w:right w:val="single" w:sz="4" w:space="0" w:color="auto"/>
+            </w:tcBorders>
+            <w:shd w:val="clear" w:color="auto" w:fill="auto"/>
+            <w:vAlign w:val="center"/>
+            <w:hideMark/>
+          </w:tcPr>
+          <w:p>
+            <w:pPr>
+              <w:spacing w:after="0" w:line="240" w:lineRule="auto"/>
+              <w:rPr>
+                <w:rFonts w:eastAsia="Times New Roman" w:cs="Calibri"/>
+                <w:color w:val="000000"/>
+                <w:kern w:val="0"/>
+                <w:lang w:eastAsia="en-CA"/>
+                <w14:ligatures w14:val="none"/>
+              </w:rPr>
+            </w:pPr>
+            <w:r>
+              <w:rPr>
+                <w:rFonts w:eastAsia="Times New Roman" w:cs="Calibri"/>
+                <w:color w:val="000000"/>
+                <w:kern w:val="0"/>
+                <w:lang w:eastAsia="en-CA"/>
+                <w14:ligatures w14:val="none"/>
+              </w:rPr>
+              <w:t>Used AI to validate correct API endpoint usage (/</w:t>
+            </w:r>
+            <w:proofErr w:type="spellStart"/>
+            <w:r>
+              <w:rPr>
+                <w:rFonts w:eastAsia="Times New Roman" w:cs="Calibri"/>
+                <w:color w:val="000000"/>
+                <w:kern w:val="0"/>
+                <w:lang w:eastAsia="en-CA"/>
+                <w14:ligatures w14:val="none"/>
+              </w:rPr>
+              <w:t>api</w:t>
+            </w:r>
+            <w:proofErr w:type="spellEnd"/>
+            <w:r>
+              <w:rPr>
+                <w:rFonts w:eastAsia="Times New Roman" w:cs="Calibri"/>
+                <w:color w:val="000000"/>
+                <w:kern w:val="0"/>
+                <w:lang w:eastAsia="en-CA"/>
+                <w14:ligatures w14:val="none"/>
+              </w:rPr>
+              <w:t xml:space="preserve">/forecasts/chart) and parameter passing for </w:t>
+            </w:r>
+            <w:proofErr w:type="spellStart"/>
+            <w:r>
+              <w:rPr>
+                <w:rFonts w:eastAsia="Times New Roman" w:cs="Calibri"/>
+                <w:color w:val="000000"/>
+                <w:kern w:val="0"/>
+                <w:lang w:eastAsia="en-CA"/>
+                <w14:ligatures w14:val="none"/>
+              </w:rPr>
+              <w:t>vendorId</w:t>
+            </w:r>
+            <w:proofErr w:type="spellEnd"/>
+            <w:r>
+              <w:rPr>
+                <w:rFonts w:eastAsia="Times New Roman" w:cs="Calibri"/>
+                <w:color w:val="000000"/>
+                <w:kern w:val="0"/>
+                <w:lang w:eastAsia="en-CA"/>
+                <w14:ligatures w14:val="none"/>
+              </w:rPr>
+              <w:t xml:space="preserve">, </w:t>
+            </w:r>
+            <w:proofErr w:type="spellStart"/>
+            <w:r>
+              <w:rPr>
+                <w:rFonts w:eastAsia="Times New Roman" w:cs="Calibri"/>
+                <w:color w:val="000000"/>
+                <w:kern w:val="0"/>
+                <w:lang w:eastAsia="en-CA"/>
+                <w14:ligatures w14:val="none"/>
+              </w:rPr>
+              <w:t>productId</w:t>
+            </w:r>
+            <w:proofErr w:type="spellEnd"/>
+            <w:r>
+              <w:rPr>
+                <w:rFonts w:eastAsia="Times New Roman" w:cs="Calibri"/>
+                <w:color w:val="000000"/>
+                <w:kern w:val="0"/>
+                <w:lang w:eastAsia="en-CA"/>
+                <w14:ligatures w14:val="none"/>
+              </w:rPr>
+              <w:t xml:space="preserve">, </w:t>
+            </w:r>
+            <w:proofErr w:type="spellStart"/>
+            <w:r>
+              <w:rPr>
+                <w:rFonts w:eastAsia="Times New Roman" w:cs="Calibri"/>
+                <w:color w:val="000000"/>
+                <w:kern w:val="0"/>
+                <w:lang w:eastAsia="en-CA"/>
+                <w14:ligatures w14:val="none"/>
+              </w:rPr>
+              <w:t>forecastDate</w:t>
+            </w:r>
+            <w:proofErr w:type="spellEnd"/>
+            <w:r>
+              <w:rPr>
+                <w:rFonts w:eastAsia="Times New Roman" w:cs="Calibri"/>
+                <w:color w:val="000000"/>
+                <w:kern w:val="0"/>
+                <w:lang w:eastAsia="en-CA"/>
+                <w14:ligatures w14:val="none"/>
+              </w:rPr>
+              <w:t xml:space="preserve">, and </w:t>
+            </w:r>
+            <w:proofErr w:type="spellStart"/>
+            <w:r>
+              <w:rPr>
+                <w:rFonts w:eastAsia="Times New Roman" w:cs="Calibri"/>
+                <w:color w:val="000000"/>
+                <w:kern w:val="0"/>
+                <w:lang w:eastAsia="en-CA"/>
+                <w14:ligatures w14:val="none"/>
+              </w:rPr>
+              <w:t>modelName</w:t>
+            </w:r>
+            <w:proofErr w:type="spellEnd"/>
+            <w:r>
+              <w:rPr>
+                <w:rFonts w:eastAsia="Times New Roman" w:cs="Calibri"/>
+                <w:color w:val="000000"/>
+                <w:kern w:val="0"/>
+                <w:lang w:eastAsia="en-CA"/>
+                <w14:ligatures w14:val="none"/>
+              </w:rPr>
+              <w:t>. Assisted in debugging empty responses and aligning frontend–backend data flow.</w:t>
+            </w:r>
+          </w:p>
+        </w:tc>
+      </w:tr>
+      <w:tr>
+        <w:trPr>
+          <w:trHeight w:val="1500"/>
+        </w:trPr>
+        <w:tc>
+          <w:tcPr>
+            <w:tcW w:w="1320" w:type="dxa"/>
+            <w:vMerge/>
+            <w:tcBorders>
+              <w:top w:val="nil"/>
+              <w:left w:val="single" w:sz="4" w:space="0" w:color="auto"/>
+              <w:bottom w:val="single" w:sz="4" w:space="0" w:color="auto"/>
+              <w:right w:val="single" w:sz="4" w:space="0" w:color="auto"/>
+            </w:tcBorders>
+            <w:vAlign w:val="center"/>
+            <w:hideMark/>
+          </w:tcPr>
+          <w:p>
+            <w:pPr>
+              <w:spacing w:after="0" w:line="240" w:lineRule="auto"/>
+              <w:rPr>
+                <w:rFonts w:eastAsia="Times New Roman" w:cs="Calibri"/>
+                <w:color w:val="000000"/>
+                <w:kern w:val="0"/>
+                <w:lang w:eastAsia="en-CA"/>
+                <w14:ligatures w14:val="none"/>
+              </w:rPr>
+            </w:pPr>
+          </w:p>
+        </w:tc>
+        <w:tc>
+          <w:tcPr>
+            <w:tcW w:w="2980" w:type="dxa"/>
+            <w:tcBorders>
+              <w:top w:val="nil"/>
+              <w:left w:val="nil"/>
+              <w:bottom w:val="single" w:sz="4" w:space="0" w:color="auto"/>
+              <w:right w:val="single" w:sz="4" w:space="0" w:color="auto"/>
+            </w:tcBorders>
+            <w:shd w:val="clear" w:color="auto" w:fill="auto"/>
+            <w:vAlign w:val="center"/>
+            <w:hideMark/>
+          </w:tcPr>
+          <w:p>
+            <w:pPr>
+              <w:spacing w:after="0" w:line="240" w:lineRule="auto"/>
+              <w:rPr>
+                <w:rFonts w:eastAsia="Times New Roman" w:cs="Calibri"/>
+                <w:color w:val="000000"/>
+                <w:kern w:val="0"/>
+                <w:lang w:eastAsia="en-CA"/>
+                <w14:ligatures w14:val="none"/>
+              </w:rPr>
+            </w:pPr>
+            <w:r>
+              <w:rPr>
+                <w:rFonts w:eastAsia="Times New Roman" w:cs="Calibri"/>
+                <w:color w:val="000000"/>
+                <w:kern w:val="0"/>
+                <w:lang w:eastAsia="en-CA"/>
+                <w14:ligatures w14:val="none"/>
+              </w:rPr>
+              <w:t>System validation and troubleshooting</w:t>
+            </w:r>
+          </w:p>
+        </w:tc>
+        <w:tc>
+          <w:tcPr>
+            <w:tcW w:w="5680" w:type="dxa"/>
+            <w:tcBorders>
+              <w:top w:val="nil"/>
+              <w:left w:val="nil"/>
+              <w:bottom w:val="single" w:sz="4" w:space="0" w:color="auto"/>
+              <w:right w:val="single" w:sz="4" w:space="0" w:color="auto"/>
+            </w:tcBorders>
+            <w:shd w:val="clear" w:color="auto" w:fill="auto"/>
+            <w:vAlign w:val="center"/>
+            <w:hideMark/>
+          </w:tcPr>
+          <w:p>
+            <w:pPr>
+              <w:spacing w:after="0" w:line="240" w:lineRule="auto"/>
+              <w:rPr>
+                <w:rFonts w:eastAsia="Times New Roman" w:cs="Calibri"/>
+                <w:color w:val="000000"/>
+                <w:kern w:val="0"/>
+                <w:lang w:eastAsia="en-CA"/>
+                <w14:ligatures w14:val="none"/>
+              </w:rPr>
+            </w:pPr>
+            <w:r>
+              <w:rPr>
+                <w:rFonts w:eastAsia="Times New Roman" w:cs="Calibri"/>
+                <w:color w:val="000000"/>
+                <w:kern w:val="0"/>
+                <w:lang w:eastAsia="en-CA"/>
+                <w14:ligatures w14:val="none"/>
+              </w:rPr>
+              <w:t>Applied AI recommendations to verify data availability (historical demand and forecast records), test API responses using browser/Postman, and confirm that recommendation and chart features behave correctly based on selected inputs.</w:t>
+            </w:r>
+          </w:p>
+        </w:tc>
+      </w:tr>
+      <w:tr>
+        <w:trPr>
+          <w:trHeight w:val="1500"/>
+        </w:trPr>
+        <w:tc>
+          <w:tcPr>
+            <w:tcW w:w="1320" w:type="dxa"/>
+            <w:vMerge/>
+            <w:tcBorders>
+              <w:top w:val="nil"/>
+              <w:left w:val="single" w:sz="4" w:space="0" w:color="auto"/>
+              <w:bottom w:val="single" w:sz="4" w:space="0" w:color="auto"/>
+              <w:right w:val="single" w:sz="4" w:space="0" w:color="auto"/>
+            </w:tcBorders>
+            <w:vAlign w:val="center"/>
+            <w:hideMark/>
+          </w:tcPr>
+          <w:p>
+            <w:pPr>
+              <w:spacing w:after="0" w:line="240" w:lineRule="auto"/>
+              <w:rPr>
+                <w:rFonts w:eastAsia="Times New Roman" w:cs="Calibri"/>
+                <w:color w:val="000000"/>
+                <w:kern w:val="0"/>
+                <w:lang w:eastAsia="en-CA"/>
+                <w14:ligatures w14:val="none"/>
+              </w:rPr>
+            </w:pPr>
+          </w:p>
+        </w:tc>
+        <w:tc>
+          <w:tcPr>
+            <w:tcW w:w="2980" w:type="dxa"/>
+            <w:tcBorders>
+              <w:top w:val="nil"/>
+              <w:left w:val="nil"/>
+              <w:bottom w:val="single" w:sz="4" w:space="0" w:color="auto"/>
+              <w:right w:val="single" w:sz="4" w:space="0" w:color="auto"/>
+            </w:tcBorders>
+            <w:shd w:val="clear" w:color="auto" w:fill="auto"/>
+            <w:vAlign w:val="center"/>
+            <w:hideMark/>
+          </w:tcPr>
+          <w:p>
+            <w:pPr>
+              <w:spacing w:after="0" w:line="240" w:lineRule="auto"/>
+              <w:rPr>
+                <w:rFonts w:eastAsia="Times New Roman" w:cs="Calibri"/>
+                <w:color w:val="000000"/>
+                <w:kern w:val="0"/>
+                <w:lang w:eastAsia="en-CA"/>
+                <w14:ligatures w14:val="none"/>
+              </w:rPr>
+            </w:pPr>
+            <w:r>
+              <w:rPr>
+                <w:rFonts w:eastAsia="Times New Roman" w:cs="Calibri"/>
+                <w:color w:val="000000"/>
+                <w:kern w:val="0"/>
+                <w:lang w:eastAsia="en-CA"/>
+                <w14:ligatures w14:val="none"/>
+              </w:rPr>
+              <w:t>Forecasting and chart debugging support</w:t>
+            </w:r>
+          </w:p>
+        </w:tc>
+        <w:tc>
+          <w:tcPr>
+            <w:tcW w:w="5680" w:type="dxa"/>
+            <w:tcBorders>
+              <w:top w:val="nil"/>
+              <w:left w:val="nil"/>
+              <w:bottom w:val="single" w:sz="4" w:space="0" w:color="auto"/>
+              <w:right w:val="single" w:sz="4" w:space="0" w:color="auto"/>
+            </w:tcBorders>
+            <w:shd w:val="clear" w:color="auto" w:fill="auto"/>
+            <w:vAlign w:val="center"/>
+            <w:hideMark/>
+          </w:tcPr>
+          <w:p>
+            <w:pPr>
+              <w:spacing w:after="0" w:line="240" w:lineRule="auto"/>
+              <w:rPr>
+                <w:rFonts w:eastAsia="Times New Roman" w:cs="Calibri"/>
+                <w:color w:val="000000"/>
+                <w:kern w:val="0"/>
+                <w:lang w:eastAsia="en-CA"/>
+                <w14:ligatures w14:val="none"/>
+              </w:rPr>
+            </w:pPr>
+            <w:r>
+              <w:rPr>
+                <w:rFonts w:eastAsia="Times New Roman" w:cs="Calibri"/>
+                <w:color w:val="000000"/>
+                <w:kern w:val="0"/>
+                <w:lang w:eastAsia="en-CA"/>
+                <w14:ligatures w14:val="none"/>
+              </w:rPr>
+              <w:t>Used AI assistance to diagnose why forecasting charts were not displaying by identifying issues related to API endpoint mismatches, missing parameters, and incorrect model usage. Suggested corrections for frontend API calls and chart-loading logic.</w:t>
+            </w:r>
+          </w:p>
+        </w:tc>
+      </w:tr>
+    </w:tbl>
+    <w:p/>
+    <w:p/>
+    <w:p>
+      <w:pPr>
+        <w:rPr>
+          <w:b/>
+          <w:bCs/>
+        </w:rPr>
+      </w:pPr>
+      <w:r>
+        <w:rPr>
+          <w:b/>
+          <w:bCs/>
+        </w:rPr>
+        <w:t>Value Added Beyond AI</w:t>
+      </w:r>
+    </w:p>
+    <w:tbl>
+      <w:tblPr>
+        <w:tblW w:w="9781" w:type="dxa"/>
+        <w:tblLook w:val="04A0" w:firstRow="1" w:lastRow="0" w:firstColumn="1" w:lastColumn="0" w:noHBand="0" w:noVBand="1"/>
+      </w:tblPr>
+      <w:tblGrid>
+        <w:gridCol w:w="9781"/>
+      </w:tblGrid>
+      <w:tr>
+        <w:trPr>
+          <w:trHeight w:val="900"/>
+        </w:trPr>
+        <w:tc>
+          <w:tcPr>
+            <w:tcW w:w="9781" w:type="dxa"/>
+            <w:tcBorders>
+              <w:top w:val="nil"/>
+              <w:left w:val="nil"/>
+              <w:bottom w:val="nil"/>
+              <w:right w:val="nil"/>
+            </w:tcBorders>
+            <w:shd w:val="clear" w:color="auto" w:fill="auto"/>
+            <w:vAlign w:val="center"/>
+            <w:hideMark/>
+          </w:tcPr>
+          <w:p>
+            <w:pPr>
+              <w:pStyle w:val="ListParagraph"/>
+              <w:numPr>
+                <w:ilvl w:val="0"/>
+                <w:numId w:val="41"/>
+              </w:numPr>
+              <w:spacing w:after="0" w:line="240" w:lineRule="auto"/>
+              <w:rPr>
+                <w:rFonts w:eastAsia="Times New Roman" w:cs="Calibri"/>
+                <w:color w:val="000000"/>
+                <w:kern w:val="0"/>
+                <w:lang w:eastAsia="en-CA"/>
+                <w14:ligatures w14:val="none"/>
+              </w:rPr>
+            </w:pPr>
+            <w:r>
+              <w:rPr>
+                <w:rFonts w:eastAsia="Times New Roman" w:cs="Calibri"/>
+                <w:color w:val="000000"/>
+                <w:kern w:val="0"/>
+                <w:lang w:eastAsia="en-CA"/>
+                <w14:ligatures w14:val="none"/>
+              </w:rPr>
+              <w:t>Enabled seamless and secure farmer–vendor interaction through a fully functional real-time chat system, enhancing platform collaboration and responsiveness.</w:t>
+            </w:r>
+          </w:p>
+        </w:tc>
+      </w:tr>
+      <w:tr>
+        <w:trPr>
+          <w:trHeight w:val="1200"/>
+        </w:trPr>
+        <w:tc>
+          <w:tcPr>
+            <w:tcW w:w="9781" w:type="dxa"/>
+            <w:tcBorders>
+              <w:top w:val="nil"/>
+              <w:left w:val="nil"/>
+              <w:bottom w:val="nil"/>
+              <w:right w:val="nil"/>
+            </w:tcBorders>
+            <w:shd w:val="clear" w:color="auto" w:fill="auto"/>
+            <w:vAlign w:val="center"/>
+            <w:hideMark/>
+          </w:tcPr>
+          <w:p>
+            <w:pPr>
+              <w:pStyle w:val="ListParagraph"/>
+              <w:numPr>
+                <w:ilvl w:val="0"/>
+                <w:numId w:val="41"/>
+              </w:numPr>
+              <w:spacing w:after="0" w:line="240" w:lineRule="auto"/>
+              <w:rPr>
+                <w:rFonts w:eastAsia="Times New Roman" w:cs="Calibri"/>
+                <w:color w:val="000000"/>
+                <w:kern w:val="0"/>
+                <w:lang w:eastAsia="en-CA"/>
+                <w14:ligatures w14:val="none"/>
+              </w:rPr>
+            </w:pPr>
+            <w:r>
+              <w:rPr>
+                <w:rFonts w:eastAsia="Times New Roman" w:cs="Calibri"/>
+                <w:color w:val="000000"/>
+                <w:kern w:val="0"/>
+                <w:lang w:eastAsia="en-CA"/>
+                <w14:ligatures w14:val="none"/>
+              </w:rPr>
+              <w:t xml:space="preserve">Reduced system errors and failures by resolving authentication, database, and </w:t>
+            </w:r>
+            <w:proofErr w:type="spellStart"/>
+            <w:r>
+              <w:rPr>
+                <w:rFonts w:eastAsia="Times New Roman" w:cs="Calibri"/>
+                <w:color w:val="000000"/>
+                <w:kern w:val="0"/>
+                <w:lang w:eastAsia="en-CA"/>
+                <w14:ligatures w14:val="none"/>
+              </w:rPr>
+              <w:t>SignalR</w:t>
+            </w:r>
+            <w:proofErr w:type="spellEnd"/>
+            <w:r>
+              <w:rPr>
+                <w:rFonts w:eastAsia="Times New Roman" w:cs="Calibri"/>
+                <w:color w:val="000000"/>
+                <w:kern w:val="0"/>
+                <w:lang w:eastAsia="en-CA"/>
+                <w14:ligatures w14:val="none"/>
+              </w:rPr>
+              <w:t xml:space="preserve"> connection issues, ensuring smoother user experience and consistent performance.</w:t>
+            </w:r>
+          </w:p>
+        </w:tc>
+      </w:tr>
+      <w:tr>
+        <w:trPr>
+          <w:trHeight w:val="900"/>
+        </w:trPr>
+        <w:tc>
+          <w:tcPr>
+            <w:tcW w:w="9781" w:type="dxa"/>
+            <w:tcBorders>
+              <w:top w:val="nil"/>
+              <w:left w:val="nil"/>
+              <w:bottom w:val="nil"/>
+              <w:right w:val="nil"/>
+            </w:tcBorders>
+            <w:shd w:val="clear" w:color="auto" w:fill="auto"/>
+            <w:vAlign w:val="center"/>
+            <w:hideMark/>
+          </w:tcPr>
+          <w:p>
+            <w:pPr>
+              <w:pStyle w:val="ListParagraph"/>
+              <w:numPr>
+                <w:ilvl w:val="0"/>
+                <w:numId w:val="41"/>
+              </w:numPr>
+              <w:spacing w:after="0" w:line="240" w:lineRule="auto"/>
+              <w:rPr>
+                <w:rFonts w:eastAsia="Times New Roman" w:cs="Calibri"/>
+                <w:color w:val="000000"/>
+                <w:kern w:val="0"/>
+                <w:lang w:eastAsia="en-CA"/>
+                <w14:ligatures w14:val="none"/>
+              </w:rPr>
+            </w:pPr>
+            <w:r>
+              <w:rPr>
+                <w:rFonts w:eastAsia="Times New Roman" w:cs="Calibri"/>
+                <w:color w:val="000000"/>
+                <w:kern w:val="0"/>
+                <w:lang w:eastAsia="en-CA"/>
+                <w14:ligatures w14:val="none"/>
+              </w:rPr>
+              <w:t>Replaced manual ID-based workflows with intuitive search-based selection, significantly improving ease of use and reducing user input errors.</w:t>
+            </w:r>
+          </w:p>
+        </w:tc>
+      </w:tr>
+      <w:tr>
+        <w:trPr>
+          <w:trHeight w:val="900"/>
+        </w:trPr>
+        <w:tc>
+          <w:tcPr>
+            <w:tcW w:w="9781" w:type="dxa"/>
+            <w:tcBorders>
+              <w:top w:val="nil"/>
+              <w:left w:val="nil"/>
+              <w:bottom w:val="nil"/>
+              <w:right w:val="nil"/>
+            </w:tcBorders>
+            <w:shd w:val="clear" w:color="auto" w:fill="auto"/>
+            <w:vAlign w:val="center"/>
+            <w:hideMark/>
+          </w:tcPr>
+          <w:p>
+            <w:pPr>
+              <w:pStyle w:val="ListParagraph"/>
+              <w:numPr>
+                <w:ilvl w:val="0"/>
+                <w:numId w:val="41"/>
+              </w:numPr>
+              <w:spacing w:after="0" w:line="240" w:lineRule="auto"/>
+              <w:rPr>
+                <w:rFonts w:eastAsia="Times New Roman" w:cs="Calibri"/>
+                <w:color w:val="000000"/>
+                <w:kern w:val="0"/>
+                <w:lang w:eastAsia="en-CA"/>
+                <w14:ligatures w14:val="none"/>
+              </w:rPr>
+            </w:pPr>
+            <w:r>
+              <w:rPr>
+                <w:rFonts w:eastAsia="Times New Roman" w:cs="Calibri"/>
+                <w:color w:val="000000"/>
+                <w:kern w:val="0"/>
+                <w:lang w:eastAsia="en-CA"/>
+                <w14:ligatures w14:val="none"/>
+              </w:rPr>
+              <w:lastRenderedPageBreak/>
+              <w:t>Achieved full integration between frontend, backend, and database layers, ensuring reliable data flow and real-time updates across the application.</w:t>
+            </w:r>
+          </w:p>
+        </w:tc>
+      </w:tr>
+      <w:tr>
+        <w:trPr>
+          <w:trHeight w:val="900"/>
+        </w:trPr>
+        <w:tc>
+          <w:tcPr>
+            <w:tcW w:w="9781" w:type="dxa"/>
+            <w:tcBorders>
+              <w:top w:val="nil"/>
+              <w:left w:val="nil"/>
+              <w:bottom w:val="nil"/>
+              <w:right w:val="nil"/>
+            </w:tcBorders>
+            <w:shd w:val="clear" w:color="auto" w:fill="auto"/>
+            <w:vAlign w:val="center"/>
+            <w:hideMark/>
+          </w:tcPr>
+          <w:p>
+            <w:pPr>
+              <w:pStyle w:val="ListParagraph"/>
+              <w:numPr>
+                <w:ilvl w:val="0"/>
+                <w:numId w:val="41"/>
+              </w:numPr>
+              <w:spacing w:after="0" w:line="240" w:lineRule="auto"/>
+              <w:rPr>
+                <w:rFonts w:eastAsia="Times New Roman" w:cs="Calibri"/>
+                <w:color w:val="000000"/>
+                <w:kern w:val="0"/>
+                <w:lang w:eastAsia="en-CA"/>
+                <w14:ligatures w14:val="none"/>
+              </w:rPr>
+            </w:pPr>
+            <w:r>
+              <w:rPr>
+                <w:rFonts w:eastAsia="Times New Roman" w:cs="Calibri"/>
+                <w:color w:val="000000"/>
+                <w:kern w:val="0"/>
+                <w:lang w:eastAsia="en-CA"/>
+                <w14:ligatures w14:val="none"/>
+              </w:rPr>
+              <w:t>Designed a scalable communication module supporting multi-user interactions, aligning with real-world supply chain communication needs.</w:t>
+            </w:r>
+          </w:p>
+        </w:tc>
+      </w:tr>
+      <w:tr>
+        <w:trPr>
+          <w:trHeight w:val="900"/>
+        </w:trPr>
+        <w:tc>
+          <w:tcPr>
+            <w:tcW w:w="9781" w:type="dxa"/>
+            <w:tcBorders>
+              <w:top w:val="nil"/>
+              <w:left w:val="nil"/>
+              <w:bottom w:val="nil"/>
+              <w:right w:val="nil"/>
+            </w:tcBorders>
+            <w:shd w:val="clear" w:color="auto" w:fill="auto"/>
+            <w:vAlign w:val="center"/>
+            <w:hideMark/>
+          </w:tcPr>
+          <w:p>
+            <w:pPr>
+              <w:pStyle w:val="ListParagraph"/>
+              <w:numPr>
+                <w:ilvl w:val="0"/>
+                <w:numId w:val="41"/>
+              </w:numPr>
+              <w:spacing w:after="0" w:line="240" w:lineRule="auto"/>
+              <w:rPr>
+                <w:rFonts w:eastAsia="Times New Roman" w:cs="Calibri"/>
+                <w:color w:val="000000"/>
+                <w:kern w:val="0"/>
+                <w:lang w:eastAsia="en-CA"/>
+                <w14:ligatures w14:val="none"/>
+              </w:rPr>
+            </w:pPr>
+            <w:r>
+              <w:rPr>
+                <w:rFonts w:eastAsia="Times New Roman" w:cs="Calibri"/>
+                <w:color w:val="000000"/>
+                <w:kern w:val="0"/>
+                <w:lang w:eastAsia="en-CA"/>
+                <w14:ligatures w14:val="none"/>
+              </w:rPr>
+              <w:t>Introduced dynamic search-based selection for vendors and products, improving usability, reducing invalid inputs, and enhancing overall data integrity.</w:t>
+            </w:r>
+          </w:p>
+        </w:tc>
+      </w:tr>
+      <w:tr>
+        <w:trPr>
+          <w:trHeight w:val="900"/>
+        </w:trPr>
+        <w:tc>
+          <w:tcPr>
+            <w:tcW w:w="9781" w:type="dxa"/>
+            <w:tcBorders>
+              <w:top w:val="nil"/>
+              <w:left w:val="nil"/>
+              <w:bottom w:val="nil"/>
+              <w:right w:val="nil"/>
+            </w:tcBorders>
+            <w:shd w:val="clear" w:color="auto" w:fill="auto"/>
+            <w:vAlign w:val="center"/>
+            <w:hideMark/>
+          </w:tcPr>
+          <w:p>
+            <w:pPr>
+              <w:pStyle w:val="ListParagraph"/>
+              <w:numPr>
+                <w:ilvl w:val="0"/>
+                <w:numId w:val="41"/>
+              </w:numPr>
+              <w:spacing w:after="0" w:line="240" w:lineRule="auto"/>
+              <w:rPr>
+                <w:rFonts w:eastAsia="Times New Roman" w:cs="Calibri"/>
+                <w:color w:val="000000"/>
+                <w:kern w:val="0"/>
+                <w:lang w:eastAsia="en-CA"/>
+                <w14:ligatures w14:val="none"/>
+              </w:rPr>
+            </w:pPr>
+            <w:r>
+              <w:rPr>
+                <w:rFonts w:eastAsia="Times New Roman" w:cs="Calibri"/>
+                <w:color w:val="000000"/>
+                <w:kern w:val="0"/>
+                <w:lang w:eastAsia="en-CA"/>
+                <w14:ligatures w14:val="none"/>
+              </w:rPr>
+              <w:t>Implemented a reusable common navigation component, minimizing code duplication and simplifying future development and maintenance.</w:t>
+            </w:r>
+          </w:p>
+        </w:tc>
+      </w:tr>
+      <w:tr>
+        <w:trPr>
+          <w:trHeight w:val="900"/>
+        </w:trPr>
+        <w:tc>
+          <w:tcPr>
+            <w:tcW w:w="9781" w:type="dxa"/>
+            <w:tcBorders>
+              <w:top w:val="nil"/>
+              <w:left w:val="nil"/>
+              <w:bottom w:val="nil"/>
+              <w:right w:val="nil"/>
+            </w:tcBorders>
+            <w:shd w:val="clear" w:color="auto" w:fill="auto"/>
+            <w:vAlign w:val="center"/>
+            <w:hideMark/>
+          </w:tcPr>
+          <w:p>
+            <w:pPr>
+              <w:pStyle w:val="ListParagraph"/>
+              <w:numPr>
+                <w:ilvl w:val="0"/>
+                <w:numId w:val="41"/>
+              </w:numPr>
+              <w:spacing w:after="0" w:line="240" w:lineRule="auto"/>
+              <w:rPr>
+                <w:rFonts w:eastAsia="Times New Roman" w:cs="Calibri"/>
+                <w:color w:val="000000"/>
+                <w:kern w:val="0"/>
+                <w:lang w:eastAsia="en-CA"/>
+                <w14:ligatures w14:val="none"/>
+              </w:rPr>
+            </w:pPr>
+            <w:r>
+              <w:rPr>
+                <w:rFonts w:eastAsia="Times New Roman" w:cs="Calibri"/>
+                <w:color w:val="000000"/>
+                <w:kern w:val="0"/>
+                <w:lang w:eastAsia="en-CA"/>
+                <w14:ligatures w14:val="none"/>
+              </w:rPr>
+              <w:t>Transformed the system into a data-driven platform by integrating ML-based vendor recommendations, enabling smarter dispatch decisions for farmers.</w:t>
+            </w:r>
+          </w:p>
+        </w:tc>
+      </w:tr>
+      <w:tr>
+        <w:trPr>
+          <w:trHeight w:val="900"/>
+        </w:trPr>
+        <w:tc>
+          <w:tcPr>
+            <w:tcW w:w="9781" w:type="dxa"/>
+            <w:tcBorders>
+              <w:top w:val="nil"/>
+              <w:left w:val="nil"/>
+              <w:bottom w:val="nil"/>
+              <w:right w:val="nil"/>
+            </w:tcBorders>
+            <w:shd w:val="clear" w:color="auto" w:fill="auto"/>
+            <w:vAlign w:val="center"/>
+            <w:hideMark/>
+          </w:tcPr>
+          <w:p>
+            <w:pPr>
+              <w:pStyle w:val="ListParagraph"/>
+              <w:numPr>
+                <w:ilvl w:val="0"/>
+                <w:numId w:val="41"/>
+              </w:numPr>
+              <w:spacing w:after="0" w:line="240" w:lineRule="auto"/>
+              <w:rPr>
+                <w:rFonts w:eastAsia="Times New Roman" w:cs="Calibri"/>
+                <w:color w:val="000000"/>
+                <w:kern w:val="0"/>
+                <w:lang w:eastAsia="en-CA"/>
+                <w14:ligatures w14:val="none"/>
+              </w:rPr>
+            </w:pPr>
+            <w:r>
+              <w:rPr>
+                <w:rFonts w:eastAsia="Times New Roman" w:cs="Calibri"/>
+                <w:color w:val="000000"/>
+                <w:kern w:val="0"/>
+                <w:lang w:eastAsia="en-CA"/>
+                <w14:ligatures w14:val="none"/>
+              </w:rPr>
+              <w:t>Improved dispatch planning by ranking vendors based on forecast demand, availability, and historical performance, increasing fulfillment effectiveness.</w:t>
+            </w:r>
+          </w:p>
+        </w:tc>
+      </w:tr>
+      <w:tr>
+        <w:trPr>
+          <w:trHeight w:val="900"/>
+        </w:trPr>
+        <w:tc>
+          <w:tcPr>
+            <w:tcW w:w="9781" w:type="dxa"/>
+            <w:tcBorders>
+              <w:top w:val="nil"/>
+              <w:left w:val="nil"/>
+              <w:bottom w:val="nil"/>
+              <w:right w:val="nil"/>
+            </w:tcBorders>
+            <w:shd w:val="clear" w:color="auto" w:fill="auto"/>
+            <w:vAlign w:val="center"/>
+            <w:hideMark/>
+          </w:tcPr>
+          <w:p>
+            <w:pPr>
+              <w:pStyle w:val="ListParagraph"/>
+              <w:numPr>
+                <w:ilvl w:val="0"/>
+                <w:numId w:val="41"/>
+              </w:numPr>
+              <w:spacing w:after="0" w:line="240" w:lineRule="auto"/>
+              <w:rPr>
+                <w:rFonts w:eastAsia="Times New Roman" w:cs="Calibri"/>
+                <w:color w:val="000000"/>
+                <w:kern w:val="0"/>
+                <w:lang w:eastAsia="en-CA"/>
+                <w14:ligatures w14:val="none"/>
+              </w:rPr>
+            </w:pPr>
+            <w:r>
+              <w:rPr>
+                <w:rFonts w:eastAsia="Times New Roman" w:cs="Calibri"/>
+                <w:color w:val="000000"/>
+                <w:kern w:val="0"/>
+                <w:lang w:eastAsia="en-CA"/>
+                <w14:ligatures w14:val="none"/>
+              </w:rPr>
+              <w:t>Leveraged AI-assisted debugging to quickly identify root causes of chart and API issues, significantly reducing troubleshooting time.</w:t>
+            </w:r>
+          </w:p>
+        </w:tc>
+      </w:tr>
+      <w:tr>
+        <w:trPr>
+          <w:trHeight w:val="900"/>
+        </w:trPr>
+        <w:tc>
+          <w:tcPr>
+            <w:tcW w:w="9781" w:type="dxa"/>
+            <w:tcBorders>
+              <w:top w:val="nil"/>
+              <w:left w:val="nil"/>
+              <w:bottom w:val="nil"/>
+              <w:right w:val="nil"/>
+            </w:tcBorders>
+            <w:shd w:val="clear" w:color="auto" w:fill="auto"/>
+            <w:vAlign w:val="center"/>
+            <w:hideMark/>
+          </w:tcPr>
+          <w:p>
+            <w:pPr>
+              <w:pStyle w:val="ListParagraph"/>
+              <w:numPr>
+                <w:ilvl w:val="0"/>
+                <w:numId w:val="41"/>
+              </w:numPr>
+              <w:spacing w:after="0" w:line="240" w:lineRule="auto"/>
+              <w:rPr>
+                <w:rFonts w:eastAsia="Times New Roman" w:cs="Calibri"/>
+                <w:color w:val="000000"/>
+                <w:kern w:val="0"/>
+                <w:lang w:eastAsia="en-CA"/>
+                <w14:ligatures w14:val="none"/>
+              </w:rPr>
+            </w:pPr>
+            <w:r>
+              <w:rPr>
+                <w:rFonts w:eastAsia="Times New Roman" w:cs="Calibri"/>
+                <w:color w:val="000000"/>
+                <w:kern w:val="0"/>
+                <w:lang w:eastAsia="en-CA"/>
+                <w14:ligatures w14:val="none"/>
+              </w:rPr>
+              <w:t>Enhanced chart accuracy and relevance by ensuring proper filtering and alignment of historical and forecast data, leading to better analytical insights.</w:t>
+            </w:r>
+          </w:p>
+        </w:tc>
+      </w:tr>
+      <w:tr>
+        <w:trPr>
+          <w:trHeight w:val="900"/>
+        </w:trPr>
+        <w:tc>
+          <w:tcPr>
+            <w:tcW w:w="9781" w:type="dxa"/>
+            <w:tcBorders>
+              <w:top w:val="nil"/>
+              <w:left w:val="nil"/>
+              <w:bottom w:val="nil"/>
+              <w:right w:val="nil"/>
+            </w:tcBorders>
+            <w:shd w:val="clear" w:color="auto" w:fill="auto"/>
+            <w:vAlign w:val="center"/>
+            <w:hideMark/>
+          </w:tcPr>
+          <w:p>
+            <w:pPr>
+              <w:pStyle w:val="ListParagraph"/>
+              <w:numPr>
+                <w:ilvl w:val="0"/>
+                <w:numId w:val="41"/>
+              </w:numPr>
+              <w:spacing w:after="0" w:line="240" w:lineRule="auto"/>
+              <w:rPr>
+                <w:rFonts w:eastAsia="Times New Roman" w:cs="Calibri"/>
+                <w:color w:val="000000"/>
+                <w:kern w:val="0"/>
+                <w:lang w:eastAsia="en-CA"/>
+                <w14:ligatures w14:val="none"/>
+              </w:rPr>
+            </w:pPr>
+            <w:r>
+              <w:rPr>
+                <w:rFonts w:eastAsia="Times New Roman" w:cs="Calibri"/>
+                <w:color w:val="000000"/>
+                <w:kern w:val="0"/>
+                <w:lang w:eastAsia="en-CA"/>
+                <w14:ligatures w14:val="none"/>
+              </w:rPr>
+              <w:t>Ensured correct API usage and parameter passing, reducing integration errors and improving overall system consistency.</w:t>
+            </w:r>
+          </w:p>
+        </w:tc>
+      </w:tr>
+      <w:tr>
+        <w:trPr>
+          <w:trHeight w:val="900"/>
+        </w:trPr>
+        <w:tc>
+          <w:tcPr>
+            <w:tcW w:w="9781" w:type="dxa"/>
+            <w:tcBorders>
+              <w:top w:val="nil"/>
+              <w:left w:val="nil"/>
+              <w:bottom w:val="nil"/>
+              <w:right w:val="nil"/>
+            </w:tcBorders>
+            <w:shd w:val="clear" w:color="auto" w:fill="auto"/>
+            <w:vAlign w:val="center"/>
+            <w:hideMark/>
+          </w:tcPr>
+          <w:p>
+            <w:pPr>
+              <w:pStyle w:val="ListParagraph"/>
+              <w:numPr>
+                <w:ilvl w:val="0"/>
+                <w:numId w:val="41"/>
+              </w:numPr>
+              <w:spacing w:after="0" w:line="240" w:lineRule="auto"/>
+              <w:rPr>
+                <w:rFonts w:eastAsia="Times New Roman" w:cs="Calibri"/>
+                <w:color w:val="000000"/>
+                <w:kern w:val="0"/>
+                <w:lang w:eastAsia="en-CA"/>
+                <w14:ligatures w14:val="none"/>
+              </w:rPr>
+            </w:pPr>
+            <w:r>
+              <w:rPr>
+                <w:rFonts w:eastAsia="Times New Roman" w:cs="Calibri"/>
+                <w:color w:val="000000"/>
+                <w:kern w:val="0"/>
+                <w:lang w:eastAsia="en-CA"/>
+                <w14:ligatures w14:val="none"/>
+              </w:rPr>
+              <w:t>Validated data availability and API responses, ensuring forecasting, recommendation, and visualization features work correctly under real conditions.</w:t>
             </w:r>
           </w:p>
         </w:tc>
@@ -4649,163 +5954,6 @@
           <w:b/>
           <w:bCs/>
         </w:rPr>
-        <w:t>Value Added Beyond AI</w:t>
-      </w:r>
-    </w:p>
-    <w:p>
-      <w:pPr>
-        <w:pStyle w:val="ListParagraph"/>
-        <w:numPr>
-          <w:ilvl w:val="0"/>
-          <w:numId w:val="32"/>
-        </w:numPr>
-      </w:pPr>
-      <w:r>
-        <w:t xml:space="preserve">Designed and implemented a machine learning forecasting architecture using ML.NET </w:t>
-      </w:r>
-      <w:proofErr w:type="spellStart"/>
-      <w:r>
-        <w:t>TimeSeries</w:t>
-      </w:r>
-      <w:proofErr w:type="spellEnd"/>
-      <w:r>
-        <w:t xml:space="preserve"> APIs, enabling the system to generate future demand predictions based on historical demand data.</w:t>
-      </w:r>
-    </w:p>
-    <w:p>
-      <w:pPr>
-        <w:pStyle w:val="ListParagraph"/>
-        <w:numPr>
-          <w:ilvl w:val="0"/>
-          <w:numId w:val="32"/>
-        </w:numPr>
-      </w:pPr>
-      <w:r>
-        <w:t>Integrated ML forecasting with the existing ASP.NET Core + Entity Framework Core + SQL Server architecture, ensuring seamless interaction between forecasting models, backend services, and the database.</w:t>
-      </w:r>
-    </w:p>
-    <w:p>
-      <w:pPr>
-        <w:pStyle w:val="ListParagraph"/>
-        <w:numPr>
-          <w:ilvl w:val="0"/>
-          <w:numId w:val="32"/>
-        </w:numPr>
-      </w:pPr>
-      <w:r>
-        <w:lastRenderedPageBreak/>
-        <w:t>Implemented forecasting pipelines capable of training on historical demand sequences and producing multi-period future predictions for vendor demand planning.</w:t>
-      </w:r>
-    </w:p>
-    <w:p>
-      <w:pPr>
-        <w:pStyle w:val="ListParagraph"/>
-        <w:numPr>
-          <w:ilvl w:val="0"/>
-          <w:numId w:val="32"/>
-        </w:numPr>
-      </w:pPr>
-      <w:r>
-        <w:t>Designed the system architecture to support multiple forecasting models (Moving Average and ML.NET SSA), enabling research comparison and evaluation of different forecasting techniques.</w:t>
-      </w:r>
-    </w:p>
-    <w:p>
-      <w:pPr>
-        <w:pStyle w:val="ListParagraph"/>
-        <w:numPr>
-          <w:ilvl w:val="0"/>
-          <w:numId w:val="32"/>
-        </w:numPr>
-      </w:pPr>
-      <w:r>
-        <w:t>Developed interactive frontend analytics dashboards using React, allowing farmers and vendors to generate forecasts and analyze demand patterns.</w:t>
-      </w:r>
-    </w:p>
-    <w:p>
-      <w:pPr>
-        <w:pStyle w:val="ListParagraph"/>
-        <w:numPr>
-          <w:ilvl w:val="0"/>
-          <w:numId w:val="32"/>
-        </w:numPr>
-      </w:pPr>
-      <w:r>
-        <w:t xml:space="preserve">Implemented chart-based visualization using </w:t>
-      </w:r>
-      <w:proofErr w:type="spellStart"/>
-      <w:r>
-        <w:t>ForecastLineChart.jsx</w:t>
-      </w:r>
-      <w:proofErr w:type="spellEnd"/>
-      <w:r>
-        <w:t xml:space="preserve"> to display demand history and forecast results, improving interpretability of forecasting outputs.</w:t>
-      </w:r>
-    </w:p>
-    <w:p>
-      <w:pPr>
-        <w:pStyle w:val="ListParagraph"/>
-        <w:numPr>
-          <w:ilvl w:val="0"/>
-          <w:numId w:val="32"/>
-        </w:numPr>
-      </w:pPr>
-      <w:r>
-        <w:t>Integrated forecasting services with secure API endpoints and database persistence, allowing forecast results to be stored and retrieved for research analysis.</w:t>
-      </w:r>
-    </w:p>
-    <w:p>
-      <w:pPr>
-        <w:pStyle w:val="ListParagraph"/>
-        <w:numPr>
-          <w:ilvl w:val="0"/>
-          <w:numId w:val="32"/>
-        </w:numPr>
-      </w:pPr>
-      <w:r>
-        <w:t xml:space="preserve">Extended the </w:t>
-      </w:r>
-      <w:proofErr w:type="spellStart"/>
-      <w:r>
-        <w:t>FarmVendor</w:t>
-      </w:r>
-      <w:proofErr w:type="spellEnd"/>
-      <w:r>
-        <w:t xml:space="preserve"> platform by implementing a real-time communication module using </w:t>
-      </w:r>
-      <w:proofErr w:type="spellStart"/>
-      <w:r>
-        <w:t>SignalR</w:t>
-      </w:r>
-      <w:proofErr w:type="spellEnd"/>
-      <w:r>
-        <w:t>, enabling farmers and vendors to exchange messages within the system.</w:t>
-      </w:r>
-    </w:p>
-    <w:p>
-      <w:pPr>
-        <w:pStyle w:val="ListParagraph"/>
-        <w:numPr>
-          <w:ilvl w:val="0"/>
-          <w:numId w:val="32"/>
-        </w:numPr>
-      </w:pPr>
-      <w:r>
-        <w:t>Improved system scalability by designing a modular service architecture, allowing future integration of additional machine learning models and advanced analytics features.</w:t>
-      </w:r>
-    </w:p>
-    <w:p/>
-    <w:p>
-      <w:pPr>
-        <w:rPr>
-          <w:b/>
-          <w:bCs/>
-        </w:rPr>
-      </w:pPr>
-      <w:r>
-        <w:rPr>
-          <w:b/>
-          <w:bCs/>
-        </w:rPr>
         <w:t>Appendix – Prompt History</w:t>
       </w:r>
     </w:p>
@@ -4856,6 +6004,7 @@
         </w:numPr>
       </w:pPr>
       <w:r>
+        <w:lastRenderedPageBreak/>
         <w:t xml:space="preserve">“How to correctly store and retrieve authenticated </w:t>
       </w:r>
       <w:proofErr w:type="spellStart"/>
@@ -4924,7 +6073,6 @@
         </w:numPr>
       </w:pPr>
       <w:r>
-        <w:lastRenderedPageBreak/>
         <w:t xml:space="preserve">“Replace manual user ID input with searchable dropdown using name/email in React UI” </w:t>
       </w:r>
     </w:p>
@@ -5069,7 +6217,15 @@
         </w:numPr>
       </w:pPr>
       <w:r>
-        <w:t>“check the endpoint error for chart forecast error that not populating in forecastApi.js”</w:t>
+        <w:t>“</w:t>
+      </w:r>
+      <w:proofErr w:type="gramStart"/>
+      <w:r>
+        <w:t>check</w:t>
+      </w:r>
+      <w:proofErr w:type="gramEnd"/>
+      <w:r>
+        <w:t xml:space="preserve"> the endpoint error for chart forecast error that not populating in forecastApi.js”</w:t>
       </w:r>
     </w:p>
     <w:p>
@@ -9053,7 +10209,7 @@
   <w:abstractNum w:abstractNumId="36" w15:restartNumberingAfterBreak="0">
     <w:nsid w:val="66970524"/>
     <w:multiLevelType w:val="hybridMultilevel"/>
-    <w:tmpl w:val="E7AAEC0E"/>
+    <w:tmpl w:val="B9CC6F22"/>
     <w:lvl w:ilvl="0" w:tplc="10090001">
       <w:start w:val="1"/>
       <w:numFmt w:val="bullet"/>
